--- a/T41_V012_Files/T41_V012_Assembly_Manuals/Source_Files/T41_RF_Board_Assembly_Manual__V12.8_061726.docx
+++ b/T41_V012_Files/T41_V012_Assembly_Manuals/Source_Files/T41_RF_Board_Assembly_Manual__V12.8_061726.docx
@@ -1,6 +1,6 @@
 
 <file path=word/document.xml><?xml version="1.0" encoding="utf-8"?>
-<w:document xmlns:wpc="http://schemas.microsoft.com/office/word/2010/wordprocessingCanvas" xmlns:cx="http://schemas.microsoft.com/office/drawing/2014/chartex" xmlns:cx1="http://schemas.microsoft.com/office/drawing/2015/9/8/chartex" xmlns:cx2="http://schemas.microsoft.com/office/drawing/2015/10/21/chartex" xmlns:cx3="http://schemas.microsoft.com/office/drawing/2016/5/9/chartex" xmlns:cx4="http://schemas.microsoft.com/office/drawing/2016/5/10/chartex" xmlns:cx5="http://schemas.microsoft.com/office/drawing/2016/5/11/chartex" xmlns:cx6="http://schemas.microsoft.com/office/drawing/2016/5/12/chartex" xmlns:cx7="http://schemas.microsoft.com/office/drawing/2016/5/13/chartex" xmlns:cx8="http://schemas.microsoft.com/office/drawing/2016/5/14/chartex" xmlns:mc="http://schemas.openxmlformats.org/markup-compatibility/2006" xmlns:aink="http://schemas.microsoft.com/office/drawing/2016/ink" xmlns:am3d="http://schemas.microsoft.com/office/drawing/2017/model3d" xmlns:o="urn:schemas-microsoft-com:office:office" xmlns:oel="http://schemas.microsoft.com/office/2019/extlst" xmlns:r="http://schemas.openxmlformats.org/officeDocument/2006/relationships" xmlns:m="http://schemas.openxmlformats.org/officeDocument/2006/math" xmlns:v="urn:schemas-microsoft-com:vml" xmlns:wp14="http://schemas.microsoft.com/office/word/2010/wordprocessingDrawing" xmlns:wp="http://schemas.openxmlformats.org/drawingml/2006/wordprocessingDrawing" xmlns:w10="urn:schemas-microsoft-com:office:word" xmlns:w="http://schemas.openxmlformats.org/wordprocessingml/2006/main" xmlns:w14="http://schemas.microsoft.com/office/word/2010/wordml" xmlns:w15="http://schemas.microsoft.com/office/word/2012/wordml" xmlns:w16cex="http://schemas.microsoft.com/office/word/2018/wordml/cex" xmlns:w16cid="http://schemas.microsoft.com/office/word/2016/wordml/cid" xmlns:w16="http://schemas.microsoft.com/office/word/2018/wordml" xmlns:w16du="http://schemas.microsoft.com/office/word/2023/wordml/word16du" xmlns:w16sdtdh="http://schemas.microsoft.com/office/word/2020/wordml/sdtdatahash" xmlns:w16sdtfl="http://schemas.microsoft.com/office/word/2024/wordml/sdtformatlock" xmlns:w16se="http://schemas.microsoft.com/office/word/2015/wordml/symex" xmlns:wpg="http://schemas.microsoft.com/office/word/2010/wordprocessingGroup" xmlns:wpi="http://schemas.microsoft.com/office/word/2010/wordprocessingInk" xmlns:wne="http://schemas.microsoft.com/office/word/2006/wordml" xmlns:wps="http://schemas.microsoft.com/office/word/2010/wordprocessingShape" mc:Ignorable="w14 w15 w16se w16cid w16 w16cex w16sdtdh w16sdtfl w16du wp14">
+<w:document xmlns:wpc="http://schemas.microsoft.com/office/word/2010/wordprocessingCanvas" xmlns:cx="http://schemas.microsoft.com/office/drawing/2014/chartex" xmlns:cx1="http://schemas.microsoft.com/office/drawing/2015/9/8/chartex" xmlns:cx2="http://schemas.microsoft.com/office/drawing/2015/10/21/chartex" xmlns:cx3="http://schemas.microsoft.com/office/drawing/2016/5/9/chartex" xmlns:cx4="http://schemas.microsoft.com/office/drawing/2016/5/10/chartex" xmlns:cx5="http://schemas.microsoft.com/office/drawing/2016/5/11/chartex" xmlns:cx6="http://schemas.microsoft.com/office/drawing/2016/5/12/chartex" xmlns:cx7="http://schemas.microsoft.com/office/drawing/2016/5/13/chartex" xmlns:cx8="http://schemas.microsoft.com/office/drawing/2016/5/14/chartex" xmlns:mc="http://schemas.openxmlformats.org/markup-compatibility/2006" xmlns:aink="http://schemas.microsoft.com/office/drawing/2016/ink" xmlns:am3d="http://schemas.microsoft.com/office/drawing/2017/model3d" xmlns:o="urn:schemas-microsoft-com:office:office" xmlns:oel="http://schemas.microsoft.com/office/2019/extlst" xmlns:r="http://schemas.openxmlformats.org/officeDocument/2006/relationships" xmlns:m="http://schemas.openxmlformats.org/officeDocument/2006/math" xmlns:v="urn:schemas-microsoft-com:vml" xmlns:wp14="http://schemas.microsoft.com/office/word/2010/wordprocessingDrawing" xmlns:wp="http://schemas.openxmlformats.org/drawingml/2006/wordprocessingDrawing" xmlns:w10="urn:schemas-microsoft-com:office:word" xmlns:w="http://schemas.openxmlformats.org/wordprocessingml/2006/main" xmlns:w14="http://schemas.microsoft.com/office/word/2010/wordml" xmlns:w15="http://schemas.microsoft.com/office/word/2012/wordml" xmlns:w16cei="http://schemas.microsoft.com/office/word/2026/wordml/cei" xmlns:w16cex="http://schemas.microsoft.com/office/word/2018/wordml/cex" xmlns:w16cid="http://schemas.microsoft.com/office/word/2016/wordml/cid" xmlns:w16="http://schemas.microsoft.com/office/word/2018/wordml" xmlns:w16du="http://schemas.microsoft.com/office/word/2023/wordml/word16du" xmlns:w16sdtdh="http://schemas.microsoft.com/office/word/2020/wordml/sdtdatahash" xmlns:w16sdtfl="http://schemas.microsoft.com/office/word/2024/wordml/sdtformatlock" xmlns:w16se="http://schemas.microsoft.com/office/word/2015/wordml/symex" xmlns:wpg="http://schemas.microsoft.com/office/word/2010/wordprocessingGroup" xmlns:wpi="http://schemas.microsoft.com/office/word/2010/wordprocessingInk" xmlns:wne="http://schemas.microsoft.com/office/word/2006/wordml" xmlns:wps="http://schemas.microsoft.com/office/word/2010/wordprocessingShape" mc:Ignorable="w14 w15 w16se w16cid w16 w16cex w16sdtdh w16sdtfl w16du wp14">
   <w:body>
     <w:p>
       <w:pPr>
@@ -76,6 +76,7 @@
         </w:rPr>
         <w:t xml:space="preserve">Version 1.00 – </w:t>
       </w:r>
+      <w:proofErr w:type="spellStart"/>
       <w:r>
         <w:rPr>
           <w:rFonts w:ascii="Calibri" w:hAnsi="Calibri" w:cs="Calibri"/>
@@ -85,7 +86,7 @@
           <w:lang w:val="de-DE"/>
           <w14:ligatures w14:val="standardContextual"/>
         </w:rPr>
-        <w:t>June</w:t>
+        <w:t>Ju</w:t>
       </w:r>
       <w:r>
         <w:rPr>
@@ -96,8 +97,9 @@
           <w:lang w:val="de-DE"/>
           <w14:ligatures w14:val="standardContextual"/>
         </w:rPr>
-        <w:t xml:space="preserve"> </w:t>
-      </w:r>
+        <w:t>ly</w:t>
+      </w:r>
+      <w:proofErr w:type="spellEnd"/>
       <w:r>
         <w:rPr>
           <w:rFonts w:ascii="Calibri" w:hAnsi="Calibri" w:cs="Calibri"/>
@@ -107,7 +109,7 @@
           <w:lang w:val="de-DE"/>
           <w14:ligatures w14:val="standardContextual"/>
         </w:rPr>
-        <w:t>17</w:t>
+        <w:t xml:space="preserve"> </w:t>
       </w:r>
       <w:r>
         <w:rPr>
@@ -118,7 +120,7 @@
           <w:lang w:val="de-DE"/>
           <w14:ligatures w14:val="standardContextual"/>
         </w:rPr>
-        <w:t>, 202</w:t>
+        <w:t>31</w:t>
       </w:r>
       <w:r>
         <w:rPr>
@@ -129,6 +131,17 @@
           <w:lang w:val="de-DE"/>
           <w14:ligatures w14:val="standardContextual"/>
         </w:rPr>
+        <w:t>, 202</w:t>
+      </w:r>
+      <w:r>
+        <w:rPr>
+          <w:rFonts w:ascii="Calibri" w:hAnsi="Calibri" w:cs="Calibri"/>
+          <w:b/>
+          <w:bCs/>
+          <w:kern w:val="2"/>
+          <w:lang w:val="de-DE"/>
+          <w14:ligatures w14:val="standardContextual"/>
+        </w:rPr>
         <w:t>6</w:t>
       </w:r>
     </w:p>
@@ -154,7 +167,31 @@
           <w:lang w:val="de-DE"/>
           <w14:ligatures w14:val="standardContextual"/>
         </w:rPr>
-        <w:t>WJ Schmidt  - K9HZ</w:t>
+        <w:t xml:space="preserve">WJ </w:t>
+      </w:r>
+      <w:proofErr w:type="gramStart"/>
+      <w:r>
+        <w:rPr>
+          <w:rFonts w:ascii="Calibri" w:hAnsi="Calibri" w:cs="Calibri"/>
+          <w:b/>
+          <w:bCs/>
+          <w:kern w:val="2"/>
+          <w:lang w:val="de-DE"/>
+          <w14:ligatures w14:val="standardContextual"/>
+        </w:rPr>
+        <w:t>Schmidt  -</w:t>
+      </w:r>
+      <w:proofErr w:type="gramEnd"/>
+      <w:r>
+        <w:rPr>
+          <w:rFonts w:ascii="Calibri" w:hAnsi="Calibri" w:cs="Calibri"/>
+          <w:b/>
+          <w:bCs/>
+          <w:kern w:val="2"/>
+          <w:lang w:val="de-DE"/>
+          <w14:ligatures w14:val="standardContextual"/>
+        </w:rPr>
+        <w:t xml:space="preserve"> K9HZ</w:t>
       </w:r>
     </w:p>
     <w:p>
@@ -229,7 +266,23 @@
           <w:kern w:val="2"/>
           <w14:ligatures w14:val="standardContextual"/>
         </w:rPr>
-        <w:t xml:space="preserve"> RF board is the latest version of the T41 QSE and QSD combined on to one board</w:t>
+        <w:t xml:space="preserve"> RF board is the latest version of the T41 QSE and QSD combined </w:t>
+      </w:r>
+      <w:r>
+        <w:rPr>
+          <w:rFonts w:ascii="Calibri" w:hAnsi="Calibri" w:cs="Calibri"/>
+          <w:kern w:val="2"/>
+          <w14:ligatures w14:val="standardContextual"/>
+        </w:rPr>
+        <w:t>into</w:t>
+      </w:r>
+      <w:r>
+        <w:rPr>
+          <w:rFonts w:ascii="Calibri" w:hAnsi="Calibri" w:cs="Calibri"/>
+          <w:kern w:val="2"/>
+          <w14:ligatures w14:val="standardContextual"/>
+        </w:rPr>
+        <w:t xml:space="preserve"> one board</w:t>
       </w:r>
       <w:r>
         <w:rPr>
@@ -309,31 +362,255 @@
           <w:kern w:val="2"/>
           <w14:ligatures w14:val="standardContextual"/>
         </w:rPr>
-        <w:t xml:space="preserve">  The QFN footprint devices for the Si5351 oscillator and the two PE4312 attenuators have been moved to pre-made modules that plug into the V12.8 RF board like ICs, making the soldering and overall assembly much easier</w:t>
-      </w:r>
-      <w:r>
-        <w:rPr>
-          <w:rFonts w:ascii="Calibri" w:hAnsi="Calibri" w:cs="Calibri"/>
-          <w:kern w:val="2"/>
-          <w14:ligatures w14:val="standardContextual"/>
-        </w:rPr>
-        <w:t xml:space="preserve"> than the V12.6 RF board</w:t>
-      </w:r>
-      <w:r>
-        <w:rPr>
-          <w:rFonts w:ascii="Calibri" w:hAnsi="Calibri" w:cs="Calibri"/>
-          <w:kern w:val="2"/>
-          <w14:ligatures w14:val="standardContextual"/>
-        </w:rPr>
-        <w:t xml:space="preserve">.  </w:t>
-      </w:r>
-      <w:r>
-        <w:rPr>
-          <w:rFonts w:ascii="Calibri" w:hAnsi="Calibri" w:cs="Calibri"/>
-          <w:kern w:val="2"/>
-          <w14:ligatures w14:val="standardContextual"/>
-        </w:rPr>
-        <w:t xml:space="preserve">An additional benefit to these modules is the possibility for additional experimentation without rebuilding the entire RF board.  The new Oscillator board uses the more complex version of the si5351 with several oscillators that allows automated calibration.  In addition the RF attenuator module can have one of two PE4312 attenuation parts for either </w:t>
+        <w:t xml:space="preserve">  The QFN footprint devices</w:t>
+      </w:r>
+      <w:r>
+        <w:rPr>
+          <w:rFonts w:ascii="Calibri" w:hAnsi="Calibri" w:cs="Calibri"/>
+          <w:kern w:val="2"/>
+          <w14:ligatures w14:val="standardContextual"/>
+        </w:rPr>
+        <w:t xml:space="preserve">, </w:t>
+      </w:r>
+      <w:r>
+        <w:rPr>
+          <w:rFonts w:ascii="Calibri" w:hAnsi="Calibri" w:cs="Calibri"/>
+          <w:kern w:val="2"/>
+          <w14:ligatures w14:val="standardContextual"/>
+        </w:rPr>
+        <w:t>the Si5351 oscillator and the two PE4312 attenuators</w:t>
+      </w:r>
+      <w:r>
+        <w:rPr>
+          <w:rFonts w:ascii="Calibri" w:hAnsi="Calibri" w:cs="Calibri"/>
+          <w:kern w:val="2"/>
+          <w14:ligatures w14:val="standardContextual"/>
+        </w:rPr>
+        <w:t>,</w:t>
+      </w:r>
+      <w:r>
+        <w:rPr>
+          <w:rFonts w:ascii="Calibri" w:hAnsi="Calibri" w:cs="Calibri"/>
+          <w:kern w:val="2"/>
+          <w14:ligatures w14:val="standardContextual"/>
+        </w:rPr>
+        <w:t xml:space="preserve"> have been moved to pre-made modules that plug into the V12.8 RF board like ICs</w:t>
+      </w:r>
+      <w:r>
+        <w:rPr>
+          <w:rFonts w:ascii="Calibri" w:hAnsi="Calibri" w:cs="Calibri"/>
+          <w:kern w:val="2"/>
+          <w14:ligatures w14:val="standardContextual"/>
+        </w:rPr>
+        <w:t xml:space="preserve">.  This </w:t>
+      </w:r>
+      <w:r>
+        <w:rPr>
+          <w:rFonts w:ascii="Calibri" w:hAnsi="Calibri" w:cs="Calibri"/>
+          <w:kern w:val="2"/>
+          <w14:ligatures w14:val="standardContextual"/>
+        </w:rPr>
+        <w:t>m</w:t>
+      </w:r>
+      <w:r>
+        <w:rPr>
+          <w:rFonts w:ascii="Calibri" w:hAnsi="Calibri" w:cs="Calibri"/>
+          <w:kern w:val="2"/>
+          <w14:ligatures w14:val="standardContextual"/>
+        </w:rPr>
+        <w:t>akes</w:t>
+      </w:r>
+      <w:r>
+        <w:rPr>
+          <w:rFonts w:ascii="Calibri" w:hAnsi="Calibri" w:cs="Calibri"/>
+          <w:kern w:val="2"/>
+          <w14:ligatures w14:val="standardContextual"/>
+        </w:rPr>
+        <w:t xml:space="preserve"> solderi</w:t>
+      </w:r>
+      <w:r>
+        <w:rPr>
+          <w:rFonts w:ascii="Calibri" w:hAnsi="Calibri" w:cs="Calibri"/>
+          <w:kern w:val="2"/>
+          <w14:ligatures w14:val="standardContextual"/>
+        </w:rPr>
+        <w:t>ng</w:t>
+      </w:r>
+      <w:r>
+        <w:rPr>
+          <w:rFonts w:ascii="Calibri" w:hAnsi="Calibri" w:cs="Calibri"/>
+          <w:kern w:val="2"/>
+          <w14:ligatures w14:val="standardContextual"/>
+        </w:rPr>
+        <w:t xml:space="preserve"> and overall assembly much easier</w:t>
+      </w:r>
+      <w:r>
+        <w:rPr>
+          <w:rFonts w:ascii="Calibri" w:hAnsi="Calibri" w:cs="Calibri"/>
+          <w:kern w:val="2"/>
+          <w14:ligatures w14:val="standardContextual"/>
+        </w:rPr>
+        <w:t xml:space="preserve"> than </w:t>
+      </w:r>
+      <w:r>
+        <w:rPr>
+          <w:rFonts w:ascii="Calibri" w:hAnsi="Calibri" w:cs="Calibri"/>
+          <w:kern w:val="2"/>
+          <w14:ligatures w14:val="standardContextual"/>
+        </w:rPr>
+        <w:t>previous versions of the</w:t>
+      </w:r>
+      <w:r>
+        <w:rPr>
+          <w:rFonts w:ascii="Calibri" w:hAnsi="Calibri" w:cs="Calibri"/>
+          <w:kern w:val="2"/>
+          <w14:ligatures w14:val="standardContextual"/>
+        </w:rPr>
+        <w:t xml:space="preserve"> RF board</w:t>
+      </w:r>
+      <w:r>
+        <w:rPr>
+          <w:rFonts w:ascii="Calibri" w:hAnsi="Calibri" w:cs="Calibri"/>
+          <w:kern w:val="2"/>
+          <w14:ligatures w14:val="standardContextual"/>
+        </w:rPr>
+        <w:t xml:space="preserve"> with an </w:t>
+      </w:r>
+      <w:r>
+        <w:rPr>
+          <w:rFonts w:ascii="Calibri" w:hAnsi="Calibri" w:cs="Calibri"/>
+          <w:kern w:val="2"/>
+          <w14:ligatures w14:val="standardContextual"/>
+        </w:rPr>
+        <w:t>additional benef</w:t>
+      </w:r>
+      <w:r>
+        <w:rPr>
+          <w:rFonts w:ascii="Calibri" w:hAnsi="Calibri" w:cs="Calibri"/>
+          <w:kern w:val="2"/>
+          <w14:ligatures w14:val="standardContextual"/>
+        </w:rPr>
+        <w:t>it being</w:t>
+      </w:r>
+      <w:r>
+        <w:rPr>
+          <w:rFonts w:ascii="Calibri" w:hAnsi="Calibri" w:cs="Calibri"/>
+          <w:kern w:val="2"/>
+          <w14:ligatures w14:val="standardContextual"/>
+        </w:rPr>
+        <w:t xml:space="preserve"> additional experimentation without rebuilding the entire RF board.  The new Oscillator board uses the more complex version of the si5351 with </w:t>
+      </w:r>
+      <w:r>
+        <w:rPr>
+          <w:rFonts w:ascii="Calibri" w:hAnsi="Calibri" w:cs="Calibri"/>
+          <w:kern w:val="2"/>
+          <w14:ligatures w14:val="standardContextual"/>
+        </w:rPr>
+        <w:t>eight</w:t>
+      </w:r>
+      <w:r>
+        <w:rPr>
+          <w:rFonts w:ascii="Calibri" w:hAnsi="Calibri" w:cs="Calibri"/>
+          <w:kern w:val="2"/>
+          <w14:ligatures w14:val="standardContextual"/>
+        </w:rPr>
+        <w:t xml:space="preserve"> oscillators that </w:t>
+      </w:r>
+      <w:r>
+        <w:rPr>
+          <w:rFonts w:ascii="Calibri" w:hAnsi="Calibri" w:cs="Calibri"/>
+          <w:kern w:val="2"/>
+          <w14:ligatures w14:val="standardContextual"/>
+        </w:rPr>
+        <w:t>means</w:t>
+      </w:r>
+      <w:r>
+        <w:rPr>
+          <w:rFonts w:ascii="Calibri" w:hAnsi="Calibri" w:cs="Calibri"/>
+          <w:kern w:val="2"/>
+          <w14:ligatures w14:val="standardContextual"/>
+        </w:rPr>
+        <w:t xml:space="preserve"> calibration</w:t>
+      </w:r>
+      <w:r>
+        <w:rPr>
+          <w:rFonts w:ascii="Calibri" w:hAnsi="Calibri" w:cs="Calibri"/>
+          <w:kern w:val="2"/>
+          <w14:ligatures w14:val="standardContextual"/>
+        </w:rPr>
+        <w:t xml:space="preserve"> can be automated</w:t>
+      </w:r>
+      <w:r>
+        <w:rPr>
+          <w:rFonts w:ascii="Calibri" w:hAnsi="Calibri" w:cs="Calibri"/>
+          <w:kern w:val="2"/>
+          <w14:ligatures w14:val="standardContextual"/>
+        </w:rPr>
+        <w:t>.  In addition</w:t>
+      </w:r>
+      <w:r>
+        <w:rPr>
+          <w:rFonts w:ascii="Calibri" w:hAnsi="Calibri" w:cs="Calibri"/>
+          <w:kern w:val="2"/>
+          <w14:ligatures w14:val="standardContextual"/>
+        </w:rPr>
+        <w:t>,</w:t>
+      </w:r>
+      <w:r>
+        <w:rPr>
+          <w:rFonts w:ascii="Calibri" w:hAnsi="Calibri" w:cs="Calibri"/>
+          <w:kern w:val="2"/>
+          <w14:ligatures w14:val="standardContextual"/>
+        </w:rPr>
+        <w:t xml:space="preserve"> the </w:t>
+      </w:r>
+      <w:r>
+        <w:rPr>
+          <w:rFonts w:ascii="Calibri" w:hAnsi="Calibri" w:cs="Calibri"/>
+          <w:kern w:val="2"/>
+          <w14:ligatures w14:val="standardContextual"/>
+        </w:rPr>
+        <w:t xml:space="preserve">new </w:t>
+      </w:r>
+      <w:r>
+        <w:rPr>
+          <w:rFonts w:ascii="Calibri" w:hAnsi="Calibri" w:cs="Calibri"/>
+          <w:kern w:val="2"/>
+          <w14:ligatures w14:val="standardContextual"/>
+        </w:rPr>
+        <w:t>RF attenuator module</w:t>
+      </w:r>
+      <w:r>
+        <w:rPr>
+          <w:rFonts w:ascii="Calibri" w:hAnsi="Calibri" w:cs="Calibri"/>
+          <w:kern w:val="2"/>
+          <w14:ligatures w14:val="standardContextual"/>
+        </w:rPr>
+        <w:t>s</w:t>
+      </w:r>
+      <w:r>
+        <w:rPr>
+          <w:rFonts w:ascii="Calibri" w:hAnsi="Calibri" w:cs="Calibri"/>
+          <w:kern w:val="2"/>
+          <w14:ligatures w14:val="standardContextual"/>
+        </w:rPr>
+        <w:t xml:space="preserve"> have one o</w:t>
+      </w:r>
+      <w:r>
+        <w:rPr>
+          <w:rFonts w:ascii="Calibri" w:hAnsi="Calibri" w:cs="Calibri"/>
+          <w:kern w:val="2"/>
+          <w14:ligatures w14:val="standardContextual"/>
+        </w:rPr>
+        <w:t>r</w:t>
+      </w:r>
+      <w:r>
+        <w:rPr>
+          <w:rFonts w:ascii="Calibri" w:hAnsi="Calibri" w:cs="Calibri"/>
+          <w:kern w:val="2"/>
+          <w14:ligatures w14:val="standardContextual"/>
+        </w:rPr>
+        <w:t xml:space="preserve"> two PE4312 attenuation parts for either </w:t>
       </w:r>
       <w:r>
         <w:rPr>
@@ -397,7 +674,25 @@
           <w:kern w:val="2"/>
           <w14:ligatures w14:val="standardContextual"/>
         </w:rPr>
-        <w:t xml:space="preserve"> db of attenuation. </w:t>
+        <w:t xml:space="preserve"> </w:t>
+      </w:r>
+      <w:proofErr w:type="spellStart"/>
+      <w:r>
+        <w:rPr>
+          <w:rFonts w:ascii="Calibri" w:hAnsi="Calibri" w:cs="Calibri"/>
+          <w:kern w:val="2"/>
+          <w14:ligatures w14:val="standardContextual"/>
+        </w:rPr>
+        <w:t>db</w:t>
+      </w:r>
+      <w:proofErr w:type="spellEnd"/>
+      <w:r>
+        <w:rPr>
+          <w:rFonts w:ascii="Calibri" w:hAnsi="Calibri" w:cs="Calibri"/>
+          <w:kern w:val="2"/>
+          <w14:ligatures w14:val="standardContextual"/>
+        </w:rPr>
+        <w:t xml:space="preserve"> of attenuation. </w:t>
       </w:r>
       <w:r>
         <w:rPr>
@@ -476,7 +771,43 @@
           <w:kern w:val="2"/>
           <w14:ligatures w14:val="standardContextual"/>
         </w:rPr>
-        <w:t>Board power is 12VDC provided by a connector placed on right-hand side of the board.  This is fed to a 5V and 3.3V regulators to provide voltage for the remainder of the parts on the board.  Total power draw is on the order 100 ma.</w:t>
+        <w:t xml:space="preserve">Board power is 12VDC provided by a connector placed on right-hand side of the board.  This is fed </w:t>
+      </w:r>
+      <w:proofErr w:type="gramStart"/>
+      <w:r>
+        <w:rPr>
+          <w:rFonts w:ascii="Calibri" w:hAnsi="Calibri" w:cs="Calibri"/>
+          <w:kern w:val="2"/>
+          <w14:ligatures w14:val="standardContextual"/>
+        </w:rPr>
+        <w:t>to</w:t>
+      </w:r>
+      <w:proofErr w:type="gramEnd"/>
+      <w:r>
+        <w:rPr>
+          <w:rFonts w:ascii="Calibri" w:hAnsi="Calibri" w:cs="Calibri"/>
+          <w:kern w:val="2"/>
+          <w14:ligatures w14:val="standardContextual"/>
+        </w:rPr>
+        <w:t xml:space="preserve"> </w:t>
+      </w:r>
+      <w:proofErr w:type="gramStart"/>
+      <w:r>
+        <w:rPr>
+          <w:rFonts w:ascii="Calibri" w:hAnsi="Calibri" w:cs="Calibri"/>
+          <w:kern w:val="2"/>
+          <w14:ligatures w14:val="standardContextual"/>
+        </w:rPr>
+        <w:t>a 5</w:t>
+      </w:r>
+      <w:proofErr w:type="gramEnd"/>
+      <w:r>
+        <w:rPr>
+          <w:rFonts w:ascii="Calibri" w:hAnsi="Calibri" w:cs="Calibri"/>
+          <w:kern w:val="2"/>
+          <w14:ligatures w14:val="standardContextual"/>
+        </w:rPr>
+        <w:t>V and 3.3V regulators to provide voltage for the remainder of the parts on the board.  Total power draw is on the order 100 ma.</w:t>
       </w:r>
     </w:p>
     <w:p>
@@ -759,6 +1090,102 @@
           <w14:ligatures w14:val="standardContextual"/>
         </w:rPr>
         <w:lastRenderedPageBreak/>
+        <w:t xml:space="preserve">The Si5351 is also </w:t>
+      </w:r>
+      <w:r>
+        <w:rPr>
+          <w:rFonts w:ascii="Calibri" w:hAnsi="Calibri" w:cs="Calibri"/>
+          <w:kern w:val="2"/>
+          <w14:ligatures w14:val="standardContextual"/>
+        </w:rPr>
+        <w:t xml:space="preserve">I2C </w:t>
+      </w:r>
+      <w:proofErr w:type="gramStart"/>
+      <w:r>
+        <w:rPr>
+          <w:rFonts w:ascii="Calibri" w:hAnsi="Calibri" w:cs="Calibri"/>
+          <w:kern w:val="2"/>
+          <w14:ligatures w14:val="standardContextual"/>
+        </w:rPr>
+        <w:t>controlled, and</w:t>
+      </w:r>
+      <w:proofErr w:type="gramEnd"/>
+      <w:r>
+        <w:rPr>
+          <w:rFonts w:ascii="Calibri" w:hAnsi="Calibri" w:cs="Calibri"/>
+          <w:kern w:val="2"/>
+          <w14:ligatures w14:val="standardContextual"/>
+        </w:rPr>
+        <w:t xml:space="preserve"> has two configurable address </w:t>
+      </w:r>
+      <w:r>
+        <w:rPr>
+          <w:rFonts w:ascii="Calibri" w:hAnsi="Calibri" w:cs="Calibri"/>
+          <w:kern w:val="2"/>
+          <w14:ligatures w14:val="standardContextual"/>
+        </w:rPr>
+        <w:t xml:space="preserve">0x60 and 0x61 determined by the state of the A0 pin input on the QFN package (0x60 is A0=0 and 0x61 is A0=1).  For </w:t>
+      </w:r>
+      <w:proofErr w:type="gramStart"/>
+      <w:r>
+        <w:rPr>
+          <w:rFonts w:ascii="Calibri" w:hAnsi="Calibri" w:cs="Calibri"/>
+          <w:kern w:val="2"/>
+          <w14:ligatures w14:val="standardContextual"/>
+        </w:rPr>
+        <w:t>the T41</w:t>
+      </w:r>
+      <w:proofErr w:type="gramEnd"/>
+      <w:r>
+        <w:rPr>
+          <w:rFonts w:ascii="Calibri" w:hAnsi="Calibri" w:cs="Calibri"/>
+          <w:kern w:val="2"/>
+          <w14:ligatures w14:val="standardContextual"/>
+        </w:rPr>
+        <w:t xml:space="preserve"> V12.8, we use 0x61 to </w:t>
+      </w:r>
+    </w:p>
+    <w:p>
+      <w:pPr>
+        <w:spacing w:after="160" w:line="259" w:lineRule="auto"/>
+        <w:ind w:left="720"/>
+        <w:contextualSpacing/>
+        <w:rPr>
+          <w:rFonts w:ascii="Calibri" w:hAnsi="Calibri" w:cs="Calibri"/>
+          <w:kern w:val="2"/>
+          <w14:ligatures w14:val="standardContextual"/>
+        </w:rPr>
+      </w:pPr>
+    </w:p>
+    <w:p>
+      <w:pPr>
+        <w:spacing w:after="160" w:line="259" w:lineRule="auto"/>
+        <w:ind w:left="720"/>
+        <w:contextualSpacing/>
+        <w:rPr>
+          <w:rFonts w:ascii="Calibri" w:hAnsi="Calibri" w:cs="Calibri"/>
+          <w:kern w:val="2"/>
+          <w14:ligatures w14:val="standardContextual"/>
+        </w:rPr>
+      </w:pPr>
+    </w:p>
+    <w:p>
+      <w:pPr>
+        <w:spacing w:after="160" w:line="259" w:lineRule="auto"/>
+        <w:ind w:left="720"/>
+        <w:contextualSpacing/>
+        <w:rPr>
+          <w:rFonts w:ascii="Calibri" w:hAnsi="Calibri" w:cs="Calibri"/>
+          <w:kern w:val="2"/>
+          <w14:ligatures w14:val="standardContextual"/>
+        </w:rPr>
+      </w:pPr>
+      <w:r>
+        <w:rPr>
+          <w:rFonts w:ascii="Calibri" w:hAnsi="Calibri" w:cs="Calibri"/>
+          <w:kern w:val="2"/>
+          <w14:ligatures w14:val="standardContextual"/>
+        </w:rPr>
         <w:t xml:space="preserve">See the following for more information:  </w:t>
       </w:r>
       <w:hyperlink r:id="rId5">
@@ -776,104 +1203,17 @@
     </w:p>
     <w:p>
       <w:pPr>
-        <w:spacing w:after="160" w:line="259" w:lineRule="auto"/>
-        <w:ind w:left="720"/>
-        <w:contextualSpacing/>
-        <w:rPr>
-          <w:rFonts w:ascii="Calibri" w:hAnsi="Calibri" w:cs="Calibri"/>
-          <w:kern w:val="2"/>
-          <w14:ligatures w14:val="standardContextual"/>
-        </w:rPr>
-      </w:pPr>
-    </w:p>
-    <w:p>
-      <w:pPr>
-        <w:rPr>
-          <w:rFonts w:ascii="Helvetica Neue" w:eastAsia="Times New Roman" w:hAnsi="Helvetica Neue"/>
-        </w:rPr>
-      </w:pPr>
-    </w:p>
-    <w:p>
-      <w:pPr>
-        <w:rPr>
-          <w:rFonts w:ascii="Helvetica Neue" w:eastAsia="Times New Roman" w:hAnsi="Helvetica Neue"/>
-        </w:rPr>
-      </w:pPr>
-    </w:p>
-    <w:p>
-      <w:pPr>
-        <w:rPr>
-          <w:rFonts w:ascii="Helvetica Neue" w:eastAsia="Times New Roman" w:hAnsi="Helvetica Neue"/>
-        </w:rPr>
-      </w:pPr>
-    </w:p>
-    <w:p>
-      <w:pPr>
-        <w:rPr>
-          <w:rFonts w:ascii="Helvetica Neue" w:eastAsia="Times New Roman" w:hAnsi="Helvetica Neue"/>
-        </w:rPr>
-      </w:pPr>
-    </w:p>
-    <w:p>
-      <w:pPr>
-        <w:rPr>
-          <w:rFonts w:ascii="Helvetica Neue" w:eastAsia="Times New Roman" w:hAnsi="Helvetica Neue"/>
-        </w:rPr>
-      </w:pPr>
-      <w:r>
-        <w:rPr>
-          <w:noProof/>
-        </w:rPr>
-        <w:drawing>
-          <wp:inline distT="0" distB="0" distL="0" distR="0" wp14:anchorId="431EC48C" wp14:editId="0E67161D">
-            <wp:extent cx="5943600" cy="5900420"/>
-            <wp:effectExtent l="0" t="0" r="0" b="0"/>
-            <wp:docPr id="1" name="Picture 1" descr="Inline image"/>
-            <wp:cNvGraphicFramePr>
-              <a:graphicFrameLocks xmlns:a="http://schemas.openxmlformats.org/drawingml/2006/main" noChangeAspect="1"/>
-            </wp:cNvGraphicFramePr>
-            <a:graphic xmlns:a="http://schemas.openxmlformats.org/drawingml/2006/main">
-              <a:graphicData uri="http://schemas.openxmlformats.org/drawingml/2006/picture">
-                <pic:pic xmlns:pic="http://schemas.openxmlformats.org/drawingml/2006/picture">
-                  <pic:nvPicPr>
-                    <pic:cNvPr id="1" name="Picture 1" descr="Inline image"/>
-                    <pic:cNvPicPr>
-                      <a:picLocks noChangeAspect="1" noChangeArrowheads="1"/>
-                    </pic:cNvPicPr>
-                  </pic:nvPicPr>
-                  <pic:blipFill>
-                    <a:blip r:embed="rId6"/>
-                    <a:stretch>
-                      <a:fillRect/>
-                    </a:stretch>
-                  </pic:blipFill>
-                  <pic:spPr bwMode="auto">
-                    <a:xfrm>
-                      <a:off x="0" y="0"/>
-                      <a:ext cx="5943600" cy="5900420"/>
-                    </a:xfrm>
-                    <a:prstGeom prst="rect">
-                      <a:avLst/>
-                    </a:prstGeom>
-                  </pic:spPr>
-                </pic:pic>
-              </a:graphicData>
-            </a:graphic>
-          </wp:inline>
-        </w:drawing>
-      </w:r>
-    </w:p>
-    <w:p>
-      <w:pPr>
-        <w:rPr>
-          <w:rFonts w:ascii="Helvetica Neue" w:eastAsia="Times New Roman" w:hAnsi="Helvetica Neue"/>
-        </w:rPr>
-      </w:pPr>
-    </w:p>
-    <w:p>
-      <w:pPr>
-        <w:rPr>
-          <w:rFonts w:ascii="Helvetica Neue" w:eastAsia="Times New Roman" w:hAnsi="Helvetica Neue"/>
+        <w:rPr>
+          <w:rFonts w:ascii="Helvetica Neue" w:eastAsia="Times New Roman" w:hAnsi="Helvetica Neue"/>
+        </w:rPr>
+      </w:pPr>
+    </w:p>
+    <w:p>
+      <w:pPr>
+        <w:rPr>
+          <w:rFonts w:ascii="Helvetica Neue" w:eastAsia="Times New Roman" w:hAnsi="Helvetica Neue"/>
+          <w:b/>
+          <w:bCs/>
         </w:rPr>
       </w:pPr>
       <w:r>
@@ -881,49 +1221,98 @@
           <w:rFonts w:ascii="Helvetica Neue" w:eastAsia="Times New Roman" w:hAnsi="Helvetica Neue"/>
         </w:rPr>
         <w:br/>
-        <w:t>Turns out, they aren't that bad to put on the PCB. (I did a post on this.) I can pass along some pointers, that you probably already know but some others may not:</w:t>
-      </w:r>
-    </w:p>
-    <w:p>
-      <w:pPr>
-        <w:rPr>
-          <w:rFonts w:ascii="Helvetica Neue" w:eastAsia="Times New Roman" w:hAnsi="Helvetica Neue"/>
-        </w:rPr>
-      </w:pPr>
-    </w:p>
-    <w:p>
-      <w:pPr>
-        <w:rPr>
-          <w:rFonts w:ascii="Helvetica Neue" w:eastAsia="Times New Roman" w:hAnsi="Helvetica Neue"/>
-        </w:rPr>
-      </w:pPr>
-      <w:r>
-        <w:rPr>
-          <w:rFonts w:ascii="Helvetica Neue" w:eastAsia="Times New Roman" w:hAnsi="Helvetica Neue"/>
-        </w:rPr>
-        <w:t>0. Find a place where you can spread out your work, including printouts of the schematic and BOM. Your work station should be such that you can leave it overnight without having to "clean up". The workspace should also be kid- and cat-proof. If you get tired, stop. Come back to it tomorrow. Rushing the assembly rarely works out saving time.</w:t>
-      </w:r>
-    </w:p>
-    <w:p>
-      <w:pPr>
-        <w:rPr>
-          <w:rFonts w:ascii="Helvetica Neue" w:eastAsia="Times New Roman" w:hAnsi="Helvetica Neue"/>
-        </w:rPr>
-      </w:pPr>
-    </w:p>
-    <w:p>
-      <w:pPr>
-        <w:rPr>
-          <w:rFonts w:ascii="Helvetica Neue" w:eastAsia="Times New Roman" w:hAnsi="Helvetica Neue"/>
-        </w:rPr>
-      </w:pPr>
-      <w:r>
-        <w:rPr>
-          <w:rFonts w:ascii="Helvetica Neue" w:eastAsia="Times New Roman" w:hAnsi="Helvetica Neue"/>
-        </w:rPr>
-        <w:t xml:space="preserve">1. Watch some YouTube videos on using a hot air gun if you don't have any experience with a hot air gun. This one's pretty good: </w:t>
-      </w:r>
-      <w:hyperlink r:id="rId7" w:tgtFrame="_blank">
+      </w:r>
+      <w:r>
+        <w:rPr>
+          <w:rFonts w:ascii="Helvetica Neue" w:eastAsia="Times New Roman" w:hAnsi="Helvetica Neue"/>
+          <w:b/>
+          <w:bCs/>
+        </w:rPr>
+        <w:t>New Modules for the V12.8 RF Board</w:t>
+      </w:r>
+    </w:p>
+    <w:p>
+      <w:pPr>
+        <w:rPr>
+          <w:rFonts w:ascii="Helvetica Neue" w:eastAsia="Times New Roman" w:hAnsi="Helvetica Neue"/>
+        </w:rPr>
+      </w:pPr>
+    </w:p>
+    <w:p>
+      <w:pPr>
+        <w:rPr>
+          <w:rFonts w:ascii="Helvetica Neue" w:eastAsia="Times New Roman" w:hAnsi="Helvetica Neue"/>
+        </w:rPr>
+      </w:pPr>
+      <w:r>
+        <w:rPr>
+          <w:rFonts w:ascii="Helvetica Neue" w:eastAsia="Times New Roman" w:hAnsi="Helvetica Neue"/>
+        </w:rPr>
+        <w:t xml:space="preserve">0. Find a place where you can spread out your work, including printouts of the schematic and BOM. Your </w:t>
+      </w:r>
+      <w:proofErr w:type="gramStart"/>
+      <w:r>
+        <w:rPr>
+          <w:rFonts w:ascii="Helvetica Neue" w:eastAsia="Times New Roman" w:hAnsi="Helvetica Neue"/>
+        </w:rPr>
+        <w:t>work station</w:t>
+      </w:r>
+      <w:proofErr w:type="gramEnd"/>
+      <w:r>
+        <w:rPr>
+          <w:rFonts w:ascii="Helvetica Neue" w:eastAsia="Times New Roman" w:hAnsi="Helvetica Neue"/>
+        </w:rPr>
+        <w:t xml:space="preserve"> should be such that you can leave it overnight without having to "clean up". The workspace should also be </w:t>
+      </w:r>
+      <w:proofErr w:type="gramStart"/>
+      <w:r>
+        <w:rPr>
+          <w:rFonts w:ascii="Helvetica Neue" w:eastAsia="Times New Roman" w:hAnsi="Helvetica Neue"/>
+        </w:rPr>
+        <w:t>kid</w:t>
+      </w:r>
+      <w:proofErr w:type="gramEnd"/>
+      <w:r>
+        <w:rPr>
+          <w:rFonts w:ascii="Helvetica Neue" w:eastAsia="Times New Roman" w:hAnsi="Helvetica Neue"/>
+        </w:rPr>
+        <w:t>- and cat-proof. If you get tired, stop. Come back to it tomorrow. Rushing the assembly rarely works out saving time.</w:t>
+      </w:r>
+    </w:p>
+    <w:p>
+      <w:pPr>
+        <w:rPr>
+          <w:rFonts w:ascii="Helvetica Neue" w:eastAsia="Times New Roman" w:hAnsi="Helvetica Neue"/>
+        </w:rPr>
+      </w:pPr>
+    </w:p>
+    <w:p>
+      <w:pPr>
+        <w:rPr>
+          <w:rFonts w:ascii="Helvetica Neue" w:eastAsia="Times New Roman" w:hAnsi="Helvetica Neue"/>
+        </w:rPr>
+      </w:pPr>
+      <w:r>
+        <w:rPr>
+          <w:rFonts w:ascii="Helvetica Neue" w:eastAsia="Times New Roman" w:hAnsi="Helvetica Neue"/>
+        </w:rPr>
+        <w:t xml:space="preserve">1. Watch some YouTube </w:t>
+      </w:r>
+      <w:proofErr w:type="gramStart"/>
+      <w:r>
+        <w:rPr>
+          <w:rFonts w:ascii="Helvetica Neue" w:eastAsia="Times New Roman" w:hAnsi="Helvetica Neue"/>
+        </w:rPr>
+        <w:t>videos on</w:t>
+      </w:r>
+      <w:proofErr w:type="gramEnd"/>
+      <w:r>
+        <w:rPr>
+          <w:rFonts w:ascii="Helvetica Neue" w:eastAsia="Times New Roman" w:hAnsi="Helvetica Neue"/>
+        </w:rPr>
+        <w:t xml:space="preserve"> using a hot air gun if you don't have any experience with a hot air gun. This one's pretty good: </w:t>
+      </w:r>
+      <w:hyperlink r:id="rId6" w:tgtFrame="_blank">
         <w:r>
           <w:rPr>
             <w:rStyle w:val="Hyperlink"/>
@@ -956,7 +1345,77 @@
         <w:rPr>
           <w:rFonts w:ascii="Helvetica Neue" w:eastAsia="Times New Roman" w:hAnsi="Helvetica Neue"/>
         </w:rPr>
-        <w:t>2. Put all of the IC's on first. As you can see above, U2, U22, U23 and others are not soldered in place. Going back and doing it later may loosen some nearby SMDs that are already on the board. The video above shows that other SMDs in the neighborhood are fine as long as you direct the air flow properly. If some other SMDs loosen, no big deal; just reposition them and redo the connection. Also, make sure you position it correctly. It's hard to see the pin 1 mark on some of the ICs.</w:t>
+        <w:t xml:space="preserve">2. Put </w:t>
+      </w:r>
+      <w:proofErr w:type="gramStart"/>
+      <w:r>
+        <w:rPr>
+          <w:rFonts w:ascii="Helvetica Neue" w:eastAsia="Times New Roman" w:hAnsi="Helvetica Neue"/>
+        </w:rPr>
+        <w:t>all of</w:t>
+      </w:r>
+      <w:proofErr w:type="gramEnd"/>
+      <w:r>
+        <w:rPr>
+          <w:rFonts w:ascii="Helvetica Neue" w:eastAsia="Times New Roman" w:hAnsi="Helvetica Neue"/>
+        </w:rPr>
+        <w:t xml:space="preserve"> the </w:t>
+      </w:r>
+      <w:proofErr w:type="gramStart"/>
+      <w:r>
+        <w:rPr>
+          <w:rFonts w:ascii="Helvetica Neue" w:eastAsia="Times New Roman" w:hAnsi="Helvetica Neue"/>
+        </w:rPr>
+        <w:t>IC's</w:t>
+      </w:r>
+      <w:proofErr w:type="gramEnd"/>
+      <w:r>
+        <w:rPr>
+          <w:rFonts w:ascii="Helvetica Neue" w:eastAsia="Times New Roman" w:hAnsi="Helvetica Neue"/>
+        </w:rPr>
+        <w:t xml:space="preserve"> on first. As you can see above, U2, U22, U23 and others are not soldered in place. Going back and doing it later may loosen some nearby SMDs that are already on </w:t>
+      </w:r>
+      <w:proofErr w:type="gramStart"/>
+      <w:r>
+        <w:rPr>
+          <w:rFonts w:ascii="Helvetica Neue" w:eastAsia="Times New Roman" w:hAnsi="Helvetica Neue"/>
+        </w:rPr>
+        <w:t>the board</w:t>
+      </w:r>
+      <w:proofErr w:type="gramEnd"/>
+      <w:r>
+        <w:rPr>
+          <w:rFonts w:ascii="Helvetica Neue" w:eastAsia="Times New Roman" w:hAnsi="Helvetica Neue"/>
+        </w:rPr>
+        <w:t xml:space="preserve">. The video above shows that other SMDs in the neighborhood are fine </w:t>
+      </w:r>
+      <w:proofErr w:type="gramStart"/>
+      <w:r>
+        <w:rPr>
+          <w:rFonts w:ascii="Helvetica Neue" w:eastAsia="Times New Roman" w:hAnsi="Helvetica Neue"/>
+        </w:rPr>
+        <w:t>as long as</w:t>
+      </w:r>
+      <w:proofErr w:type="gramEnd"/>
+      <w:r>
+        <w:rPr>
+          <w:rFonts w:ascii="Helvetica Neue" w:eastAsia="Times New Roman" w:hAnsi="Helvetica Neue"/>
+        </w:rPr>
+        <w:t xml:space="preserve"> you direct the air flow properly. If some other SMDs loosen, no big deal; just reposition them and redo the connection. Also, make sure you position it correctly. It's hard to see the </w:t>
+      </w:r>
+      <w:proofErr w:type="gramStart"/>
+      <w:r>
+        <w:rPr>
+          <w:rFonts w:ascii="Helvetica Neue" w:eastAsia="Times New Roman" w:hAnsi="Helvetica Neue"/>
+        </w:rPr>
+        <w:t>pin 1</w:t>
+      </w:r>
+      <w:proofErr w:type="gramEnd"/>
+      <w:r>
+        <w:rPr>
+          <w:rFonts w:ascii="Helvetica Neue" w:eastAsia="Times New Roman" w:hAnsi="Helvetica Neue"/>
+        </w:rPr>
+        <w:t xml:space="preserve"> mark on some of the ICs.</w:t>
       </w:r>
     </w:p>
     <w:p>
@@ -1016,7 +1475,22 @@
         <w:rPr>
           <w:rFonts w:ascii="Helvetica Neue" w:eastAsia="Times New Roman" w:hAnsi="Helvetica Neue"/>
         </w:rPr>
-        <w:t>5. Add the "skyscraper" components to the PCB last (e.g., electrolytics, IDC, SMA, and other connectors) to the board.</w:t>
+        <w:lastRenderedPageBreak/>
+        <w:t xml:space="preserve">5. Add the "skyscraper" components to the </w:t>
+      </w:r>
+      <w:proofErr w:type="gramStart"/>
+      <w:r>
+        <w:rPr>
+          <w:rFonts w:ascii="Helvetica Neue" w:eastAsia="Times New Roman" w:hAnsi="Helvetica Neue"/>
+        </w:rPr>
+        <w:t>PCB last</w:t>
+      </w:r>
+      <w:proofErr w:type="gramEnd"/>
+      <w:r>
+        <w:rPr>
+          <w:rFonts w:ascii="Helvetica Neue" w:eastAsia="Times New Roman" w:hAnsi="Helvetica Neue"/>
+        </w:rPr>
+        <w:t xml:space="preserve"> (e.g., electrolytics, IDC, SMA, and other connectors) to the board.</w:t>
       </w:r>
     </w:p>
     <w:p/>
@@ -1092,7 +1566,7 @@
 </file>
 
 <file path=word/numbering.xml><?xml version="1.0" encoding="utf-8"?>
-<w:numbering xmlns:wpc="http://schemas.microsoft.com/office/word/2010/wordprocessingCanvas" xmlns:cx="http://schemas.microsoft.com/office/drawing/2014/chartex" xmlns:cx1="http://schemas.microsoft.com/office/drawing/2015/9/8/chartex" xmlns:cx2="http://schemas.microsoft.com/office/drawing/2015/10/21/chartex" xmlns:cx3="http://schemas.microsoft.com/office/drawing/2016/5/9/chartex" xmlns:cx4="http://schemas.microsoft.com/office/drawing/2016/5/10/chartex" xmlns:cx5="http://schemas.microsoft.com/office/drawing/2016/5/11/chartex" xmlns:cx6="http://schemas.microsoft.com/office/drawing/2016/5/12/chartex" xmlns:cx7="http://schemas.microsoft.com/office/drawing/2016/5/13/chartex" xmlns:cx8="http://schemas.microsoft.com/office/drawing/2016/5/14/chartex" xmlns:mc="http://schemas.openxmlformats.org/markup-compatibility/2006" xmlns:aink="http://schemas.microsoft.com/office/drawing/2016/ink" xmlns:am3d="http://schemas.microsoft.com/office/drawing/2017/model3d" xmlns:o="urn:schemas-microsoft-com:office:office" xmlns:oel="http://schemas.microsoft.com/office/2019/extlst" xmlns:r="http://schemas.openxmlformats.org/officeDocument/2006/relationships" xmlns:m="http://schemas.openxmlformats.org/officeDocument/2006/math" xmlns:v="urn:schemas-microsoft-com:vml" xmlns:wp14="http://schemas.microsoft.com/office/word/2010/wordprocessingDrawing" xmlns:wp="http://schemas.openxmlformats.org/drawingml/2006/wordprocessingDrawing" xmlns:w10="urn:schemas-microsoft-com:office:word" xmlns:w="http://schemas.openxmlformats.org/wordprocessingml/2006/main" xmlns:w14="http://schemas.microsoft.com/office/word/2010/wordml" xmlns:w15="http://schemas.microsoft.com/office/word/2012/wordml" xmlns:w16cex="http://schemas.microsoft.com/office/word/2018/wordml/cex" xmlns:w16cid="http://schemas.microsoft.com/office/word/2016/wordml/cid" xmlns:w16="http://schemas.microsoft.com/office/word/2018/wordml" xmlns:w16du="http://schemas.microsoft.com/office/word/2023/wordml/word16du" xmlns:w16sdtdh="http://schemas.microsoft.com/office/word/2020/wordml/sdtdatahash" xmlns:w16sdtfl="http://schemas.microsoft.com/office/word/2024/wordml/sdtformatlock" xmlns:w16se="http://schemas.microsoft.com/office/word/2015/wordml/symex" xmlns:wpg="http://schemas.microsoft.com/office/word/2010/wordprocessingGroup" xmlns:wpi="http://schemas.microsoft.com/office/word/2010/wordprocessingInk" xmlns:wne="http://schemas.microsoft.com/office/word/2006/wordml" xmlns:wps="http://schemas.microsoft.com/office/word/2010/wordprocessingShape" mc:Ignorable="w14 w15 w16se w16cid w16 w16cex w16sdtdh w16sdtfl w16du wp14">
+<w:numbering xmlns:wpc="http://schemas.microsoft.com/office/word/2010/wordprocessingCanvas" xmlns:cx="http://schemas.microsoft.com/office/drawing/2014/chartex" xmlns:cx1="http://schemas.microsoft.com/office/drawing/2015/9/8/chartex" xmlns:cx2="http://schemas.microsoft.com/office/drawing/2015/10/21/chartex" xmlns:cx3="http://schemas.microsoft.com/office/drawing/2016/5/9/chartex" xmlns:cx4="http://schemas.microsoft.com/office/drawing/2016/5/10/chartex" xmlns:cx5="http://schemas.microsoft.com/office/drawing/2016/5/11/chartex" xmlns:cx6="http://schemas.microsoft.com/office/drawing/2016/5/12/chartex" xmlns:cx7="http://schemas.microsoft.com/office/drawing/2016/5/13/chartex" xmlns:cx8="http://schemas.microsoft.com/office/drawing/2016/5/14/chartex" xmlns:mc="http://schemas.openxmlformats.org/markup-compatibility/2006" xmlns:aink="http://schemas.microsoft.com/office/drawing/2016/ink" xmlns:am3d="http://schemas.microsoft.com/office/drawing/2017/model3d" xmlns:o="urn:schemas-microsoft-com:office:office" xmlns:oel="http://schemas.microsoft.com/office/2019/extlst" xmlns:r="http://schemas.openxmlformats.org/officeDocument/2006/relationships" xmlns:m="http://schemas.openxmlformats.org/officeDocument/2006/math" xmlns:v="urn:schemas-microsoft-com:vml" xmlns:wp14="http://schemas.microsoft.com/office/word/2010/wordprocessingDrawing" xmlns:wp="http://schemas.openxmlformats.org/drawingml/2006/wordprocessingDrawing" xmlns:w10="urn:schemas-microsoft-com:office:word" xmlns:w="http://schemas.openxmlformats.org/wordprocessingml/2006/main" xmlns:w14="http://schemas.microsoft.com/office/word/2010/wordml" xmlns:w15="http://schemas.microsoft.com/office/word/2012/wordml" xmlns:w16cei="http://schemas.microsoft.com/office/word/2026/wordml/cei" xmlns:w16cex="http://schemas.microsoft.com/office/word/2018/wordml/cex" xmlns:w16cid="http://schemas.microsoft.com/office/word/2016/wordml/cid" xmlns:w16="http://schemas.microsoft.com/office/word/2018/wordml" xmlns:w16du="http://schemas.microsoft.com/office/word/2023/wordml/word16du" xmlns:w16sdtdh="http://schemas.microsoft.com/office/word/2020/wordml/sdtdatahash" xmlns:w16sdtfl="http://schemas.microsoft.com/office/word/2024/wordml/sdtformatlock" xmlns:w16se="http://schemas.microsoft.com/office/word/2015/wordml/symex" xmlns:wpg="http://schemas.microsoft.com/office/word/2010/wordprocessingGroup" xmlns:wpi="http://schemas.microsoft.com/office/word/2010/wordprocessingInk" xmlns:wne="http://schemas.microsoft.com/office/word/2006/wordml" xmlns:wps="http://schemas.microsoft.com/office/word/2010/wordprocessingShape" mc:Ignorable="w14 w15 w16se w16cid w16 w16cex w16sdtdh w16sdtfl w16du wp14">
   <w:abstractNum w:abstractNumId="0" w15:restartNumberingAfterBreak="0">
     <w:nsid w:val="0D743BA7"/>
     <w:multiLevelType w:val="multilevel"/>

--- a/T41_V012_Files/T41_V012_Assembly_Manuals/Source_Files/T41_RF_Board_Assembly_Manual__V12.8_061726.docx
+++ b/T41_V012_Files/T41_V012_Assembly_Manuals/Source_Files/T41_RF_Board_Assembly_Manual__V12.8_061726.docx
@@ -1,6 +1,6 @@
 
 <file path=word/document.xml><?xml version="1.0" encoding="utf-8"?>
-<w:document xmlns:wpc="http://schemas.microsoft.com/office/word/2010/wordprocessingCanvas" xmlns:cx="http://schemas.microsoft.com/office/drawing/2014/chartex" xmlns:cx1="http://schemas.microsoft.com/office/drawing/2015/9/8/chartex" xmlns:cx2="http://schemas.microsoft.com/office/drawing/2015/10/21/chartex" xmlns:cx3="http://schemas.microsoft.com/office/drawing/2016/5/9/chartex" xmlns:cx4="http://schemas.microsoft.com/office/drawing/2016/5/10/chartex" xmlns:cx5="http://schemas.microsoft.com/office/drawing/2016/5/11/chartex" xmlns:cx6="http://schemas.microsoft.com/office/drawing/2016/5/12/chartex" xmlns:cx7="http://schemas.microsoft.com/office/drawing/2016/5/13/chartex" xmlns:cx8="http://schemas.microsoft.com/office/drawing/2016/5/14/chartex" xmlns:mc="http://schemas.openxmlformats.org/markup-compatibility/2006" xmlns:aink="http://schemas.microsoft.com/office/drawing/2016/ink" xmlns:am3d="http://schemas.microsoft.com/office/drawing/2017/model3d" xmlns:o="urn:schemas-microsoft-com:office:office" xmlns:oel="http://schemas.microsoft.com/office/2019/extlst" xmlns:r="http://schemas.openxmlformats.org/officeDocument/2006/relationships" xmlns:m="http://schemas.openxmlformats.org/officeDocument/2006/math" xmlns:v="urn:schemas-microsoft-com:vml" xmlns:wp14="http://schemas.microsoft.com/office/word/2010/wordprocessingDrawing" xmlns:wp="http://schemas.openxmlformats.org/drawingml/2006/wordprocessingDrawing" xmlns:w10="urn:schemas-microsoft-com:office:word" xmlns:w="http://schemas.openxmlformats.org/wordprocessingml/2006/main" xmlns:w14="http://schemas.microsoft.com/office/word/2010/wordml" xmlns:w15="http://schemas.microsoft.com/office/word/2012/wordml" xmlns:w16cei="http://schemas.microsoft.com/office/word/2026/wordml/cei" xmlns:w16cex="http://schemas.microsoft.com/office/word/2018/wordml/cex" xmlns:w16cid="http://schemas.microsoft.com/office/word/2016/wordml/cid" xmlns:w16="http://schemas.microsoft.com/office/word/2018/wordml" xmlns:w16du="http://schemas.microsoft.com/office/word/2023/wordml/word16du" xmlns:w16sdtdh="http://schemas.microsoft.com/office/word/2020/wordml/sdtdatahash" xmlns:w16sdtfl="http://schemas.microsoft.com/office/word/2024/wordml/sdtformatlock" xmlns:w16se="http://schemas.microsoft.com/office/word/2015/wordml/symex" xmlns:wpg="http://schemas.microsoft.com/office/word/2010/wordprocessingGroup" xmlns:wpi="http://schemas.microsoft.com/office/word/2010/wordprocessingInk" xmlns:wne="http://schemas.microsoft.com/office/word/2006/wordml" xmlns:wps="http://schemas.microsoft.com/office/word/2010/wordprocessingShape" mc:Ignorable="w14 w15 w16se w16cid w16 w16cex w16sdtdh w16sdtfl w16du wp14">
+<w:document xmlns:wpc="http://schemas.microsoft.com/office/word/2010/wordprocessingCanvas" xmlns:cx="http://schemas.microsoft.com/office/drawing/2014/chartex" xmlns:cx1="http://schemas.microsoft.com/office/drawing/2015/9/8/chartex" xmlns:cx2="http://schemas.microsoft.com/office/drawing/2015/10/21/chartex" xmlns:cx3="http://schemas.microsoft.com/office/drawing/2016/5/9/chartex" xmlns:cx4="http://schemas.microsoft.com/office/drawing/2016/5/10/chartex" xmlns:cx5="http://schemas.microsoft.com/office/drawing/2016/5/11/chartex" xmlns:cx6="http://schemas.microsoft.com/office/drawing/2016/5/12/chartex" xmlns:cx7="http://schemas.microsoft.com/office/drawing/2016/5/13/chartex" xmlns:cx8="http://schemas.microsoft.com/office/drawing/2016/5/14/chartex" xmlns:mc="http://schemas.openxmlformats.org/markup-compatibility/2006" xmlns:aink="http://schemas.microsoft.com/office/drawing/2016/ink" xmlns:am3d="http://schemas.microsoft.com/office/drawing/2017/model3d" xmlns:o="urn:schemas-microsoft-com:office:office" xmlns:oel="http://schemas.microsoft.com/office/2019/extlst" xmlns:r="http://schemas.openxmlformats.org/officeDocument/2006/relationships" xmlns:m="http://schemas.openxmlformats.org/officeDocument/2006/math" xmlns:v="urn:schemas-microsoft-com:vml" xmlns:wp14="http://schemas.microsoft.com/office/word/2010/wordprocessingDrawing" xmlns:wp="http://schemas.openxmlformats.org/drawingml/2006/wordprocessingDrawing" xmlns:w10="urn:schemas-microsoft-com:office:word" xmlns:w="http://schemas.openxmlformats.org/wordprocessingml/2006/main" xmlns:w14="http://schemas.microsoft.com/office/word/2010/wordml" xmlns:w15="http://schemas.microsoft.com/office/word/2012/wordml" xmlns:w16cex="http://schemas.microsoft.com/office/word/2018/wordml/cex" xmlns:w16cid="http://schemas.microsoft.com/office/word/2016/wordml/cid" xmlns:w16="http://schemas.microsoft.com/office/word/2018/wordml" xmlns:w16du="http://schemas.microsoft.com/office/word/2023/wordml/word16du" xmlns:w16sdtdh="http://schemas.microsoft.com/office/word/2020/wordml/sdtdatahash" xmlns:w16sdtfl="http://schemas.microsoft.com/office/word/2024/wordml/sdtformatlock" xmlns:w16se="http://schemas.microsoft.com/office/word/2015/wordml/symex" xmlns:wpg="http://schemas.microsoft.com/office/word/2010/wordprocessingGroup" xmlns:wpi="http://schemas.microsoft.com/office/word/2010/wordprocessingInk" xmlns:wne="http://schemas.microsoft.com/office/word/2006/wordml" xmlns:wps="http://schemas.microsoft.com/office/word/2010/wordprocessingShape" mc:Ignorable="w14 w15 w16se w16cid w16 w16cex w16sdtdh w16sdtfl w16du wp14">
   <w:body>
     <w:p>
       <w:pPr>
@@ -18,6 +18,8 @@
           <w:b/>
           <w:bCs/>
           <w:kern w:val="2"/>
+          <w:sz w:val="28"/>
+          <w:szCs w:val="28"/>
           <w14:ligatures w14:val="standardContextual"/>
         </w:rPr>
       </w:pPr>
@@ -27,6 +29,8 @@
           <w:b/>
           <w:bCs/>
           <w:kern w:val="2"/>
+          <w:sz w:val="28"/>
+          <w:szCs w:val="28"/>
           <w14:ligatures w14:val="standardContextual"/>
         </w:rPr>
         <w:t>T41 V12</w:t>
@@ -37,6 +41,8 @@
           <w:b/>
           <w:bCs/>
           <w:kern w:val="2"/>
+          <w:sz w:val="28"/>
+          <w:szCs w:val="28"/>
           <w14:ligatures w14:val="standardContextual"/>
         </w:rPr>
         <w:t>.8</w:t>
@@ -47,6 +53,8 @@
           <w:b/>
           <w:bCs/>
           <w:kern w:val="2"/>
+          <w:sz w:val="28"/>
+          <w:szCs w:val="28"/>
           <w14:ligatures w14:val="standardContextual"/>
         </w:rPr>
         <w:t xml:space="preserve"> RF Board Assembly Manual</w:t>
@@ -61,7 +69,8 @@
           <w:b/>
           <w:bCs/>
           <w:kern w:val="2"/>
-          <w:lang w:val="de-DE"/>
+          <w:sz w:val="28"/>
+          <w:szCs w:val="28"/>
           <w14:ligatures w14:val="standardContextual"/>
         </w:rPr>
       </w:pPr>
@@ -71,19 +80,20 @@
           <w:b/>
           <w:bCs/>
           <w:kern w:val="2"/>
-          <w:lang w:val="de-DE"/>
+          <w:sz w:val="28"/>
+          <w:szCs w:val="28"/>
           <w14:ligatures w14:val="standardContextual"/>
         </w:rPr>
         <w:t xml:space="preserve">Version 1.00 – </w:t>
       </w:r>
-      <w:proofErr w:type="spellStart"/>
       <w:r>
         <w:rPr>
           <w:rFonts w:ascii="Calibri" w:hAnsi="Calibri" w:cs="Calibri"/>
           <w:b/>
           <w:bCs/>
           <w:kern w:val="2"/>
-          <w:lang w:val="de-DE"/>
+          <w:sz w:val="28"/>
+          <w:szCs w:val="28"/>
           <w14:ligatures w14:val="standardContextual"/>
         </w:rPr>
         <w:t>Ju</w:t>
@@ -94,19 +104,20 @@
           <w:b/>
           <w:bCs/>
           <w:kern w:val="2"/>
-          <w:lang w:val="de-DE"/>
+          <w:sz w:val="28"/>
+          <w:szCs w:val="28"/>
           <w14:ligatures w14:val="standardContextual"/>
         </w:rPr>
         <w:t>ly</w:t>
       </w:r>
-      <w:proofErr w:type="spellEnd"/>
       <w:r>
         <w:rPr>
           <w:rFonts w:ascii="Calibri" w:hAnsi="Calibri" w:cs="Calibri"/>
           <w:b/>
           <w:bCs/>
           <w:kern w:val="2"/>
-          <w:lang w:val="de-DE"/>
+          <w:sz w:val="28"/>
+          <w:szCs w:val="28"/>
           <w14:ligatures w14:val="standardContextual"/>
         </w:rPr>
         <w:t xml:space="preserve"> </w:t>
@@ -117,7 +128,8 @@
           <w:b/>
           <w:bCs/>
           <w:kern w:val="2"/>
-          <w:lang w:val="de-DE"/>
+          <w:sz w:val="28"/>
+          <w:szCs w:val="28"/>
           <w14:ligatures w14:val="standardContextual"/>
         </w:rPr>
         <w:t>31</w:t>
@@ -128,7 +140,8 @@
           <w:b/>
           <w:bCs/>
           <w:kern w:val="2"/>
-          <w:lang w:val="de-DE"/>
+          <w:sz w:val="28"/>
+          <w:szCs w:val="28"/>
           <w14:ligatures w14:val="standardContextual"/>
         </w:rPr>
         <w:t>, 202</w:t>
@@ -139,7 +152,8 @@
           <w:b/>
           <w:bCs/>
           <w:kern w:val="2"/>
-          <w:lang w:val="de-DE"/>
+          <w:sz w:val="28"/>
+          <w:szCs w:val="28"/>
           <w14:ligatures w14:val="standardContextual"/>
         </w:rPr>
         <w:t>6</w:t>
@@ -154,7 +168,8 @@
           <w:b/>
           <w:bCs/>
           <w:kern w:val="2"/>
-          <w:lang w:val="de-DE"/>
+          <w:sz w:val="28"/>
+          <w:szCs w:val="28"/>
           <w14:ligatures w14:val="standardContextual"/>
         </w:rPr>
       </w:pPr>
@@ -164,46 +179,22 @@
           <w:b/>
           <w:bCs/>
           <w:kern w:val="2"/>
-          <w:lang w:val="de-DE"/>
-          <w14:ligatures w14:val="standardContextual"/>
-        </w:rPr>
-        <w:t xml:space="preserve">WJ </w:t>
-      </w:r>
-      <w:proofErr w:type="gramStart"/>
-      <w:r>
+          <w:sz w:val="28"/>
+          <w:szCs w:val="28"/>
+          <w14:ligatures w14:val="standardContextual"/>
+        </w:rPr>
+        <w:t>WJ Schmidt  - K9HZ</w:t>
+      </w:r>
+    </w:p>
+    <w:p>
+      <w:pPr>
+        <w:spacing w:after="160" w:line="259" w:lineRule="auto"/>
+        <w:jc w:val="center"/>
         <w:rPr>
           <w:rFonts w:ascii="Calibri" w:hAnsi="Calibri" w:cs="Calibri"/>
           <w:b/>
           <w:bCs/>
           <w:kern w:val="2"/>
-          <w:lang w:val="de-DE"/>
-          <w14:ligatures w14:val="standardContextual"/>
-        </w:rPr>
-        <w:t>Schmidt  -</w:t>
-      </w:r>
-      <w:proofErr w:type="gramEnd"/>
-      <w:r>
-        <w:rPr>
-          <w:rFonts w:ascii="Calibri" w:hAnsi="Calibri" w:cs="Calibri"/>
-          <w:b/>
-          <w:bCs/>
-          <w:kern w:val="2"/>
-          <w:lang w:val="de-DE"/>
-          <w14:ligatures w14:val="standardContextual"/>
-        </w:rPr>
-        <w:t xml:space="preserve"> K9HZ</w:t>
-      </w:r>
-    </w:p>
-    <w:p>
-      <w:pPr>
-        <w:spacing w:after="160" w:line="259" w:lineRule="auto"/>
-        <w:jc w:val="center"/>
-        <w:rPr>
-          <w:rFonts w:ascii="Calibri" w:hAnsi="Calibri" w:cs="Calibri"/>
-          <w:b/>
-          <w:bCs/>
-          <w:kern w:val="2"/>
-          <w:lang w:val="de-DE"/>
           <w14:ligatures w14:val="standardContextual"/>
         </w:rPr>
       </w:pPr>
@@ -217,7 +208,6 @@
           <w:bCs/>
           <w:color w:val="FF0000"/>
           <w:kern w:val="2"/>
-          <w:lang w:val="de-DE"/>
           <w14:ligatures w14:val="standardContextual"/>
         </w:rPr>
       </w:pPr>
@@ -227,7 +217,6 @@
           <w:b/>
           <w:bCs/>
           <w:kern w:val="2"/>
-          <w:lang w:val="de-DE"/>
           <w14:ligatures w14:val="standardContextual"/>
         </w:rPr>
         <w:t>INTRODUCTION</w:t>
@@ -235,6 +224,350 @@
     </w:p>
     <w:p>
       <w:pPr>
+        <w:spacing w:after="160" w:line="256" w:lineRule="auto"/>
+        <w:rPr>
+          <w:rFonts w:ascii="Calibri" w:hAnsi="Calibri" w:cs="Calibri"/>
+          <w:b/>
+          <w:bCs/>
+          <w:kern w:val="2"/>
+          <w14:ligatures w14:val="standardContextual"/>
+        </w:rPr>
+      </w:pPr>
+      <w:r>
+        <w:rPr>
+          <w:rFonts w:ascii="Calibri" w:hAnsi="Calibri" w:cs="Calibri"/>
+          <w:kern w:val="2"/>
+          <w14:ligatures w14:val="standardContextual"/>
+        </w:rPr>
+        <w:t>The new T41 V12</w:t>
+      </w:r>
+      <w:r>
+        <w:rPr>
+          <w:rFonts w:ascii="Calibri" w:hAnsi="Calibri" w:cs="Calibri"/>
+          <w:kern w:val="2"/>
+          <w14:ligatures w14:val="standardContextual"/>
+        </w:rPr>
+        <w:t>.8</w:t>
+      </w:r>
+      <w:r>
+        <w:rPr>
+          <w:rFonts w:ascii="Calibri" w:hAnsi="Calibri" w:cs="Calibri"/>
+          <w:kern w:val="2"/>
+          <w14:ligatures w14:val="standardContextual"/>
+        </w:rPr>
+        <w:t xml:space="preserve"> RF board </w:t>
+      </w:r>
+      <w:r>
+        <w:rPr>
+          <w:rFonts w:ascii="Calibri" w:hAnsi="Calibri" w:cs="Calibri"/>
+        </w:rPr>
+        <w:t xml:space="preserve">combines </w:t>
+      </w:r>
+      <w:r>
+        <w:rPr>
+          <w:rFonts w:ascii="Calibri" w:hAnsi="Calibri" w:cs="Calibri"/>
+          <w:kern w:val="2"/>
+          <w14:ligatures w14:val="standardContextual"/>
+        </w:rPr>
+        <w:t xml:space="preserve">the T41 QSE and QSD </w:t>
+      </w:r>
+      <w:r>
+        <w:rPr>
+          <w:rFonts w:ascii="Calibri" w:hAnsi="Calibri" w:cs="Calibri"/>
+        </w:rPr>
+        <w:t>on a single</w:t>
+      </w:r>
+      <w:r>
+        <w:rPr>
+          <w:rFonts w:ascii="Calibri" w:hAnsi="Calibri" w:cs="Calibri"/>
+          <w:kern w:val="2"/>
+          <w14:ligatures w14:val="standardContextual"/>
+        </w:rPr>
+        <w:t xml:space="preserve"> board</w:t>
+      </w:r>
+      <w:r>
+        <w:rPr>
+          <w:rFonts w:ascii="Calibri" w:hAnsi="Calibri" w:cs="Calibri"/>
+        </w:rPr>
+        <w:t>, placing</w:t>
+      </w:r>
+      <w:r>
+        <w:rPr>
+          <w:rFonts w:ascii="Calibri" w:hAnsi="Calibri" w:cs="Calibri"/>
+          <w:kern w:val="2"/>
+          <w14:ligatures w14:val="standardContextual"/>
+        </w:rPr>
+        <w:t xml:space="preserve"> the local oscillator </w:t>
+      </w:r>
+      <w:r>
+        <w:rPr>
+          <w:rFonts w:ascii="Calibri" w:hAnsi="Calibri" w:cs="Calibri"/>
+        </w:rPr>
+        <w:t>onboard</w:t>
+      </w:r>
+      <w:r>
+        <w:rPr>
+          <w:rFonts w:ascii="Calibri" w:hAnsi="Calibri" w:cs="Calibri"/>
+          <w:kern w:val="2"/>
+          <w14:ligatures w14:val="standardContextual"/>
+        </w:rPr>
+        <w:t xml:space="preserve"> and</w:t>
+      </w:r>
+      <w:r>
+        <w:rPr>
+          <w:rFonts w:ascii="Calibri" w:hAnsi="Calibri" w:cs="Calibri"/>
+          <w:kern w:val="2"/>
+          <w14:ligatures w14:val="standardContextual"/>
+        </w:rPr>
+        <w:t xml:space="preserve"> </w:t>
+      </w:r>
+      <w:r>
+        <w:rPr>
+          <w:rFonts w:ascii="Calibri" w:hAnsi="Calibri" w:cs="Calibri"/>
+        </w:rPr>
+        <w:t>keeping</w:t>
+      </w:r>
+      <w:r>
+        <w:rPr>
+          <w:rFonts w:ascii="Calibri" w:hAnsi="Calibri" w:cs="Calibri"/>
+          <w:kern w:val="2"/>
+          <w14:ligatures w14:val="standardContextual"/>
+        </w:rPr>
+        <w:t xml:space="preserve"> </w:t>
+      </w:r>
+      <w:r>
+        <w:rPr>
+          <w:rFonts w:ascii="Calibri" w:hAnsi="Calibri" w:cs="Calibri"/>
+          <w:kern w:val="2"/>
+          <w14:ligatures w14:val="standardContextual"/>
+        </w:rPr>
+        <w:t xml:space="preserve">RF traces </w:t>
+      </w:r>
+      <w:r>
+        <w:rPr>
+          <w:rFonts w:ascii="Calibri" w:hAnsi="Calibri" w:cs="Calibri"/>
+          <w:kern w:val="2"/>
+          <w14:ligatures w14:val="standardContextual"/>
+        </w:rPr>
+        <w:t xml:space="preserve">as short as possible for </w:t>
+      </w:r>
+      <w:r>
+        <w:rPr>
+          <w:rFonts w:ascii="Calibri" w:hAnsi="Calibri" w:cs="Calibri"/>
+        </w:rPr>
+        <w:t>improved</w:t>
+      </w:r>
+      <w:r>
+        <w:rPr>
+          <w:rFonts w:ascii="Calibri" w:hAnsi="Calibri" w:cs="Calibri"/>
+          <w:kern w:val="2"/>
+          <w14:ligatures w14:val="standardContextual"/>
+        </w:rPr>
+        <w:t xml:space="preserve"> RF </w:t>
+      </w:r>
+      <w:r>
+        <w:rPr>
+          <w:rFonts w:ascii="Calibri" w:hAnsi="Calibri" w:cs="Calibri"/>
+          <w:kern w:val="2"/>
+          <w14:ligatures w14:val="standardContextual"/>
+        </w:rPr>
+        <w:t>performance.</w:t>
+      </w:r>
+      <w:r>
+        <w:rPr>
+          <w:rFonts w:ascii="Calibri" w:hAnsi="Calibri" w:cs="Calibri"/>
+          <w:kern w:val="2"/>
+          <w14:ligatures w14:val="standardContextual"/>
+        </w:rPr>
+        <w:t xml:space="preserve"> </w:t>
+      </w:r>
+      <w:r>
+        <w:rPr>
+          <w:rFonts w:ascii="Calibri" w:hAnsi="Calibri" w:cs="Calibri"/>
+          <w:kern w:val="2"/>
+          <w14:ligatures w14:val="standardContextual"/>
+        </w:rPr>
+        <w:t xml:space="preserve">The QFN </w:t>
+      </w:r>
+      <w:r>
+        <w:rPr>
+          <w:rFonts w:ascii="Calibri" w:hAnsi="Calibri" w:cs="Calibri"/>
+          <w:kern w:val="2"/>
+          <w14:ligatures w14:val="standardContextual"/>
+        </w:rPr>
+        <w:t>devices</w:t>
+      </w:r>
+      <w:r>
+        <w:rPr>
+          <w:rFonts w:ascii="Calibri" w:hAnsi="Calibri" w:cs="Calibri"/>
+        </w:rPr>
+        <w:t>—</w:t>
+      </w:r>
+      <w:r>
+        <w:rPr>
+          <w:rFonts w:ascii="Calibri" w:hAnsi="Calibri" w:cs="Calibri"/>
+          <w:kern w:val="2"/>
+          <w14:ligatures w14:val="standardContextual"/>
+        </w:rPr>
+        <w:t xml:space="preserve">the Si5351 oscillator and </w:t>
+      </w:r>
+      <w:r>
+        <w:rPr>
+          <w:rFonts w:ascii="Calibri" w:hAnsi="Calibri" w:cs="Calibri"/>
+          <w:kern w:val="2"/>
+          <w14:ligatures w14:val="standardContextual"/>
+        </w:rPr>
+        <w:t>two PE4312 attenuators</w:t>
+      </w:r>
+      <w:r>
+        <w:rPr>
+          <w:rFonts w:ascii="Calibri" w:hAnsi="Calibri" w:cs="Calibri"/>
+        </w:rPr>
+        <w:t>—</w:t>
+      </w:r>
+      <w:r>
+        <w:rPr>
+          <w:rFonts w:ascii="Calibri" w:hAnsi="Calibri" w:cs="Calibri"/>
+          <w:kern w:val="2"/>
+          <w14:ligatures w14:val="standardContextual"/>
+        </w:rPr>
+        <w:t xml:space="preserve">have been moved to </w:t>
+      </w:r>
+      <w:r>
+        <w:rPr>
+          <w:rFonts w:ascii="Calibri" w:hAnsi="Calibri" w:cs="Calibri"/>
+        </w:rPr>
+        <w:t>premade plug-in</w:t>
+      </w:r>
+      <w:r>
+        <w:rPr>
+          <w:rFonts w:ascii="Calibri" w:hAnsi="Calibri" w:cs="Calibri"/>
+          <w:kern w:val="2"/>
+          <w14:ligatures w14:val="standardContextual"/>
+        </w:rPr>
+        <w:t xml:space="preserve"> modules that </w:t>
+      </w:r>
+      <w:r>
+        <w:rPr>
+          <w:rFonts w:ascii="Calibri" w:hAnsi="Calibri" w:cs="Calibri"/>
+        </w:rPr>
+        <w:t xml:space="preserve">install </w:t>
+      </w:r>
+      <w:r>
+        <w:rPr>
+          <w:rFonts w:ascii="Calibri" w:hAnsi="Calibri" w:cs="Calibri"/>
+          <w:kern w:val="2"/>
+          <w14:ligatures w14:val="standardContextual"/>
+        </w:rPr>
+        <w:t>like ICs</w:t>
+      </w:r>
+      <w:r>
+        <w:rPr>
+          <w:rFonts w:ascii="Calibri" w:hAnsi="Calibri" w:cs="Calibri"/>
+          <w:kern w:val="2"/>
+          <w14:ligatures w14:val="standardContextual"/>
+        </w:rPr>
+        <w:t xml:space="preserve">. </w:t>
+      </w:r>
+      <w:r>
+        <w:rPr>
+          <w:rFonts w:ascii="Calibri" w:hAnsi="Calibri" w:cs="Calibri"/>
+          <w:kern w:val="2"/>
+          <w14:ligatures w14:val="standardContextual"/>
+        </w:rPr>
+        <w:t xml:space="preserve">This </w:t>
+      </w:r>
+      <w:r>
+        <w:rPr>
+          <w:rFonts w:ascii="Calibri" w:hAnsi="Calibri" w:cs="Calibri"/>
+        </w:rPr>
+        <w:t>simplifies</w:t>
+      </w:r>
+      <w:r>
+        <w:rPr>
+          <w:rFonts w:ascii="Calibri" w:hAnsi="Calibri" w:cs="Calibri"/>
+          <w:kern w:val="2"/>
+          <w14:ligatures w14:val="standardContextual"/>
+        </w:rPr>
+        <w:t xml:space="preserve"> solderi</w:t>
+      </w:r>
+      <w:r>
+        <w:rPr>
+          <w:rFonts w:ascii="Calibri" w:hAnsi="Calibri" w:cs="Calibri"/>
+          <w:kern w:val="2"/>
+          <w14:ligatures w14:val="standardContextual"/>
+        </w:rPr>
+        <w:t>ng</w:t>
+      </w:r>
+      <w:r>
+        <w:rPr>
+          <w:rFonts w:ascii="Calibri" w:hAnsi="Calibri" w:cs="Calibri"/>
+          <w:kern w:val="2"/>
+          <w14:ligatures w14:val="standardContextual"/>
+        </w:rPr>
+        <w:t xml:space="preserve"> and </w:t>
+      </w:r>
+      <w:r>
+        <w:rPr>
+          <w:rFonts w:ascii="Calibri" w:hAnsi="Calibri" w:cs="Calibri"/>
+          <w:kern w:val="2"/>
+          <w14:ligatures w14:val="standardContextual"/>
+        </w:rPr>
+        <w:t xml:space="preserve">assembly </w:t>
+      </w:r>
+      <w:r>
+        <w:rPr>
+          <w:rFonts w:ascii="Calibri" w:hAnsi="Calibri" w:cs="Calibri"/>
+        </w:rPr>
+        <w:t xml:space="preserve">compared with earlier RF board </w:t>
+      </w:r>
+      <w:r>
+        <w:rPr>
+          <w:rFonts w:ascii="Calibri" w:hAnsi="Calibri" w:cs="Calibri"/>
+          <w:kern w:val="2"/>
+          <w14:ligatures w14:val="standardContextual"/>
+        </w:rPr>
+        <w:t>versions</w:t>
+      </w:r>
+      <w:r>
+        <w:rPr>
+          <w:rFonts w:ascii="Calibri" w:hAnsi="Calibri" w:cs="Calibri"/>
+        </w:rPr>
+        <w:t>, while also supporting</w:t>
+      </w:r>
+      <w:r>
+        <w:rPr>
+          <w:rFonts w:ascii="Calibri" w:hAnsi="Calibri" w:cs="Calibri"/>
+          <w:kern w:val="2"/>
+          <w14:ligatures w14:val="standardContextual"/>
+        </w:rPr>
+        <w:t xml:space="preserve"> experimentation without rebuilding the entire </w:t>
+      </w:r>
+      <w:r>
+        <w:rPr>
+          <w:rFonts w:ascii="Calibri" w:hAnsi="Calibri" w:cs="Calibri"/>
+          <w:kern w:val="2"/>
+          <w14:ligatures w14:val="standardContextual"/>
+        </w:rPr>
+        <w:t>board.</w:t>
+      </w:r>
+      <w:r>
+        <w:rPr>
+          <w:rFonts w:ascii="Calibri" w:hAnsi="Calibri" w:cs="Calibri"/>
+          <w:kern w:val="2"/>
+          <w14:ligatures w14:val="standardContextual"/>
+        </w:rPr>
+        <w:t xml:space="preserve"> The new Oscillator </w:t>
+      </w:r>
+      <w:r>
+        <w:rPr>
+          <w:rFonts w:ascii="Calibri" w:hAnsi="Calibri" w:cs="Calibri"/>
+        </w:rPr>
+        <w:t>Module uses the more capable eight-output Si5351, enabling automated calibration. The RF Attenuator Modules use one or two PE4312 devices to provide either 0–31.5 dB or 0–63 dB of attenuation.</w:t>
+      </w:r>
+    </w:p>
+    <w:p>
+      <w:pPr>
         <w:spacing w:after="160" w:line="259" w:lineRule="auto"/>
         <w:rPr>
           <w:rFonts w:ascii="Calibri" w:hAnsi="Calibri" w:cs="Calibri"/>
@@ -244,464 +577,6 @@
           <w14:ligatures w14:val="standardContextual"/>
         </w:rPr>
       </w:pPr>
-      <w:r>
-        <w:rPr>
-          <w:rFonts w:ascii="Calibri" w:hAnsi="Calibri" w:cs="Calibri"/>
-          <w:kern w:val="2"/>
-          <w14:ligatures w14:val="standardContextual"/>
-        </w:rPr>
-        <w:t>The new T41 V12</w:t>
-      </w:r>
-      <w:r>
-        <w:rPr>
-          <w:rFonts w:ascii="Calibri" w:hAnsi="Calibri" w:cs="Calibri"/>
-          <w:kern w:val="2"/>
-          <w14:ligatures w14:val="standardContextual"/>
-        </w:rPr>
-        <w:t>.8</w:t>
-      </w:r>
-      <w:r>
-        <w:rPr>
-          <w:rFonts w:ascii="Calibri" w:hAnsi="Calibri" w:cs="Calibri"/>
-          <w:kern w:val="2"/>
-          <w14:ligatures w14:val="standardContextual"/>
-        </w:rPr>
-        <w:t xml:space="preserve"> RF board is the latest version of the T41 QSE and QSD combined </w:t>
-      </w:r>
-      <w:r>
-        <w:rPr>
-          <w:rFonts w:ascii="Calibri" w:hAnsi="Calibri" w:cs="Calibri"/>
-          <w:kern w:val="2"/>
-          <w14:ligatures w14:val="standardContextual"/>
-        </w:rPr>
-        <w:t>into</w:t>
-      </w:r>
-      <w:r>
-        <w:rPr>
-          <w:rFonts w:ascii="Calibri" w:hAnsi="Calibri" w:cs="Calibri"/>
-          <w:kern w:val="2"/>
-          <w14:ligatures w14:val="standardContextual"/>
-        </w:rPr>
-        <w:t xml:space="preserve"> one board</w:t>
-      </w:r>
-      <w:r>
-        <w:rPr>
-          <w:rFonts w:ascii="Calibri" w:hAnsi="Calibri" w:cs="Calibri"/>
-          <w:kern w:val="2"/>
-          <w14:ligatures w14:val="standardContextual"/>
-        </w:rPr>
-        <w:t xml:space="preserve"> which </w:t>
-      </w:r>
-      <w:r>
-        <w:rPr>
-          <w:rFonts w:ascii="Calibri" w:hAnsi="Calibri" w:cs="Calibri"/>
-          <w:kern w:val="2"/>
-          <w14:ligatures w14:val="standardContextual"/>
-        </w:rPr>
-        <w:t>places</w:t>
-      </w:r>
-      <w:r>
-        <w:rPr>
-          <w:rFonts w:ascii="Calibri" w:hAnsi="Calibri" w:cs="Calibri"/>
-          <w:kern w:val="2"/>
-          <w14:ligatures w14:val="standardContextual"/>
-        </w:rPr>
-        <w:t xml:space="preserve"> the local oscillator on the same board and</w:t>
-      </w:r>
-      <w:r>
-        <w:rPr>
-          <w:rFonts w:ascii="Calibri" w:hAnsi="Calibri" w:cs="Calibri"/>
-          <w:kern w:val="2"/>
-          <w14:ligatures w14:val="standardContextual"/>
-        </w:rPr>
-        <w:t xml:space="preserve"> allows the </w:t>
-      </w:r>
-      <w:r>
-        <w:rPr>
-          <w:rFonts w:ascii="Calibri" w:hAnsi="Calibri" w:cs="Calibri"/>
-          <w:kern w:val="2"/>
-          <w14:ligatures w14:val="standardContextual"/>
-        </w:rPr>
-        <w:t xml:space="preserve">RF traces </w:t>
-      </w:r>
-      <w:r>
-        <w:rPr>
-          <w:rFonts w:ascii="Calibri" w:hAnsi="Calibri" w:cs="Calibri"/>
-          <w:kern w:val="2"/>
-          <w14:ligatures w14:val="standardContextual"/>
-        </w:rPr>
-        <w:t xml:space="preserve">to be </w:t>
-      </w:r>
-      <w:r>
-        <w:rPr>
-          <w:rFonts w:ascii="Calibri" w:hAnsi="Calibri" w:cs="Calibri"/>
-          <w:kern w:val="2"/>
-          <w14:ligatures w14:val="standardContextual"/>
-        </w:rPr>
-        <w:t xml:space="preserve">as short as possible for the best </w:t>
-      </w:r>
-      <w:r>
-        <w:rPr>
-          <w:rFonts w:ascii="Calibri" w:hAnsi="Calibri" w:cs="Calibri"/>
-          <w:kern w:val="2"/>
-          <w14:ligatures w14:val="standardContextual"/>
-        </w:rPr>
-        <w:t xml:space="preserve">overall RF </w:t>
-      </w:r>
-      <w:r>
-        <w:rPr>
-          <w:rFonts w:ascii="Calibri" w:hAnsi="Calibri" w:cs="Calibri"/>
-          <w:kern w:val="2"/>
-          <w14:ligatures w14:val="standardContextual"/>
-        </w:rPr>
-        <w:t>performance.</w:t>
-      </w:r>
-      <w:r>
-        <w:rPr>
-          <w:rFonts w:ascii="Calibri" w:hAnsi="Calibri" w:cs="Calibri"/>
-          <w:kern w:val="2"/>
-          <w14:ligatures w14:val="standardContextual"/>
-        </w:rPr>
-        <w:t xml:space="preserve">  The QFN footprint devices</w:t>
-      </w:r>
-      <w:r>
-        <w:rPr>
-          <w:rFonts w:ascii="Calibri" w:hAnsi="Calibri" w:cs="Calibri"/>
-          <w:kern w:val="2"/>
-          <w14:ligatures w14:val="standardContextual"/>
-        </w:rPr>
-        <w:t xml:space="preserve">, </w:t>
-      </w:r>
-      <w:r>
-        <w:rPr>
-          <w:rFonts w:ascii="Calibri" w:hAnsi="Calibri" w:cs="Calibri"/>
-          <w:kern w:val="2"/>
-          <w14:ligatures w14:val="standardContextual"/>
-        </w:rPr>
-        <w:t>the Si5351 oscillator and the two PE4312 attenuators</w:t>
-      </w:r>
-      <w:r>
-        <w:rPr>
-          <w:rFonts w:ascii="Calibri" w:hAnsi="Calibri" w:cs="Calibri"/>
-          <w:kern w:val="2"/>
-          <w14:ligatures w14:val="standardContextual"/>
-        </w:rPr>
-        <w:t>,</w:t>
-      </w:r>
-      <w:r>
-        <w:rPr>
-          <w:rFonts w:ascii="Calibri" w:hAnsi="Calibri" w:cs="Calibri"/>
-          <w:kern w:val="2"/>
-          <w14:ligatures w14:val="standardContextual"/>
-        </w:rPr>
-        <w:t xml:space="preserve"> have been moved to pre-made modules that plug into the V12.8 RF board like ICs</w:t>
-      </w:r>
-      <w:r>
-        <w:rPr>
-          <w:rFonts w:ascii="Calibri" w:hAnsi="Calibri" w:cs="Calibri"/>
-          <w:kern w:val="2"/>
-          <w14:ligatures w14:val="standardContextual"/>
-        </w:rPr>
-        <w:t xml:space="preserve">.  This </w:t>
-      </w:r>
-      <w:r>
-        <w:rPr>
-          <w:rFonts w:ascii="Calibri" w:hAnsi="Calibri" w:cs="Calibri"/>
-          <w:kern w:val="2"/>
-          <w14:ligatures w14:val="standardContextual"/>
-        </w:rPr>
-        <w:t>m</w:t>
-      </w:r>
-      <w:r>
-        <w:rPr>
-          <w:rFonts w:ascii="Calibri" w:hAnsi="Calibri" w:cs="Calibri"/>
-          <w:kern w:val="2"/>
-          <w14:ligatures w14:val="standardContextual"/>
-        </w:rPr>
-        <w:t>akes</w:t>
-      </w:r>
-      <w:r>
-        <w:rPr>
-          <w:rFonts w:ascii="Calibri" w:hAnsi="Calibri" w:cs="Calibri"/>
-          <w:kern w:val="2"/>
-          <w14:ligatures w14:val="standardContextual"/>
-        </w:rPr>
-        <w:t xml:space="preserve"> solderi</w:t>
-      </w:r>
-      <w:r>
-        <w:rPr>
-          <w:rFonts w:ascii="Calibri" w:hAnsi="Calibri" w:cs="Calibri"/>
-          <w:kern w:val="2"/>
-          <w14:ligatures w14:val="standardContextual"/>
-        </w:rPr>
-        <w:t>ng</w:t>
-      </w:r>
-      <w:r>
-        <w:rPr>
-          <w:rFonts w:ascii="Calibri" w:hAnsi="Calibri" w:cs="Calibri"/>
-          <w:kern w:val="2"/>
-          <w14:ligatures w14:val="standardContextual"/>
-        </w:rPr>
-        <w:t xml:space="preserve"> and overall assembly much easier</w:t>
-      </w:r>
-      <w:r>
-        <w:rPr>
-          <w:rFonts w:ascii="Calibri" w:hAnsi="Calibri" w:cs="Calibri"/>
-          <w:kern w:val="2"/>
-          <w14:ligatures w14:val="standardContextual"/>
-        </w:rPr>
-        <w:t xml:space="preserve"> than </w:t>
-      </w:r>
-      <w:r>
-        <w:rPr>
-          <w:rFonts w:ascii="Calibri" w:hAnsi="Calibri" w:cs="Calibri"/>
-          <w:kern w:val="2"/>
-          <w14:ligatures w14:val="standardContextual"/>
-        </w:rPr>
-        <w:t>previous versions of the</w:t>
-      </w:r>
-      <w:r>
-        <w:rPr>
-          <w:rFonts w:ascii="Calibri" w:hAnsi="Calibri" w:cs="Calibri"/>
-          <w:kern w:val="2"/>
-          <w14:ligatures w14:val="standardContextual"/>
-        </w:rPr>
-        <w:t xml:space="preserve"> RF board</w:t>
-      </w:r>
-      <w:r>
-        <w:rPr>
-          <w:rFonts w:ascii="Calibri" w:hAnsi="Calibri" w:cs="Calibri"/>
-          <w:kern w:val="2"/>
-          <w14:ligatures w14:val="standardContextual"/>
-        </w:rPr>
-        <w:t xml:space="preserve"> with an </w:t>
-      </w:r>
-      <w:r>
-        <w:rPr>
-          <w:rFonts w:ascii="Calibri" w:hAnsi="Calibri" w:cs="Calibri"/>
-          <w:kern w:val="2"/>
-          <w14:ligatures w14:val="standardContextual"/>
-        </w:rPr>
-        <w:t>additional benef</w:t>
-      </w:r>
-      <w:r>
-        <w:rPr>
-          <w:rFonts w:ascii="Calibri" w:hAnsi="Calibri" w:cs="Calibri"/>
-          <w:kern w:val="2"/>
-          <w14:ligatures w14:val="standardContextual"/>
-        </w:rPr>
-        <w:t>it being</w:t>
-      </w:r>
-      <w:r>
-        <w:rPr>
-          <w:rFonts w:ascii="Calibri" w:hAnsi="Calibri" w:cs="Calibri"/>
-          <w:kern w:val="2"/>
-          <w14:ligatures w14:val="standardContextual"/>
-        </w:rPr>
-        <w:t xml:space="preserve"> additional experimentation without rebuilding the entire RF board.  The new Oscillator board uses the more complex version of the si5351 with </w:t>
-      </w:r>
-      <w:r>
-        <w:rPr>
-          <w:rFonts w:ascii="Calibri" w:hAnsi="Calibri" w:cs="Calibri"/>
-          <w:kern w:val="2"/>
-          <w14:ligatures w14:val="standardContextual"/>
-        </w:rPr>
-        <w:t>eight</w:t>
-      </w:r>
-      <w:r>
-        <w:rPr>
-          <w:rFonts w:ascii="Calibri" w:hAnsi="Calibri" w:cs="Calibri"/>
-          <w:kern w:val="2"/>
-          <w14:ligatures w14:val="standardContextual"/>
-        </w:rPr>
-        <w:t xml:space="preserve"> oscillators that </w:t>
-      </w:r>
-      <w:r>
-        <w:rPr>
-          <w:rFonts w:ascii="Calibri" w:hAnsi="Calibri" w:cs="Calibri"/>
-          <w:kern w:val="2"/>
-          <w14:ligatures w14:val="standardContextual"/>
-        </w:rPr>
-        <w:t>means</w:t>
-      </w:r>
-      <w:r>
-        <w:rPr>
-          <w:rFonts w:ascii="Calibri" w:hAnsi="Calibri" w:cs="Calibri"/>
-          <w:kern w:val="2"/>
-          <w14:ligatures w14:val="standardContextual"/>
-        </w:rPr>
-        <w:t xml:space="preserve"> calibration</w:t>
-      </w:r>
-      <w:r>
-        <w:rPr>
-          <w:rFonts w:ascii="Calibri" w:hAnsi="Calibri" w:cs="Calibri"/>
-          <w:kern w:val="2"/>
-          <w14:ligatures w14:val="standardContextual"/>
-        </w:rPr>
-        <w:t xml:space="preserve"> can be automated</w:t>
-      </w:r>
-      <w:r>
-        <w:rPr>
-          <w:rFonts w:ascii="Calibri" w:hAnsi="Calibri" w:cs="Calibri"/>
-          <w:kern w:val="2"/>
-          <w14:ligatures w14:val="standardContextual"/>
-        </w:rPr>
-        <w:t>.  In addition</w:t>
-      </w:r>
-      <w:r>
-        <w:rPr>
-          <w:rFonts w:ascii="Calibri" w:hAnsi="Calibri" w:cs="Calibri"/>
-          <w:kern w:val="2"/>
-          <w14:ligatures w14:val="standardContextual"/>
-        </w:rPr>
-        <w:t>,</w:t>
-      </w:r>
-      <w:r>
-        <w:rPr>
-          <w:rFonts w:ascii="Calibri" w:hAnsi="Calibri" w:cs="Calibri"/>
-          <w:kern w:val="2"/>
-          <w14:ligatures w14:val="standardContextual"/>
-        </w:rPr>
-        <w:t xml:space="preserve"> the </w:t>
-      </w:r>
-      <w:r>
-        <w:rPr>
-          <w:rFonts w:ascii="Calibri" w:hAnsi="Calibri" w:cs="Calibri"/>
-          <w:kern w:val="2"/>
-          <w14:ligatures w14:val="standardContextual"/>
-        </w:rPr>
-        <w:t xml:space="preserve">new </w:t>
-      </w:r>
-      <w:r>
-        <w:rPr>
-          <w:rFonts w:ascii="Calibri" w:hAnsi="Calibri" w:cs="Calibri"/>
-          <w:kern w:val="2"/>
-          <w14:ligatures w14:val="standardContextual"/>
-        </w:rPr>
-        <w:t>RF attenuator module</w:t>
-      </w:r>
-      <w:r>
-        <w:rPr>
-          <w:rFonts w:ascii="Calibri" w:hAnsi="Calibri" w:cs="Calibri"/>
-          <w:kern w:val="2"/>
-          <w14:ligatures w14:val="standardContextual"/>
-        </w:rPr>
-        <w:t>s</w:t>
-      </w:r>
-      <w:r>
-        <w:rPr>
-          <w:rFonts w:ascii="Calibri" w:hAnsi="Calibri" w:cs="Calibri"/>
-          <w:kern w:val="2"/>
-          <w14:ligatures w14:val="standardContextual"/>
-        </w:rPr>
-        <w:t xml:space="preserve"> have one o</w:t>
-      </w:r>
-      <w:r>
-        <w:rPr>
-          <w:rFonts w:ascii="Calibri" w:hAnsi="Calibri" w:cs="Calibri"/>
-          <w:kern w:val="2"/>
-          <w14:ligatures w14:val="standardContextual"/>
-        </w:rPr>
-        <w:t>r</w:t>
-      </w:r>
-      <w:r>
-        <w:rPr>
-          <w:rFonts w:ascii="Calibri" w:hAnsi="Calibri" w:cs="Calibri"/>
-          <w:kern w:val="2"/>
-          <w14:ligatures w14:val="standardContextual"/>
-        </w:rPr>
-        <w:t xml:space="preserve"> two PE4312 attenuation parts for either </w:t>
-      </w:r>
-      <w:r>
-        <w:rPr>
-          <w:rFonts w:ascii="Calibri" w:hAnsi="Calibri" w:cs="Calibri"/>
-          <w:kern w:val="2"/>
-          <w14:ligatures w14:val="standardContextual"/>
-        </w:rPr>
-        <w:t>0-</w:t>
-      </w:r>
-      <w:r>
-        <w:rPr>
-          <w:rFonts w:ascii="Calibri" w:hAnsi="Calibri" w:cs="Calibri"/>
-          <w:kern w:val="2"/>
-          <w14:ligatures w14:val="standardContextual"/>
-        </w:rPr>
-        <w:t>31</w:t>
-      </w:r>
-      <w:r>
-        <w:rPr>
-          <w:rFonts w:ascii="Calibri" w:hAnsi="Calibri" w:cs="Calibri"/>
-          <w:kern w:val="2"/>
-          <w14:ligatures w14:val="standardContextual"/>
-        </w:rPr>
-        <w:t>.5</w:t>
-      </w:r>
-      <w:r>
-        <w:rPr>
-          <w:rFonts w:ascii="Calibri" w:hAnsi="Calibri" w:cs="Calibri"/>
-          <w:kern w:val="2"/>
-          <w14:ligatures w14:val="standardContextual"/>
-        </w:rPr>
-        <w:t xml:space="preserve"> or </w:t>
-      </w:r>
-      <w:r>
-        <w:rPr>
-          <w:rFonts w:ascii="Calibri" w:hAnsi="Calibri" w:cs="Calibri"/>
-          <w:kern w:val="2"/>
-          <w14:ligatures w14:val="standardContextual"/>
-        </w:rPr>
-        <w:t>0-</w:t>
-      </w:r>
-      <w:r>
-        <w:rPr>
-          <w:rFonts w:ascii="Calibri" w:hAnsi="Calibri" w:cs="Calibri"/>
-          <w:kern w:val="2"/>
-          <w14:ligatures w14:val="standardContextual"/>
-        </w:rPr>
-        <w:t>6</w:t>
-      </w:r>
-      <w:r>
-        <w:rPr>
-          <w:rFonts w:ascii="Calibri" w:hAnsi="Calibri" w:cs="Calibri"/>
-          <w:kern w:val="2"/>
-          <w14:ligatures w14:val="standardContextual"/>
-        </w:rPr>
-        <w:t>3</w:t>
-      </w:r>
-      <w:r>
-        <w:rPr>
-          <w:rFonts w:ascii="Calibri" w:hAnsi="Calibri" w:cs="Calibri"/>
-          <w:kern w:val="2"/>
-          <w14:ligatures w14:val="standardContextual"/>
-        </w:rPr>
-        <w:t xml:space="preserve"> </w:t>
-      </w:r>
-      <w:proofErr w:type="spellStart"/>
-      <w:r>
-        <w:rPr>
-          <w:rFonts w:ascii="Calibri" w:hAnsi="Calibri" w:cs="Calibri"/>
-          <w:kern w:val="2"/>
-          <w14:ligatures w14:val="standardContextual"/>
-        </w:rPr>
-        <w:t>db</w:t>
-      </w:r>
-      <w:proofErr w:type="spellEnd"/>
-      <w:r>
-        <w:rPr>
-          <w:rFonts w:ascii="Calibri" w:hAnsi="Calibri" w:cs="Calibri"/>
-          <w:kern w:val="2"/>
-          <w14:ligatures w14:val="standardContextual"/>
-        </w:rPr>
-        <w:t xml:space="preserve"> of attenuation. </w:t>
-      </w:r>
-      <w:r>
-        <w:rPr>
-          <w:rFonts w:ascii="Calibri" w:hAnsi="Calibri" w:cs="Calibri"/>
-          <w:kern w:val="2"/>
-          <w14:ligatures w14:val="standardContextual"/>
-        </w:rPr>
-        <w:t xml:space="preserve"> </w:t>
-      </w:r>
     </w:p>
     <w:p>
       <w:pPr>
@@ -756,58 +631,187 @@
     </w:p>
     <w:p>
       <w:pPr>
-        <w:spacing w:after="160" w:line="259" w:lineRule="auto"/>
+        <w:spacing w:line="256" w:lineRule="auto"/>
         <w:ind w:left="720"/>
-        <w:contextualSpacing/>
-        <w:rPr>
-          <w:rFonts w:ascii="Calibri" w:hAnsi="Calibri" w:cs="Calibri"/>
-          <w:kern w:val="2"/>
-          <w14:ligatures w14:val="standardContextual"/>
-        </w:rPr>
-      </w:pPr>
-      <w:r>
-        <w:rPr>
-          <w:rFonts w:ascii="Calibri" w:hAnsi="Calibri" w:cs="Calibri"/>
-          <w:kern w:val="2"/>
-          <w14:ligatures w14:val="standardContextual"/>
-        </w:rPr>
-        <w:t xml:space="preserve">Board power is 12VDC provided by a connector placed on right-hand side of the board.  This is fed </w:t>
-      </w:r>
-      <w:proofErr w:type="gramStart"/>
-      <w:r>
-        <w:rPr>
-          <w:rFonts w:ascii="Calibri" w:hAnsi="Calibri" w:cs="Calibri"/>
-          <w:kern w:val="2"/>
-          <w14:ligatures w14:val="standardContextual"/>
-        </w:rPr>
-        <w:t>to</w:t>
-      </w:r>
-      <w:proofErr w:type="gramEnd"/>
-      <w:r>
-        <w:rPr>
-          <w:rFonts w:ascii="Calibri" w:hAnsi="Calibri" w:cs="Calibri"/>
-          <w:kern w:val="2"/>
-          <w14:ligatures w14:val="standardContextual"/>
-        </w:rPr>
-        <w:t xml:space="preserve"> </w:t>
-      </w:r>
-      <w:proofErr w:type="gramStart"/>
-      <w:r>
-        <w:rPr>
-          <w:rFonts w:ascii="Calibri" w:hAnsi="Calibri" w:cs="Calibri"/>
-          <w:kern w:val="2"/>
-          <w14:ligatures w14:val="standardContextual"/>
-        </w:rPr>
-        <w:t>a 5</w:t>
-      </w:r>
-      <w:proofErr w:type="gramEnd"/>
-      <w:r>
-        <w:rPr>
-          <w:rFonts w:ascii="Calibri" w:hAnsi="Calibri" w:cs="Calibri"/>
-          <w:kern w:val="2"/>
-          <w14:ligatures w14:val="standardContextual"/>
-        </w:rPr>
-        <w:t>V and 3.3V regulators to provide voltage for the remainder of the parts on the board.  Total power draw is on the order 100 ma.</w:t>
+        <w:rPr>
+          <w:rFonts w:ascii="Calibri" w:hAnsi="Calibri" w:cs="Calibri"/>
+          <w:b/>
+          <w:bCs/>
+          <w:kern w:val="2"/>
+          <w14:ligatures w14:val="standardContextual"/>
+        </w:rPr>
+      </w:pPr>
+      <w:r>
+        <w:rPr>
+          <w:rFonts w:ascii="Calibri" w:hAnsi="Calibri" w:cs="Calibri"/>
+          <w:kern w:val="2"/>
+          <w14:ligatures w14:val="standardContextual"/>
+        </w:rPr>
+        <w:t xml:space="preserve">Board power is </w:t>
+      </w:r>
+      <w:r>
+        <w:rPr>
+          <w:rFonts w:ascii="Calibri" w:hAnsi="Calibri" w:cs="Calibri"/>
+        </w:rPr>
+        <w:t>supplied as 12 VDC through</w:t>
+      </w:r>
+      <w:r>
+        <w:rPr>
+          <w:rFonts w:ascii="Calibri" w:hAnsi="Calibri" w:cs="Calibri"/>
+          <w:kern w:val="2"/>
+          <w14:ligatures w14:val="standardContextual"/>
+        </w:rPr>
+        <w:t xml:space="preserve"> a connector </w:t>
+      </w:r>
+      <w:r>
+        <w:rPr>
+          <w:rFonts w:ascii="Calibri" w:hAnsi="Calibri" w:cs="Calibri"/>
+          <w:kern w:val="2"/>
+          <w14:ligatures w14:val="standardContextual"/>
+        </w:rPr>
+        <w:t xml:space="preserve">on </w:t>
+      </w:r>
+      <w:r>
+        <w:rPr>
+          <w:rFonts w:ascii="Calibri" w:hAnsi="Calibri" w:cs="Calibri"/>
+        </w:rPr>
+        <w:t xml:space="preserve">the </w:t>
+      </w:r>
+      <w:r>
+        <w:rPr>
+          <w:rFonts w:ascii="Calibri" w:hAnsi="Calibri" w:cs="Calibri"/>
+          <w:kern w:val="2"/>
+          <w14:ligatures w14:val="standardContextual"/>
+        </w:rPr>
+        <w:t>right</w:t>
+      </w:r>
+      <w:r>
+        <w:rPr>
+          <w:rFonts w:ascii="Calibri" w:hAnsi="Calibri" w:cs="Calibri"/>
+          <w:kern w:val="2"/>
+          <w14:ligatures w14:val="standardContextual"/>
+        </w:rPr>
+        <w:t xml:space="preserve"> side of the board. </w:t>
+      </w:r>
+      <w:r>
+        <w:rPr>
+          <w:rFonts w:ascii="Calibri" w:hAnsi="Calibri" w:cs="Calibri"/>
+        </w:rPr>
+        <w:t>The input feeds 5 V</w:t>
+      </w:r>
+      <w:r>
+        <w:rPr>
+          <w:rFonts w:ascii="Calibri" w:hAnsi="Calibri" w:cs="Calibri"/>
+          <w:kern w:val="2"/>
+          <w14:ligatures w14:val="standardContextual"/>
+        </w:rPr>
+        <w:t xml:space="preserve"> and 3.</w:t>
+      </w:r>
+      <w:r>
+        <w:rPr>
+          <w:rFonts w:ascii="Calibri" w:hAnsi="Calibri" w:cs="Calibri"/>
+        </w:rPr>
+        <w:t>3 V</w:t>
+      </w:r>
+      <w:r>
+        <w:rPr>
+          <w:rFonts w:ascii="Calibri" w:hAnsi="Calibri" w:cs="Calibri"/>
+          <w:kern w:val="2"/>
+          <w14:ligatures w14:val="standardContextual"/>
+        </w:rPr>
+        <w:t xml:space="preserve"> regulators</w:t>
+      </w:r>
+      <w:r>
+        <w:rPr>
+          <w:rFonts w:ascii="Calibri" w:hAnsi="Calibri" w:cs="Calibri"/>
+        </w:rPr>
+        <w:t>, which supply</w:t>
+      </w:r>
+      <w:r>
+        <w:rPr>
+          <w:rFonts w:ascii="Calibri" w:hAnsi="Calibri" w:cs="Calibri"/>
+          <w:kern w:val="2"/>
+          <w14:ligatures w14:val="standardContextual"/>
+        </w:rPr>
+        <w:t xml:space="preserve"> the </w:t>
+      </w:r>
+      <w:r>
+        <w:rPr>
+          <w:rFonts w:ascii="Calibri" w:hAnsi="Calibri" w:cs="Calibri"/>
+        </w:rPr>
+        <w:t>rest</w:t>
+      </w:r>
+      <w:r>
+        <w:rPr>
+          <w:rFonts w:ascii="Calibri" w:hAnsi="Calibri" w:cs="Calibri"/>
+          <w:kern w:val="2"/>
+          <w14:ligatures w14:val="standardContextual"/>
+        </w:rPr>
+        <w:t xml:space="preserve"> of the </w:t>
+      </w:r>
+      <w:r>
+        <w:rPr>
+          <w:rFonts w:ascii="Calibri" w:hAnsi="Calibri" w:cs="Calibri"/>
+          <w:kern w:val="2"/>
+          <w14:ligatures w14:val="standardContextual"/>
+        </w:rPr>
+        <w:t>board</w:t>
+      </w:r>
+      <w:r>
+        <w:rPr>
+          <w:rFonts w:ascii="Calibri" w:hAnsi="Calibri" w:cs="Calibri"/>
+        </w:rPr>
+        <w:t xml:space="preserve"> circuitry.</w:t>
+      </w:r>
+      <w:r>
+        <w:rPr>
+          <w:rFonts w:ascii="Calibri" w:hAnsi="Calibri" w:cs="Calibri"/>
+          <w:kern w:val="2"/>
+          <w14:ligatures w14:val="standardContextual"/>
+        </w:rPr>
+        <w:t xml:space="preserve"> Total </w:t>
+      </w:r>
+      <w:r>
+        <w:rPr>
+          <w:rFonts w:ascii="Calibri" w:hAnsi="Calibri" w:cs="Calibri"/>
+        </w:rPr>
+        <w:t>current</w:t>
+      </w:r>
+      <w:r>
+        <w:rPr>
+          <w:rFonts w:ascii="Calibri" w:hAnsi="Calibri" w:cs="Calibri"/>
+          <w:kern w:val="2"/>
+          <w14:ligatures w14:val="standardContextual"/>
+        </w:rPr>
+        <w:t xml:space="preserve"> draw is </w:t>
+      </w:r>
+      <w:r>
+        <w:rPr>
+          <w:rFonts w:ascii="Calibri" w:hAnsi="Calibri" w:cs="Calibri"/>
+        </w:rPr>
+        <w:t>approximately</w:t>
+      </w:r>
+      <w:r>
+        <w:rPr>
+          <w:rFonts w:ascii="Calibri" w:hAnsi="Calibri" w:cs="Calibri"/>
+          <w:kern w:val="2"/>
+          <w14:ligatures w14:val="standardContextual"/>
+        </w:rPr>
+        <w:t xml:space="preserve"> 100 </w:t>
+      </w:r>
+      <w:r>
+        <w:rPr>
+          <w:rFonts w:ascii="Calibri" w:hAnsi="Calibri" w:cs="Calibri"/>
+        </w:rPr>
+        <w:t>mA</w:t>
+      </w:r>
+      <w:r>
+        <w:rPr>
+          <w:rFonts w:ascii="Calibri" w:hAnsi="Calibri" w:cs="Calibri"/>
+          <w:kern w:val="2"/>
+          <w14:ligatures w14:val="standardContextual"/>
+        </w:rPr>
+        <w:t>.</w:t>
       </w:r>
     </w:p>
     <w:p>
@@ -854,6 +858,177 @@
     </w:p>
     <w:p>
       <w:pPr>
+        <w:spacing w:line="256" w:lineRule="auto"/>
+        <w:ind w:left="720"/>
+        <w:rPr>
+          <w:rFonts w:ascii="Calibri" w:hAnsi="Calibri" w:cs="Calibri"/>
+          <w:b/>
+          <w:bCs/>
+          <w:kern w:val="2"/>
+          <w14:ligatures w14:val="standardContextual"/>
+        </w:rPr>
+      </w:pPr>
+      <w:r>
+        <w:rPr>
+          <w:rFonts w:ascii="Calibri" w:hAnsi="Calibri" w:cs="Calibri"/>
+          <w:kern w:val="2"/>
+          <w14:ligatures w14:val="standardContextual"/>
+        </w:rPr>
+        <w:t xml:space="preserve">The </w:t>
+      </w:r>
+      <w:r>
+        <w:rPr>
+          <w:rFonts w:ascii="Calibri" w:hAnsi="Calibri" w:cs="Calibri"/>
+          <w:kern w:val="2"/>
+          <w14:ligatures w14:val="standardContextual"/>
+        </w:rPr>
+        <w:t>V12 Main board</w:t>
+      </w:r>
+      <w:r>
+        <w:rPr>
+          <w:rFonts w:ascii="Calibri" w:hAnsi="Calibri" w:cs="Calibri"/>
+        </w:rPr>
+        <w:t xml:space="preserve"> controls the RF board over I2C.</w:t>
+      </w:r>
+      <w:r>
+        <w:rPr>
+          <w:rFonts w:ascii="Calibri" w:hAnsi="Calibri" w:cs="Calibri"/>
+          <w:kern w:val="2"/>
+          <w14:ligatures w14:val="standardContextual"/>
+        </w:rPr>
+        <w:t xml:space="preserve"> An MCP23017 16</w:t>
+      </w:r>
+      <w:r>
+        <w:rPr>
+          <w:rFonts w:ascii="Calibri" w:hAnsi="Calibri" w:cs="Calibri"/>
+        </w:rPr>
+        <w:t>-</w:t>
+      </w:r>
+      <w:r>
+        <w:rPr>
+          <w:rFonts w:ascii="Calibri" w:hAnsi="Calibri" w:cs="Calibri"/>
+          <w:kern w:val="2"/>
+          <w14:ligatures w14:val="standardContextual"/>
+        </w:rPr>
+        <w:t xml:space="preserve">bit I/O expander </w:t>
+      </w:r>
+      <w:r>
+        <w:rPr>
+          <w:rFonts w:ascii="Calibri" w:hAnsi="Calibri" w:cs="Calibri"/>
+        </w:rPr>
+        <w:t>communicates</w:t>
+      </w:r>
+      <w:r>
+        <w:rPr>
+          <w:rFonts w:ascii="Calibri" w:hAnsi="Calibri" w:cs="Calibri"/>
+          <w:kern w:val="2"/>
+          <w14:ligatures w14:val="standardContextual"/>
+        </w:rPr>
+        <w:t xml:space="preserve"> with </w:t>
+      </w:r>
+      <w:r>
+        <w:rPr>
+          <w:rFonts w:ascii="Calibri" w:hAnsi="Calibri" w:cs="Calibri"/>
+        </w:rPr>
+        <w:t>the</w:t>
+      </w:r>
+      <w:r>
+        <w:rPr>
+          <w:rFonts w:ascii="Calibri" w:hAnsi="Calibri" w:cs="Calibri"/>
+          <w:kern w:val="2"/>
+          <w14:ligatures w14:val="standardContextual"/>
+        </w:rPr>
+        <w:t xml:space="preserve"> central processor </w:t>
+      </w:r>
+      <w:r>
+        <w:rPr>
+          <w:rFonts w:ascii="Calibri" w:hAnsi="Calibri" w:cs="Calibri"/>
+        </w:rPr>
+        <w:t xml:space="preserve">through the </w:t>
+      </w:r>
+      <w:r>
+        <w:rPr>
+          <w:rFonts w:ascii="Calibri" w:hAnsi="Calibri" w:cs="Calibri"/>
+          <w:kern w:val="2"/>
+          <w14:ligatures w14:val="standardContextual"/>
+        </w:rPr>
+        <w:t xml:space="preserve">SCL and SDA </w:t>
+      </w:r>
+      <w:r>
+        <w:rPr>
+          <w:rFonts w:ascii="Calibri" w:hAnsi="Calibri" w:cs="Calibri"/>
+          <w:kern w:val="2"/>
+          <w14:ligatures w14:val="standardContextual"/>
+        </w:rPr>
+        <w:t xml:space="preserve">lines </w:t>
+      </w:r>
+      <w:r>
+        <w:rPr>
+          <w:rFonts w:ascii="Calibri" w:hAnsi="Calibri" w:cs="Calibri"/>
+        </w:rPr>
+        <w:t xml:space="preserve">on </w:t>
+      </w:r>
+      <w:r>
+        <w:rPr>
+          <w:rFonts w:ascii="Calibri" w:hAnsi="Calibri" w:cs="Calibri"/>
+          <w:kern w:val="2"/>
+          <w14:ligatures w14:val="standardContextual"/>
+        </w:rPr>
+        <w:t xml:space="preserve">pins 7 and 5 of J3, the “RF CONTROL” connector. </w:t>
+      </w:r>
+      <w:r>
+        <w:rPr>
+          <w:rFonts w:ascii="Calibri" w:hAnsi="Calibri" w:cs="Calibri"/>
+        </w:rPr>
+        <w:t xml:space="preserve">In software, the </w:t>
+      </w:r>
+      <w:r>
+        <w:rPr>
+          <w:rFonts w:ascii="Calibri" w:hAnsi="Calibri" w:cs="Calibri"/>
+          <w:kern w:val="2"/>
+          <w14:ligatures w14:val="standardContextual"/>
+        </w:rPr>
+        <w:t>T41 V12 RF board</w:t>
+      </w:r>
+      <w:r>
+        <w:rPr>
+          <w:rFonts w:ascii="Calibri" w:hAnsi="Calibri" w:cs="Calibri"/>
+        </w:rPr>
+        <w:t xml:space="preserve"> assigns the </w:t>
+      </w:r>
+      <w:r>
+        <w:rPr>
+          <w:rFonts w:ascii="Calibri" w:hAnsi="Calibri" w:cs="Calibri"/>
+          <w:kern w:val="2"/>
+          <w14:ligatures w14:val="standardContextual"/>
+        </w:rPr>
+        <w:t xml:space="preserve">I/O expander </w:t>
+      </w:r>
+      <w:r>
+        <w:rPr>
+          <w:rFonts w:ascii="Calibri" w:hAnsi="Calibri" w:cs="Calibri"/>
+        </w:rPr>
+        <w:t>these hexadecimal</w:t>
+      </w:r>
+      <w:r>
+        <w:rPr>
+          <w:rFonts w:ascii="Calibri" w:hAnsi="Calibri" w:cs="Calibri"/>
+          <w:kern w:val="2"/>
+          <w14:ligatures w14:val="standardContextual"/>
+        </w:rPr>
+        <w:t xml:space="preserve"> address</w:t>
+      </w:r>
+      <w:r>
+        <w:rPr>
+          <w:rFonts w:ascii="Calibri" w:hAnsi="Calibri" w:cs="Calibri"/>
+          <w:kern w:val="2"/>
+          <w14:ligatures w14:val="standardContextual"/>
+        </w:rPr>
+        <w:t>es:</w:t>
+      </w:r>
+    </w:p>
+    <w:p>
+      <w:pPr>
         <w:spacing w:after="160" w:line="259" w:lineRule="auto"/>
         <w:ind w:left="720"/>
         <w:contextualSpacing/>
@@ -863,85 +1038,69 @@
           <w14:ligatures w14:val="standardContextual"/>
         </w:rPr>
       </w:pPr>
-      <w:r>
-        <w:rPr>
-          <w:rFonts w:ascii="Calibri" w:hAnsi="Calibri" w:cs="Calibri"/>
-          <w:kern w:val="2"/>
-          <w14:ligatures w14:val="standardContextual"/>
-        </w:rPr>
-        <w:t xml:space="preserve">The RF board is controlled via I2C communications from the V12 Main board.  An MCP23017 16 bit I/O expander is used to communicate with a central processor via SCL and SDA serial lines brought in through pins 7 and 5 of J3, the “RF CONTROL” connector.  </w:t>
-      </w:r>
-      <w:r>
-        <w:rPr>
-          <w:rFonts w:ascii="Calibri" w:hAnsi="Calibri" w:cs="Calibri"/>
-          <w:kern w:val="2"/>
-          <w14:ligatures w14:val="standardContextual"/>
-        </w:rPr>
-        <w:t xml:space="preserve">For the T41 V12 RF board, </w:t>
-      </w:r>
-      <w:r>
-        <w:rPr>
-          <w:rFonts w:ascii="Calibri" w:hAnsi="Calibri" w:cs="Calibri"/>
-          <w:kern w:val="2"/>
-          <w14:ligatures w14:val="standardContextual"/>
-        </w:rPr>
-        <w:t xml:space="preserve">in software, </w:t>
-      </w:r>
-      <w:r>
-        <w:rPr>
-          <w:rFonts w:ascii="Calibri" w:hAnsi="Calibri" w:cs="Calibri"/>
-          <w:kern w:val="2"/>
-          <w14:ligatures w14:val="standardContextual"/>
-        </w:rPr>
-        <w:t xml:space="preserve">the </w:t>
-      </w:r>
-      <w:r>
-        <w:rPr>
-          <w:rFonts w:ascii="Calibri" w:hAnsi="Calibri" w:cs="Calibri"/>
-          <w:kern w:val="2"/>
-          <w14:ligatures w14:val="standardContextual"/>
-        </w:rPr>
-        <w:t xml:space="preserve">I/O expander </w:t>
-      </w:r>
-      <w:r>
-        <w:rPr>
-          <w:rFonts w:ascii="Calibri" w:hAnsi="Calibri" w:cs="Calibri"/>
-          <w:kern w:val="2"/>
-          <w14:ligatures w14:val="standardContextual"/>
-        </w:rPr>
-        <w:t>is designated</w:t>
-      </w:r>
-      <w:r>
-        <w:rPr>
-          <w:rFonts w:ascii="Calibri" w:hAnsi="Calibri" w:cs="Calibri"/>
-          <w:kern w:val="2"/>
-          <w14:ligatures w14:val="standardContextual"/>
-        </w:rPr>
-        <w:t xml:space="preserve"> </w:t>
-      </w:r>
-      <w:r>
-        <w:rPr>
-          <w:rFonts w:ascii="Calibri" w:hAnsi="Calibri" w:cs="Calibri"/>
-          <w:kern w:val="2"/>
-          <w14:ligatures w14:val="standardContextual"/>
-        </w:rPr>
-        <w:t>hex address</w:t>
-      </w:r>
-      <w:r>
-        <w:rPr>
-          <w:rFonts w:ascii="Calibri" w:hAnsi="Calibri" w:cs="Calibri"/>
-          <w:kern w:val="2"/>
-          <w14:ligatures w14:val="standardContextual"/>
-        </w:rPr>
-        <w:t>es:</w:t>
-      </w:r>
-      <w:r>
-        <w:rPr>
-          <w:rFonts w:ascii="Calibri" w:hAnsi="Calibri" w:cs="Calibri"/>
-          <w:kern w:val="2"/>
-          <w14:ligatures w14:val="standardContextual"/>
-        </w:rPr>
-        <w:t xml:space="preserve"> </w:t>
+    </w:p>
+    <w:p>
+      <w:pPr>
+        <w:spacing w:line="256" w:lineRule="auto"/>
+        <w:ind w:left="720"/>
+        <w:rPr>
+          <w:rFonts w:ascii="Calibri" w:hAnsi="Calibri" w:cs="Calibri"/>
+          <w:b/>
+          <w:bCs/>
+          <w:kern w:val="2"/>
+          <w14:ligatures w14:val="standardContextual"/>
+        </w:rPr>
+      </w:pPr>
+      <w:r>
+        <w:rPr>
+          <w:rFonts w:ascii="Calibri" w:hAnsi="Calibri" w:cs="Calibri"/>
+          <w:kern w:val="2"/>
+          <w14:ligatures w14:val="standardContextual"/>
+        </w:rPr>
+        <w:t xml:space="preserve">Primary RF board </w:t>
+      </w:r>
+      <w:r>
+        <w:rPr>
+          <w:rFonts w:ascii="Calibri" w:hAnsi="Calibri" w:cs="Calibri"/>
+          <w:kern w:val="2"/>
+          <w14:ligatures w14:val="standardContextual"/>
+        </w:rPr>
+        <w:t>= 0x27</w:t>
+      </w:r>
+    </w:p>
+    <w:p>
+      <w:pPr>
+        <w:spacing w:line="256" w:lineRule="auto"/>
+        <w:ind w:left="720"/>
+        <w:rPr>
+          <w:rFonts w:ascii="Calibri" w:hAnsi="Calibri" w:cs="Calibri"/>
+          <w:b/>
+          <w:bCs/>
+          <w:kern w:val="2"/>
+          <w14:ligatures w14:val="standardContextual"/>
+        </w:rPr>
+      </w:pPr>
+      <w:r>
+        <w:rPr>
+          <w:rFonts w:ascii="Calibri" w:hAnsi="Calibri" w:cs="Calibri"/>
+          <w:kern w:val="2"/>
+          <w14:ligatures w14:val="standardContextual"/>
+        </w:rPr>
+        <w:t xml:space="preserve">Secondary RF </w:t>
+      </w:r>
+      <w:r>
+        <w:rPr>
+          <w:rFonts w:ascii="Calibri" w:hAnsi="Calibri" w:cs="Calibri"/>
+        </w:rPr>
+        <w:t>board</w:t>
+      </w:r>
+      <w:r>
+        <w:rPr>
+          <w:rFonts w:ascii="Calibri" w:hAnsi="Calibri" w:cs="Calibri"/>
+          <w:kern w:val="2"/>
+          <w14:ligatures w14:val="standardContextual"/>
+        </w:rPr>
+        <w:t xml:space="preserve"> = 0x23</w:t>
       </w:r>
     </w:p>
     <w:p>
@@ -958,6 +1117,133 @@
     </w:p>
     <w:p>
       <w:pPr>
+        <w:spacing w:line="256" w:lineRule="auto"/>
+        <w:ind w:left="720"/>
+        <w:rPr>
+          <w:rFonts w:ascii="Calibri" w:hAnsi="Calibri" w:cs="Calibri"/>
+          <w:b/>
+          <w:bCs/>
+          <w:kern w:val="2"/>
+          <w14:ligatures w14:val="standardContextual"/>
+        </w:rPr>
+      </w:pPr>
+      <w:r>
+        <w:rPr>
+          <w:rFonts w:ascii="Calibri" w:hAnsi="Calibri" w:cs="Calibri"/>
+        </w:rPr>
+        <w:t xml:space="preserve">The </w:t>
+      </w:r>
+      <w:r>
+        <w:rPr>
+          <w:rFonts w:ascii="Calibri" w:hAnsi="Calibri" w:cs="Calibri"/>
+          <w:kern w:val="2"/>
+          <w14:ligatures w14:val="standardContextual"/>
+        </w:rPr>
+        <w:t xml:space="preserve">user can </w:t>
+      </w:r>
+      <w:r>
+        <w:rPr>
+          <w:rFonts w:ascii="Calibri" w:hAnsi="Calibri" w:cs="Calibri"/>
+        </w:rPr>
+        <w:t>choose</w:t>
+      </w:r>
+      <w:r>
+        <w:rPr>
+          <w:rFonts w:ascii="Calibri" w:hAnsi="Calibri" w:cs="Calibri"/>
+          <w:kern w:val="2"/>
+          <w14:ligatures w14:val="standardContextual"/>
+        </w:rPr>
+        <w:t xml:space="preserve"> any of </w:t>
+      </w:r>
+      <w:r>
+        <w:rPr>
+          <w:rFonts w:ascii="Calibri" w:hAnsi="Calibri" w:cs="Calibri"/>
+        </w:rPr>
+        <w:t xml:space="preserve">the </w:t>
+      </w:r>
+      <w:r>
+        <w:rPr>
+          <w:rFonts w:ascii="Calibri" w:hAnsi="Calibri" w:cs="Calibri"/>
+          <w:kern w:val="2"/>
+          <w14:ligatures w14:val="standardContextual"/>
+        </w:rPr>
+        <w:t>eight chip addresses from</w:t>
+      </w:r>
+      <w:r>
+        <w:rPr>
+          <w:rFonts w:ascii="Calibri" w:hAnsi="Calibri" w:cs="Calibri"/>
+          <w:kern w:val="2"/>
+          <w14:ligatures w14:val="standardContextual"/>
+        </w:rPr>
+        <w:t xml:space="preserve"> 0x20 </w:t>
+      </w:r>
+      <w:r>
+        <w:rPr>
+          <w:rFonts w:ascii="Calibri" w:hAnsi="Calibri" w:cs="Calibri"/>
+        </w:rPr>
+        <w:t>through</w:t>
+      </w:r>
+      <w:r>
+        <w:rPr>
+          <w:rFonts w:ascii="Calibri" w:hAnsi="Calibri" w:cs="Calibri"/>
+          <w:kern w:val="2"/>
+          <w14:ligatures w14:val="standardContextual"/>
+        </w:rPr>
+        <w:t xml:space="preserve"> 0x27 </w:t>
+      </w:r>
+      <w:r>
+        <w:rPr>
+          <w:rFonts w:ascii="Calibri" w:hAnsi="Calibri" w:cs="Calibri"/>
+          <w:kern w:val="2"/>
+          <w14:ligatures w14:val="standardContextual"/>
+        </w:rPr>
+        <w:t xml:space="preserve">by </w:t>
+      </w:r>
+      <w:r>
+        <w:rPr>
+          <w:rFonts w:ascii="Calibri" w:hAnsi="Calibri" w:cs="Calibri"/>
+        </w:rPr>
+        <w:t>configuring</w:t>
+      </w:r>
+      <w:r>
+        <w:rPr>
+          <w:rFonts w:ascii="Calibri" w:hAnsi="Calibri" w:cs="Calibri"/>
+          <w:kern w:val="2"/>
+          <w14:ligatures w14:val="standardContextual"/>
+        </w:rPr>
+        <w:t xml:space="preserve"> the solder switches</w:t>
+      </w:r>
+      <w:r>
+        <w:rPr>
+          <w:rFonts w:ascii="Calibri" w:hAnsi="Calibri" w:cs="Calibri"/>
+        </w:rPr>
+        <w:t>. A shorted switch sets the corresponding bit to “0”; an open switch sets it to “1”. For</w:t>
+      </w:r>
+      <w:r>
+        <w:rPr>
+          <w:rFonts w:ascii="Calibri" w:hAnsi="Calibri" w:cs="Calibri"/>
+          <w:kern w:val="2"/>
+          <w14:ligatures w14:val="standardContextual"/>
+        </w:rPr>
+        <w:t xml:space="preserve"> the primary board, select </w:t>
+      </w:r>
+      <w:r>
+        <w:rPr>
+          <w:rFonts w:ascii="Calibri" w:hAnsi="Calibri" w:cs="Calibri"/>
+          <w:kern w:val="2"/>
+          <w14:ligatures w14:val="standardContextual"/>
+        </w:rPr>
+        <w:t>0x27</w:t>
+      </w:r>
+      <w:r>
+        <w:rPr>
+          <w:rFonts w:ascii="Calibri" w:hAnsi="Calibri" w:cs="Calibri"/>
+        </w:rPr>
+        <w:t>.</w:t>
+      </w:r>
+    </w:p>
+    <w:p>
+      <w:pPr>
         <w:spacing w:after="160" w:line="259" w:lineRule="auto"/>
         <w:ind w:left="720"/>
         <w:contextualSpacing/>
@@ -967,13 +1253,411 @@
           <w14:ligatures w14:val="standardContextual"/>
         </w:rPr>
       </w:pPr>
-      <w:r>
-        <w:rPr>
-          <w:rFonts w:ascii="Calibri" w:hAnsi="Calibri" w:cs="Calibri"/>
-          <w:kern w:val="2"/>
-          <w14:ligatures w14:val="standardContextual"/>
-        </w:rPr>
-        <w:t>Primary RF board     = 0x27,</w:t>
+    </w:p>
+    <w:p>
+      <w:pPr>
+        <w:spacing w:line="256" w:lineRule="auto"/>
+        <w:ind w:left="720"/>
+        <w:rPr>
+          <w:rFonts w:ascii="Calibri" w:hAnsi="Calibri" w:cs="Calibri"/>
+          <w:b/>
+          <w:bCs/>
+          <w:kern w:val="2"/>
+          <w14:ligatures w14:val="standardContextual"/>
+        </w:rPr>
+      </w:pPr>
+      <w:r>
+        <w:rPr>
+          <w:rFonts w:ascii="Calibri" w:hAnsi="Calibri" w:cs="Calibri"/>
+          <w:kern w:val="2"/>
+          <w14:ligatures w14:val="standardContextual"/>
+        </w:rPr>
+        <w:t xml:space="preserve">The Si5351 </w:t>
+      </w:r>
+      <w:r>
+        <w:rPr>
+          <w:rFonts w:ascii="Calibri" w:hAnsi="Calibri" w:cs="Calibri"/>
+          <w:kern w:val="2"/>
+          <w14:ligatures w14:val="standardContextual"/>
+        </w:rPr>
+        <w:t>oscillator</w:t>
+      </w:r>
+      <w:r>
+        <w:rPr>
+          <w:rFonts w:ascii="Calibri" w:hAnsi="Calibri" w:cs="Calibri"/>
+          <w:kern w:val="2"/>
+          <w14:ligatures w14:val="standardContextual"/>
+        </w:rPr>
+        <w:t xml:space="preserve"> </w:t>
+      </w:r>
+      <w:r>
+        <w:rPr>
+          <w:rFonts w:ascii="Calibri" w:hAnsi="Calibri" w:cs="Calibri"/>
+          <w:kern w:val="2"/>
+          <w14:ligatures w14:val="standardContextual"/>
+        </w:rPr>
+        <w:t>is</w:t>
+      </w:r>
+      <w:r>
+        <w:rPr>
+          <w:rFonts w:ascii="Calibri" w:hAnsi="Calibri" w:cs="Calibri"/>
+          <w:kern w:val="2"/>
+          <w14:ligatures w14:val="standardContextual"/>
+        </w:rPr>
+        <w:t xml:space="preserve"> also </w:t>
+      </w:r>
+      <w:r>
+        <w:rPr>
+          <w:rFonts w:ascii="Calibri" w:hAnsi="Calibri" w:cs="Calibri"/>
+          <w:kern w:val="2"/>
+          <w14:ligatures w14:val="standardContextual"/>
+        </w:rPr>
+        <w:t>controlled</w:t>
+      </w:r>
+      <w:r>
+        <w:rPr>
+          <w:rFonts w:ascii="Calibri" w:hAnsi="Calibri" w:cs="Calibri"/>
+        </w:rPr>
+        <w:t xml:space="preserve"> over I2C </w:t>
+      </w:r>
+      <w:r>
+        <w:rPr>
+          <w:rFonts w:ascii="Calibri" w:hAnsi="Calibri" w:cs="Calibri"/>
+          <w:kern w:val="2"/>
+          <w14:ligatures w14:val="standardContextual"/>
+        </w:rPr>
+        <w:t xml:space="preserve">and </w:t>
+      </w:r>
+      <w:r>
+        <w:rPr>
+          <w:rFonts w:ascii="Calibri" w:hAnsi="Calibri" w:cs="Calibri"/>
+        </w:rPr>
+        <w:t>supports</w:t>
+      </w:r>
+      <w:r>
+        <w:rPr>
+          <w:rFonts w:ascii="Calibri" w:hAnsi="Calibri" w:cs="Calibri"/>
+          <w:kern w:val="2"/>
+          <w14:ligatures w14:val="standardContextual"/>
+        </w:rPr>
+        <w:t xml:space="preserve"> two configurable </w:t>
+      </w:r>
+      <w:r>
+        <w:rPr>
+          <w:rFonts w:ascii="Calibri" w:hAnsi="Calibri" w:cs="Calibri"/>
+        </w:rPr>
+        <w:t xml:space="preserve">addresses, </w:t>
+      </w:r>
+      <w:r>
+        <w:rPr>
+          <w:rFonts w:ascii="Calibri" w:hAnsi="Calibri" w:cs="Calibri"/>
+          <w:kern w:val="2"/>
+          <w14:ligatures w14:val="standardContextual"/>
+        </w:rPr>
+        <w:t>0x60 and 0x61</w:t>
+      </w:r>
+      <w:r>
+        <w:rPr>
+          <w:rFonts w:ascii="Calibri" w:hAnsi="Calibri" w:cs="Calibri"/>
+        </w:rPr>
+        <w:t>, based</w:t>
+      </w:r>
+      <w:r>
+        <w:rPr>
+          <w:rFonts w:ascii="Calibri" w:hAnsi="Calibri" w:cs="Calibri"/>
+          <w:kern w:val="2"/>
+          <w14:ligatures w14:val="standardContextual"/>
+        </w:rPr>
+        <w:t xml:space="preserve"> on the </w:t>
+      </w:r>
+      <w:r>
+        <w:rPr>
+          <w:rFonts w:ascii="Calibri" w:hAnsi="Calibri" w:cs="Calibri"/>
+        </w:rPr>
+        <w:t xml:space="preserve">A0 pin state on the </w:t>
+      </w:r>
+      <w:r>
+        <w:rPr>
+          <w:rFonts w:ascii="Calibri" w:hAnsi="Calibri" w:cs="Calibri"/>
+          <w:kern w:val="2"/>
+          <w14:ligatures w14:val="standardContextual"/>
+        </w:rPr>
+        <w:t>QFN package</w:t>
+      </w:r>
+      <w:r>
+        <w:rPr>
+          <w:rFonts w:ascii="Calibri" w:hAnsi="Calibri" w:cs="Calibri"/>
+        </w:rPr>
+        <w:t xml:space="preserve">: A0 = 0 selects </w:t>
+      </w:r>
+      <w:r>
+        <w:rPr>
+          <w:rFonts w:ascii="Calibri" w:hAnsi="Calibri" w:cs="Calibri"/>
+          <w:kern w:val="2"/>
+          <w14:ligatures w14:val="standardContextual"/>
+        </w:rPr>
+        <w:lastRenderedPageBreak/>
+        <w:t>0x60</w:t>
+      </w:r>
+      <w:r>
+        <w:rPr>
+          <w:rFonts w:ascii="Calibri" w:hAnsi="Calibri" w:cs="Calibri"/>
+        </w:rPr>
+        <w:t xml:space="preserve">, </w:t>
+      </w:r>
+      <w:r>
+        <w:rPr>
+          <w:rFonts w:ascii="Calibri" w:hAnsi="Calibri" w:cs="Calibri"/>
+          <w:kern w:val="2"/>
+          <w14:ligatures w14:val="standardContextual"/>
+        </w:rPr>
+        <w:t xml:space="preserve">and </w:t>
+      </w:r>
+      <w:r>
+        <w:rPr>
+          <w:rFonts w:ascii="Calibri" w:hAnsi="Calibri" w:cs="Calibri"/>
+        </w:rPr>
+        <w:t xml:space="preserve">A0 = 1 selects </w:t>
+      </w:r>
+      <w:r>
+        <w:rPr>
+          <w:rFonts w:ascii="Calibri" w:hAnsi="Calibri" w:cs="Calibri"/>
+          <w:kern w:val="2"/>
+          <w14:ligatures w14:val="standardContextual"/>
+        </w:rPr>
+        <w:t>0x61</w:t>
+      </w:r>
+      <w:r>
+        <w:rPr>
+          <w:rFonts w:ascii="Calibri" w:hAnsi="Calibri" w:cs="Calibri"/>
+        </w:rPr>
+        <w:t>. The</w:t>
+      </w:r>
+      <w:r>
+        <w:rPr>
+          <w:rFonts w:ascii="Calibri" w:hAnsi="Calibri" w:cs="Calibri"/>
+          <w:kern w:val="2"/>
+          <w14:ligatures w14:val="standardContextual"/>
+        </w:rPr>
+        <w:t xml:space="preserve"> T41 V12.8</w:t>
+      </w:r>
+      <w:r>
+        <w:rPr>
+          <w:rFonts w:ascii="Calibri" w:hAnsi="Calibri" w:cs="Calibri"/>
+        </w:rPr>
+        <w:t xml:space="preserve"> uses</w:t>
+      </w:r>
+      <w:r>
+        <w:rPr>
+          <w:rFonts w:ascii="Calibri" w:hAnsi="Calibri" w:cs="Calibri"/>
+          <w:kern w:val="2"/>
+          <w14:ligatures w14:val="standardContextual"/>
+        </w:rPr>
+        <w:t xml:space="preserve"> 0x61 </w:t>
+      </w:r>
+      <w:r>
+        <w:rPr>
+          <w:rFonts w:ascii="Calibri" w:hAnsi="Calibri" w:cs="Calibri"/>
+          <w:kern w:val="2"/>
+          <w14:ligatures w14:val="standardContextual"/>
+        </w:rPr>
+        <w:t xml:space="preserve">so </w:t>
+      </w:r>
+      <w:r>
+        <w:rPr>
+          <w:rFonts w:ascii="Calibri" w:hAnsi="Calibri" w:cs="Calibri"/>
+          <w:kern w:val="2"/>
+          <w14:ligatures w14:val="standardContextual"/>
+        </w:rPr>
+        <w:t xml:space="preserve">the radio </w:t>
+      </w:r>
+      <w:r>
+        <w:rPr>
+          <w:rFonts w:ascii="Calibri" w:hAnsi="Calibri" w:cs="Calibri"/>
+        </w:rPr>
+        <w:t>can detect</w:t>
+      </w:r>
+      <w:r>
+        <w:rPr>
+          <w:rFonts w:ascii="Calibri" w:hAnsi="Calibri" w:cs="Calibri"/>
+          <w:kern w:val="2"/>
+          <w14:ligatures w14:val="standardContextual"/>
+        </w:rPr>
+        <w:t xml:space="preserve"> the new Oscillator </w:t>
+      </w:r>
+      <w:r>
+        <w:rPr>
+          <w:rFonts w:ascii="Calibri" w:hAnsi="Calibri" w:cs="Calibri"/>
+          <w:kern w:val="2"/>
+          <w14:ligatures w14:val="standardContextual"/>
+        </w:rPr>
+        <w:t>M</w:t>
+      </w:r>
+      <w:r>
+        <w:rPr>
+          <w:rFonts w:ascii="Calibri" w:hAnsi="Calibri" w:cs="Calibri"/>
+          <w:kern w:val="2"/>
+          <w14:ligatures w14:val="standardContextual"/>
+        </w:rPr>
+        <w:t xml:space="preserve">odule </w:t>
+      </w:r>
+      <w:r>
+        <w:rPr>
+          <w:rFonts w:ascii="Calibri" w:hAnsi="Calibri" w:cs="Calibri"/>
+          <w:kern w:val="2"/>
+          <w14:ligatures w14:val="standardContextual"/>
+        </w:rPr>
+        <w:t>and</w:t>
+      </w:r>
+      <w:r>
+        <w:rPr>
+          <w:rFonts w:ascii="Calibri" w:hAnsi="Calibri" w:cs="Calibri"/>
+          <w:kern w:val="2"/>
+          <w14:ligatures w14:val="standardContextual"/>
+        </w:rPr>
+        <w:t xml:space="preserve"> </w:t>
+      </w:r>
+      <w:r>
+        <w:rPr>
+          <w:rFonts w:ascii="Calibri" w:hAnsi="Calibri" w:cs="Calibri"/>
+          <w:kern w:val="2"/>
+          <w14:ligatures w14:val="standardContextual"/>
+        </w:rPr>
+        <w:t xml:space="preserve">perform </w:t>
+      </w:r>
+      <w:r>
+        <w:rPr>
+          <w:rFonts w:ascii="Calibri" w:hAnsi="Calibri" w:cs="Calibri"/>
+        </w:rPr>
+        <w:t>automatic</w:t>
+      </w:r>
+      <w:r>
+        <w:rPr>
+          <w:rFonts w:ascii="Calibri" w:hAnsi="Calibri" w:cs="Calibri"/>
+          <w:kern w:val="2"/>
+          <w14:ligatures w14:val="standardContextual"/>
+        </w:rPr>
+        <w:t xml:space="preserve"> cali</w:t>
+      </w:r>
+      <w:r>
+        <w:rPr>
+          <w:rFonts w:ascii="Calibri" w:hAnsi="Calibri" w:cs="Calibri"/>
+          <w:kern w:val="2"/>
+          <w14:ligatures w14:val="standardContextual"/>
+        </w:rPr>
+        <w:t>bration.</w:t>
+      </w:r>
+      <w:r>
+        <w:rPr>
+          <w:rFonts w:ascii="Calibri" w:hAnsi="Calibri" w:cs="Calibri"/>
+          <w:kern w:val="2"/>
+          <w14:ligatures w14:val="standardContextual"/>
+        </w:rPr>
+        <w:t xml:space="preserve"> </w:t>
+      </w:r>
+      <w:r>
+        <w:rPr>
+          <w:rFonts w:ascii="Calibri" w:hAnsi="Calibri" w:cs="Calibri"/>
+          <w:kern w:val="2"/>
+          <w14:ligatures w14:val="standardContextual"/>
+        </w:rPr>
+        <w:t xml:space="preserve">If </w:t>
+      </w:r>
+      <w:r>
+        <w:rPr>
+          <w:rFonts w:ascii="Calibri" w:hAnsi="Calibri" w:cs="Calibri"/>
+          <w:kern w:val="2"/>
+          <w14:ligatures w14:val="standardContextual"/>
+        </w:rPr>
+        <w:t xml:space="preserve">a second </w:t>
+      </w:r>
+      <w:r>
+        <w:rPr>
+          <w:rFonts w:ascii="Calibri" w:hAnsi="Calibri" w:cs="Calibri"/>
+        </w:rPr>
+        <w:t xml:space="preserve">receiver </w:t>
+      </w:r>
+      <w:r>
+        <w:rPr>
+          <w:rFonts w:ascii="Calibri" w:hAnsi="Calibri" w:cs="Calibri"/>
+        </w:rPr>
+        <w:t xml:space="preserve">is deployed using another </w:t>
+      </w:r>
+      <w:r>
+        <w:rPr>
+          <w:rFonts w:ascii="Calibri" w:hAnsi="Calibri" w:cs="Calibri"/>
+          <w:kern w:val="2"/>
+          <w14:ligatures w14:val="standardContextual"/>
+        </w:rPr>
+        <w:t>V12</w:t>
+      </w:r>
+      <w:r>
+        <w:rPr>
+          <w:rFonts w:ascii="Calibri" w:hAnsi="Calibri" w:cs="Calibri"/>
+          <w:kern w:val="2"/>
+          <w14:ligatures w14:val="standardContextual"/>
+        </w:rPr>
+        <w:t>.</w:t>
+      </w:r>
+      <w:r>
+        <w:rPr>
+          <w:rFonts w:ascii="Calibri" w:hAnsi="Calibri" w:cs="Calibri"/>
+          <w:kern w:val="2"/>
+          <w14:ligatures w14:val="standardContextual"/>
+        </w:rPr>
+        <w:t>8</w:t>
+      </w:r>
+      <w:r>
+        <w:rPr>
+          <w:rFonts w:ascii="Calibri" w:hAnsi="Calibri" w:cs="Calibri"/>
+          <w:kern w:val="2"/>
+          <w14:ligatures w14:val="standardContextual"/>
+        </w:rPr>
+        <w:t xml:space="preserve"> board</w:t>
+      </w:r>
+      <w:r>
+        <w:rPr>
+          <w:rFonts w:ascii="Calibri" w:hAnsi="Calibri" w:cs="Calibri"/>
+          <w:kern w:val="2"/>
+          <w14:ligatures w14:val="standardContextual"/>
+        </w:rPr>
+        <w:t xml:space="preserve">, its </w:t>
+      </w:r>
+      <w:r>
+        <w:rPr>
+          <w:rFonts w:ascii="Calibri" w:hAnsi="Calibri" w:cs="Calibri"/>
+        </w:rPr>
+        <w:t xml:space="preserve">oscillator </w:t>
+      </w:r>
+      <w:r>
+        <w:rPr>
+          <w:rFonts w:ascii="Calibri" w:hAnsi="Calibri" w:cs="Calibri"/>
+          <w:kern w:val="2"/>
+          <w14:ligatures w14:val="standardContextual"/>
+        </w:rPr>
+        <w:t>a</w:t>
+      </w:r>
+      <w:r>
+        <w:rPr>
+          <w:rFonts w:ascii="Calibri" w:hAnsi="Calibri" w:cs="Calibri"/>
+          <w:kern w:val="2"/>
+          <w14:ligatures w14:val="standardContextual"/>
+        </w:rPr>
+        <w:t xml:space="preserve">ddress </w:t>
+      </w:r>
+      <w:r>
+        <w:rPr>
+          <w:rFonts w:ascii="Calibri" w:hAnsi="Calibri" w:cs="Calibri"/>
+        </w:rPr>
+        <w:t>is</w:t>
+      </w:r>
+      <w:r>
+        <w:rPr>
+          <w:rFonts w:ascii="Calibri" w:hAnsi="Calibri" w:cs="Calibri"/>
+          <w:kern w:val="2"/>
+          <w14:ligatures w14:val="standardContextual"/>
+        </w:rPr>
+        <w:t xml:space="preserve"> 0x60.</w:t>
       </w:r>
     </w:p>
     <w:p>
@@ -987,515 +1671,2594 @@
           <w14:ligatures w14:val="standardContextual"/>
         </w:rPr>
       </w:pPr>
-      <w:r>
-        <w:rPr>
-          <w:rFonts w:ascii="Calibri" w:hAnsi="Calibri" w:cs="Calibri"/>
-          <w:kern w:val="2"/>
-          <w14:ligatures w14:val="standardContextual"/>
-        </w:rPr>
-        <w:t>Secondary RF Board = 0x23,</w:t>
-      </w:r>
     </w:p>
     <w:p>
       <w:pPr>
-        <w:spacing w:after="160" w:line="259" w:lineRule="auto"/>
+        <w:spacing w:line="256" w:lineRule="auto"/>
         <w:ind w:left="720"/>
-        <w:contextualSpacing/>
-        <w:rPr>
-          <w:rFonts w:ascii="Calibri" w:hAnsi="Calibri" w:cs="Calibri"/>
-          <w:kern w:val="2"/>
-          <w14:ligatures w14:val="standardContextual"/>
-        </w:rPr>
-      </w:pPr>
-    </w:p>
-    <w:p>
-      <w:pPr>
-        <w:spacing w:after="160" w:line="259" w:lineRule="auto"/>
-        <w:ind w:left="720"/>
-        <w:contextualSpacing/>
-        <w:rPr>
-          <w:rFonts w:ascii="Calibri" w:hAnsi="Calibri" w:cs="Calibri"/>
-          <w:kern w:val="2"/>
-          <w14:ligatures w14:val="standardContextual"/>
-        </w:rPr>
-      </w:pPr>
-      <w:r>
-        <w:rPr>
-          <w:rFonts w:ascii="Calibri" w:hAnsi="Calibri" w:cs="Calibri"/>
-          <w:kern w:val="2"/>
-          <w14:ligatures w14:val="standardContextual"/>
-        </w:rPr>
-        <w:t>However, the user can select any of eight chip addresses from</w:t>
-      </w:r>
-      <w:r>
-        <w:rPr>
-          <w:rFonts w:ascii="Calibri" w:hAnsi="Calibri" w:cs="Calibri"/>
-          <w:kern w:val="2"/>
-          <w14:ligatures w14:val="standardContextual"/>
-        </w:rPr>
-        <w:t xml:space="preserve"> 0x20 to 0x27 </w:t>
-      </w:r>
-      <w:r>
-        <w:rPr>
-          <w:rFonts w:ascii="Calibri" w:hAnsi="Calibri" w:cs="Calibri"/>
-          <w:kern w:val="2"/>
-          <w14:ligatures w14:val="standardContextual"/>
-        </w:rPr>
-        <w:t>by shorting the solder switches as provided.</w:t>
-      </w:r>
-      <w:r>
-        <w:rPr>
-          <w:rFonts w:ascii="Calibri" w:hAnsi="Calibri" w:cs="Calibri"/>
-          <w:kern w:val="2"/>
-          <w14:ligatures w14:val="standardContextual"/>
-        </w:rPr>
-        <w:t xml:space="preserve">  Shorting (soldering across) the terminal causes the associated bit to be a “0” while leaving it empty means the bit is a “1”.</w:t>
-      </w:r>
-      <w:r>
-        <w:rPr>
-          <w:rFonts w:ascii="Calibri" w:hAnsi="Calibri" w:cs="Calibri"/>
-          <w:kern w:val="2"/>
-          <w14:ligatures w14:val="standardContextual"/>
-        </w:rPr>
-        <w:t xml:space="preserve">  Therefore, for the primary board, select </w:t>
-      </w:r>
-    </w:p>
-    <w:p>
-      <w:pPr>
-        <w:spacing w:after="160" w:line="259" w:lineRule="auto"/>
-        <w:ind w:left="720"/>
-        <w:contextualSpacing/>
-        <w:rPr>
-          <w:rFonts w:ascii="Calibri" w:hAnsi="Calibri" w:cs="Calibri"/>
-          <w:kern w:val="2"/>
-          <w14:ligatures w14:val="standardContextual"/>
-        </w:rPr>
-      </w:pPr>
-    </w:p>
-    <w:p>
-      <w:pPr>
-        <w:spacing w:after="160" w:line="259" w:lineRule="auto"/>
-        <w:ind w:left="720"/>
-        <w:contextualSpacing/>
-        <w:rPr>
-          <w:rFonts w:ascii="Calibri" w:hAnsi="Calibri" w:cs="Calibri"/>
-          <w:kern w:val="2"/>
-          <w14:ligatures w14:val="standardContextual"/>
-        </w:rPr>
-      </w:pPr>
-      <w:r>
-        <w:rPr>
-          <w:rFonts w:ascii="Calibri" w:hAnsi="Calibri" w:cs="Calibri"/>
-          <w:kern w:val="2"/>
-          <w14:ligatures w14:val="standardContextual"/>
-        </w:rPr>
-        <w:lastRenderedPageBreak/>
-        <w:t xml:space="preserve">The Si5351 is also </w:t>
-      </w:r>
-      <w:r>
-        <w:rPr>
-          <w:rFonts w:ascii="Calibri" w:hAnsi="Calibri" w:cs="Calibri"/>
-          <w:kern w:val="2"/>
-          <w14:ligatures w14:val="standardContextual"/>
-        </w:rPr>
-        <w:t xml:space="preserve">I2C </w:t>
-      </w:r>
-      <w:proofErr w:type="gramStart"/>
-      <w:r>
-        <w:rPr>
-          <w:rFonts w:ascii="Calibri" w:hAnsi="Calibri" w:cs="Calibri"/>
-          <w:kern w:val="2"/>
-          <w14:ligatures w14:val="standardContextual"/>
-        </w:rPr>
-        <w:t>controlled, and</w:t>
-      </w:r>
-      <w:proofErr w:type="gramEnd"/>
-      <w:r>
-        <w:rPr>
-          <w:rFonts w:ascii="Calibri" w:hAnsi="Calibri" w:cs="Calibri"/>
-          <w:kern w:val="2"/>
-          <w14:ligatures w14:val="standardContextual"/>
-        </w:rPr>
-        <w:t xml:space="preserve"> has two configurable address </w:t>
-      </w:r>
-      <w:r>
-        <w:rPr>
-          <w:rFonts w:ascii="Calibri" w:hAnsi="Calibri" w:cs="Calibri"/>
-          <w:kern w:val="2"/>
-          <w14:ligatures w14:val="standardContextual"/>
-        </w:rPr>
-        <w:t xml:space="preserve">0x60 and 0x61 determined by the state of the A0 pin input on the QFN package (0x60 is A0=0 and 0x61 is A0=1).  For </w:t>
-      </w:r>
-      <w:proofErr w:type="gramStart"/>
-      <w:r>
-        <w:rPr>
-          <w:rFonts w:ascii="Calibri" w:hAnsi="Calibri" w:cs="Calibri"/>
-          <w:kern w:val="2"/>
-          <w14:ligatures w14:val="standardContextual"/>
-        </w:rPr>
-        <w:t>the T41</w:t>
-      </w:r>
-      <w:proofErr w:type="gramEnd"/>
-      <w:r>
-        <w:rPr>
-          <w:rFonts w:ascii="Calibri" w:hAnsi="Calibri" w:cs="Calibri"/>
-          <w:kern w:val="2"/>
-          <w14:ligatures w14:val="standardContextual"/>
-        </w:rPr>
-        <w:t xml:space="preserve"> V12.8, we use 0x61 to </w:t>
-      </w:r>
-    </w:p>
-    <w:p>
-      <w:pPr>
-        <w:spacing w:after="160" w:line="259" w:lineRule="auto"/>
-        <w:ind w:left="720"/>
-        <w:contextualSpacing/>
-        <w:rPr>
-          <w:rFonts w:ascii="Calibri" w:hAnsi="Calibri" w:cs="Calibri"/>
-          <w:kern w:val="2"/>
-          <w14:ligatures w14:val="standardContextual"/>
-        </w:rPr>
-      </w:pPr>
-    </w:p>
-    <w:p>
-      <w:pPr>
-        <w:spacing w:after="160" w:line="259" w:lineRule="auto"/>
-        <w:ind w:left="720"/>
-        <w:contextualSpacing/>
-        <w:rPr>
-          <w:rFonts w:ascii="Calibri" w:hAnsi="Calibri" w:cs="Calibri"/>
-          <w:kern w:val="2"/>
-          <w14:ligatures w14:val="standardContextual"/>
-        </w:rPr>
-      </w:pPr>
-    </w:p>
-    <w:p>
-      <w:pPr>
-        <w:spacing w:after="160" w:line="259" w:lineRule="auto"/>
-        <w:ind w:left="720"/>
-        <w:contextualSpacing/>
-        <w:rPr>
-          <w:rFonts w:ascii="Calibri" w:hAnsi="Calibri" w:cs="Calibri"/>
-          <w:kern w:val="2"/>
-          <w14:ligatures w14:val="standardContextual"/>
-        </w:rPr>
-      </w:pPr>
-      <w:r>
-        <w:rPr>
-          <w:rFonts w:ascii="Calibri" w:hAnsi="Calibri" w:cs="Calibri"/>
-          <w:kern w:val="2"/>
-          <w14:ligatures w14:val="standardContextual"/>
-        </w:rPr>
-        <w:t xml:space="preserve">See the following for more information:  </w:t>
-      </w:r>
-      <w:hyperlink r:id="rId5">
+      </w:pPr>
+      <w:r>
+        <w:rPr>
+          <w:rFonts w:ascii="Calibri" w:hAnsi="Calibri" w:cs="Calibri"/>
+        </w:rPr>
+        <w:t xml:space="preserve">For more information about I2C assignments, see: </w:t>
+      </w:r>
+      <w:hyperlink r:id="rId5" w:history="1">
         <w:r>
           <w:rPr>
+            <w:rStyle w:val="Hyperlink"/>
             <w:rFonts w:ascii="Calibri" w:hAnsi="Calibri" w:cs="Calibri"/>
-            <w:color w:val="467886" w:themeColor="hyperlink"/>
-            <w:kern w:val="2"/>
-            <w:u w:val="single"/>
-            <w14:ligatures w14:val="standardContextual"/>
+            <w:color w:val="467886"/>
           </w:rPr>
-          <w:t>https://github.com/DRWJSCHMIDT/T41/blob/main/T41_V012_Files_01-15-24/T41_V012_Design_Documents/T41_V12.6_I2C_Assignments.xlsx</w:t>
+          <w:t>T41 V12.6 I2C Assignments</w:t>
         </w:r>
       </w:hyperlink>
     </w:p>
     <w:p>
       <w:pPr>
         <w:rPr>
-          <w:rFonts w:ascii="Helvetica Neue" w:eastAsia="Times New Roman" w:hAnsi="Helvetica Neue"/>
+          <w:rFonts w:ascii="Calibri" w:eastAsia="Times New Roman" w:hAnsi="Calibri" w:cs="Calibri"/>
         </w:rPr>
       </w:pPr>
     </w:p>
     <w:p>
       <w:pPr>
         <w:rPr>
-          <w:rFonts w:ascii="Helvetica Neue" w:eastAsia="Times New Roman" w:hAnsi="Helvetica Neue"/>
+          <w:rFonts w:ascii="Calibri" w:eastAsia="Times New Roman" w:hAnsi="Calibri" w:cs="Calibri"/>
           <w:b/>
           <w:bCs/>
         </w:rPr>
       </w:pPr>
       <w:r>
         <w:rPr>
-          <w:rFonts w:ascii="Helvetica Neue" w:eastAsia="Times New Roman" w:hAnsi="Helvetica Neue"/>
+          <w:rFonts w:ascii="Calibri" w:eastAsia="Times New Roman" w:hAnsi="Calibri" w:cs="Calibri"/>
         </w:rPr>
         <w:br/>
       </w:r>
       <w:r>
         <w:rPr>
-          <w:rFonts w:ascii="Helvetica Neue" w:eastAsia="Times New Roman" w:hAnsi="Helvetica Neue"/>
+          <w:rFonts w:ascii="Calibri" w:eastAsia="Times New Roman" w:hAnsi="Calibri" w:cs="Calibri"/>
           <w:b/>
           <w:bCs/>
         </w:rPr>
-        <w:t>New Modules for the V12.8 RF Board</w:t>
+        <w:t>NEW MODULES FOR THE T41 V12.8 RF BOARD</w:t>
       </w:r>
     </w:p>
     <w:p>
       <w:pPr>
         <w:rPr>
-          <w:rFonts w:ascii="Helvetica Neue" w:eastAsia="Times New Roman" w:hAnsi="Helvetica Neue"/>
+          <w:rFonts w:ascii="Calibri" w:eastAsia="Times New Roman" w:hAnsi="Calibri" w:cs="Calibri"/>
+          <w:b/>
+          <w:bCs/>
         </w:rPr>
       </w:pPr>
     </w:p>
     <w:p>
       <w:pPr>
         <w:rPr>
-          <w:rFonts w:ascii="Helvetica Neue" w:eastAsia="Times New Roman" w:hAnsi="Helvetica Neue"/>
-        </w:rPr>
-      </w:pPr>
-      <w:r>
-        <w:rPr>
-          <w:rFonts w:ascii="Helvetica Neue" w:eastAsia="Times New Roman" w:hAnsi="Helvetica Neue"/>
-        </w:rPr>
-        <w:t xml:space="preserve">0. Find a place where you can spread out your work, including printouts of the schematic and BOM. Your </w:t>
-      </w:r>
-      <w:proofErr w:type="gramStart"/>
-      <w:r>
-        <w:rPr>
-          <w:rFonts w:ascii="Helvetica Neue" w:eastAsia="Times New Roman" w:hAnsi="Helvetica Neue"/>
-        </w:rPr>
-        <w:t>work station</w:t>
-      </w:r>
-      <w:proofErr w:type="gramEnd"/>
-      <w:r>
-        <w:rPr>
-          <w:rFonts w:ascii="Helvetica Neue" w:eastAsia="Times New Roman" w:hAnsi="Helvetica Neue"/>
-        </w:rPr>
-        <w:t xml:space="preserve"> should be such that you can leave it overnight without having to "clean up". The workspace should also be </w:t>
-      </w:r>
-      <w:proofErr w:type="gramStart"/>
-      <w:r>
-        <w:rPr>
-          <w:rFonts w:ascii="Helvetica Neue" w:eastAsia="Times New Roman" w:hAnsi="Helvetica Neue"/>
-        </w:rPr>
-        <w:t>kid</w:t>
-      </w:r>
-      <w:proofErr w:type="gramEnd"/>
-      <w:r>
-        <w:rPr>
-          <w:rFonts w:ascii="Helvetica Neue" w:eastAsia="Times New Roman" w:hAnsi="Helvetica Neue"/>
-        </w:rPr>
-        <w:t>- and cat-proof. If you get tired, stop. Come back to it tomorrow. Rushing the assembly rarely works out saving time.</w:t>
+          <w:rFonts w:ascii="Calibri" w:hAnsi="Calibri" w:cs="Calibri"/>
+          <w:b/>
+          <w:bCs/>
+          <w:kern w:val="2"/>
+          <w14:ligatures w14:val="standardContextual"/>
+        </w:rPr>
+      </w:pPr>
+      <w:r>
+        <w:rPr>
+          <w:rFonts w:ascii="Calibri" w:hAnsi="Calibri" w:cs="Calibri"/>
+        </w:rPr>
+        <w:t xml:space="preserve">The </w:t>
+      </w:r>
+      <w:r>
+        <w:rPr>
+          <w:rFonts w:ascii="Calibri" w:hAnsi="Calibri" w:cs="Calibri"/>
+        </w:rPr>
+        <w:t xml:space="preserve">V12.8 RF board </w:t>
+      </w:r>
+      <w:r>
+        <w:rPr>
+          <w:rFonts w:ascii="Calibri" w:hAnsi="Calibri" w:cs="Calibri"/>
+        </w:rPr>
+        <w:t>uses</w:t>
+      </w:r>
+      <w:r>
+        <w:rPr>
+          <w:rFonts w:ascii="Calibri" w:hAnsi="Calibri" w:cs="Calibri"/>
+        </w:rPr>
+        <w:t xml:space="preserve"> three </w:t>
+      </w:r>
+      <w:r>
+        <w:rPr>
+          <w:rFonts w:ascii="Calibri" w:hAnsi="Calibri" w:cs="Calibri"/>
+        </w:rPr>
+        <w:t>plug-in</w:t>
+      </w:r>
+      <w:r>
+        <w:rPr>
+          <w:rFonts w:ascii="Calibri" w:hAnsi="Calibri" w:cs="Calibri"/>
+        </w:rPr>
+        <w:t xml:space="preserve"> modules that </w:t>
+      </w:r>
+      <w:r>
+        <w:rPr>
+          <w:rFonts w:ascii="Calibri" w:hAnsi="Calibri" w:cs="Calibri"/>
+        </w:rPr>
+        <w:t>install</w:t>
+      </w:r>
+      <w:r>
+        <w:rPr>
+          <w:rFonts w:ascii="Calibri" w:hAnsi="Calibri" w:cs="Calibri"/>
+        </w:rPr>
+        <w:t xml:space="preserve"> like older </w:t>
+      </w:r>
+      <w:r>
+        <w:rPr>
+          <w:rFonts w:ascii="Calibri" w:hAnsi="Calibri" w:cs="Calibri"/>
+        </w:rPr>
+        <w:t>P</w:t>
+      </w:r>
+      <w:r>
+        <w:rPr>
+          <w:rFonts w:ascii="Calibri" w:hAnsi="Calibri" w:cs="Calibri"/>
+        </w:rPr>
+        <w:t>DIP</w:t>
+      </w:r>
+      <w:r>
+        <w:rPr>
+          <w:rFonts w:ascii="Calibri" w:hAnsi="Calibri" w:cs="Calibri"/>
+        </w:rPr>
+        <w:t xml:space="preserve"> 7400</w:t>
+      </w:r>
+      <w:r>
+        <w:rPr>
+          <w:rFonts w:ascii="Calibri" w:hAnsi="Calibri" w:cs="Calibri"/>
+        </w:rPr>
+        <w:t>-</w:t>
+      </w:r>
+      <w:r>
+        <w:rPr>
+          <w:rFonts w:ascii="Calibri" w:hAnsi="Calibri" w:cs="Calibri"/>
+        </w:rPr>
+        <w:t>se</w:t>
+      </w:r>
+      <w:r>
+        <w:rPr>
+          <w:rFonts w:ascii="Calibri" w:hAnsi="Calibri" w:cs="Calibri"/>
+        </w:rPr>
+        <w:t xml:space="preserve">ries logic </w:t>
+      </w:r>
+      <w:r>
+        <w:rPr>
+          <w:rFonts w:ascii="Calibri" w:hAnsi="Calibri" w:cs="Calibri"/>
+        </w:rPr>
+        <w:t>ICs</w:t>
+      </w:r>
+      <w:r>
+        <w:rPr>
+          <w:rFonts w:ascii="Calibri" w:hAnsi="Calibri" w:cs="Calibri"/>
+        </w:rPr>
+        <w:t>: one</w:t>
+      </w:r>
+      <w:r>
+        <w:rPr>
+          <w:rFonts w:ascii="Calibri" w:hAnsi="Calibri" w:cs="Calibri"/>
+        </w:rPr>
+        <w:t xml:space="preserve"> Oscillator </w:t>
+      </w:r>
+      <w:r>
+        <w:rPr>
+          <w:rFonts w:ascii="Calibri" w:hAnsi="Calibri" w:cs="Calibri"/>
+        </w:rPr>
+        <w:t>Mo</w:t>
+      </w:r>
+      <w:r>
+        <w:rPr>
+          <w:rFonts w:ascii="Calibri" w:hAnsi="Calibri" w:cs="Calibri"/>
+        </w:rPr>
+        <w:t>d</w:t>
+      </w:r>
+      <w:r>
+        <w:rPr>
+          <w:rFonts w:ascii="Calibri" w:hAnsi="Calibri" w:cs="Calibri"/>
+        </w:rPr>
+        <w:t xml:space="preserve">ule </w:t>
+      </w:r>
+      <w:r>
+        <w:rPr>
+          <w:rFonts w:ascii="Calibri" w:hAnsi="Calibri" w:cs="Calibri"/>
+        </w:rPr>
+        <w:t xml:space="preserve">for each </w:t>
+      </w:r>
+      <w:r>
+        <w:rPr>
+          <w:rFonts w:ascii="Calibri" w:hAnsi="Calibri" w:cs="Calibri"/>
+        </w:rPr>
+        <w:t>V12.8 RF board</w:t>
+      </w:r>
+      <w:r>
+        <w:rPr>
+          <w:rFonts w:ascii="Calibri" w:hAnsi="Calibri" w:cs="Calibri"/>
+        </w:rPr>
+        <w:t>, plus</w:t>
+      </w:r>
+      <w:r>
+        <w:rPr>
+          <w:rFonts w:ascii="Calibri" w:hAnsi="Calibri" w:cs="Calibri"/>
+        </w:rPr>
+        <w:t xml:space="preserve"> </w:t>
+      </w:r>
+      <w:r>
+        <w:rPr>
+          <w:rFonts w:ascii="Calibri" w:hAnsi="Calibri" w:cs="Calibri"/>
+        </w:rPr>
+        <w:t>A</w:t>
+      </w:r>
+      <w:r>
+        <w:rPr>
+          <w:rFonts w:ascii="Calibri" w:hAnsi="Calibri" w:cs="Calibri"/>
+        </w:rPr>
+        <w:t xml:space="preserve">ttenuator </w:t>
+      </w:r>
+      <w:r>
+        <w:rPr>
+          <w:rFonts w:ascii="Calibri" w:hAnsi="Calibri" w:cs="Calibri"/>
+        </w:rPr>
+        <w:t xml:space="preserve">Modules </w:t>
+      </w:r>
+      <w:r>
+        <w:rPr>
+          <w:rFonts w:ascii="Calibri" w:hAnsi="Calibri" w:cs="Calibri"/>
+        </w:rPr>
+        <w:t xml:space="preserve">as </w:t>
+      </w:r>
+      <w:r>
+        <w:rPr>
+          <w:rFonts w:ascii="Calibri" w:hAnsi="Calibri" w:cs="Calibri"/>
+        </w:rPr>
+        <w:t>required. Use two Attenuator Modules</w:t>
+      </w:r>
+      <w:r>
+        <w:rPr>
+          <w:rFonts w:ascii="Calibri" w:hAnsi="Calibri" w:cs="Calibri"/>
+        </w:rPr>
+        <w:t xml:space="preserve"> for an RF board used for both receive</w:t>
+      </w:r>
+      <w:r>
+        <w:rPr>
+          <w:rFonts w:ascii="Calibri" w:hAnsi="Calibri" w:cs="Calibri"/>
+        </w:rPr>
+        <w:t xml:space="preserve"> a</w:t>
+      </w:r>
+      <w:r>
+        <w:rPr>
+          <w:rFonts w:ascii="Calibri" w:hAnsi="Calibri" w:cs="Calibri"/>
+        </w:rPr>
+        <w:t>n</w:t>
+      </w:r>
+      <w:r>
+        <w:rPr>
+          <w:rFonts w:ascii="Calibri" w:hAnsi="Calibri" w:cs="Calibri"/>
+        </w:rPr>
+        <w:t xml:space="preserve">d </w:t>
+      </w:r>
+      <w:r>
+        <w:rPr>
+          <w:rFonts w:ascii="Calibri" w:hAnsi="Calibri" w:cs="Calibri"/>
+        </w:rPr>
+        <w:t xml:space="preserve">transmit, or one for a </w:t>
+      </w:r>
+      <w:r>
+        <w:rPr>
+          <w:rFonts w:ascii="Calibri" w:hAnsi="Calibri" w:cs="Calibri"/>
+        </w:rPr>
+        <w:t xml:space="preserve">second receiver </w:t>
+      </w:r>
+      <w:r>
+        <w:rPr>
+          <w:rFonts w:ascii="Calibri" w:hAnsi="Calibri" w:cs="Calibri"/>
+        </w:rPr>
+        <w:t xml:space="preserve">with </w:t>
+      </w:r>
+      <w:r>
+        <w:rPr>
+          <w:rFonts w:ascii="Calibri" w:hAnsi="Calibri" w:cs="Calibri"/>
+        </w:rPr>
+        <w:t>no tran</w:t>
+      </w:r>
+      <w:r>
+        <w:rPr>
+          <w:rFonts w:ascii="Calibri" w:hAnsi="Calibri" w:cs="Calibri"/>
+        </w:rPr>
+        <w:t>smit</w:t>
+      </w:r>
+      <w:r>
+        <w:rPr>
+          <w:rFonts w:ascii="Calibri" w:hAnsi="Calibri" w:cs="Calibri"/>
+        </w:rPr>
+        <w:t xml:space="preserve"> function. Because the </w:t>
+      </w:r>
+      <w:r>
+        <w:rPr>
+          <w:rFonts w:ascii="Calibri" w:hAnsi="Calibri" w:cs="Calibri"/>
+        </w:rPr>
+        <w:t xml:space="preserve">modules </w:t>
+      </w:r>
+      <w:r>
+        <w:rPr>
+          <w:rFonts w:ascii="Calibri" w:hAnsi="Calibri" w:cs="Calibri"/>
+        </w:rPr>
+        <w:t>contain</w:t>
+      </w:r>
+      <w:r>
+        <w:rPr>
+          <w:rFonts w:ascii="Calibri" w:hAnsi="Calibri" w:cs="Calibri"/>
+        </w:rPr>
+        <w:t xml:space="preserve"> Q</w:t>
+      </w:r>
+      <w:r>
+        <w:rPr>
+          <w:rFonts w:ascii="Calibri" w:hAnsi="Calibri" w:cs="Calibri"/>
+        </w:rPr>
+        <w:t xml:space="preserve">FN parts </w:t>
+      </w:r>
+      <w:r>
+        <w:rPr>
+          <w:rFonts w:ascii="Calibri" w:hAnsi="Calibri" w:cs="Calibri"/>
+        </w:rPr>
+        <w:t xml:space="preserve">that are </w:t>
+      </w:r>
+      <w:r>
+        <w:rPr>
+          <w:rFonts w:ascii="Calibri" w:hAnsi="Calibri" w:cs="Calibri"/>
+        </w:rPr>
+        <w:t>difficult</w:t>
+      </w:r>
+      <w:r>
+        <w:rPr>
+          <w:rFonts w:ascii="Calibri" w:hAnsi="Calibri" w:cs="Calibri"/>
+        </w:rPr>
+        <w:t xml:space="preserve"> </w:t>
+      </w:r>
+      <w:r>
+        <w:rPr>
+          <w:rFonts w:ascii="Calibri" w:hAnsi="Calibri" w:cs="Calibri"/>
+        </w:rPr>
+        <w:t xml:space="preserve">to </w:t>
+      </w:r>
+      <w:r>
+        <w:rPr>
+          <w:rFonts w:ascii="Calibri" w:hAnsi="Calibri" w:cs="Calibri"/>
+        </w:rPr>
+        <w:t>hand-</w:t>
+      </w:r>
+      <w:r>
+        <w:rPr>
+          <w:rFonts w:ascii="Calibri" w:hAnsi="Calibri" w:cs="Calibri"/>
+        </w:rPr>
+        <w:t xml:space="preserve">solder </w:t>
+      </w:r>
+      <w:r>
+        <w:rPr>
+          <w:rFonts w:ascii="Calibri" w:hAnsi="Calibri" w:cs="Calibri"/>
+        </w:rPr>
+        <w:t>with</w:t>
+      </w:r>
+      <w:r>
+        <w:rPr>
+          <w:rFonts w:ascii="Calibri" w:hAnsi="Calibri" w:cs="Calibri"/>
+        </w:rPr>
+        <w:t xml:space="preserve">out </w:t>
+      </w:r>
+      <w:r>
+        <w:rPr>
+          <w:rFonts w:ascii="Calibri" w:hAnsi="Calibri" w:cs="Calibri"/>
+        </w:rPr>
+        <w:t>hot</w:t>
+      </w:r>
+      <w:r>
+        <w:rPr>
+          <w:rFonts w:ascii="Calibri" w:hAnsi="Calibri" w:cs="Calibri"/>
+        </w:rPr>
+        <w:t>-</w:t>
+      </w:r>
+      <w:r>
+        <w:rPr>
+          <w:rFonts w:ascii="Calibri" w:hAnsi="Calibri" w:cs="Calibri"/>
+        </w:rPr>
+        <w:t>air tools</w:t>
+      </w:r>
+      <w:r>
+        <w:rPr>
+          <w:rFonts w:ascii="Calibri" w:hAnsi="Calibri" w:cs="Calibri"/>
+        </w:rPr>
+        <w:t xml:space="preserve">, </w:t>
+      </w:r>
+      <w:r>
+        <w:rPr>
+          <w:rFonts w:ascii="Calibri" w:hAnsi="Calibri" w:cs="Calibri"/>
+        </w:rPr>
+        <w:t>they are supplied with the QFN components already installed.</w:t>
+      </w:r>
+      <w:r>
+        <w:rPr>
+          <w:rFonts w:ascii="Calibri" w:hAnsi="Calibri" w:cs="Calibri"/>
+          <w:b/>
+          <w:bCs/>
+          <w:kern w:val="2"/>
+          <w14:ligatures w14:val="standardContextual"/>
+        </w:rPr>
+        <w:t xml:space="preserve"> </w:t>
+      </w:r>
+      <w:r>
+        <w:rPr>
+          <w:rFonts w:ascii="Calibri" w:hAnsi="Calibri" w:cs="Calibri"/>
+        </w:rPr>
+        <w:t>To complete</w:t>
+      </w:r>
+      <w:r>
+        <w:rPr>
+          <w:rFonts w:ascii="Calibri" w:hAnsi="Calibri" w:cs="Calibri"/>
+        </w:rPr>
+        <w:t xml:space="preserve"> each module,</w:t>
+      </w:r>
+      <w:r>
+        <w:rPr>
+          <w:rFonts w:ascii="Calibri" w:hAnsi="Calibri" w:cs="Calibri"/>
+        </w:rPr>
+        <w:t xml:space="preserve"> solder on the </w:t>
+      </w:r>
+      <w:r>
+        <w:rPr>
+          <w:rFonts w:ascii="Calibri" w:hAnsi="Calibri" w:cs="Calibri"/>
+        </w:rPr>
+        <w:t xml:space="preserve">attachment pins and </w:t>
+      </w:r>
+      <w:r>
+        <w:rPr>
+          <w:rFonts w:ascii="Calibri" w:hAnsi="Calibri" w:cs="Calibri"/>
+        </w:rPr>
+        <w:t>insert</w:t>
+      </w:r>
+      <w:r>
+        <w:rPr>
+          <w:rFonts w:ascii="Calibri" w:hAnsi="Calibri" w:cs="Calibri"/>
+        </w:rPr>
+        <w:t xml:space="preserve"> </w:t>
+      </w:r>
+      <w:r>
+        <w:rPr>
+          <w:rFonts w:ascii="Calibri" w:hAnsi="Calibri" w:cs="Calibri"/>
+        </w:rPr>
+        <w:t>the module</w:t>
+      </w:r>
+      <w:r>
+        <w:rPr>
+          <w:rFonts w:ascii="Calibri" w:hAnsi="Calibri" w:cs="Calibri"/>
+        </w:rPr>
+        <w:t xml:space="preserve"> into its </w:t>
+      </w:r>
+      <w:r>
+        <w:rPr>
+          <w:rFonts w:ascii="Calibri" w:hAnsi="Calibri" w:cs="Calibri"/>
+        </w:rPr>
+        <w:t xml:space="preserve">matching </w:t>
+      </w:r>
+      <w:r>
+        <w:rPr>
+          <w:rFonts w:ascii="Calibri" w:hAnsi="Calibri" w:cs="Calibri"/>
+        </w:rPr>
+        <w:t xml:space="preserve">board </w:t>
+      </w:r>
+      <w:r>
+        <w:rPr>
+          <w:rFonts w:ascii="Calibri" w:hAnsi="Calibri" w:cs="Calibri"/>
+        </w:rPr>
+        <w:t>location</w:t>
+      </w:r>
+      <w:r>
+        <w:rPr>
+          <w:rFonts w:ascii="Calibri" w:hAnsi="Calibri" w:cs="Calibri"/>
+        </w:rPr>
+        <w:t xml:space="preserve"> in the </w:t>
+      </w:r>
+      <w:r>
+        <w:rPr>
+          <w:rFonts w:ascii="Calibri" w:hAnsi="Calibri" w:cs="Calibri"/>
+        </w:rPr>
+        <w:t>correct</w:t>
+      </w:r>
+      <w:r>
+        <w:rPr>
+          <w:rFonts w:ascii="Calibri" w:hAnsi="Calibri" w:cs="Calibri"/>
+        </w:rPr>
+        <w:t xml:space="preserve"> orientation. </w:t>
+      </w:r>
+      <w:r>
+        <w:rPr>
+          <w:rFonts w:ascii="Calibri" w:hAnsi="Calibri" w:cs="Calibri"/>
+        </w:rPr>
+        <w:t>This</w:t>
+      </w:r>
+      <w:r>
+        <w:rPr>
+          <w:rFonts w:ascii="Calibri" w:hAnsi="Calibri" w:cs="Calibri"/>
+        </w:rPr>
+        <w:t xml:space="preserve"> </w:t>
+      </w:r>
+      <w:r>
+        <w:rPr>
+          <w:rFonts w:ascii="Calibri" w:hAnsi="Calibri" w:cs="Calibri"/>
+        </w:rPr>
+        <w:t>design</w:t>
+      </w:r>
+      <w:r>
+        <w:rPr>
+          <w:rFonts w:ascii="Calibri" w:hAnsi="Calibri" w:cs="Calibri"/>
+        </w:rPr>
+        <w:t xml:space="preserve"> </w:t>
+      </w:r>
+      <w:r>
+        <w:rPr>
+          <w:rFonts w:ascii="Calibri" w:hAnsi="Calibri" w:cs="Calibri"/>
+        </w:rPr>
+        <w:t>should make</w:t>
+      </w:r>
+      <w:r>
+        <w:rPr>
+          <w:rFonts w:ascii="Calibri" w:hAnsi="Calibri" w:cs="Calibri"/>
+        </w:rPr>
+        <w:t xml:space="preserve"> the V12.8 RF board </w:t>
+      </w:r>
+      <w:r>
+        <w:rPr>
+          <w:rFonts w:ascii="Calibri" w:hAnsi="Calibri" w:cs="Calibri"/>
+        </w:rPr>
+        <w:t xml:space="preserve">easier </w:t>
+      </w:r>
+      <w:r>
+        <w:rPr>
+          <w:rFonts w:ascii="Calibri" w:hAnsi="Calibri" w:cs="Calibri"/>
+        </w:rPr>
+        <w:t>to assemble</w:t>
+      </w:r>
+      <w:r>
+        <w:rPr>
+          <w:rFonts w:ascii="Calibri" w:hAnsi="Calibri" w:cs="Calibri"/>
+        </w:rPr>
+        <w:t>.</w:t>
       </w:r>
     </w:p>
     <w:p>
       <w:pPr>
         <w:rPr>
-          <w:rFonts w:ascii="Helvetica Neue" w:eastAsia="Times New Roman" w:hAnsi="Helvetica Neue"/>
+          <w:rFonts w:ascii="Calibri" w:eastAsia="Times New Roman" w:hAnsi="Calibri" w:cs="Calibri"/>
         </w:rPr>
       </w:pPr>
     </w:p>
     <w:p>
       <w:pPr>
         <w:rPr>
-          <w:rFonts w:ascii="Helvetica Neue" w:eastAsia="Times New Roman" w:hAnsi="Helvetica Neue"/>
-        </w:rPr>
-      </w:pPr>
-      <w:r>
-        <w:rPr>
-          <w:rFonts w:ascii="Helvetica Neue" w:eastAsia="Times New Roman" w:hAnsi="Helvetica Neue"/>
-        </w:rPr>
-        <w:t xml:space="preserve">1. Watch some YouTube </w:t>
-      </w:r>
-      <w:proofErr w:type="gramStart"/>
-      <w:r>
-        <w:rPr>
-          <w:rFonts w:ascii="Helvetica Neue" w:eastAsia="Times New Roman" w:hAnsi="Helvetica Neue"/>
-        </w:rPr>
-        <w:t>videos on</w:t>
-      </w:r>
-      <w:proofErr w:type="gramEnd"/>
-      <w:r>
-        <w:rPr>
-          <w:rFonts w:ascii="Helvetica Neue" w:eastAsia="Times New Roman" w:hAnsi="Helvetica Neue"/>
-        </w:rPr>
-        <w:t xml:space="preserve"> using a hot air gun if you don't have any experience with a hot air gun. This one's pretty good: </w:t>
-      </w:r>
-      <w:hyperlink r:id="rId6" w:tgtFrame="_blank">
-        <w:r>
-          <w:rPr>
-            <w:rStyle w:val="Hyperlink"/>
-            <w:rFonts w:ascii="Helvetica Neue" w:eastAsia="Times New Roman" w:hAnsi="Helvetica Neue"/>
-          </w:rPr>
-          <w:t>https://www.youtube.com/watch?v=NxPWwHUJCqM</w:t>
-        </w:r>
-      </w:hyperlink>
-      <w:r>
-        <w:rPr>
-          <w:rFonts w:ascii="Helvetica Neue" w:eastAsia="Times New Roman" w:hAnsi="Helvetica Neue"/>
-        </w:rPr>
-        <w:t>  Note how the solder is "wicked-up" to the pin automatically. I usually put a little flux on the pads first. Note how solder wick can be used to remove solder bridges between pins.</w:t>
+          <w:rFonts w:ascii="Calibri" w:hAnsi="Calibri" w:cs="Calibri"/>
+          <w:b/>
+          <w:bCs/>
+          <w:kern w:val="2"/>
+          <w14:ligatures w14:val="standardContextual"/>
+        </w:rPr>
+      </w:pPr>
+      <w:r>
+        <w:rPr>
+          <w:rFonts w:ascii="Calibri" w:hAnsi="Calibri" w:cs="Calibri"/>
+        </w:rPr>
+        <w:t>First, cut</w:t>
+      </w:r>
+      <w:r>
+        <w:rPr>
+          <w:rFonts w:ascii="Calibri" w:hAnsi="Calibri" w:cs="Calibri"/>
+        </w:rPr>
+        <w:t xml:space="preserve"> </w:t>
+      </w:r>
+      <w:r>
+        <w:rPr>
+          <w:rFonts w:ascii="Calibri" w:hAnsi="Calibri" w:cs="Calibri"/>
+        </w:rPr>
+        <w:t xml:space="preserve">the required </w:t>
+      </w:r>
+      <w:r>
+        <w:rPr>
+          <w:rFonts w:ascii="Calibri" w:hAnsi="Calibri" w:cs="Calibri"/>
+        </w:rPr>
+        <w:t>row</w:t>
+      </w:r>
+      <w:r>
+        <w:rPr>
+          <w:rFonts w:ascii="Calibri" w:hAnsi="Calibri" w:cs="Calibri"/>
+        </w:rPr>
+        <w:t xml:space="preserve">s of male </w:t>
+      </w:r>
+      <w:r>
+        <w:rPr>
+          <w:rFonts w:ascii="Calibri" w:hAnsi="Calibri" w:cs="Calibri"/>
+        </w:rPr>
+        <w:t xml:space="preserve">and </w:t>
+      </w:r>
+      <w:r>
+        <w:rPr>
+          <w:rFonts w:ascii="Calibri" w:hAnsi="Calibri" w:cs="Calibri"/>
+        </w:rPr>
+        <w:t xml:space="preserve">female </w:t>
+      </w:r>
+      <w:r>
+        <w:rPr>
+          <w:rFonts w:ascii="Calibri" w:hAnsi="Calibri" w:cs="Calibri"/>
+        </w:rPr>
+        <w:t>ID</w:t>
+      </w:r>
+      <w:r>
+        <w:rPr>
+          <w:rFonts w:ascii="Calibri" w:hAnsi="Calibri" w:cs="Calibri"/>
+        </w:rPr>
+        <w:t>C p</w:t>
+      </w:r>
+      <w:r>
+        <w:rPr>
+          <w:rFonts w:ascii="Calibri" w:hAnsi="Calibri" w:cs="Calibri"/>
+        </w:rPr>
+        <w:t>ins</w:t>
+      </w:r>
+      <w:r>
+        <w:rPr>
+          <w:rFonts w:ascii="Calibri" w:hAnsi="Calibri" w:cs="Calibri"/>
+        </w:rPr>
+        <w:t xml:space="preserve"> for the modules. </w:t>
+      </w:r>
+      <w:r>
+        <w:rPr>
+          <w:rFonts w:ascii="Calibri" w:hAnsi="Calibri" w:cs="Calibri"/>
+        </w:rPr>
+        <w:t>Machined</w:t>
+      </w:r>
+      <w:r>
+        <w:rPr>
+          <w:rFonts w:ascii="Calibri" w:hAnsi="Calibri" w:cs="Calibri"/>
+        </w:rPr>
+        <w:t xml:space="preserve"> pins and </w:t>
+      </w:r>
+      <w:r>
+        <w:rPr>
+          <w:rFonts w:ascii="Calibri" w:hAnsi="Calibri" w:cs="Calibri"/>
+        </w:rPr>
+        <w:t>sockets are preferred</w:t>
+      </w:r>
+      <w:r>
+        <w:rPr>
+          <w:rFonts w:ascii="Calibri" w:hAnsi="Calibri" w:cs="Calibri"/>
+        </w:rPr>
+        <w:t xml:space="preserve"> because they </w:t>
+      </w:r>
+      <w:r>
+        <w:rPr>
+          <w:rFonts w:ascii="Calibri" w:hAnsi="Calibri" w:cs="Calibri"/>
+        </w:rPr>
+        <w:t>mate precisely</w:t>
+      </w:r>
+      <w:r>
+        <w:rPr>
+          <w:rFonts w:ascii="Calibri" w:hAnsi="Calibri" w:cs="Calibri"/>
+        </w:rPr>
+        <w:t xml:space="preserve"> and </w:t>
+      </w:r>
+      <w:r>
+        <w:rPr>
+          <w:rFonts w:ascii="Calibri" w:hAnsi="Calibri" w:cs="Calibri"/>
+        </w:rPr>
+        <w:t xml:space="preserve">reduce the risk of fit or </w:t>
+      </w:r>
+      <w:r>
+        <w:rPr>
+          <w:rFonts w:ascii="Calibri" w:hAnsi="Calibri" w:cs="Calibri"/>
+        </w:rPr>
+        <w:t xml:space="preserve">contact </w:t>
+      </w:r>
+      <w:r>
+        <w:rPr>
+          <w:rFonts w:ascii="Calibri" w:hAnsi="Calibri" w:cs="Calibri"/>
+        </w:rPr>
+        <w:t>issues.</w:t>
+      </w:r>
+      <w:r>
+        <w:rPr>
+          <w:rFonts w:ascii="Calibri" w:hAnsi="Calibri" w:cs="Calibri"/>
+        </w:rPr>
+        <w:t xml:space="preserve"> Stamped pins </w:t>
+      </w:r>
+      <w:r>
+        <w:rPr>
+          <w:rFonts w:ascii="Calibri" w:hAnsi="Calibri" w:cs="Calibri"/>
+        </w:rPr>
+        <w:t>can</w:t>
+      </w:r>
+      <w:r>
+        <w:rPr>
+          <w:rFonts w:ascii="Calibri" w:hAnsi="Calibri" w:cs="Calibri"/>
+        </w:rPr>
+        <w:t xml:space="preserve"> also</w:t>
+      </w:r>
+      <w:r>
+        <w:rPr>
+          <w:rFonts w:ascii="Calibri" w:hAnsi="Calibri" w:cs="Calibri"/>
+        </w:rPr>
+        <w:t xml:space="preserve"> be used, but </w:t>
+      </w:r>
+      <w:r>
+        <w:rPr>
+          <w:rFonts w:ascii="Calibri" w:hAnsi="Calibri" w:cs="Calibri"/>
+        </w:rPr>
+        <w:t>make</w:t>
+      </w:r>
+      <w:r>
+        <w:rPr>
+          <w:rFonts w:ascii="Calibri" w:hAnsi="Calibri" w:cs="Calibri"/>
+        </w:rPr>
+        <w:t xml:space="preserve"> sure</w:t>
+      </w:r>
+      <w:r>
+        <w:rPr>
+          <w:rFonts w:ascii="Calibri" w:hAnsi="Calibri" w:cs="Calibri"/>
+        </w:rPr>
+        <w:t xml:space="preserve"> </w:t>
+      </w:r>
+      <w:r>
+        <w:rPr>
+          <w:rFonts w:ascii="Calibri" w:hAnsi="Calibri" w:cs="Calibri"/>
+        </w:rPr>
+        <w:t>the</w:t>
+      </w:r>
+      <w:r>
+        <w:rPr>
+          <w:rFonts w:ascii="Calibri" w:hAnsi="Calibri" w:cs="Calibri"/>
+        </w:rPr>
+        <w:t xml:space="preserve"> </w:t>
+      </w:r>
+      <w:r>
+        <w:rPr>
+          <w:rFonts w:ascii="Calibri" w:hAnsi="Calibri" w:cs="Calibri"/>
+        </w:rPr>
+        <w:t>pins and sockets</w:t>
+      </w:r>
+      <w:r>
+        <w:rPr>
+          <w:rFonts w:ascii="Calibri" w:hAnsi="Calibri" w:cs="Calibri"/>
+        </w:rPr>
+        <w:t xml:space="preserve"> match</w:t>
+      </w:r>
+      <w:r>
+        <w:rPr>
+          <w:rFonts w:ascii="Calibri" w:hAnsi="Calibri" w:cs="Calibri"/>
+        </w:rPr>
+        <w:t>, since they</w:t>
+      </w:r>
+      <w:r>
+        <w:rPr>
+          <w:rFonts w:ascii="Calibri" w:hAnsi="Calibri" w:cs="Calibri"/>
+        </w:rPr>
+        <w:t xml:space="preserve"> </w:t>
+      </w:r>
+      <w:r>
+        <w:rPr>
+          <w:rFonts w:ascii="Calibri" w:hAnsi="Calibri" w:cs="Calibri"/>
+        </w:rPr>
+        <w:t>are available</w:t>
+      </w:r>
+      <w:r>
+        <w:rPr>
+          <w:rFonts w:ascii="Calibri" w:hAnsi="Calibri" w:cs="Calibri"/>
+        </w:rPr>
+        <w:t xml:space="preserve"> in </w:t>
+      </w:r>
+      <w:r>
+        <w:rPr>
+          <w:rFonts w:ascii="Calibri" w:hAnsi="Calibri" w:cs="Calibri"/>
+        </w:rPr>
+        <w:t>different sizes and shapes</w:t>
+      </w:r>
+      <w:r>
+        <w:rPr>
+          <w:rFonts w:ascii="Calibri" w:hAnsi="Calibri" w:cs="Calibri"/>
+        </w:rPr>
+        <w:t>, including</w:t>
+      </w:r>
+      <w:r>
+        <w:rPr>
+          <w:rFonts w:ascii="Calibri" w:hAnsi="Calibri" w:cs="Calibri"/>
+        </w:rPr>
+        <w:t xml:space="preserve"> square</w:t>
+      </w:r>
+      <w:r>
+        <w:rPr>
+          <w:rFonts w:ascii="Calibri" w:hAnsi="Calibri" w:cs="Calibri"/>
+        </w:rPr>
+        <w:t xml:space="preserve"> and</w:t>
+      </w:r>
+      <w:r>
+        <w:rPr>
+          <w:rFonts w:ascii="Calibri" w:hAnsi="Calibri" w:cs="Calibri"/>
+        </w:rPr>
+        <w:t xml:space="preserve"> rectangular</w:t>
+      </w:r>
+      <w:r>
+        <w:rPr>
+          <w:rFonts w:ascii="Calibri" w:hAnsi="Calibri" w:cs="Calibri"/>
+        </w:rPr>
+        <w:t xml:space="preserve"> styles</w:t>
+      </w:r>
+      <w:r>
+        <w:rPr>
+          <w:rFonts w:ascii="Calibri" w:hAnsi="Calibri" w:cs="Calibri"/>
+        </w:rPr>
+        <w:t>.</w:t>
       </w:r>
     </w:p>
     <w:p>
       <w:pPr>
         <w:rPr>
-          <w:rFonts w:ascii="Helvetica Neue" w:eastAsia="Times New Roman" w:hAnsi="Helvetica Neue"/>
+          <w:rFonts w:ascii="Calibri" w:eastAsia="Times New Roman" w:hAnsi="Calibri" w:cs="Calibri"/>
         </w:rPr>
       </w:pPr>
     </w:p>
     <w:p>
       <w:pPr>
         <w:rPr>
-          <w:rFonts w:ascii="Helvetica Neue" w:eastAsia="Times New Roman" w:hAnsi="Helvetica Neue"/>
-        </w:rPr>
-      </w:pPr>
-      <w:r>
-        <w:rPr>
-          <w:rFonts w:ascii="Helvetica Neue" w:eastAsia="Times New Roman" w:hAnsi="Helvetica Neue"/>
-        </w:rPr>
-        <w:t xml:space="preserve">2. Put </w:t>
-      </w:r>
-      <w:proofErr w:type="gramStart"/>
-      <w:r>
-        <w:rPr>
-          <w:rFonts w:ascii="Helvetica Neue" w:eastAsia="Times New Roman" w:hAnsi="Helvetica Neue"/>
-        </w:rPr>
-        <w:t>all of</w:t>
-      </w:r>
-      <w:proofErr w:type="gramEnd"/>
-      <w:r>
-        <w:rPr>
-          <w:rFonts w:ascii="Helvetica Neue" w:eastAsia="Times New Roman" w:hAnsi="Helvetica Neue"/>
-        </w:rPr>
-        <w:t xml:space="preserve"> the </w:t>
-      </w:r>
-      <w:proofErr w:type="gramStart"/>
-      <w:r>
-        <w:rPr>
-          <w:rFonts w:ascii="Helvetica Neue" w:eastAsia="Times New Roman" w:hAnsi="Helvetica Neue"/>
-        </w:rPr>
-        <w:t>IC's</w:t>
-      </w:r>
-      <w:proofErr w:type="gramEnd"/>
-      <w:r>
-        <w:rPr>
-          <w:rFonts w:ascii="Helvetica Neue" w:eastAsia="Times New Roman" w:hAnsi="Helvetica Neue"/>
-        </w:rPr>
-        <w:t xml:space="preserve"> on first. As you can see above, U2, U22, U23 and others are not soldered in place. Going back and doing it later may loosen some nearby SMDs that are already on </w:t>
-      </w:r>
-      <w:proofErr w:type="gramStart"/>
-      <w:r>
-        <w:rPr>
-          <w:rFonts w:ascii="Helvetica Neue" w:eastAsia="Times New Roman" w:hAnsi="Helvetica Neue"/>
-        </w:rPr>
-        <w:t>the board</w:t>
-      </w:r>
-      <w:proofErr w:type="gramEnd"/>
-      <w:r>
-        <w:rPr>
-          <w:rFonts w:ascii="Helvetica Neue" w:eastAsia="Times New Roman" w:hAnsi="Helvetica Neue"/>
-        </w:rPr>
-        <w:t xml:space="preserve">. The video above shows that other SMDs in the neighborhood are fine </w:t>
-      </w:r>
-      <w:proofErr w:type="gramStart"/>
-      <w:r>
-        <w:rPr>
-          <w:rFonts w:ascii="Helvetica Neue" w:eastAsia="Times New Roman" w:hAnsi="Helvetica Neue"/>
-        </w:rPr>
-        <w:t>as long as</w:t>
-      </w:r>
-      <w:proofErr w:type="gramEnd"/>
-      <w:r>
-        <w:rPr>
-          <w:rFonts w:ascii="Helvetica Neue" w:eastAsia="Times New Roman" w:hAnsi="Helvetica Neue"/>
-        </w:rPr>
-        <w:t xml:space="preserve"> you direct the air flow properly. If some other SMDs loosen, no big deal; just reposition them and redo the connection. Also, make sure you position it correctly. It's hard to see the </w:t>
-      </w:r>
-      <w:proofErr w:type="gramStart"/>
-      <w:r>
-        <w:rPr>
-          <w:rFonts w:ascii="Helvetica Neue" w:eastAsia="Times New Roman" w:hAnsi="Helvetica Neue"/>
-        </w:rPr>
-        <w:t>pin 1</w:t>
-      </w:r>
-      <w:proofErr w:type="gramEnd"/>
-      <w:r>
-        <w:rPr>
-          <w:rFonts w:ascii="Helvetica Neue" w:eastAsia="Times New Roman" w:hAnsi="Helvetica Neue"/>
-        </w:rPr>
-        <w:t xml:space="preserve"> mark on some of the ICs.</w:t>
+          <w:rFonts w:ascii="Calibri" w:hAnsi="Calibri" w:cs="Calibri"/>
+          <w:b/>
+          <w:bCs/>
+          <w:kern w:val="2"/>
+          <w14:ligatures w14:val="standardContextual"/>
+        </w:rPr>
+      </w:pPr>
+      <w:r>
+        <w:rPr>
+          <w:rFonts w:ascii="Calibri" w:hAnsi="Calibri" w:cs="Calibri"/>
+        </w:rPr>
+        <w:t>For the Attenuator Modules, prepare four</w:t>
+      </w:r>
+      <w:r>
+        <w:rPr>
+          <w:rFonts w:ascii="Calibri" w:hAnsi="Calibri" w:cs="Calibri"/>
+        </w:rPr>
+        <w:t xml:space="preserve"> </w:t>
+      </w:r>
+      <w:r>
+        <w:rPr>
+          <w:rFonts w:ascii="Calibri" w:hAnsi="Calibri" w:cs="Calibri"/>
+        </w:rPr>
+        <w:t xml:space="preserve">six-pin </w:t>
+      </w:r>
+      <w:r>
+        <w:rPr>
+          <w:rFonts w:ascii="Calibri" w:hAnsi="Calibri" w:cs="Calibri"/>
+        </w:rPr>
+        <w:t xml:space="preserve">rows of </w:t>
+      </w:r>
+      <w:r>
+        <w:rPr>
+          <w:rFonts w:ascii="Calibri" w:hAnsi="Calibri" w:cs="Calibri"/>
+        </w:rPr>
+        <w:t>pins</w:t>
+      </w:r>
+      <w:r>
+        <w:rPr>
+          <w:rFonts w:ascii="Calibri" w:hAnsi="Calibri" w:cs="Calibri"/>
+        </w:rPr>
+        <w:t xml:space="preserve"> and</w:t>
+      </w:r>
+      <w:r>
+        <w:rPr>
+          <w:rFonts w:ascii="Calibri" w:hAnsi="Calibri" w:cs="Calibri"/>
+        </w:rPr>
+        <w:t xml:space="preserve"> sockets</w:t>
+      </w:r>
+      <w:r>
+        <w:rPr>
+          <w:rFonts w:ascii="Calibri" w:hAnsi="Calibri" w:cs="Calibri"/>
+        </w:rPr>
+        <w:t>—</w:t>
+      </w:r>
+      <w:r>
+        <w:rPr>
+          <w:rFonts w:ascii="Calibri" w:hAnsi="Calibri" w:cs="Calibri"/>
+        </w:rPr>
+        <w:t xml:space="preserve">two </w:t>
+      </w:r>
+      <w:r>
+        <w:rPr>
+          <w:rFonts w:ascii="Calibri" w:hAnsi="Calibri" w:cs="Calibri"/>
+        </w:rPr>
+        <w:t xml:space="preserve">rows </w:t>
+      </w:r>
+      <w:r>
+        <w:rPr>
+          <w:rFonts w:ascii="Calibri" w:hAnsi="Calibri" w:cs="Calibri"/>
+        </w:rPr>
+        <w:t>per</w:t>
+      </w:r>
+      <w:r>
+        <w:rPr>
+          <w:rFonts w:ascii="Calibri" w:hAnsi="Calibri" w:cs="Calibri"/>
+        </w:rPr>
+        <w:t xml:space="preserve"> </w:t>
+      </w:r>
+      <w:r>
+        <w:rPr>
+          <w:rFonts w:ascii="Calibri" w:hAnsi="Calibri" w:cs="Calibri"/>
+        </w:rPr>
+        <w:t>module</w:t>
+      </w:r>
+      <w:r>
+        <w:rPr>
+          <w:rFonts w:ascii="Calibri" w:hAnsi="Calibri" w:cs="Calibri"/>
+        </w:rPr>
+        <w:t xml:space="preserve"> U3 and U11</w:t>
+      </w:r>
+      <w:r>
+        <w:rPr>
+          <w:rFonts w:ascii="Calibri" w:hAnsi="Calibri" w:cs="Calibri"/>
+        </w:rPr>
+        <w:t>.</w:t>
+      </w:r>
+      <w:r>
+        <w:rPr>
+          <w:rFonts w:ascii="Calibri" w:hAnsi="Calibri" w:cs="Calibri"/>
+        </w:rPr>
+        <w:t xml:space="preserve"> </w:t>
+      </w:r>
+      <w:r>
+        <w:rPr>
+          <w:rFonts w:ascii="Calibri" w:hAnsi="Calibri" w:cs="Calibri"/>
+        </w:rPr>
+        <w:t>See below:</w:t>
       </w:r>
     </w:p>
     <w:p>
       <w:pPr>
         <w:rPr>
-          <w:rFonts w:ascii="Helvetica Neue" w:eastAsia="Times New Roman" w:hAnsi="Helvetica Neue"/>
+          <w:rFonts w:ascii="Calibri" w:eastAsia="Times New Roman" w:hAnsi="Calibri" w:cs="Calibri"/>
         </w:rPr>
       </w:pPr>
     </w:p>
     <w:p>
       <w:pPr>
-        <w:rPr>
-          <w:rFonts w:ascii="Helvetica Neue" w:eastAsia="Times New Roman" w:hAnsi="Helvetica Neue"/>
-        </w:rPr>
-      </w:pPr>
-      <w:r>
-        <w:rPr>
-          <w:rFonts w:ascii="Helvetica Neue" w:eastAsia="Times New Roman" w:hAnsi="Helvetica Neue"/>
-        </w:rPr>
-        <w:t>3. Do the "low-lying" SMDs next (e.g., caps and resistors). It takes less paste than you think if you're using a hot air gun. (I think this is the only way to go.) For example, in the middle of the Quadrature Sampling Exciter above, look at C30 and C31. The left side of C31 has more paste on its pad than is needed while the right side looks less "bulbous". Both sides of C30 look better as far as the quantity of paste used. If you're unsure about your SMDs soldering ability, buy a practice kit (eBay 395157507695 for $2 or 156044393350--more expensive, but more variety of SMDs and faster delivery: $16. Pay attention to delivery dates!) Both have some ICs and a variety of SMD sizes from the 1206s used in the T41 down to 0402 which I can barely see without glasses.</w:t>
+        <w:pStyle w:val="NormalWeb"/>
+        <w:jc w:val="center"/>
+        <w:rPr>
+          <w:rFonts w:ascii="Calibri" w:hAnsi="Calibri" w:cs="Calibri"/>
+        </w:rPr>
+      </w:pPr>
+      <w:r>
+        <w:rPr>
+          <w:rFonts w:ascii="Calibri" w:hAnsi="Calibri" w:cs="Calibri"/>
+          <w:noProof/>
+        </w:rPr>
+        <w:drawing>
+          <wp:inline distT="0" distB="0" distL="0" distR="0" wp14:anchorId="077B9F75" wp14:editId="71DFA187">
+            <wp:extent cx="1356360" cy="1571735"/>
+            <wp:effectExtent l="0" t="0" r="0" b="9525"/>
+            <wp:docPr id="1" name="Picture 1" descr="The diagram depicts a circuit layout with various components, including resistors (R1, R2), capacitors (C2, C1), a voltage regulator (3V3), and a pair of RF (radio frequency) modules (RF1, RF2) connected to a green LED indicator (G).&#10;&#10;AI-generated content may be incorrect."/>
+            <wp:cNvGraphicFramePr>
+              <a:graphicFrameLocks xmlns:a="http://schemas.openxmlformats.org/drawingml/2006/main" noChangeAspect="1"/>
+            </wp:cNvGraphicFramePr>
+            <a:graphic xmlns:a="http://schemas.openxmlformats.org/drawingml/2006/main">
+              <a:graphicData uri="http://schemas.openxmlformats.org/drawingml/2006/picture">
+                <pic:pic xmlns:pic="http://schemas.openxmlformats.org/drawingml/2006/picture">
+                  <pic:nvPicPr>
+                    <pic:cNvPr id="1" name="Picture 1" descr="The diagram depicts a circuit layout with various components, including resistors (R1, R2), capacitors (C2, C1), a voltage regulator (3V3), and a pair of RF (radio frequency) modules (RF1, RF2) connected to a green LED indicator (G).&#10;&#10;AI-generated content may be incorrect."/>
+                    <pic:cNvPicPr>
+                      <a:picLocks noChangeAspect="1" noChangeArrowheads="1"/>
+                    </pic:cNvPicPr>
+                  </pic:nvPicPr>
+                  <pic:blipFill>
+                    <a:blip r:embed="rId6" cstate="print">
+                      <a:extLst>
+                        <a:ext uri="{28A0092B-C50C-407E-A947-70E740481C1C}">
+                          <a14:useLocalDpi xmlns:a14="http://schemas.microsoft.com/office/drawing/2010/main" val="0"/>
+                        </a:ext>
+                      </a:extLst>
+                    </a:blip>
+                    <a:srcRect/>
+                    <a:stretch>
+                      <a:fillRect/>
+                    </a:stretch>
+                  </pic:blipFill>
+                  <pic:spPr bwMode="auto">
+                    <a:xfrm>
+                      <a:off x="0" y="0"/>
+                      <a:ext cx="1364481" cy="1581146"/>
+                    </a:xfrm>
+                    <a:prstGeom prst="rect">
+                      <a:avLst/>
+                    </a:prstGeom>
+                    <a:noFill/>
+                    <a:ln>
+                      <a:noFill/>
+                    </a:ln>
+                  </pic:spPr>
+                </pic:pic>
+              </a:graphicData>
+            </a:graphic>
+          </wp:inline>
+        </w:drawing>
       </w:r>
     </w:p>
     <w:p>
       <w:pPr>
         <w:rPr>
-          <w:rFonts w:ascii="Helvetica Neue" w:eastAsia="Times New Roman" w:hAnsi="Helvetica Neue"/>
-        </w:rPr>
-      </w:pPr>
+          <w:rFonts w:ascii="Calibri" w:eastAsia="Times New Roman" w:hAnsi="Calibri" w:cs="Calibri"/>
+        </w:rPr>
+      </w:pPr>
+      <w:r>
+        <w:rPr>
+          <w:rFonts w:ascii="Calibri" w:eastAsia="Times New Roman" w:hAnsi="Calibri" w:cs="Calibri"/>
+        </w:rPr>
+        <w:t xml:space="preserve">You will also need </w:t>
+      </w:r>
+      <w:r>
+        <w:rPr>
+          <w:rFonts w:ascii="Calibri" w:eastAsia="Times New Roman" w:hAnsi="Calibri" w:cs="Calibri"/>
+        </w:rPr>
+        <w:t>2 rows of six pins and sockets, and 1 row of four pins and sockets for the Oscillator Module</w:t>
+      </w:r>
+      <w:r>
+        <w:rPr>
+          <w:rFonts w:ascii="Calibri" w:eastAsia="Times New Roman" w:hAnsi="Calibri" w:cs="Calibri"/>
+        </w:rPr>
+        <w:t xml:space="preserve"> U12</w:t>
+      </w:r>
+      <w:r>
+        <w:rPr>
+          <w:rFonts w:ascii="Calibri" w:eastAsia="Times New Roman" w:hAnsi="Calibri" w:cs="Calibri"/>
+        </w:rPr>
+        <w:t xml:space="preserve">: </w:t>
+      </w:r>
     </w:p>
     <w:p>
       <w:pPr>
         <w:rPr>
-          <w:rFonts w:ascii="Helvetica Neue" w:eastAsia="Times New Roman" w:hAnsi="Helvetica Neue"/>
-        </w:rPr>
-      </w:pPr>
-      <w:r>
-        <w:rPr>
-          <w:rFonts w:ascii="Helvetica Neue" w:eastAsia="Times New Roman" w:hAnsi="Helvetica Neue"/>
-        </w:rPr>
-        <w:t xml:space="preserve">4. I'm sufficiently OCD that I place the resistors so all numbers can be read from one direction given their orientation. It doesn't make any difference to the circuit, but it does make it easier to read them if debugging is needed. </w:t>
-      </w:r>
+          <w:rFonts w:ascii="Calibri" w:eastAsia="Times New Roman" w:hAnsi="Calibri" w:cs="Calibri"/>
+        </w:rPr>
+      </w:pPr>
     </w:p>
     <w:p>
       <w:pPr>
-        <w:rPr>
-          <w:rFonts w:ascii="Helvetica Neue" w:eastAsia="Times New Roman" w:hAnsi="Helvetica Neue"/>
-        </w:rPr>
-      </w:pPr>
+        <w:jc w:val="center"/>
+        <w:rPr>
+          <w:rFonts w:ascii="Calibri" w:eastAsia="Times New Roman" w:hAnsi="Calibri" w:cs="Calibri"/>
+        </w:rPr>
+      </w:pPr>
+      <w:r>
+        <w:rPr>
+          <w:rFonts w:ascii="Calibri" w:eastAsia="Times New Roman" w:hAnsi="Calibri" w:cs="Calibri"/>
+        </w:rPr>
+        <w:lastRenderedPageBreak/>
+        <w:drawing>
+          <wp:inline distT="0" distB="0" distL="0" distR="0" wp14:anchorId="39E575DF" wp14:editId="1EC8AEC9">
+            <wp:extent cx="2697480" cy="1972676"/>
+            <wp:effectExtent l="0" t="0" r="7620" b="8890"/>
+            <wp:docPr id="1105863751" name="Picture 1" descr="The image depicts a circuit diagram featuring an OSC (Oscillator Board) with various components such as Si5351A-B-GM, capacitors (C1, C2, C3), resistors (R1, R2, R3), and other connections including power supply lines, ground, and communication lines (SDA, SCL).&#10;&#10;AI-generated content may be incorrect."/>
+            <wp:cNvGraphicFramePr>
+              <a:graphicFrameLocks xmlns:a="http://schemas.openxmlformats.org/drawingml/2006/main" noChangeAspect="1"/>
+            </wp:cNvGraphicFramePr>
+            <a:graphic xmlns:a="http://schemas.openxmlformats.org/drawingml/2006/main">
+              <a:graphicData uri="http://schemas.openxmlformats.org/drawingml/2006/picture">
+                <pic:pic xmlns:pic="http://schemas.openxmlformats.org/drawingml/2006/picture">
+                  <pic:nvPicPr>
+                    <pic:cNvPr id="1105863751" name="Picture 1" descr="The image depicts a circuit diagram featuring an OSC (Oscillator Board) with various components such as Si5351A-B-GM, capacitors (C1, C2, C3), resistors (R1, R2, R3), and other connections including power supply lines, ground, and communication lines (SDA, SCL).&#10;&#10;AI-generated content may be incorrect."/>
+                    <pic:cNvPicPr/>
+                  </pic:nvPicPr>
+                  <pic:blipFill>
+                    <a:blip r:embed="rId7"/>
+                    <a:stretch>
+                      <a:fillRect/>
+                    </a:stretch>
+                  </pic:blipFill>
+                  <pic:spPr>
+                    <a:xfrm>
+                      <a:off x="0" y="0"/>
+                      <a:ext cx="2711041" cy="1982593"/>
+                    </a:xfrm>
+                    <a:prstGeom prst="rect">
+                      <a:avLst/>
+                    </a:prstGeom>
+                  </pic:spPr>
+                </pic:pic>
+              </a:graphicData>
+            </a:graphic>
+          </wp:inline>
+        </w:drawing>
+      </w:r>
     </w:p>
     <w:p>
       <w:pPr>
-        <w:rPr>
-          <w:rFonts w:ascii="Helvetica Neue" w:eastAsia="Times New Roman" w:hAnsi="Helvetica Neue"/>
-        </w:rPr>
-      </w:pPr>
-      <w:r>
-        <w:rPr>
-          <w:rFonts w:ascii="Helvetica Neue" w:eastAsia="Times New Roman" w:hAnsi="Helvetica Neue"/>
+        <w:jc w:val="center"/>
+        <w:rPr>
+          <w:rFonts w:ascii="Calibri" w:eastAsia="Times New Roman" w:hAnsi="Calibri" w:cs="Calibri"/>
+        </w:rPr>
+      </w:pPr>
+    </w:p>
+    <w:p>
+      <w:pPr>
+        <w:rPr>
+          <w:rFonts w:ascii="Calibri" w:hAnsi="Calibri" w:cs="Calibri"/>
+          <w:kern w:val="2"/>
+          <w14:ligatures w14:val="standardContextual"/>
+        </w:rPr>
+      </w:pPr>
+      <w:r>
+        <w:rPr>
+          <w:rFonts w:ascii="Calibri" w:hAnsi="Calibri" w:cs="Calibri"/>
+        </w:rPr>
+        <w:t>Set</w:t>
+      </w:r>
+      <w:r>
+        <w:rPr>
+          <w:rFonts w:ascii="Calibri" w:hAnsi="Calibri" w:cs="Calibri"/>
+        </w:rPr>
+        <w:t xml:space="preserve"> the Oscillator Module address</w:t>
+      </w:r>
+      <w:r>
+        <w:rPr>
+          <w:rFonts w:ascii="Calibri" w:hAnsi="Calibri" w:cs="Calibri"/>
+        </w:rPr>
+        <w:t xml:space="preserve"> at this stage.</w:t>
+      </w:r>
+      <w:r>
+        <w:rPr>
+          <w:rFonts w:ascii="Calibri" w:hAnsi="Calibri" w:cs="Calibri"/>
+        </w:rPr>
+        <w:t xml:space="preserve"> For a </w:t>
+      </w:r>
+      <w:r>
+        <w:rPr>
+          <w:rFonts w:ascii="Calibri" w:hAnsi="Calibri" w:cs="Calibri"/>
+        </w:rPr>
+        <w:t xml:space="preserve">primary receiver, </w:t>
+      </w:r>
+      <w:r>
+        <w:rPr>
+          <w:rFonts w:ascii="Calibri" w:hAnsi="Calibri" w:cs="Calibri"/>
+        </w:rPr>
+        <w:t>close</w:t>
+      </w:r>
+      <w:r>
+        <w:rPr>
+          <w:rFonts w:ascii="Calibri" w:hAnsi="Calibri" w:cs="Calibri"/>
+        </w:rPr>
+        <w:t xml:space="preserve"> JP1 </w:t>
+      </w:r>
+      <w:r>
+        <w:rPr>
+          <w:rFonts w:ascii="Calibri" w:hAnsi="Calibri" w:cs="Calibri"/>
+        </w:rPr>
+        <w:t>with a small solder bridge</w:t>
+      </w:r>
+      <w:r>
+        <w:rPr>
+          <w:rFonts w:ascii="Calibri" w:hAnsi="Calibri" w:cs="Calibri"/>
+        </w:rPr>
+        <w:t xml:space="preserve"> to set the Si5351 I2C address to 0x61. For a</w:t>
+      </w:r>
+      <w:r>
+        <w:rPr>
+          <w:rFonts w:ascii="Calibri" w:hAnsi="Calibri" w:cs="Calibri"/>
+        </w:rPr>
+        <w:t xml:space="preserve"> secondary receiver, </w:t>
+      </w:r>
+      <w:r>
+        <w:rPr>
+          <w:rFonts w:ascii="Calibri" w:hAnsi="Calibri" w:cs="Calibri"/>
+        </w:rPr>
+        <w:t>close only</w:t>
+      </w:r>
+      <w:r>
+        <w:rPr>
+          <w:rFonts w:ascii="Calibri" w:hAnsi="Calibri" w:cs="Calibri"/>
+        </w:rPr>
+        <w:t xml:space="preserve"> JP2 </w:t>
+      </w:r>
+      <w:r>
+        <w:rPr>
+          <w:rFonts w:ascii="Calibri" w:hAnsi="Calibri" w:cs="Calibri"/>
+        </w:rPr>
+        <w:t>to set the</w:t>
+      </w:r>
+      <w:r>
+        <w:rPr>
+          <w:rFonts w:ascii="Calibri" w:hAnsi="Calibri" w:cs="Calibri"/>
+        </w:rPr>
+        <w:t xml:space="preserve"> address</w:t>
+      </w:r>
+      <w:r>
+        <w:rPr>
+          <w:rFonts w:ascii="Calibri" w:hAnsi="Calibri" w:cs="Calibri"/>
+        </w:rPr>
+        <w:t xml:space="preserve"> to</w:t>
+      </w:r>
+      <w:r>
+        <w:rPr>
+          <w:rFonts w:ascii="Calibri" w:hAnsi="Calibri" w:cs="Calibri"/>
+        </w:rPr>
+        <w:t xml:space="preserve"> 0x60. </w:t>
+      </w:r>
+      <w:r>
+        <w:rPr>
+          <w:rFonts w:ascii="Calibri" w:hAnsi="Calibri" w:cs="Calibri"/>
+        </w:rPr>
+        <w:t>Do not</w:t>
+      </w:r>
+      <w:r>
+        <w:rPr>
+          <w:rFonts w:ascii="Calibri" w:hAnsi="Calibri" w:cs="Calibri"/>
+        </w:rPr>
+        <w:t xml:space="preserve"> </w:t>
+      </w:r>
+      <w:r>
+        <w:rPr>
+          <w:rFonts w:ascii="Calibri" w:hAnsi="Calibri" w:cs="Calibri"/>
+        </w:rPr>
+        <w:t>close</w:t>
+      </w:r>
+      <w:r>
+        <w:rPr>
+          <w:rFonts w:ascii="Calibri" w:hAnsi="Calibri" w:cs="Calibri"/>
+        </w:rPr>
+        <w:t xml:space="preserve"> both JP1 and JP2</w:t>
+      </w:r>
+      <w:r>
+        <w:rPr>
+          <w:rFonts w:ascii="Calibri" w:hAnsi="Calibri" w:cs="Calibri"/>
+        </w:rPr>
+        <w:t>,</w:t>
+      </w:r>
+      <w:r>
+        <w:rPr>
+          <w:rFonts w:ascii="Calibri" w:hAnsi="Calibri" w:cs="Calibri"/>
+        </w:rPr>
+        <w:t xml:space="preserve"> </w:t>
+      </w:r>
+      <w:r>
+        <w:rPr>
+          <w:rFonts w:ascii="Calibri" w:hAnsi="Calibri" w:cs="Calibri"/>
+        </w:rPr>
+        <w:t>because that</w:t>
+      </w:r>
+      <w:r>
+        <w:rPr>
+          <w:rFonts w:ascii="Calibri" w:hAnsi="Calibri" w:cs="Calibri"/>
+        </w:rPr>
+        <w:t xml:space="preserve"> will shor</w:t>
+      </w:r>
+      <w:r>
+        <w:rPr>
+          <w:rFonts w:ascii="Calibri" w:hAnsi="Calibri" w:cs="Calibri"/>
+        </w:rPr>
+        <w:t>t the 3.</w:t>
+      </w:r>
+      <w:r>
+        <w:rPr>
+          <w:rFonts w:ascii="Calibri" w:hAnsi="Calibri" w:cs="Calibri"/>
+        </w:rPr>
+        <w:t>3 V</w:t>
+      </w:r>
+      <w:r>
+        <w:rPr>
+          <w:rFonts w:ascii="Calibri" w:hAnsi="Calibri" w:cs="Calibri"/>
+        </w:rPr>
+        <w:t xml:space="preserve"> supply rail to ground.</w:t>
+      </w:r>
+    </w:p>
+    <w:p>
+      <w:pPr>
+        <w:rPr>
+          <w:rFonts w:ascii="Calibri" w:eastAsia="Times New Roman" w:hAnsi="Calibri" w:cs="Calibri"/>
+        </w:rPr>
+      </w:pPr>
+    </w:p>
+    <w:p>
+      <w:pPr>
+        <w:rPr>
+          <w:rFonts w:ascii="Calibri" w:hAnsi="Calibri" w:cs="Calibri"/>
+          <w:kern w:val="2"/>
+          <w14:ligatures w14:val="standardContextual"/>
+        </w:rPr>
+      </w:pPr>
+      <w:r>
+        <w:rPr>
+          <w:rFonts w:ascii="Calibri" w:hAnsi="Calibri" w:cs="Calibri"/>
+        </w:rPr>
+        <w:t xml:space="preserve">For best alignment, solder the </w:t>
+      </w:r>
+      <w:r>
+        <w:rPr>
+          <w:rFonts w:ascii="Calibri" w:hAnsi="Calibri" w:cs="Calibri"/>
+        </w:rPr>
+        <w:t xml:space="preserve">module-board pins </w:t>
+      </w:r>
+      <w:r>
+        <w:rPr>
+          <w:rFonts w:ascii="Calibri" w:hAnsi="Calibri" w:cs="Calibri"/>
+        </w:rPr>
+        <w:t xml:space="preserve">and sockets </w:t>
+      </w:r>
+      <w:r>
+        <w:rPr>
+          <w:rFonts w:ascii="Calibri" w:hAnsi="Calibri" w:cs="Calibri"/>
+        </w:rPr>
+        <w:t>at</w:t>
+      </w:r>
+      <w:r>
+        <w:rPr>
+          <w:rFonts w:ascii="Calibri" w:hAnsi="Calibri" w:cs="Calibri"/>
+        </w:rPr>
+        <w:t xml:space="preserve"> the </w:t>
+      </w:r>
+      <w:r>
+        <w:rPr>
+          <w:rFonts w:ascii="Calibri" w:hAnsi="Calibri" w:cs="Calibri"/>
+        </w:rPr>
+        <w:t>end</w:t>
+      </w:r>
+      <w:r>
+        <w:rPr>
+          <w:rFonts w:ascii="Calibri" w:hAnsi="Calibri" w:cs="Calibri"/>
+        </w:rPr>
+        <w:t xml:space="preserve"> of RF board</w:t>
+      </w:r>
+      <w:r>
+        <w:rPr>
+          <w:rFonts w:ascii="Calibri" w:hAnsi="Calibri" w:cs="Calibri"/>
+        </w:rPr>
+        <w:t xml:space="preserve"> </w:t>
+      </w:r>
+      <w:r>
+        <w:rPr>
+          <w:rFonts w:ascii="Calibri" w:hAnsi="Calibri" w:cs="Calibri"/>
+        </w:rPr>
+        <w:t>assembly</w:t>
+      </w:r>
+      <w:r>
+        <w:rPr>
+          <w:rFonts w:ascii="Calibri" w:hAnsi="Calibri" w:cs="Calibri"/>
+        </w:rPr>
+        <w:t>. First</w:t>
+      </w:r>
+      <w:r>
+        <w:rPr>
+          <w:rFonts w:ascii="Calibri" w:hAnsi="Calibri" w:cs="Calibri"/>
+        </w:rPr>
+        <w:t xml:space="preserve"> insert</w:t>
+      </w:r>
+      <w:r>
+        <w:rPr>
+          <w:rFonts w:ascii="Calibri" w:hAnsi="Calibri" w:cs="Calibri"/>
+        </w:rPr>
+        <w:t xml:space="preserve"> the pins </w:t>
+      </w:r>
+      <w:r>
+        <w:rPr>
+          <w:rFonts w:ascii="Calibri" w:hAnsi="Calibri" w:cs="Calibri"/>
+        </w:rPr>
+        <w:t>into</w:t>
+      </w:r>
+      <w:r>
+        <w:rPr>
+          <w:rFonts w:ascii="Calibri" w:hAnsi="Calibri" w:cs="Calibri"/>
+        </w:rPr>
+        <w:t xml:space="preserve"> the</w:t>
+      </w:r>
+      <w:r>
+        <w:rPr>
+          <w:rFonts w:ascii="Calibri" w:hAnsi="Calibri" w:cs="Calibri"/>
+        </w:rPr>
+        <w:t xml:space="preserve"> sockets</w:t>
+      </w:r>
+      <w:r>
+        <w:rPr>
+          <w:rFonts w:ascii="Calibri" w:hAnsi="Calibri" w:cs="Calibri"/>
+        </w:rPr>
+        <w:t>, then</w:t>
+      </w:r>
+      <w:r>
+        <w:rPr>
+          <w:rFonts w:ascii="Calibri" w:hAnsi="Calibri" w:cs="Calibri"/>
+        </w:rPr>
+        <w:t xml:space="preserve"> </w:t>
+      </w:r>
+      <w:r>
+        <w:rPr>
+          <w:rFonts w:ascii="Calibri" w:hAnsi="Calibri" w:cs="Calibri"/>
+        </w:rPr>
+        <w:t xml:space="preserve">solder </w:t>
+      </w:r>
+      <w:r>
+        <w:rPr>
+          <w:rFonts w:ascii="Calibri" w:hAnsi="Calibri" w:cs="Calibri"/>
+        </w:rPr>
+        <w:t xml:space="preserve">the pins and sockets to their </w:t>
+      </w:r>
+      <w:r>
+        <w:rPr>
+          <w:rFonts w:ascii="Calibri" w:hAnsi="Calibri" w:cs="Calibri"/>
+        </w:rPr>
+        <w:t>boards</w:t>
+      </w:r>
+      <w:r>
+        <w:rPr>
+          <w:rFonts w:ascii="Calibri" w:hAnsi="Calibri" w:cs="Calibri"/>
+        </w:rPr>
+        <w:t xml:space="preserve"> </w:t>
+      </w:r>
+      <w:r>
+        <w:rPr>
+          <w:rFonts w:ascii="Calibri" w:hAnsi="Calibri" w:cs="Calibri"/>
+        </w:rPr>
+        <w:t>at the same time</w:t>
+      </w:r>
+      <w:r>
+        <w:rPr>
+          <w:rFonts w:ascii="Calibri" w:hAnsi="Calibri" w:cs="Calibri"/>
+        </w:rPr>
+        <w:t>.</w:t>
+      </w:r>
+    </w:p>
+    <w:p>
+      <w:pPr>
+        <w:rPr>
+          <w:rFonts w:ascii="Calibri" w:eastAsia="Times New Roman" w:hAnsi="Calibri" w:cs="Calibri"/>
+        </w:rPr>
+      </w:pPr>
+    </w:p>
+    <w:p>
+      <w:pPr>
+        <w:rPr>
+          <w:rFonts w:ascii="Calibri" w:eastAsia="Times New Roman" w:hAnsi="Calibri" w:cs="Calibri"/>
+        </w:rPr>
+      </w:pPr>
+    </w:p>
+    <w:p>
+      <w:pPr>
+        <w:rPr>
+          <w:rFonts w:ascii="Calibri" w:hAnsi="Calibri" w:cs="Calibri"/>
+          <w:kern w:val="2"/>
+          <w14:ligatures w14:val="standardContextual"/>
+        </w:rPr>
+      </w:pPr>
+      <w:r>
+        <w:rPr>
+          <w:rFonts w:ascii="Calibri" w:hAnsi="Calibri" w:cs="Calibri"/>
+          <w:b/>
+        </w:rPr>
+        <w:t>ASSEMBLING THE T41 V12.8 RF BOARD</w:t>
+      </w:r>
+    </w:p>
+    <w:p>
+      <w:pPr>
+        <w:rPr>
+          <w:rFonts w:ascii="Calibri" w:eastAsia="Times New Roman" w:hAnsi="Calibri" w:cs="Calibri"/>
+        </w:rPr>
+      </w:pPr>
+    </w:p>
+    <w:p>
+      <w:pPr>
+        <w:pStyle w:val="ListParagraph"/>
+        <w:numPr>
+          <w:ilvl w:val="0"/>
+          <w:numId w:val="10"/>
+        </w:numPr>
+        <w:rPr>
+          <w:rFonts w:ascii="Calibri" w:hAnsi="Calibri" w:cs="Calibri"/>
+          <w:kern w:val="2"/>
+          <w14:ligatures w14:val="standardContextual"/>
+        </w:rPr>
+      </w:pPr>
+      <w:r>
+        <w:rPr>
+          <w:rFonts w:ascii="Calibri" w:hAnsi="Calibri" w:cs="Calibri"/>
+        </w:rPr>
+        <w:t>Before continuing, verify</w:t>
+      </w:r>
+      <w:r>
+        <w:rPr>
+          <w:rFonts w:ascii="Calibri" w:hAnsi="Calibri" w:cs="Calibri"/>
+        </w:rPr>
+        <w:t xml:space="preserve"> all parts against the V12.8 RF board BOM </w:t>
+      </w:r>
+      <w:r>
+        <w:rPr>
+          <w:rFonts w:ascii="Calibri" w:hAnsi="Calibri" w:cs="Calibri"/>
+        </w:rPr>
+        <w:t>on GitHub</w:t>
+      </w:r>
+      <w:r>
+        <w:rPr>
+          <w:rFonts w:ascii="Calibri" w:hAnsi="Calibri" w:cs="Calibri"/>
+        </w:rPr>
+        <w:t xml:space="preserve">. </w:t>
+      </w:r>
+      <w:r>
+        <w:rPr>
+          <w:rFonts w:ascii="Calibri" w:hAnsi="Calibri" w:cs="Calibri"/>
+        </w:rPr>
+        <w:t xml:space="preserve">Follow the </w:t>
+      </w:r>
+      <w:r>
+        <w:rPr>
+          <w:rFonts w:ascii="Calibri" w:hAnsi="Calibri" w:cs="Calibri"/>
+        </w:rPr>
+        <w:t xml:space="preserve">recommended </w:t>
+      </w:r>
+      <w:r>
+        <w:rPr>
+          <w:rFonts w:ascii="Calibri" w:hAnsi="Calibri" w:cs="Calibri"/>
+        </w:rPr>
+        <w:t>build</w:t>
+      </w:r>
+      <w:r>
+        <w:rPr>
+          <w:rFonts w:ascii="Calibri" w:hAnsi="Calibri" w:cs="Calibri"/>
+        </w:rPr>
+        <w:t xml:space="preserve"> </w:t>
+      </w:r>
+      <w:r>
+        <w:rPr>
+          <w:rFonts w:ascii="Calibri" w:hAnsi="Calibri" w:cs="Calibri"/>
+        </w:rPr>
+        <w:t>sequence</w:t>
+      </w:r>
+      <w:r>
+        <w:rPr>
+          <w:rFonts w:ascii="Calibri" w:hAnsi="Calibri" w:cs="Calibri"/>
+        </w:rPr>
+        <w:t xml:space="preserve">, </w:t>
+      </w:r>
+      <w:r>
+        <w:rPr>
+          <w:rFonts w:ascii="Calibri" w:hAnsi="Calibri" w:cs="Calibri"/>
+        </w:rPr>
+        <w:t>because</w:t>
+      </w:r>
+      <w:r>
+        <w:rPr>
+          <w:rFonts w:ascii="Calibri" w:hAnsi="Calibri" w:cs="Calibri"/>
+        </w:rPr>
+        <w:t xml:space="preserve"> installing par</w:t>
+      </w:r>
+      <w:r>
+        <w:rPr>
+          <w:rFonts w:ascii="Calibri" w:hAnsi="Calibri" w:cs="Calibri"/>
+        </w:rPr>
+        <w:t xml:space="preserve">ts out of </w:t>
+      </w:r>
+      <w:r>
+        <w:rPr>
+          <w:rFonts w:ascii="Calibri" w:hAnsi="Calibri" w:cs="Calibri"/>
+        </w:rPr>
+        <w:t>order</w:t>
+      </w:r>
+      <w:r>
+        <w:rPr>
+          <w:rFonts w:ascii="Calibri" w:hAnsi="Calibri" w:cs="Calibri"/>
+        </w:rPr>
+        <w:t xml:space="preserve"> can make soldering difficult </w:t>
+      </w:r>
+      <w:r>
+        <w:rPr>
+          <w:rFonts w:ascii="Calibri" w:hAnsi="Calibri" w:cs="Calibri"/>
+        </w:rPr>
+        <w:t>in the limited</w:t>
+      </w:r>
+      <w:r>
+        <w:rPr>
+          <w:rFonts w:ascii="Calibri" w:hAnsi="Calibri" w:cs="Calibri"/>
+        </w:rPr>
+        <w:t xml:space="preserve"> </w:t>
+      </w:r>
+      <w:r>
+        <w:rPr>
+          <w:rFonts w:ascii="Calibri" w:hAnsi="Calibri" w:cs="Calibri"/>
+        </w:rPr>
+        <w:t>workspace</w:t>
+      </w:r>
+      <w:r>
+        <w:rPr>
+          <w:rFonts w:ascii="Calibri" w:hAnsi="Calibri" w:cs="Calibri"/>
+        </w:rPr>
+        <w:t>. Before</w:t>
+      </w:r>
+      <w:r>
+        <w:rPr>
+          <w:rFonts w:ascii="Calibri" w:hAnsi="Calibri" w:cs="Calibri"/>
+        </w:rPr>
+        <w:t xml:space="preserve"> soldering</w:t>
+      </w:r>
+      <w:r>
+        <w:rPr>
+          <w:rFonts w:ascii="Calibri" w:hAnsi="Calibri" w:cs="Calibri"/>
+        </w:rPr>
+        <w:t>, wipe</w:t>
+      </w:r>
+      <w:r>
+        <w:rPr>
+          <w:rFonts w:ascii="Calibri" w:hAnsi="Calibri" w:cs="Calibri"/>
+        </w:rPr>
+        <w:t xml:space="preserve"> the board with isopropyl alcohol to </w:t>
+      </w:r>
+      <w:r>
+        <w:rPr>
+          <w:rFonts w:ascii="Calibri" w:hAnsi="Calibri" w:cs="Calibri"/>
+        </w:rPr>
+        <w:t>remove</w:t>
+      </w:r>
+      <w:r>
+        <w:rPr>
+          <w:rFonts w:ascii="Calibri" w:hAnsi="Calibri" w:cs="Calibri"/>
+        </w:rPr>
+        <w:t xml:space="preserve"> oil and grease</w:t>
+      </w:r>
+      <w:r>
+        <w:rPr>
+          <w:rFonts w:ascii="Calibri" w:hAnsi="Calibri" w:cs="Calibri"/>
+        </w:rPr>
+        <w:t>.</w:t>
+      </w:r>
+    </w:p>
+    <w:p>
+      <w:pPr>
+        <w:rPr>
+          <w:rFonts w:ascii="Calibri" w:eastAsia="Times New Roman" w:hAnsi="Calibri" w:cs="Calibri"/>
+        </w:rPr>
+      </w:pPr>
+    </w:p>
+    <w:p>
+      <w:pPr>
+        <w:pStyle w:val="ListParagraph"/>
+        <w:numPr>
+          <w:ilvl w:val="0"/>
+          <w:numId w:val="10"/>
+        </w:numPr>
+        <w:rPr>
+          <w:rFonts w:ascii="Calibri" w:hAnsi="Calibri" w:cs="Calibri"/>
+          <w:kern w:val="2"/>
+          <w:lang w:val="es-ES"/>
+          <w14:ligatures w14:val="standardContextual"/>
+        </w:rPr>
+      </w:pPr>
+      <w:r>
+        <w:rPr>
+          <w:rFonts w:ascii="Calibri" w:hAnsi="Calibri" w:cs="Calibri"/>
+        </w:rPr>
+        <w:t>Install</w:t>
+      </w:r>
+      <w:r>
+        <w:rPr>
+          <w:rFonts w:ascii="Calibri" w:hAnsi="Calibri" w:cs="Calibri"/>
+        </w:rPr>
+        <w:t xml:space="preserve"> the IC</w:t>
+      </w:r>
+      <w:r>
+        <w:rPr>
+          <w:rFonts w:ascii="Calibri" w:hAnsi="Calibri" w:cs="Calibri"/>
+        </w:rPr>
+        <w:t>s and other semiconductors</w:t>
+      </w:r>
+      <w:r>
+        <w:rPr>
+          <w:rFonts w:ascii="Calibri" w:hAnsi="Calibri" w:cs="Calibri"/>
+        </w:rPr>
+        <w:t xml:space="preserve"> first, but </w:t>
+      </w:r>
+      <w:r>
+        <w:rPr>
+          <w:rFonts w:ascii="Calibri" w:hAnsi="Calibri" w:cs="Calibri"/>
+        </w:rPr>
+        <w:t>save</w:t>
+      </w:r>
+      <w:r>
+        <w:rPr>
+          <w:rFonts w:ascii="Calibri" w:hAnsi="Calibri" w:cs="Calibri"/>
+        </w:rPr>
+        <w:t xml:space="preserve"> power regulator</w:t>
+      </w:r>
+      <w:r>
+        <w:rPr>
+          <w:rFonts w:ascii="Calibri" w:hAnsi="Calibri" w:cs="Calibri"/>
+        </w:rPr>
+        <w:t>s U14 and U15</w:t>
+      </w:r>
+      <w:r>
+        <w:rPr>
+          <w:rFonts w:ascii="Calibri" w:hAnsi="Calibri" w:cs="Calibri"/>
+        </w:rPr>
+        <w:t xml:space="preserve"> </w:t>
+      </w:r>
+      <w:r>
+        <w:rPr>
+          <w:rFonts w:ascii="Calibri" w:hAnsi="Calibri" w:cs="Calibri"/>
+        </w:rPr>
+        <w:t>for</w:t>
+      </w:r>
+      <w:r>
+        <w:rPr>
+          <w:rFonts w:ascii="Calibri" w:hAnsi="Calibri" w:cs="Calibri"/>
+        </w:rPr>
+        <w:t xml:space="preserve"> the </w:t>
+      </w:r>
+      <w:r>
+        <w:rPr>
+          <w:rFonts w:ascii="Calibri" w:hAnsi="Calibri" w:cs="Calibri"/>
+        </w:rPr>
+        <w:t xml:space="preserve">final </w:t>
+      </w:r>
+      <w:r>
+        <w:rPr>
+          <w:rFonts w:ascii="Calibri" w:hAnsi="Calibri" w:cs="Calibri"/>
+        </w:rPr>
+        <w:t xml:space="preserve">build </w:t>
+      </w:r>
+      <w:r>
+        <w:rPr>
+          <w:rFonts w:ascii="Calibri" w:hAnsi="Calibri" w:cs="Calibri"/>
+        </w:rPr>
+        <w:t>stage</w:t>
+      </w:r>
+      <w:r>
+        <w:rPr>
+          <w:rFonts w:ascii="Calibri" w:hAnsi="Calibri" w:cs="Calibri"/>
+        </w:rPr>
+        <w:t xml:space="preserve">. </w:t>
+      </w:r>
+      <w:r>
+        <w:rPr>
+          <w:rFonts w:ascii="Calibri" w:hAnsi="Calibri" w:cs="Calibri"/>
+          <w:lang w:val="es-ES"/>
+        </w:rPr>
+        <w:t>Install</w:t>
+      </w:r>
+      <w:r>
+        <w:rPr>
+          <w:rFonts w:ascii="Calibri" w:hAnsi="Calibri" w:cs="Calibri"/>
+          <w:lang w:val="es-ES"/>
+        </w:rPr>
+        <w:t xml:space="preserve"> </w:t>
+      </w:r>
+      <w:r>
+        <w:rPr>
+          <w:rFonts w:ascii="Calibri" w:hAnsi="Calibri" w:cs="Calibri"/>
+          <w:lang w:val="es-ES"/>
+        </w:rPr>
+        <w:t xml:space="preserve">the </w:t>
+      </w:r>
+      <w:r>
+        <w:rPr>
+          <w:rFonts w:ascii="Calibri" w:hAnsi="Calibri" w:cs="Calibri"/>
+          <w:lang w:val="es-ES"/>
+        </w:rPr>
+        <w:t xml:space="preserve">semiconductor parts </w:t>
+      </w:r>
+      <w:r>
+        <w:rPr>
+          <w:rFonts w:ascii="Calibri" w:hAnsi="Calibri" w:cs="Calibri"/>
+          <w:lang w:val="es-ES"/>
+        </w:rPr>
+        <w:t>U1, U2, U4, U5</w:t>
+      </w:r>
+      <w:r>
+        <w:rPr>
+          <w:rFonts w:ascii="Calibri" w:hAnsi="Calibri" w:cs="Calibri"/>
+          <w:lang w:val="es-ES"/>
+        </w:rPr>
+        <w:t>, U6, U7, U8, U9, U10,</w:t>
+      </w:r>
+      <w:r>
+        <w:rPr>
+          <w:rFonts w:ascii="Calibri" w:hAnsi="Calibri" w:cs="Calibri"/>
+          <w:lang w:val="es-ES"/>
+        </w:rPr>
+        <w:t xml:space="preserve"> U13, </w:t>
+      </w:r>
+      <w:r>
+        <w:rPr>
+          <w:rFonts w:ascii="Calibri" w:hAnsi="Calibri" w:cs="Calibri"/>
+          <w:lang w:val="es-ES"/>
+        </w:rPr>
+        <w:t xml:space="preserve">U16, </w:t>
+      </w:r>
+      <w:r>
+        <w:rPr>
+          <w:rFonts w:ascii="Calibri" w:hAnsi="Calibri" w:cs="Calibri"/>
+          <w:lang w:val="es-ES"/>
+        </w:rPr>
+        <w:t xml:space="preserve">U17, </w:t>
+      </w:r>
+      <w:r>
+        <w:rPr>
+          <w:rFonts w:ascii="Calibri" w:hAnsi="Calibri" w:cs="Calibri"/>
+          <w:lang w:val="es-ES"/>
+        </w:rPr>
+        <w:t>U21</w:t>
+      </w:r>
+      <w:r>
+        <w:rPr>
+          <w:rFonts w:ascii="Calibri" w:hAnsi="Calibri" w:cs="Calibri"/>
+          <w:lang w:val="es-ES"/>
+        </w:rPr>
+        <w:t xml:space="preserve">, </w:t>
+      </w:r>
+      <w:r>
+        <w:rPr>
+          <w:rFonts w:ascii="Calibri" w:hAnsi="Calibri" w:cs="Calibri"/>
+          <w:lang w:val="es-ES"/>
+        </w:rPr>
+        <w:t xml:space="preserve">U106, </w:t>
+      </w:r>
+      <w:r>
+        <w:rPr>
+          <w:rFonts w:ascii="Calibri" w:hAnsi="Calibri" w:cs="Calibri"/>
+          <w:lang w:val="es-ES"/>
+        </w:rPr>
+        <w:t xml:space="preserve">and </w:t>
+      </w:r>
+      <w:r>
+        <w:rPr>
+          <w:rFonts w:ascii="Calibri" w:hAnsi="Calibri" w:cs="Calibri"/>
+          <w:lang w:val="es-ES"/>
+        </w:rPr>
+        <w:t>U107.</w:t>
+      </w:r>
+    </w:p>
+    <w:p>
+      <w:pPr>
+        <w:pStyle w:val="ListParagraph"/>
+        <w:rPr>
+          <w:rFonts w:ascii="Calibri" w:hAnsi="Calibri" w:cs="Calibri"/>
+          <w:kern w:val="2"/>
+          <w:lang w:val="es-ES"/>
+          <w14:ligatures w14:val="standardContextual"/>
+        </w:rPr>
+      </w:pPr>
+    </w:p>
+    <w:p>
+      <w:pPr>
+        <w:pStyle w:val="ListParagraph"/>
+        <w:numPr>
+          <w:ilvl w:val="0"/>
+          <w:numId w:val="10"/>
+        </w:numPr>
+        <w:suppressAutoHyphens w:val="0"/>
+        <w:rPr>
+          <w:rFonts w:cstheme="minorBidi"/>
+        </w:rPr>
+      </w:pPr>
+      <w:r>
+        <w:rPr>
+          <w:rFonts w:ascii="Calibri" w:hAnsi="Calibri" w:cs="Calibri"/>
+        </w:rPr>
+        <w:t>Select the RF control I2C address next to U21 by setting jumpers JP15, JP16, and JP17. Use address 0x27 for the primary RX board with no jumpers closed. Use address 0x23 for the secondary RX board by closing JP17.</w:t>
+      </w:r>
+    </w:p>
+    <w:p>
+      <w:pPr>
+        <w:rPr>
+          <w:rFonts w:ascii="Calibri" w:hAnsi="Calibri" w:cs="Calibri"/>
+        </w:rPr>
+      </w:pPr>
+    </w:p>
+    <w:p>
+      <w:pPr>
+        <w:pStyle w:val="ListParagraph"/>
+        <w:numPr>
+          <w:ilvl w:val="0"/>
+          <w:numId w:val="10"/>
+        </w:numPr>
+        <w:rPr>
+          <w:rFonts w:ascii="Calibri" w:hAnsi="Calibri" w:cs="Calibri"/>
+          <w:kern w:val="2"/>
+          <w14:ligatures w14:val="standardContextual"/>
+        </w:rPr>
+      </w:pPr>
+      <w:r>
+        <w:rPr>
+          <w:rFonts w:ascii="Calibri" w:hAnsi="Calibri" w:cs="Calibri"/>
+        </w:rPr>
+        <w:t xml:space="preserve"> </w:t>
+      </w:r>
+      <w:r>
+        <w:rPr>
+          <w:rFonts w:ascii="Calibri" w:hAnsi="Calibri" w:cs="Calibri"/>
+          <w:kern w:val="2"/>
+          <w14:ligatures w14:val="standardContextual"/>
+        </w:rPr>
+        <w:t xml:space="preserve">Next, </w:t>
+      </w:r>
+      <w:r>
+        <w:rPr>
+          <w:rFonts w:ascii="Calibri" w:hAnsi="Calibri" w:cs="Calibri"/>
+        </w:rPr>
+        <w:t>install</w:t>
+      </w:r>
+      <w:r>
+        <w:rPr>
+          <w:rFonts w:ascii="Calibri" w:hAnsi="Calibri" w:cs="Calibri"/>
+          <w:kern w:val="2"/>
+          <w14:ligatures w14:val="standardContextual"/>
+        </w:rPr>
+        <w:t xml:space="preserve"> the capacitors</w:t>
+      </w:r>
+      <w:r>
+        <w:rPr>
+          <w:rFonts w:ascii="Calibri" w:hAnsi="Calibri" w:cs="Calibri"/>
+          <w:kern w:val="2"/>
+          <w14:ligatures w14:val="standardContextual"/>
+        </w:rPr>
+        <w:t xml:space="preserve">, </w:t>
+      </w:r>
+      <w:r>
+        <w:rPr>
+          <w:rFonts w:ascii="Calibri" w:hAnsi="Calibri" w:cs="Calibri"/>
+          <w:kern w:val="2"/>
+          <w14:ligatures w14:val="standardContextual"/>
+        </w:rPr>
+        <w:t>resistors</w:t>
+      </w:r>
+      <w:r>
+        <w:rPr>
+          <w:rFonts w:ascii="Calibri" w:hAnsi="Calibri" w:cs="Calibri"/>
+          <w:kern w:val="2"/>
+          <w14:ligatures w14:val="standardContextual"/>
+        </w:rPr>
+        <w:t>, and bead inductors</w:t>
+      </w:r>
+      <w:r>
+        <w:rPr>
+          <w:rFonts w:ascii="Calibri" w:hAnsi="Calibri" w:cs="Calibri"/>
+          <w:kern w:val="2"/>
+          <w14:ligatures w14:val="standardContextual"/>
+        </w:rPr>
+        <w:t xml:space="preserve">. </w:t>
+      </w:r>
+      <w:r>
+        <w:rPr>
+          <w:rFonts w:ascii="Calibri" w:hAnsi="Calibri" w:cs="Calibri"/>
+        </w:rPr>
+        <w:t xml:space="preserve">If your V12.8 RF board has the </w:t>
+      </w:r>
+      <w:r>
+        <w:rPr>
+          <w:rFonts w:ascii="Calibri" w:hAnsi="Calibri" w:cs="Calibri"/>
+        </w:rPr>
+        <w:t xml:space="preserve">Input RF Amp </w:t>
+      </w:r>
+      <w:r>
+        <w:rPr>
+          <w:rFonts w:ascii="Calibri" w:hAnsi="Calibri" w:cs="Calibri"/>
+        </w:rPr>
+        <w:t>layout shown below, check</w:t>
+      </w:r>
+      <w:r>
+        <w:rPr>
+          <w:rFonts w:ascii="Calibri" w:hAnsi="Calibri" w:cs="Calibri"/>
+        </w:rPr>
+        <w:t xml:space="preserve"> the component placement carefully</w:t>
+      </w:r>
+      <w:r>
+        <w:rPr>
+          <w:rFonts w:ascii="Calibri" w:hAnsi="Calibri" w:cs="Calibri"/>
+        </w:rPr>
+        <w:t>.</w:t>
+      </w:r>
+    </w:p>
+    <w:p>
+      <w:pPr>
+        <w:rPr>
+          <w:rFonts w:ascii="Calibri" w:hAnsi="Calibri" w:cs="Calibri"/>
+          <w:kern w:val="2"/>
+          <w14:ligatures w14:val="standardContextual"/>
+        </w:rPr>
+      </w:pPr>
+    </w:p>
+    <w:p>
+      <w:pPr>
+        <w:pStyle w:val="NormalWeb"/>
+        <w:jc w:val="center"/>
+      </w:pPr>
+      <w:r>
+        <w:rPr>
+          <w:noProof/>
         </w:rPr>
         <w:lastRenderedPageBreak/>
-        <w:t xml:space="preserve">5. Add the "skyscraper" components to the </w:t>
-      </w:r>
-      <w:proofErr w:type="gramStart"/>
-      <w:r>
-        <w:rPr>
-          <w:rFonts w:ascii="Helvetica Neue" w:eastAsia="Times New Roman" w:hAnsi="Helvetica Neue"/>
-        </w:rPr>
-        <w:t>PCB last</w:t>
-      </w:r>
-      <w:proofErr w:type="gramEnd"/>
-      <w:r>
-        <w:rPr>
-          <w:rFonts w:ascii="Helvetica Neue" w:eastAsia="Times New Roman" w:hAnsi="Helvetica Neue"/>
-        </w:rPr>
-        <w:t xml:space="preserve"> (e.g., electrolytics, IDC, SMA, and other connectors) to the board.</w:t>
+        <w:drawing>
+          <wp:inline distT="0" distB="0" distL="0" distR="0" wp14:anchorId="50A9915B" wp14:editId="797B6735">
+            <wp:extent cx="2392680" cy="1339443"/>
+            <wp:effectExtent l="0" t="0" r="7620" b="0"/>
+            <wp:docPr id="589791410" name="Picture 589791410" descr="The diagram depicts a circuit layout featuring various components such as RF amplifier, capacitors (C27M, C13, C12), inductors (L7, L4), and a microcontroller (U2U), organized on a PCB (Printed Circuit Board).&#10;&#10;AI-generated content may be incorrect."/>
+            <wp:cNvGraphicFramePr>
+              <a:graphicFrameLocks xmlns:a="http://schemas.openxmlformats.org/drawingml/2006/main" noChangeAspect="1"/>
+            </wp:cNvGraphicFramePr>
+            <a:graphic xmlns:a="http://schemas.openxmlformats.org/drawingml/2006/main">
+              <a:graphicData uri="http://schemas.openxmlformats.org/drawingml/2006/picture">
+                <pic:pic xmlns:pic="http://schemas.openxmlformats.org/drawingml/2006/picture">
+                  <pic:nvPicPr>
+                    <pic:cNvPr id="589791410" name="Picture 589791410" descr="The diagram depicts a circuit layout featuring various components such as RF amplifier, capacitors (C27M, C13, C12), inductors (L7, L4), and a microcontroller (U2U), organized on a PCB (Printed Circuit Board).&#10;&#10;AI-generated content may be incorrect."/>
+                    <pic:cNvPicPr>
+                      <a:picLocks noChangeAspect="1" noChangeArrowheads="1"/>
+                    </pic:cNvPicPr>
+                  </pic:nvPicPr>
+                  <pic:blipFill>
+                    <a:blip r:embed="rId8">
+                      <a:extLst>
+                        <a:ext uri="{28A0092B-C50C-407E-A947-70E740481C1C}">
+                          <a14:useLocalDpi xmlns:a14="http://schemas.microsoft.com/office/drawing/2010/main" val="0"/>
+                        </a:ext>
+                      </a:extLst>
+                    </a:blip>
+                    <a:srcRect/>
+                    <a:stretch>
+                      <a:fillRect/>
+                    </a:stretch>
+                  </pic:blipFill>
+                  <pic:spPr bwMode="auto">
+                    <a:xfrm>
+                      <a:off x="0" y="0"/>
+                      <a:ext cx="2406919" cy="1347414"/>
+                    </a:xfrm>
+                    <a:prstGeom prst="rect">
+                      <a:avLst/>
+                    </a:prstGeom>
+                    <a:noFill/>
+                    <a:ln>
+                      <a:noFill/>
+                    </a:ln>
+                  </pic:spPr>
+                </pic:pic>
+              </a:graphicData>
+            </a:graphic>
+          </wp:inline>
+        </w:drawing>
+      </w:r>
+    </w:p>
+    <w:p>
+      <w:pPr>
+        <w:rPr>
+          <w:rFonts w:ascii="Calibri" w:hAnsi="Calibri" w:cs="Calibri"/>
+          <w:kern w:val="2"/>
+          <w14:ligatures w14:val="standardContextual"/>
+        </w:rPr>
+      </w:pPr>
+    </w:p>
+    <w:p>
+      <w:pPr>
+        <w:ind w:left="720"/>
+        <w:rPr>
+          <w:rFonts w:ascii="Calibri" w:hAnsi="Calibri" w:cs="Calibri"/>
+          <w:kern w:val="2"/>
+          <w14:ligatures w14:val="standardContextual"/>
+        </w:rPr>
+      </w:pPr>
+      <w:r>
+        <w:rPr>
+          <w:rFonts w:ascii="Calibri" w:hAnsi="Calibri" w:cs="Calibri"/>
+        </w:rPr>
+        <w:t>Be careful</w:t>
+      </w:r>
+      <w:r>
+        <w:rPr>
+          <w:rFonts w:ascii="Calibri" w:hAnsi="Calibri" w:cs="Calibri"/>
+        </w:rPr>
+        <w:t xml:space="preserve"> not to </w:t>
+      </w:r>
+      <w:r>
+        <w:rPr>
+          <w:rFonts w:ascii="Calibri" w:hAnsi="Calibri" w:cs="Calibri"/>
+        </w:rPr>
+        <w:t xml:space="preserve">swap C12 and R14. The </w:t>
+      </w:r>
+      <w:r>
+        <w:rPr>
+          <w:rFonts w:ascii="Calibri" w:hAnsi="Calibri" w:cs="Calibri"/>
+        </w:rPr>
+        <w:t xml:space="preserve">RF </w:t>
+      </w:r>
+      <w:r>
+        <w:rPr>
+          <w:rFonts w:ascii="Calibri" w:hAnsi="Calibri" w:cs="Calibri"/>
+        </w:rPr>
+        <w:t xml:space="preserve">board labeling </w:t>
+      </w:r>
+      <w:r>
+        <w:rPr>
+          <w:rFonts w:ascii="Calibri" w:hAnsi="Calibri" w:cs="Calibri"/>
+        </w:rPr>
+        <w:t xml:space="preserve">should appear </w:t>
+      </w:r>
+      <w:r>
+        <w:rPr>
+          <w:rFonts w:ascii="Calibri" w:hAnsi="Calibri" w:cs="Calibri"/>
+        </w:rPr>
+        <w:t>as</w:t>
+      </w:r>
+      <w:r>
+        <w:rPr>
+          <w:rFonts w:ascii="Calibri" w:hAnsi="Calibri" w:cs="Calibri"/>
+        </w:rPr>
+        <w:t xml:space="preserve"> shown below</w:t>
+      </w:r>
+      <w:r>
+        <w:rPr>
+          <w:rFonts w:ascii="Calibri" w:hAnsi="Calibri" w:cs="Calibri"/>
+        </w:rPr>
+        <w:t>; this labeling issue was corrected in</w:t>
+      </w:r>
+      <w:r>
+        <w:rPr>
+          <w:rFonts w:ascii="Calibri" w:hAnsi="Calibri" w:cs="Calibri"/>
+        </w:rPr>
+        <w:t xml:space="preserve"> later board batches</w:t>
+      </w:r>
+      <w:r>
+        <w:rPr>
+          <w:rFonts w:ascii="Calibri" w:hAnsi="Calibri" w:cs="Calibri"/>
+        </w:rPr>
+        <w:t>.</w:t>
+      </w:r>
+    </w:p>
+    <w:p>
+      <w:pPr>
+        <w:pStyle w:val="NormalWeb"/>
+        <w:jc w:val="center"/>
+      </w:pPr>
+      <w:r>
+        <w:rPr>
+          <w:noProof/>
+        </w:rPr>
+        <w:t xml:space="preserve"> </w:t>
+      </w:r>
+      <w:r>
+        <w:rPr>
+          <w:noProof/>
+        </w:rPr>
+        <w:drawing>
+          <wp:inline distT="0" distB="0" distL="0" distR="0" wp14:anchorId="448531E4" wp14:editId="29FFD68C">
+            <wp:extent cx="2278380" cy="1370178"/>
+            <wp:effectExtent l="0" t="0" r="7620" b="1905"/>
+            <wp:docPr id="2" name="Picture 1" descr="The diagram shows a circuit with various components including an RF amplifier, capacitors C29, C13, C27, and C12, inductor L7, and resistors R14 and L4, arranged in a layout that suggests a complex electronic circuit design.&#10;&#10;AI-generated content may be incorrect."/>
+            <wp:cNvGraphicFramePr>
+              <a:graphicFrameLocks xmlns:a="http://schemas.openxmlformats.org/drawingml/2006/main" noChangeAspect="1"/>
+            </wp:cNvGraphicFramePr>
+            <a:graphic xmlns:a="http://schemas.openxmlformats.org/drawingml/2006/main">
+              <a:graphicData uri="http://schemas.openxmlformats.org/drawingml/2006/picture">
+                <pic:pic xmlns:pic="http://schemas.openxmlformats.org/drawingml/2006/picture">
+                  <pic:nvPicPr>
+                    <pic:cNvPr id="2" name="Picture 1" descr="The diagram shows a circuit with various components including an RF amplifier, capacitors C29, C13, C27, and C12, inductor L7, and resistors R14 and L4, arranged in a layout that suggests a complex electronic circuit design.&#10;&#10;AI-generated content may be incorrect."/>
+                    <pic:cNvPicPr>
+                      <a:picLocks noChangeAspect="1" noChangeArrowheads="1"/>
+                    </pic:cNvPicPr>
+                  </pic:nvPicPr>
+                  <pic:blipFill>
+                    <a:blip r:embed="rId9">
+                      <a:extLst>
+                        <a:ext uri="{28A0092B-C50C-407E-A947-70E740481C1C}">
+                          <a14:useLocalDpi xmlns:a14="http://schemas.microsoft.com/office/drawing/2010/main" val="0"/>
+                        </a:ext>
+                      </a:extLst>
+                    </a:blip>
+                    <a:srcRect/>
+                    <a:stretch>
+                      <a:fillRect/>
+                    </a:stretch>
+                  </pic:blipFill>
+                  <pic:spPr bwMode="auto">
+                    <a:xfrm>
+                      <a:off x="0" y="0"/>
+                      <a:ext cx="2291967" cy="1378349"/>
+                    </a:xfrm>
+                    <a:prstGeom prst="rect">
+                      <a:avLst/>
+                    </a:prstGeom>
+                    <a:noFill/>
+                    <a:ln>
+                      <a:noFill/>
+                    </a:ln>
+                  </pic:spPr>
+                </pic:pic>
+              </a:graphicData>
+            </a:graphic>
+          </wp:inline>
+        </w:drawing>
+      </w:r>
+    </w:p>
+    <w:p>
+      <w:pPr>
+        <w:ind w:left="720"/>
+        <w:rPr>
+          <w:rFonts w:ascii="Calibri" w:hAnsi="Calibri" w:cs="Calibri"/>
+          <w:kern w:val="2"/>
+          <w14:ligatures w14:val="standardContextual"/>
+        </w:rPr>
+      </w:pPr>
+      <w:r>
+        <w:rPr>
+          <w:rFonts w:ascii="Calibri" w:hAnsi="Calibri" w:cs="Calibri"/>
+        </w:rPr>
+        <w:t>When installing</w:t>
+      </w:r>
+      <w:r>
+        <w:rPr>
+          <w:rFonts w:ascii="Calibri" w:hAnsi="Calibri" w:cs="Calibri"/>
+        </w:rPr>
+        <w:t xml:space="preserve"> </w:t>
+      </w:r>
+      <w:r>
+        <w:rPr>
+          <w:rFonts w:ascii="Calibri" w:hAnsi="Calibri" w:cs="Calibri"/>
+        </w:rPr>
+        <w:t>resistors, capacitors, and bead induct</w:t>
+      </w:r>
+      <w:r>
+        <w:rPr>
+          <w:rFonts w:ascii="Calibri" w:hAnsi="Calibri" w:cs="Calibri"/>
+        </w:rPr>
+        <w:t xml:space="preserve">ors, </w:t>
+      </w:r>
+      <w:r>
+        <w:rPr>
+          <w:rFonts w:ascii="Calibri" w:hAnsi="Calibri" w:cs="Calibri"/>
+        </w:rPr>
+        <w:t>begin</w:t>
+      </w:r>
+      <w:r>
+        <w:rPr>
+          <w:rFonts w:ascii="Calibri" w:hAnsi="Calibri" w:cs="Calibri"/>
+        </w:rPr>
+        <w:t xml:space="preserve"> near</w:t>
+      </w:r>
+      <w:r>
+        <w:rPr>
+          <w:rFonts w:ascii="Calibri" w:hAnsi="Calibri" w:cs="Calibri"/>
+        </w:rPr>
+        <w:t xml:space="preserve"> </w:t>
+      </w:r>
+      <w:r>
+        <w:rPr>
+          <w:rFonts w:ascii="Calibri" w:hAnsi="Calibri" w:cs="Calibri"/>
+        </w:rPr>
+        <w:t xml:space="preserve">a </w:t>
+      </w:r>
+      <w:r>
+        <w:rPr>
+          <w:rFonts w:ascii="Calibri" w:hAnsi="Calibri" w:cs="Calibri"/>
+        </w:rPr>
+        <w:t xml:space="preserve">previously installed </w:t>
+      </w:r>
+      <w:r>
+        <w:rPr>
+          <w:rFonts w:ascii="Calibri" w:hAnsi="Calibri" w:cs="Calibri"/>
+        </w:rPr>
+        <w:t>semiconductor</w:t>
+      </w:r>
+      <w:r>
+        <w:rPr>
+          <w:rFonts w:ascii="Calibri" w:hAnsi="Calibri" w:cs="Calibri"/>
+        </w:rPr>
+        <w:t xml:space="preserve"> </w:t>
+      </w:r>
+      <w:r>
+        <w:rPr>
+          <w:rFonts w:ascii="Calibri" w:hAnsi="Calibri" w:cs="Calibri"/>
+        </w:rPr>
+        <w:t xml:space="preserve">and work outward in a </w:t>
+      </w:r>
+      <w:r>
+        <w:rPr>
+          <w:rFonts w:ascii="Calibri" w:hAnsi="Calibri" w:cs="Calibri"/>
+        </w:rPr>
+        <w:t>circular pattern</w:t>
+      </w:r>
+      <w:r>
+        <w:rPr>
+          <w:rFonts w:ascii="Calibri" w:hAnsi="Calibri" w:cs="Calibri"/>
+        </w:rPr>
+        <w:t xml:space="preserve"> to preserve</w:t>
+      </w:r>
+      <w:r>
+        <w:rPr>
+          <w:rFonts w:ascii="Calibri" w:hAnsi="Calibri" w:cs="Calibri"/>
+        </w:rPr>
+        <w:t xml:space="preserve"> soldering </w:t>
+      </w:r>
+      <w:r>
+        <w:rPr>
+          <w:rFonts w:ascii="Calibri" w:hAnsi="Calibri" w:cs="Calibri"/>
+        </w:rPr>
+        <w:t xml:space="preserve">access as </w:t>
+      </w:r>
+      <w:r>
+        <w:rPr>
+          <w:rFonts w:ascii="Calibri" w:hAnsi="Calibri" w:cs="Calibri"/>
+        </w:rPr>
+        <w:t>the PCB</w:t>
+      </w:r>
+      <w:r>
+        <w:rPr>
+          <w:rFonts w:ascii="Calibri" w:hAnsi="Calibri" w:cs="Calibri"/>
+        </w:rPr>
+        <w:t xml:space="preserve"> fills</w:t>
+      </w:r>
+      <w:r>
+        <w:rPr>
+          <w:rFonts w:ascii="Calibri" w:hAnsi="Calibri" w:cs="Calibri"/>
+        </w:rPr>
+        <w:t>.</w:t>
       </w:r>
     </w:p>
     <w:p/>
     <w:p>
       <w:pPr>
+        <w:pStyle w:val="ListParagraph"/>
+        <w:numPr>
+          <w:ilvl w:val="0"/>
+          <w:numId w:val="10"/>
+        </w:numPr>
+        <w:rPr>
+          <w:rFonts w:ascii="Calibri" w:hAnsi="Calibri" w:cs="Calibri"/>
+          <w:kern w:val="2"/>
+          <w14:ligatures w14:val="standardContextual"/>
+        </w:rPr>
+      </w:pPr>
+      <w:r>
+        <w:rPr>
+          <w:rFonts w:ascii="Calibri" w:hAnsi="Calibri" w:cs="Calibri"/>
+        </w:rPr>
+        <w:t>Install transformers TR1 and TR2.</w:t>
+      </w:r>
+    </w:p>
+    <w:p>
+      <w:pPr>
+        <w:pStyle w:val="ListParagraph"/>
+        <w:numPr>
+          <w:ilvl w:val="0"/>
+          <w:numId w:val="10"/>
+        </w:numPr>
+        <w:rPr>
+          <w:rFonts w:ascii="Calibri" w:hAnsi="Calibri" w:cs="Calibri"/>
+          <w:kern w:val="2"/>
+          <w14:ligatures w14:val="standardContextual"/>
+        </w:rPr>
+      </w:pPr>
+      <w:r>
+        <w:rPr>
+          <w:rFonts w:ascii="Calibri" w:hAnsi="Calibri" w:cs="Calibri"/>
+        </w:rPr>
+        <w:t>Install</w:t>
+      </w:r>
+      <w:r>
+        <w:rPr>
+          <w:rFonts w:ascii="Calibri" w:hAnsi="Calibri" w:cs="Calibri"/>
+          <w:kern w:val="2"/>
+          <w14:ligatures w14:val="standardContextual"/>
+        </w:rPr>
+        <w:t xml:space="preserve"> the </w:t>
+      </w:r>
+      <w:r>
+        <w:rPr>
+          <w:rFonts w:ascii="Calibri" w:hAnsi="Calibri" w:cs="Calibri"/>
+          <w:kern w:val="2"/>
+          <w14:ligatures w14:val="standardContextual"/>
+        </w:rPr>
+        <w:t xml:space="preserve">test </w:t>
+      </w:r>
+      <w:r>
+        <w:rPr>
+          <w:rFonts w:ascii="Calibri" w:hAnsi="Calibri" w:cs="Calibri"/>
+          <w:kern w:val="2"/>
+          <w14:ligatures w14:val="standardContextual"/>
+        </w:rPr>
+        <w:t>point pins</w:t>
+      </w:r>
+      <w:r>
+        <w:rPr>
+          <w:rFonts w:ascii="Calibri" w:hAnsi="Calibri" w:cs="Calibri"/>
+        </w:rPr>
+        <w:t xml:space="preserve">, including </w:t>
+      </w:r>
+      <w:r>
+        <w:rPr>
+          <w:rFonts w:ascii="Calibri" w:hAnsi="Calibri" w:cs="Calibri"/>
+          <w:kern w:val="2"/>
+          <w14:ligatures w14:val="standardContextual"/>
+        </w:rPr>
+        <w:t xml:space="preserve">TP1, TP2, </w:t>
+      </w:r>
+      <w:r>
+        <w:rPr>
+          <w:rFonts w:ascii="Calibri" w:hAnsi="Calibri" w:cs="Calibri"/>
+          <w:kern w:val="2"/>
+          <w14:ligatures w14:val="standardContextual"/>
+        </w:rPr>
+        <w:t xml:space="preserve">and </w:t>
+      </w:r>
+      <w:r>
+        <w:rPr>
+          <w:rFonts w:ascii="Calibri" w:hAnsi="Calibri" w:cs="Calibri"/>
+        </w:rPr>
+        <w:t xml:space="preserve">any </w:t>
+      </w:r>
+      <w:r>
+        <w:rPr>
+          <w:rFonts w:ascii="Calibri" w:hAnsi="Calibri" w:cs="Calibri"/>
+        </w:rPr>
+        <w:t>remaining test points</w:t>
+      </w:r>
+      <w:r>
+        <w:rPr>
+          <w:rFonts w:ascii="Calibri" w:hAnsi="Calibri" w:cs="Calibri"/>
+        </w:rPr>
+        <w:t>.</w:t>
+      </w:r>
+    </w:p>
+    <w:p>
+      <w:pPr>
+        <w:pStyle w:val="ListParagraph"/>
+        <w:numPr>
+          <w:ilvl w:val="0"/>
+          <w:numId w:val="10"/>
+        </w:numPr>
+        <w:suppressAutoHyphens w:val="0"/>
+        <w:rPr>
+          <w:rFonts w:ascii="Calibri" w:hAnsi="Calibri" w:cs="Calibri"/>
+          <w:kern w:val="2"/>
+          <w14:ligatures w14:val="standardContextual"/>
+        </w:rPr>
+      </w:pPr>
+      <w:r>
+        <w:rPr>
+          <w:rFonts w:ascii="Calibri" w:hAnsi="Calibri" w:cs="Calibri"/>
+        </w:rPr>
+        <w:t>Install the remaining parts: voltage regulators U14 and U15, the 10-pin IDC box connector at J3 “RF Control,” the Oscillator Module, the Attenuator Modules, and the power connector at J4. To make power connections clear, mark the “+” and “−” screw terminals with red and black dots</w:t>
+      </w:r>
+      <w:r>
+        <w:rPr>
+          <w:rFonts w:ascii="Calibri" w:hAnsi="Calibri" w:cs="Calibri"/>
+        </w:rPr>
+        <w:t xml:space="preserve"> (with Sharpie pens)</w:t>
+      </w:r>
+      <w:r>
+        <w:rPr>
+          <w:rFonts w:ascii="Calibri" w:hAnsi="Calibri" w:cs="Calibri"/>
+        </w:rPr>
+        <w:t>.</w:t>
+      </w:r>
+      <w:r>
+        <w:rPr>
+          <w:rFonts w:ascii="Calibri" w:hAnsi="Calibri" w:cs="Calibri"/>
+        </w:rPr>
+        <w:t xml:space="preserve">  Install J1, J5, and J6.</w:t>
+      </w:r>
+    </w:p>
+    <w:p>
+      <w:pPr>
+        <w:pStyle w:val="ListParagraph"/>
+        <w:numPr>
+          <w:ilvl w:val="0"/>
+          <w:numId w:val="10"/>
+        </w:numPr>
+        <w:rPr>
+          <w:rFonts w:ascii="Calibri" w:hAnsi="Calibri" w:cs="Calibri"/>
+          <w:kern w:val="2"/>
+          <w14:ligatures w14:val="standardContextual"/>
+        </w:rPr>
+      </w:pPr>
+      <w:r>
+        <w:rPr>
+          <w:rFonts w:ascii="Calibri" w:hAnsi="Calibri" w:cs="Calibri"/>
+        </w:rPr>
+        <w:t xml:space="preserve">After assembly, </w:t>
+      </w:r>
+      <w:r>
+        <w:rPr>
+          <w:rFonts w:ascii="Calibri" w:hAnsi="Calibri" w:cs="Calibri"/>
+        </w:rPr>
+        <w:t>remove</w:t>
+      </w:r>
+      <w:r>
+        <w:rPr>
+          <w:rFonts w:ascii="Calibri" w:hAnsi="Calibri" w:cs="Calibri"/>
+        </w:rPr>
+        <w:t xml:space="preserve"> flux </w:t>
+      </w:r>
+      <w:r>
+        <w:rPr>
+          <w:rFonts w:ascii="Calibri" w:hAnsi="Calibri" w:cs="Calibri"/>
+        </w:rPr>
+        <w:t xml:space="preserve">with </w:t>
+      </w:r>
+      <w:r>
+        <w:rPr>
+          <w:rFonts w:ascii="Calibri" w:hAnsi="Calibri" w:cs="Calibri"/>
+        </w:rPr>
+        <w:t xml:space="preserve">90% or higher isopropyl alcohol. </w:t>
+      </w:r>
+      <w:r>
+        <w:rPr>
+          <w:rFonts w:ascii="Calibri" w:hAnsi="Calibri" w:cs="Calibri"/>
+        </w:rPr>
+        <w:t xml:space="preserve">If </w:t>
+      </w:r>
+      <w:r>
+        <w:rPr>
+          <w:rFonts w:ascii="Calibri" w:hAnsi="Calibri" w:cs="Calibri"/>
+        </w:rPr>
+        <w:t>needed</w:t>
+      </w:r>
+      <w:r>
+        <w:rPr>
+          <w:rFonts w:ascii="Calibri" w:hAnsi="Calibri" w:cs="Calibri"/>
+        </w:rPr>
+        <w:t xml:space="preserve">, scrub </w:t>
+      </w:r>
+      <w:r>
+        <w:rPr>
+          <w:rFonts w:ascii="Calibri" w:hAnsi="Calibri" w:cs="Calibri"/>
+        </w:rPr>
+        <w:t xml:space="preserve">the board with </w:t>
+      </w:r>
+      <w:r>
+        <w:rPr>
+          <w:rFonts w:ascii="Calibri" w:hAnsi="Calibri" w:cs="Calibri"/>
+        </w:rPr>
+        <w:t>Dawn dish detergent and water using a toothbrush</w:t>
+      </w:r>
+      <w:r>
+        <w:rPr>
+          <w:rFonts w:ascii="Calibri" w:hAnsi="Calibri" w:cs="Calibri"/>
+        </w:rPr>
+        <w:t>, then dry</w:t>
+      </w:r>
+      <w:r>
+        <w:rPr>
+          <w:rFonts w:ascii="Calibri" w:hAnsi="Calibri" w:cs="Calibri"/>
+        </w:rPr>
+        <w:t xml:space="preserve"> </w:t>
+      </w:r>
+      <w:r>
+        <w:rPr>
+          <w:rFonts w:ascii="Calibri" w:hAnsi="Calibri" w:cs="Calibri"/>
+        </w:rPr>
+        <w:t xml:space="preserve">it </w:t>
+      </w:r>
+      <w:r>
+        <w:rPr>
+          <w:rFonts w:ascii="Calibri" w:hAnsi="Calibri" w:cs="Calibri"/>
+        </w:rPr>
+        <w:t>with a hair dryer on the cool-air setting.</w:t>
+      </w:r>
+    </w:p>
+    <w:p>
+      <w:pPr>
+        <w:rPr>
+          <w:rFonts w:ascii="Calibri" w:hAnsi="Calibri" w:cs="Calibri"/>
+          <w:kern w:val="2"/>
+          <w14:ligatures w14:val="standardContextual"/>
+        </w:rPr>
+      </w:pPr>
+    </w:p>
+    <w:p>
+      <w:pPr>
+        <w:rPr>
+          <w:rFonts w:ascii="Calibri" w:hAnsi="Calibri" w:cs="Calibri"/>
+          <w:kern w:val="2"/>
+          <w14:ligatures w14:val="standardContextual"/>
+        </w:rPr>
+      </w:pPr>
+    </w:p>
+    <w:p>
+      <w:pPr>
         <w:rPr>
           <w:rFonts w:ascii="Calibri" w:hAnsi="Calibri" w:cs="Calibri"/>
           <w:b/>
@@ -1512,15 +4275,13 @@
           <w:kern w:val="2"/>
           <w14:ligatures w14:val="standardContextual"/>
         </w:rPr>
-        <w:t>TCXO Upgrade</w:t>
+        <w:t>TESTING</w:t>
       </w:r>
     </w:p>
     <w:p>
       <w:pPr>
         <w:rPr>
           <w:rFonts w:ascii="Calibri" w:hAnsi="Calibri" w:cs="Calibri"/>
-          <w:b/>
-          <w:bCs/>
           <w:kern w:val="2"/>
           <w14:ligatures w14:val="standardContextual"/>
         </w:rPr>
@@ -1537,22 +4298,213 @@
       <w:r>
         <w:rPr>
           <w:rFonts w:ascii="Calibri" w:hAnsi="Calibri" w:cs="Calibri"/>
-          <w:kern w:val="2"/>
-          <w14:ligatures w14:val="standardContextual"/>
-        </w:rPr>
-        <w:t>The board revision dated 04/08/2024 had an error on the silkscreen for the footprint of Y1. The indicator dot should be at the location shown in this image.</w:t>
-      </w:r>
-    </w:p>
-    <w:p>
-      <w:pPr>
-        <w:rPr>
-          <w:rFonts w:ascii="Calibri" w:hAnsi="Calibri" w:cs="Calibri"/>
-          <w:b/>
-          <w:bCs/>
-          <w:kern w:val="2"/>
-          <w14:ligatures w14:val="standardContextual"/>
-        </w:rPr>
-      </w:pPr>
+        </w:rPr>
+        <w:t xml:space="preserve">To test the </w:t>
+      </w:r>
+      <w:r>
+        <w:rPr>
+          <w:rFonts w:ascii="Calibri" w:hAnsi="Calibri" w:cs="Calibri"/>
+          <w:kern w:val="2"/>
+          <w14:ligatures w14:val="standardContextual"/>
+        </w:rPr>
+        <w:t>completed V12.8 RF board</w:t>
+      </w:r>
+      <w:r>
+        <w:rPr>
+          <w:rFonts w:ascii="Calibri" w:hAnsi="Calibri" w:cs="Calibri"/>
+        </w:rPr>
+        <w:t>, connect</w:t>
+      </w:r>
+      <w:r>
+        <w:rPr>
+          <w:rFonts w:ascii="Calibri" w:hAnsi="Calibri" w:cs="Calibri"/>
+          <w:kern w:val="2"/>
+          <w14:ligatures w14:val="standardContextual"/>
+        </w:rPr>
+        <w:t xml:space="preserve"> </w:t>
+      </w:r>
+      <w:r>
+        <w:rPr>
+          <w:rFonts w:ascii="Calibri" w:hAnsi="Calibri" w:cs="Calibri"/>
+          <w:kern w:val="2"/>
+          <w14:ligatures w14:val="standardContextual"/>
+        </w:rPr>
+        <w:t xml:space="preserve">the </w:t>
+      </w:r>
+      <w:r>
+        <w:rPr>
+          <w:rFonts w:ascii="Calibri" w:hAnsi="Calibri" w:cs="Calibri"/>
+          <w:kern w:val="2"/>
+          <w14:ligatures w14:val="standardContextual"/>
+        </w:rPr>
+        <w:t>RF Control cable to the main board</w:t>
+      </w:r>
+      <w:r>
+        <w:rPr>
+          <w:rFonts w:ascii="Calibri" w:hAnsi="Calibri" w:cs="Calibri"/>
+          <w:kern w:val="2"/>
+          <w14:ligatures w14:val="standardContextual"/>
+        </w:rPr>
+        <w:t xml:space="preserve"> and </w:t>
+      </w:r>
+      <w:r>
+        <w:rPr>
+          <w:rFonts w:ascii="Calibri" w:hAnsi="Calibri" w:cs="Calibri"/>
+        </w:rPr>
+        <w:t>apply 12 V</w:t>
+      </w:r>
+      <w:r>
+        <w:rPr>
+          <w:rFonts w:ascii="Calibri" w:hAnsi="Calibri" w:cs="Calibri"/>
+          <w:kern w:val="2"/>
+          <w14:ligatures w14:val="standardContextual"/>
+        </w:rPr>
+        <w:t xml:space="preserve"> to J4</w:t>
+      </w:r>
+      <w:r>
+        <w:rPr>
+          <w:rFonts w:ascii="Calibri" w:hAnsi="Calibri" w:cs="Calibri"/>
+        </w:rPr>
+        <w:t>, observing the correct</w:t>
+      </w:r>
+      <w:r>
+        <w:rPr>
+          <w:rFonts w:ascii="Calibri" w:hAnsi="Calibri" w:cs="Calibri"/>
+          <w:kern w:val="2"/>
+          <w14:ligatures w14:val="standardContextual"/>
+        </w:rPr>
+        <w:t xml:space="preserve"> polarity</w:t>
+      </w:r>
+      <w:r>
+        <w:rPr>
+          <w:rFonts w:ascii="Calibri" w:hAnsi="Calibri" w:cs="Calibri"/>
+        </w:rPr>
+        <w:t>. Then</w:t>
+      </w:r>
+      <w:r>
+        <w:rPr>
+          <w:rFonts w:ascii="Calibri" w:hAnsi="Calibri" w:cs="Calibri"/>
+          <w:kern w:val="2"/>
+          <w14:ligatures w14:val="standardContextual"/>
+        </w:rPr>
+        <w:t xml:space="preserve"> run either the I2C test routine or the Pho</w:t>
+      </w:r>
+      <w:r>
+        <w:rPr>
+          <w:rFonts w:ascii="Calibri" w:hAnsi="Calibri" w:cs="Calibri"/>
+          <w:kern w:val="2"/>
+          <w14:ligatures w14:val="standardContextual"/>
+        </w:rPr>
+        <w:t xml:space="preserve">enix software on the </w:t>
+      </w:r>
+      <w:r>
+        <w:rPr>
+          <w:rFonts w:ascii="Calibri" w:hAnsi="Calibri" w:cs="Calibri"/>
+        </w:rPr>
+        <w:t>main</w:t>
+      </w:r>
+      <w:r>
+        <w:rPr>
+          <w:rFonts w:ascii="Calibri" w:hAnsi="Calibri" w:cs="Calibri"/>
+          <w:kern w:val="2"/>
+          <w14:ligatures w14:val="standardContextual"/>
+        </w:rPr>
+        <w:t xml:space="preserve"> board to </w:t>
+      </w:r>
+      <w:r>
+        <w:rPr>
+          <w:rFonts w:ascii="Calibri" w:hAnsi="Calibri" w:cs="Calibri"/>
+        </w:rPr>
+        <w:t>confirm that</w:t>
+      </w:r>
+      <w:r>
+        <w:rPr>
+          <w:rFonts w:ascii="Calibri" w:hAnsi="Calibri" w:cs="Calibri"/>
+          <w:kern w:val="2"/>
+          <w14:ligatures w14:val="standardContextual"/>
+        </w:rPr>
+        <w:t xml:space="preserve"> it </w:t>
+      </w:r>
+      <w:r>
+        <w:rPr>
+          <w:rFonts w:ascii="Calibri" w:hAnsi="Calibri" w:cs="Calibri"/>
+        </w:rPr>
+        <w:t>detects</w:t>
+      </w:r>
+      <w:r>
+        <w:rPr>
+          <w:rFonts w:ascii="Calibri" w:hAnsi="Calibri" w:cs="Calibri"/>
+          <w:kern w:val="2"/>
+          <w14:ligatures w14:val="standardContextual"/>
+        </w:rPr>
+        <w:t xml:space="preserve"> </w:t>
+      </w:r>
+      <w:r>
+        <w:rPr>
+          <w:rFonts w:ascii="Calibri" w:hAnsi="Calibri" w:cs="Calibri"/>
+          <w:kern w:val="2"/>
+          <w14:ligatures w14:val="standardContextual"/>
+        </w:rPr>
+        <w:t xml:space="preserve">the RF board at the </w:t>
+      </w:r>
+      <w:r>
+        <w:rPr>
+          <w:rFonts w:ascii="Calibri" w:hAnsi="Calibri" w:cs="Calibri"/>
+        </w:rPr>
+        <w:t>correct</w:t>
+      </w:r>
+      <w:r>
+        <w:rPr>
+          <w:rFonts w:ascii="Calibri" w:hAnsi="Calibri" w:cs="Calibri"/>
+          <w:kern w:val="2"/>
+          <w14:ligatures w14:val="standardContextual"/>
+        </w:rPr>
+        <w:t xml:space="preserve"> I2C addresses. </w:t>
+      </w:r>
+      <w:r>
+        <w:rPr>
+          <w:rFonts w:ascii="Calibri" w:hAnsi="Calibri" w:cs="Calibri"/>
+        </w:rPr>
+        <w:t>No additional</w:t>
+      </w:r>
+      <w:r>
+        <w:rPr>
+          <w:rFonts w:ascii="Calibri" w:hAnsi="Calibri" w:cs="Calibri"/>
+          <w:kern w:val="2"/>
+          <w14:ligatures w14:val="standardContextual"/>
+        </w:rPr>
+        <w:t xml:space="preserve"> test</w:t>
+      </w:r>
+      <w:r>
+        <w:rPr>
+          <w:rFonts w:ascii="Calibri" w:hAnsi="Calibri" w:cs="Calibri"/>
+          <w:kern w:val="2"/>
+          <w14:ligatures w14:val="standardContextual"/>
+        </w:rPr>
+        <w:t xml:space="preserve">ing </w:t>
+      </w:r>
+      <w:r>
+        <w:rPr>
+          <w:rFonts w:ascii="Calibri" w:hAnsi="Calibri" w:cs="Calibri"/>
+        </w:rPr>
+        <w:t>is performed</w:t>
+      </w:r>
+      <w:r>
+        <w:rPr>
+          <w:rFonts w:ascii="Calibri" w:hAnsi="Calibri" w:cs="Calibri"/>
+          <w:kern w:val="2"/>
+          <w14:ligatures w14:val="standardContextual"/>
+        </w:rPr>
+        <w:t xml:space="preserve"> </w:t>
+      </w:r>
+      <w:r>
+        <w:rPr>
+          <w:rFonts w:ascii="Calibri" w:hAnsi="Calibri" w:cs="Calibri"/>
+          <w:kern w:val="2"/>
+          <w14:ligatures w14:val="standardContextual"/>
+        </w:rPr>
+        <w:t>at this time.</w:t>
+      </w:r>
     </w:p>
     <w:sectPr>
       <w:pgSz w:w="12240" w:h="15840"/>
@@ -1566,8 +4518,247 @@
 </file>
 
 <file path=word/numbering.xml><?xml version="1.0" encoding="utf-8"?>
-<w:numbering xmlns:wpc="http://schemas.microsoft.com/office/word/2010/wordprocessingCanvas" xmlns:cx="http://schemas.microsoft.com/office/drawing/2014/chartex" xmlns:cx1="http://schemas.microsoft.com/office/drawing/2015/9/8/chartex" xmlns:cx2="http://schemas.microsoft.com/office/drawing/2015/10/21/chartex" xmlns:cx3="http://schemas.microsoft.com/office/drawing/2016/5/9/chartex" xmlns:cx4="http://schemas.microsoft.com/office/drawing/2016/5/10/chartex" xmlns:cx5="http://schemas.microsoft.com/office/drawing/2016/5/11/chartex" xmlns:cx6="http://schemas.microsoft.com/office/drawing/2016/5/12/chartex" xmlns:cx7="http://schemas.microsoft.com/office/drawing/2016/5/13/chartex" xmlns:cx8="http://schemas.microsoft.com/office/drawing/2016/5/14/chartex" xmlns:mc="http://schemas.openxmlformats.org/markup-compatibility/2006" xmlns:aink="http://schemas.microsoft.com/office/drawing/2016/ink" xmlns:am3d="http://schemas.microsoft.com/office/drawing/2017/model3d" xmlns:o="urn:schemas-microsoft-com:office:office" xmlns:oel="http://schemas.microsoft.com/office/2019/extlst" xmlns:r="http://schemas.openxmlformats.org/officeDocument/2006/relationships" xmlns:m="http://schemas.openxmlformats.org/officeDocument/2006/math" xmlns:v="urn:schemas-microsoft-com:vml" xmlns:wp14="http://schemas.microsoft.com/office/word/2010/wordprocessingDrawing" xmlns:wp="http://schemas.openxmlformats.org/drawingml/2006/wordprocessingDrawing" xmlns:w10="urn:schemas-microsoft-com:office:word" xmlns:w="http://schemas.openxmlformats.org/wordprocessingml/2006/main" xmlns:w14="http://schemas.microsoft.com/office/word/2010/wordml" xmlns:w15="http://schemas.microsoft.com/office/word/2012/wordml" xmlns:w16cei="http://schemas.microsoft.com/office/word/2026/wordml/cei" xmlns:w16cex="http://schemas.microsoft.com/office/word/2018/wordml/cex" xmlns:w16cid="http://schemas.microsoft.com/office/word/2016/wordml/cid" xmlns:w16="http://schemas.microsoft.com/office/word/2018/wordml" xmlns:w16du="http://schemas.microsoft.com/office/word/2023/wordml/word16du" xmlns:w16sdtdh="http://schemas.microsoft.com/office/word/2020/wordml/sdtdatahash" xmlns:w16sdtfl="http://schemas.microsoft.com/office/word/2024/wordml/sdtformatlock" xmlns:w16se="http://schemas.microsoft.com/office/word/2015/wordml/symex" xmlns:wpg="http://schemas.microsoft.com/office/word/2010/wordprocessingGroup" xmlns:wpi="http://schemas.microsoft.com/office/word/2010/wordprocessingInk" xmlns:wne="http://schemas.microsoft.com/office/word/2006/wordml" xmlns:wps="http://schemas.microsoft.com/office/word/2010/wordprocessingShape" mc:Ignorable="w14 w15 w16se w16cid w16 w16cex w16sdtdh w16sdtfl w16du wp14">
+<w:numbering xmlns:wpc="http://schemas.microsoft.com/office/word/2010/wordprocessingCanvas" xmlns:cx="http://schemas.microsoft.com/office/drawing/2014/chartex" xmlns:cx1="http://schemas.microsoft.com/office/drawing/2015/9/8/chartex" xmlns:cx2="http://schemas.microsoft.com/office/drawing/2015/10/21/chartex" xmlns:cx3="http://schemas.microsoft.com/office/drawing/2016/5/9/chartex" xmlns:cx4="http://schemas.microsoft.com/office/drawing/2016/5/10/chartex" xmlns:cx5="http://schemas.microsoft.com/office/drawing/2016/5/11/chartex" xmlns:cx6="http://schemas.microsoft.com/office/drawing/2016/5/12/chartex" xmlns:cx7="http://schemas.microsoft.com/office/drawing/2016/5/13/chartex" xmlns:cx8="http://schemas.microsoft.com/office/drawing/2016/5/14/chartex" xmlns:mc="http://schemas.openxmlformats.org/markup-compatibility/2006" xmlns:aink="http://schemas.microsoft.com/office/drawing/2016/ink" xmlns:am3d="http://schemas.microsoft.com/office/drawing/2017/model3d" xmlns:o="urn:schemas-microsoft-com:office:office" xmlns:oel="http://schemas.microsoft.com/office/2019/extlst" xmlns:r="http://schemas.openxmlformats.org/officeDocument/2006/relationships" xmlns:m="http://schemas.openxmlformats.org/officeDocument/2006/math" xmlns:v="urn:schemas-microsoft-com:vml" xmlns:wp14="http://schemas.microsoft.com/office/word/2010/wordprocessingDrawing" xmlns:wp="http://schemas.openxmlformats.org/drawingml/2006/wordprocessingDrawing" xmlns:w10="urn:schemas-microsoft-com:office:word" xmlns:w="http://schemas.openxmlformats.org/wordprocessingml/2006/main" xmlns:w14="http://schemas.microsoft.com/office/word/2010/wordml" xmlns:w15="http://schemas.microsoft.com/office/word/2012/wordml" xmlns:w16cex="http://schemas.microsoft.com/office/word/2018/wordml/cex" xmlns:w16cid="http://schemas.microsoft.com/office/word/2016/wordml/cid" xmlns:w16="http://schemas.microsoft.com/office/word/2018/wordml" xmlns:w16du="http://schemas.microsoft.com/office/word/2023/wordml/word16du" xmlns:w16sdtdh="http://schemas.microsoft.com/office/word/2020/wordml/sdtdatahash" xmlns:w16sdtfl="http://schemas.microsoft.com/office/word/2024/wordml/sdtformatlock" xmlns:w16se="http://schemas.microsoft.com/office/word/2015/wordml/symex" xmlns:wpg="http://schemas.microsoft.com/office/word/2010/wordprocessingGroup" xmlns:wpi="http://schemas.microsoft.com/office/word/2010/wordprocessingInk" xmlns:wne="http://schemas.microsoft.com/office/word/2006/wordml" xmlns:wps="http://schemas.microsoft.com/office/word/2010/wordprocessingShape" mc:Ignorable="w14 w15 w16se w16cid w16 w16cex w16sdtdh w16sdtfl w16du wp14">
   <w:abstractNum w:abstractNumId="0" w15:restartNumberingAfterBreak="0">
+    <w:nsid w:val="06790C9C"/>
+    <w:multiLevelType w:val="multilevel"/>
+    <w:tmpl w:val="DE34F77A"/>
+    <w:lvl w:ilvl="0">
+      <w:start w:val="1"/>
+      <w:numFmt w:val="bullet"/>
+      <w:lvlText w:val=""/>
+      <w:lvlJc w:val="left"/>
+      <w:pPr>
+        <w:tabs>
+          <w:tab w:val="num" w:pos="720"/>
+        </w:tabs>
+        <w:ind w:left="720" w:hanging="360"/>
+      </w:pPr>
+      <w:rPr>
+        <w:rFonts w:ascii="Symbol" w:hAnsi="Symbol" w:hint="default"/>
+        <w:sz w:val="20"/>
+      </w:rPr>
+    </w:lvl>
+    <w:lvl w:ilvl="1" w:tentative="1">
+      <w:start w:val="1"/>
+      <w:numFmt w:val="bullet"/>
+      <w:lvlText w:val="o"/>
+      <w:lvlJc w:val="left"/>
+      <w:pPr>
+        <w:tabs>
+          <w:tab w:val="num" w:pos="1440"/>
+        </w:tabs>
+        <w:ind w:left="1440" w:hanging="360"/>
+      </w:pPr>
+      <w:rPr>
+        <w:rFonts w:ascii="Courier New" w:hAnsi="Courier New" w:hint="default"/>
+        <w:sz w:val="20"/>
+      </w:rPr>
+    </w:lvl>
+    <w:lvl w:ilvl="2" w:tentative="1">
+      <w:start w:val="1"/>
+      <w:numFmt w:val="bullet"/>
+      <w:lvlText w:val=""/>
+      <w:lvlJc w:val="left"/>
+      <w:pPr>
+        <w:tabs>
+          <w:tab w:val="num" w:pos="2160"/>
+        </w:tabs>
+        <w:ind w:left="2160" w:hanging="360"/>
+      </w:pPr>
+      <w:rPr>
+        <w:rFonts w:ascii="Wingdings" w:hAnsi="Wingdings" w:hint="default"/>
+        <w:sz w:val="20"/>
+      </w:rPr>
+    </w:lvl>
+    <w:lvl w:ilvl="3" w:tentative="1">
+      <w:start w:val="1"/>
+      <w:numFmt w:val="bullet"/>
+      <w:lvlText w:val=""/>
+      <w:lvlJc w:val="left"/>
+      <w:pPr>
+        <w:tabs>
+          <w:tab w:val="num" w:pos="2880"/>
+        </w:tabs>
+        <w:ind w:left="2880" w:hanging="360"/>
+      </w:pPr>
+      <w:rPr>
+        <w:rFonts w:ascii="Wingdings" w:hAnsi="Wingdings" w:hint="default"/>
+        <w:sz w:val="20"/>
+      </w:rPr>
+    </w:lvl>
+    <w:lvl w:ilvl="4" w:tentative="1">
+      <w:start w:val="1"/>
+      <w:numFmt w:val="bullet"/>
+      <w:lvlText w:val=""/>
+      <w:lvlJc w:val="left"/>
+      <w:pPr>
+        <w:tabs>
+          <w:tab w:val="num" w:pos="3600"/>
+        </w:tabs>
+        <w:ind w:left="3600" w:hanging="360"/>
+      </w:pPr>
+      <w:rPr>
+        <w:rFonts w:ascii="Wingdings" w:hAnsi="Wingdings" w:hint="default"/>
+        <w:sz w:val="20"/>
+      </w:rPr>
+    </w:lvl>
+    <w:lvl w:ilvl="5" w:tentative="1">
+      <w:start w:val="1"/>
+      <w:numFmt w:val="bullet"/>
+      <w:lvlText w:val=""/>
+      <w:lvlJc w:val="left"/>
+      <w:pPr>
+        <w:tabs>
+          <w:tab w:val="num" w:pos="4320"/>
+        </w:tabs>
+        <w:ind w:left="4320" w:hanging="360"/>
+      </w:pPr>
+      <w:rPr>
+        <w:rFonts w:ascii="Wingdings" w:hAnsi="Wingdings" w:hint="default"/>
+        <w:sz w:val="20"/>
+      </w:rPr>
+    </w:lvl>
+    <w:lvl w:ilvl="6" w:tentative="1">
+      <w:start w:val="1"/>
+      <w:numFmt w:val="bullet"/>
+      <w:lvlText w:val=""/>
+      <w:lvlJc w:val="left"/>
+      <w:pPr>
+        <w:tabs>
+          <w:tab w:val="num" w:pos="5040"/>
+        </w:tabs>
+        <w:ind w:left="5040" w:hanging="360"/>
+      </w:pPr>
+      <w:rPr>
+        <w:rFonts w:ascii="Wingdings" w:hAnsi="Wingdings" w:hint="default"/>
+        <w:sz w:val="20"/>
+      </w:rPr>
+    </w:lvl>
+    <w:lvl w:ilvl="7" w:tentative="1">
+      <w:start w:val="1"/>
+      <w:numFmt w:val="bullet"/>
+      <w:lvlText w:val=""/>
+      <w:lvlJc w:val="left"/>
+      <w:pPr>
+        <w:tabs>
+          <w:tab w:val="num" w:pos="5760"/>
+        </w:tabs>
+        <w:ind w:left="5760" w:hanging="360"/>
+      </w:pPr>
+      <w:rPr>
+        <w:rFonts w:ascii="Wingdings" w:hAnsi="Wingdings" w:hint="default"/>
+        <w:sz w:val="20"/>
+      </w:rPr>
+    </w:lvl>
+    <w:lvl w:ilvl="8" w:tentative="1">
+      <w:start w:val="1"/>
+      <w:numFmt w:val="bullet"/>
+      <w:lvlText w:val=""/>
+      <w:lvlJc w:val="left"/>
+      <w:pPr>
+        <w:tabs>
+          <w:tab w:val="num" w:pos="6480"/>
+        </w:tabs>
+        <w:ind w:left="6480" w:hanging="360"/>
+      </w:pPr>
+      <w:rPr>
+        <w:rFonts w:ascii="Wingdings" w:hAnsi="Wingdings" w:hint="default"/>
+        <w:sz w:val="20"/>
+      </w:rPr>
+    </w:lvl>
+  </w:abstractNum>
+  <w:abstractNum w:abstractNumId="1" w15:restartNumberingAfterBreak="0">
+    <w:nsid w:val="06C31280"/>
+    <w:multiLevelType w:val="hybridMultilevel"/>
+    <w:tmpl w:val="851ADEFA"/>
+    <w:lvl w:ilvl="0" w:tplc="667C0574">
+      <w:start w:val="2"/>
+      <w:numFmt w:val="decimal"/>
+      <w:lvlText w:val="%1"/>
+      <w:lvlJc w:val="left"/>
+      <w:pPr>
+        <w:ind w:left="720" w:hanging="360"/>
+      </w:pPr>
+      <w:rPr>
+        <w:rFonts w:eastAsia="Times New Roman" w:hint="default"/>
+        <w:b w:val="0"/>
+      </w:rPr>
+    </w:lvl>
+    <w:lvl w:ilvl="1" w:tplc="04090019" w:tentative="1">
+      <w:start w:val="1"/>
+      <w:numFmt w:val="lowerLetter"/>
+      <w:lvlText w:val="%2."/>
+      <w:lvlJc w:val="left"/>
+      <w:pPr>
+        <w:ind w:left="1440" w:hanging="360"/>
+      </w:pPr>
+    </w:lvl>
+    <w:lvl w:ilvl="2" w:tplc="0409001B" w:tentative="1">
+      <w:start w:val="1"/>
+      <w:numFmt w:val="lowerRoman"/>
+      <w:lvlText w:val="%3."/>
+      <w:lvlJc w:val="right"/>
+      <w:pPr>
+        <w:ind w:left="2160" w:hanging="180"/>
+      </w:pPr>
+    </w:lvl>
+    <w:lvl w:ilvl="3" w:tplc="0409000F" w:tentative="1">
+      <w:start w:val="1"/>
+      <w:numFmt w:val="decimal"/>
+      <w:lvlText w:val="%4."/>
+      <w:lvlJc w:val="left"/>
+      <w:pPr>
+        <w:ind w:left="2880" w:hanging="360"/>
+      </w:pPr>
+    </w:lvl>
+    <w:lvl w:ilvl="4" w:tplc="04090019" w:tentative="1">
+      <w:start w:val="1"/>
+      <w:numFmt w:val="lowerLetter"/>
+      <w:lvlText w:val="%5."/>
+      <w:lvlJc w:val="left"/>
+      <w:pPr>
+        <w:ind w:left="3600" w:hanging="360"/>
+      </w:pPr>
+    </w:lvl>
+    <w:lvl w:ilvl="5" w:tplc="0409001B" w:tentative="1">
+      <w:start w:val="1"/>
+      <w:numFmt w:val="lowerRoman"/>
+      <w:lvlText w:val="%6."/>
+      <w:lvlJc w:val="right"/>
+      <w:pPr>
+        <w:ind w:left="4320" w:hanging="180"/>
+      </w:pPr>
+    </w:lvl>
+    <w:lvl w:ilvl="6" w:tplc="0409000F" w:tentative="1">
+      <w:start w:val="1"/>
+      <w:numFmt w:val="decimal"/>
+      <w:lvlText w:val="%7."/>
+      <w:lvlJc w:val="left"/>
+      <w:pPr>
+        <w:ind w:left="5040" w:hanging="360"/>
+      </w:pPr>
+    </w:lvl>
+    <w:lvl w:ilvl="7" w:tplc="04090019" w:tentative="1">
+      <w:start w:val="1"/>
+      <w:numFmt w:val="lowerLetter"/>
+      <w:lvlText w:val="%8."/>
+      <w:lvlJc w:val="left"/>
+      <w:pPr>
+        <w:ind w:left="5760" w:hanging="360"/>
+      </w:pPr>
+    </w:lvl>
+    <w:lvl w:ilvl="8" w:tplc="0409001B" w:tentative="1">
+      <w:start w:val="1"/>
+      <w:numFmt w:val="lowerRoman"/>
+      <w:lvlText w:val="%9."/>
+      <w:lvlJc w:val="right"/>
+      <w:pPr>
+        <w:ind w:left="6480" w:hanging="180"/>
+      </w:pPr>
+    </w:lvl>
+  </w:abstractNum>
+  <w:abstractNum w:abstractNumId="2" w15:restartNumberingAfterBreak="0">
     <w:nsid w:val="0D743BA7"/>
     <w:multiLevelType w:val="multilevel"/>
     <w:tmpl w:val="46D4BBFC"/>
@@ -1689,7 +4880,1199 @@
       </w:pPr>
     </w:lvl>
   </w:abstractNum>
-  <w:abstractNum w:abstractNumId="1" w15:restartNumberingAfterBreak="0">
+  <w:abstractNum w:abstractNumId="3" w15:restartNumberingAfterBreak="0">
+    <w:nsid w:val="102C0A29"/>
+    <w:multiLevelType w:val="multilevel"/>
+    <w:tmpl w:val="F996A732"/>
+    <w:lvl w:ilvl="0">
+      <w:start w:val="1"/>
+      <w:numFmt w:val="bullet"/>
+      <w:lvlText w:val=""/>
+      <w:lvlJc w:val="left"/>
+      <w:pPr>
+        <w:tabs>
+          <w:tab w:val="num" w:pos="720"/>
+        </w:tabs>
+        <w:ind w:left="720" w:hanging="360"/>
+      </w:pPr>
+      <w:rPr>
+        <w:rFonts w:ascii="Symbol" w:hAnsi="Symbol" w:hint="default"/>
+        <w:sz w:val="20"/>
+      </w:rPr>
+    </w:lvl>
+    <w:lvl w:ilvl="1" w:tentative="1">
+      <w:start w:val="1"/>
+      <w:numFmt w:val="bullet"/>
+      <w:lvlText w:val="o"/>
+      <w:lvlJc w:val="left"/>
+      <w:pPr>
+        <w:tabs>
+          <w:tab w:val="num" w:pos="1440"/>
+        </w:tabs>
+        <w:ind w:left="1440" w:hanging="360"/>
+      </w:pPr>
+      <w:rPr>
+        <w:rFonts w:ascii="Courier New" w:hAnsi="Courier New" w:hint="default"/>
+        <w:sz w:val="20"/>
+      </w:rPr>
+    </w:lvl>
+    <w:lvl w:ilvl="2" w:tentative="1">
+      <w:start w:val="1"/>
+      <w:numFmt w:val="bullet"/>
+      <w:lvlText w:val=""/>
+      <w:lvlJc w:val="left"/>
+      <w:pPr>
+        <w:tabs>
+          <w:tab w:val="num" w:pos="2160"/>
+        </w:tabs>
+        <w:ind w:left="2160" w:hanging="360"/>
+      </w:pPr>
+      <w:rPr>
+        <w:rFonts w:ascii="Wingdings" w:hAnsi="Wingdings" w:hint="default"/>
+        <w:sz w:val="20"/>
+      </w:rPr>
+    </w:lvl>
+    <w:lvl w:ilvl="3" w:tentative="1">
+      <w:start w:val="1"/>
+      <w:numFmt w:val="bullet"/>
+      <w:lvlText w:val=""/>
+      <w:lvlJc w:val="left"/>
+      <w:pPr>
+        <w:tabs>
+          <w:tab w:val="num" w:pos="2880"/>
+        </w:tabs>
+        <w:ind w:left="2880" w:hanging="360"/>
+      </w:pPr>
+      <w:rPr>
+        <w:rFonts w:ascii="Wingdings" w:hAnsi="Wingdings" w:hint="default"/>
+        <w:sz w:val="20"/>
+      </w:rPr>
+    </w:lvl>
+    <w:lvl w:ilvl="4" w:tentative="1">
+      <w:start w:val="1"/>
+      <w:numFmt w:val="bullet"/>
+      <w:lvlText w:val=""/>
+      <w:lvlJc w:val="left"/>
+      <w:pPr>
+        <w:tabs>
+          <w:tab w:val="num" w:pos="3600"/>
+        </w:tabs>
+        <w:ind w:left="3600" w:hanging="360"/>
+      </w:pPr>
+      <w:rPr>
+        <w:rFonts w:ascii="Wingdings" w:hAnsi="Wingdings" w:hint="default"/>
+        <w:sz w:val="20"/>
+      </w:rPr>
+    </w:lvl>
+    <w:lvl w:ilvl="5" w:tentative="1">
+      <w:start w:val="1"/>
+      <w:numFmt w:val="bullet"/>
+      <w:lvlText w:val=""/>
+      <w:lvlJc w:val="left"/>
+      <w:pPr>
+        <w:tabs>
+          <w:tab w:val="num" w:pos="4320"/>
+        </w:tabs>
+        <w:ind w:left="4320" w:hanging="360"/>
+      </w:pPr>
+      <w:rPr>
+        <w:rFonts w:ascii="Wingdings" w:hAnsi="Wingdings" w:hint="default"/>
+        <w:sz w:val="20"/>
+      </w:rPr>
+    </w:lvl>
+    <w:lvl w:ilvl="6" w:tentative="1">
+      <w:start w:val="1"/>
+      <w:numFmt w:val="bullet"/>
+      <w:lvlText w:val=""/>
+      <w:lvlJc w:val="left"/>
+      <w:pPr>
+        <w:tabs>
+          <w:tab w:val="num" w:pos="5040"/>
+        </w:tabs>
+        <w:ind w:left="5040" w:hanging="360"/>
+      </w:pPr>
+      <w:rPr>
+        <w:rFonts w:ascii="Wingdings" w:hAnsi="Wingdings" w:hint="default"/>
+        <w:sz w:val="20"/>
+      </w:rPr>
+    </w:lvl>
+    <w:lvl w:ilvl="7" w:tentative="1">
+      <w:start w:val="1"/>
+      <w:numFmt w:val="bullet"/>
+      <w:lvlText w:val=""/>
+      <w:lvlJc w:val="left"/>
+      <w:pPr>
+        <w:tabs>
+          <w:tab w:val="num" w:pos="5760"/>
+        </w:tabs>
+        <w:ind w:left="5760" w:hanging="360"/>
+      </w:pPr>
+      <w:rPr>
+        <w:rFonts w:ascii="Wingdings" w:hAnsi="Wingdings" w:hint="default"/>
+        <w:sz w:val="20"/>
+      </w:rPr>
+    </w:lvl>
+    <w:lvl w:ilvl="8" w:tentative="1">
+      <w:start w:val="1"/>
+      <w:numFmt w:val="bullet"/>
+      <w:lvlText w:val=""/>
+      <w:lvlJc w:val="left"/>
+      <w:pPr>
+        <w:tabs>
+          <w:tab w:val="num" w:pos="6480"/>
+        </w:tabs>
+        <w:ind w:left="6480" w:hanging="360"/>
+      </w:pPr>
+      <w:rPr>
+        <w:rFonts w:ascii="Wingdings" w:hAnsi="Wingdings" w:hint="default"/>
+        <w:sz w:val="20"/>
+      </w:rPr>
+    </w:lvl>
+  </w:abstractNum>
+  <w:abstractNum w:abstractNumId="4" w15:restartNumberingAfterBreak="0">
+    <w:nsid w:val="128060DC"/>
+    <w:multiLevelType w:val="multilevel"/>
+    <w:tmpl w:val="481A9EBC"/>
+    <w:lvl w:ilvl="0">
+      <w:start w:val="1"/>
+      <w:numFmt w:val="bullet"/>
+      <w:lvlText w:val=""/>
+      <w:lvlJc w:val="left"/>
+      <w:pPr>
+        <w:tabs>
+          <w:tab w:val="num" w:pos="720"/>
+        </w:tabs>
+        <w:ind w:left="720" w:hanging="360"/>
+      </w:pPr>
+      <w:rPr>
+        <w:rFonts w:ascii="Symbol" w:hAnsi="Symbol" w:hint="default"/>
+        <w:sz w:val="20"/>
+      </w:rPr>
+    </w:lvl>
+    <w:lvl w:ilvl="1" w:tentative="1">
+      <w:start w:val="1"/>
+      <w:numFmt w:val="bullet"/>
+      <w:lvlText w:val="o"/>
+      <w:lvlJc w:val="left"/>
+      <w:pPr>
+        <w:tabs>
+          <w:tab w:val="num" w:pos="1440"/>
+        </w:tabs>
+        <w:ind w:left="1440" w:hanging="360"/>
+      </w:pPr>
+      <w:rPr>
+        <w:rFonts w:ascii="Courier New" w:hAnsi="Courier New" w:hint="default"/>
+        <w:sz w:val="20"/>
+      </w:rPr>
+    </w:lvl>
+    <w:lvl w:ilvl="2" w:tentative="1">
+      <w:start w:val="1"/>
+      <w:numFmt w:val="bullet"/>
+      <w:lvlText w:val=""/>
+      <w:lvlJc w:val="left"/>
+      <w:pPr>
+        <w:tabs>
+          <w:tab w:val="num" w:pos="2160"/>
+        </w:tabs>
+        <w:ind w:left="2160" w:hanging="360"/>
+      </w:pPr>
+      <w:rPr>
+        <w:rFonts w:ascii="Wingdings" w:hAnsi="Wingdings" w:hint="default"/>
+        <w:sz w:val="20"/>
+      </w:rPr>
+    </w:lvl>
+    <w:lvl w:ilvl="3" w:tentative="1">
+      <w:start w:val="1"/>
+      <w:numFmt w:val="bullet"/>
+      <w:lvlText w:val=""/>
+      <w:lvlJc w:val="left"/>
+      <w:pPr>
+        <w:tabs>
+          <w:tab w:val="num" w:pos="2880"/>
+        </w:tabs>
+        <w:ind w:left="2880" w:hanging="360"/>
+      </w:pPr>
+      <w:rPr>
+        <w:rFonts w:ascii="Wingdings" w:hAnsi="Wingdings" w:hint="default"/>
+        <w:sz w:val="20"/>
+      </w:rPr>
+    </w:lvl>
+    <w:lvl w:ilvl="4" w:tentative="1">
+      <w:start w:val="1"/>
+      <w:numFmt w:val="bullet"/>
+      <w:lvlText w:val=""/>
+      <w:lvlJc w:val="left"/>
+      <w:pPr>
+        <w:tabs>
+          <w:tab w:val="num" w:pos="3600"/>
+        </w:tabs>
+        <w:ind w:left="3600" w:hanging="360"/>
+      </w:pPr>
+      <w:rPr>
+        <w:rFonts w:ascii="Wingdings" w:hAnsi="Wingdings" w:hint="default"/>
+        <w:sz w:val="20"/>
+      </w:rPr>
+    </w:lvl>
+    <w:lvl w:ilvl="5" w:tentative="1">
+      <w:start w:val="1"/>
+      <w:numFmt w:val="bullet"/>
+      <w:lvlText w:val=""/>
+      <w:lvlJc w:val="left"/>
+      <w:pPr>
+        <w:tabs>
+          <w:tab w:val="num" w:pos="4320"/>
+        </w:tabs>
+        <w:ind w:left="4320" w:hanging="360"/>
+      </w:pPr>
+      <w:rPr>
+        <w:rFonts w:ascii="Wingdings" w:hAnsi="Wingdings" w:hint="default"/>
+        <w:sz w:val="20"/>
+      </w:rPr>
+    </w:lvl>
+    <w:lvl w:ilvl="6" w:tentative="1">
+      <w:start w:val="1"/>
+      <w:numFmt w:val="bullet"/>
+      <w:lvlText w:val=""/>
+      <w:lvlJc w:val="left"/>
+      <w:pPr>
+        <w:tabs>
+          <w:tab w:val="num" w:pos="5040"/>
+        </w:tabs>
+        <w:ind w:left="5040" w:hanging="360"/>
+      </w:pPr>
+      <w:rPr>
+        <w:rFonts w:ascii="Wingdings" w:hAnsi="Wingdings" w:hint="default"/>
+        <w:sz w:val="20"/>
+      </w:rPr>
+    </w:lvl>
+    <w:lvl w:ilvl="7" w:tentative="1">
+      <w:start w:val="1"/>
+      <w:numFmt w:val="bullet"/>
+      <w:lvlText w:val=""/>
+      <w:lvlJc w:val="left"/>
+      <w:pPr>
+        <w:tabs>
+          <w:tab w:val="num" w:pos="5760"/>
+        </w:tabs>
+        <w:ind w:left="5760" w:hanging="360"/>
+      </w:pPr>
+      <w:rPr>
+        <w:rFonts w:ascii="Wingdings" w:hAnsi="Wingdings" w:hint="default"/>
+        <w:sz w:val="20"/>
+      </w:rPr>
+    </w:lvl>
+    <w:lvl w:ilvl="8" w:tentative="1">
+      <w:start w:val="1"/>
+      <w:numFmt w:val="bullet"/>
+      <w:lvlText w:val=""/>
+      <w:lvlJc w:val="left"/>
+      <w:pPr>
+        <w:tabs>
+          <w:tab w:val="num" w:pos="6480"/>
+        </w:tabs>
+        <w:ind w:left="6480" w:hanging="360"/>
+      </w:pPr>
+      <w:rPr>
+        <w:rFonts w:ascii="Wingdings" w:hAnsi="Wingdings" w:hint="default"/>
+        <w:sz w:val="20"/>
+      </w:rPr>
+    </w:lvl>
+  </w:abstractNum>
+  <w:abstractNum w:abstractNumId="5" w15:restartNumberingAfterBreak="0">
+    <w:nsid w:val="173616F7"/>
+    <w:multiLevelType w:val="multilevel"/>
+    <w:tmpl w:val="7B700E9C"/>
+    <w:lvl w:ilvl="0">
+      <w:start w:val="1"/>
+      <w:numFmt w:val="bullet"/>
+      <w:lvlText w:val=""/>
+      <w:lvlJc w:val="left"/>
+      <w:pPr>
+        <w:tabs>
+          <w:tab w:val="num" w:pos="720"/>
+        </w:tabs>
+        <w:ind w:left="720" w:hanging="360"/>
+      </w:pPr>
+      <w:rPr>
+        <w:rFonts w:ascii="Symbol" w:hAnsi="Symbol" w:hint="default"/>
+        <w:sz w:val="20"/>
+      </w:rPr>
+    </w:lvl>
+    <w:lvl w:ilvl="1" w:tentative="1">
+      <w:start w:val="1"/>
+      <w:numFmt w:val="bullet"/>
+      <w:lvlText w:val="o"/>
+      <w:lvlJc w:val="left"/>
+      <w:pPr>
+        <w:tabs>
+          <w:tab w:val="num" w:pos="1440"/>
+        </w:tabs>
+        <w:ind w:left="1440" w:hanging="360"/>
+      </w:pPr>
+      <w:rPr>
+        <w:rFonts w:ascii="Courier New" w:hAnsi="Courier New" w:hint="default"/>
+        <w:sz w:val="20"/>
+      </w:rPr>
+    </w:lvl>
+    <w:lvl w:ilvl="2" w:tentative="1">
+      <w:start w:val="1"/>
+      <w:numFmt w:val="bullet"/>
+      <w:lvlText w:val=""/>
+      <w:lvlJc w:val="left"/>
+      <w:pPr>
+        <w:tabs>
+          <w:tab w:val="num" w:pos="2160"/>
+        </w:tabs>
+        <w:ind w:left="2160" w:hanging="360"/>
+      </w:pPr>
+      <w:rPr>
+        <w:rFonts w:ascii="Wingdings" w:hAnsi="Wingdings" w:hint="default"/>
+        <w:sz w:val="20"/>
+      </w:rPr>
+    </w:lvl>
+    <w:lvl w:ilvl="3" w:tentative="1">
+      <w:start w:val="1"/>
+      <w:numFmt w:val="bullet"/>
+      <w:lvlText w:val=""/>
+      <w:lvlJc w:val="left"/>
+      <w:pPr>
+        <w:tabs>
+          <w:tab w:val="num" w:pos="2880"/>
+        </w:tabs>
+        <w:ind w:left="2880" w:hanging="360"/>
+      </w:pPr>
+      <w:rPr>
+        <w:rFonts w:ascii="Wingdings" w:hAnsi="Wingdings" w:hint="default"/>
+        <w:sz w:val="20"/>
+      </w:rPr>
+    </w:lvl>
+    <w:lvl w:ilvl="4" w:tentative="1">
+      <w:start w:val="1"/>
+      <w:numFmt w:val="bullet"/>
+      <w:lvlText w:val=""/>
+      <w:lvlJc w:val="left"/>
+      <w:pPr>
+        <w:tabs>
+          <w:tab w:val="num" w:pos="3600"/>
+        </w:tabs>
+        <w:ind w:left="3600" w:hanging="360"/>
+      </w:pPr>
+      <w:rPr>
+        <w:rFonts w:ascii="Wingdings" w:hAnsi="Wingdings" w:hint="default"/>
+        <w:sz w:val="20"/>
+      </w:rPr>
+    </w:lvl>
+    <w:lvl w:ilvl="5" w:tentative="1">
+      <w:start w:val="1"/>
+      <w:numFmt w:val="bullet"/>
+      <w:lvlText w:val=""/>
+      <w:lvlJc w:val="left"/>
+      <w:pPr>
+        <w:tabs>
+          <w:tab w:val="num" w:pos="4320"/>
+        </w:tabs>
+        <w:ind w:left="4320" w:hanging="360"/>
+      </w:pPr>
+      <w:rPr>
+        <w:rFonts w:ascii="Wingdings" w:hAnsi="Wingdings" w:hint="default"/>
+        <w:sz w:val="20"/>
+      </w:rPr>
+    </w:lvl>
+    <w:lvl w:ilvl="6" w:tentative="1">
+      <w:start w:val="1"/>
+      <w:numFmt w:val="bullet"/>
+      <w:lvlText w:val=""/>
+      <w:lvlJc w:val="left"/>
+      <w:pPr>
+        <w:tabs>
+          <w:tab w:val="num" w:pos="5040"/>
+        </w:tabs>
+        <w:ind w:left="5040" w:hanging="360"/>
+      </w:pPr>
+      <w:rPr>
+        <w:rFonts w:ascii="Wingdings" w:hAnsi="Wingdings" w:hint="default"/>
+        <w:sz w:val="20"/>
+      </w:rPr>
+    </w:lvl>
+    <w:lvl w:ilvl="7" w:tentative="1">
+      <w:start w:val="1"/>
+      <w:numFmt w:val="bullet"/>
+      <w:lvlText w:val=""/>
+      <w:lvlJc w:val="left"/>
+      <w:pPr>
+        <w:tabs>
+          <w:tab w:val="num" w:pos="5760"/>
+        </w:tabs>
+        <w:ind w:left="5760" w:hanging="360"/>
+      </w:pPr>
+      <w:rPr>
+        <w:rFonts w:ascii="Wingdings" w:hAnsi="Wingdings" w:hint="default"/>
+        <w:sz w:val="20"/>
+      </w:rPr>
+    </w:lvl>
+    <w:lvl w:ilvl="8" w:tentative="1">
+      <w:start w:val="1"/>
+      <w:numFmt w:val="bullet"/>
+      <w:lvlText w:val=""/>
+      <w:lvlJc w:val="left"/>
+      <w:pPr>
+        <w:tabs>
+          <w:tab w:val="num" w:pos="6480"/>
+        </w:tabs>
+        <w:ind w:left="6480" w:hanging="360"/>
+      </w:pPr>
+      <w:rPr>
+        <w:rFonts w:ascii="Wingdings" w:hAnsi="Wingdings" w:hint="default"/>
+        <w:sz w:val="20"/>
+      </w:rPr>
+    </w:lvl>
+  </w:abstractNum>
+  <w:abstractNum w:abstractNumId="6" w15:restartNumberingAfterBreak="0">
+    <w:nsid w:val="1DEC2D28"/>
+    <w:multiLevelType w:val="multilevel"/>
+    <w:tmpl w:val="0E1A421C"/>
+    <w:lvl w:ilvl="0">
+      <w:start w:val="1"/>
+      <w:numFmt w:val="bullet"/>
+      <w:lvlText w:val=""/>
+      <w:lvlJc w:val="left"/>
+      <w:pPr>
+        <w:tabs>
+          <w:tab w:val="num" w:pos="720"/>
+        </w:tabs>
+        <w:ind w:left="720" w:hanging="360"/>
+      </w:pPr>
+      <w:rPr>
+        <w:rFonts w:ascii="Symbol" w:hAnsi="Symbol" w:hint="default"/>
+        <w:sz w:val="20"/>
+      </w:rPr>
+    </w:lvl>
+    <w:lvl w:ilvl="1" w:tentative="1">
+      <w:start w:val="1"/>
+      <w:numFmt w:val="bullet"/>
+      <w:lvlText w:val="o"/>
+      <w:lvlJc w:val="left"/>
+      <w:pPr>
+        <w:tabs>
+          <w:tab w:val="num" w:pos="1440"/>
+        </w:tabs>
+        <w:ind w:left="1440" w:hanging="360"/>
+      </w:pPr>
+      <w:rPr>
+        <w:rFonts w:ascii="Courier New" w:hAnsi="Courier New" w:hint="default"/>
+        <w:sz w:val="20"/>
+      </w:rPr>
+    </w:lvl>
+    <w:lvl w:ilvl="2" w:tentative="1">
+      <w:start w:val="1"/>
+      <w:numFmt w:val="bullet"/>
+      <w:lvlText w:val=""/>
+      <w:lvlJc w:val="left"/>
+      <w:pPr>
+        <w:tabs>
+          <w:tab w:val="num" w:pos="2160"/>
+        </w:tabs>
+        <w:ind w:left="2160" w:hanging="360"/>
+      </w:pPr>
+      <w:rPr>
+        <w:rFonts w:ascii="Wingdings" w:hAnsi="Wingdings" w:hint="default"/>
+        <w:sz w:val="20"/>
+      </w:rPr>
+    </w:lvl>
+    <w:lvl w:ilvl="3" w:tentative="1">
+      <w:start w:val="1"/>
+      <w:numFmt w:val="bullet"/>
+      <w:lvlText w:val=""/>
+      <w:lvlJc w:val="left"/>
+      <w:pPr>
+        <w:tabs>
+          <w:tab w:val="num" w:pos="2880"/>
+        </w:tabs>
+        <w:ind w:left="2880" w:hanging="360"/>
+      </w:pPr>
+      <w:rPr>
+        <w:rFonts w:ascii="Wingdings" w:hAnsi="Wingdings" w:hint="default"/>
+        <w:sz w:val="20"/>
+      </w:rPr>
+    </w:lvl>
+    <w:lvl w:ilvl="4" w:tentative="1">
+      <w:start w:val="1"/>
+      <w:numFmt w:val="bullet"/>
+      <w:lvlText w:val=""/>
+      <w:lvlJc w:val="left"/>
+      <w:pPr>
+        <w:tabs>
+          <w:tab w:val="num" w:pos="3600"/>
+        </w:tabs>
+        <w:ind w:left="3600" w:hanging="360"/>
+      </w:pPr>
+      <w:rPr>
+        <w:rFonts w:ascii="Wingdings" w:hAnsi="Wingdings" w:hint="default"/>
+        <w:sz w:val="20"/>
+      </w:rPr>
+    </w:lvl>
+    <w:lvl w:ilvl="5" w:tentative="1">
+      <w:start w:val="1"/>
+      <w:numFmt w:val="bullet"/>
+      <w:lvlText w:val=""/>
+      <w:lvlJc w:val="left"/>
+      <w:pPr>
+        <w:tabs>
+          <w:tab w:val="num" w:pos="4320"/>
+        </w:tabs>
+        <w:ind w:left="4320" w:hanging="360"/>
+      </w:pPr>
+      <w:rPr>
+        <w:rFonts w:ascii="Wingdings" w:hAnsi="Wingdings" w:hint="default"/>
+        <w:sz w:val="20"/>
+      </w:rPr>
+    </w:lvl>
+    <w:lvl w:ilvl="6" w:tentative="1">
+      <w:start w:val="1"/>
+      <w:numFmt w:val="bullet"/>
+      <w:lvlText w:val=""/>
+      <w:lvlJc w:val="left"/>
+      <w:pPr>
+        <w:tabs>
+          <w:tab w:val="num" w:pos="5040"/>
+        </w:tabs>
+        <w:ind w:left="5040" w:hanging="360"/>
+      </w:pPr>
+      <w:rPr>
+        <w:rFonts w:ascii="Wingdings" w:hAnsi="Wingdings" w:hint="default"/>
+        <w:sz w:val="20"/>
+      </w:rPr>
+    </w:lvl>
+    <w:lvl w:ilvl="7" w:tentative="1">
+      <w:start w:val="1"/>
+      <w:numFmt w:val="bullet"/>
+      <w:lvlText w:val=""/>
+      <w:lvlJc w:val="left"/>
+      <w:pPr>
+        <w:tabs>
+          <w:tab w:val="num" w:pos="5760"/>
+        </w:tabs>
+        <w:ind w:left="5760" w:hanging="360"/>
+      </w:pPr>
+      <w:rPr>
+        <w:rFonts w:ascii="Wingdings" w:hAnsi="Wingdings" w:hint="default"/>
+        <w:sz w:val="20"/>
+      </w:rPr>
+    </w:lvl>
+    <w:lvl w:ilvl="8" w:tentative="1">
+      <w:start w:val="1"/>
+      <w:numFmt w:val="bullet"/>
+      <w:lvlText w:val=""/>
+      <w:lvlJc w:val="left"/>
+      <w:pPr>
+        <w:tabs>
+          <w:tab w:val="num" w:pos="6480"/>
+        </w:tabs>
+        <w:ind w:left="6480" w:hanging="360"/>
+      </w:pPr>
+      <w:rPr>
+        <w:rFonts w:ascii="Wingdings" w:hAnsi="Wingdings" w:hint="default"/>
+        <w:sz w:val="20"/>
+      </w:rPr>
+    </w:lvl>
+  </w:abstractNum>
+  <w:abstractNum w:abstractNumId="7" w15:restartNumberingAfterBreak="0">
+    <w:nsid w:val="263B4F8F"/>
+    <w:multiLevelType w:val="multilevel"/>
+    <w:tmpl w:val="B7F25964"/>
+    <w:lvl w:ilvl="0">
+      <w:start w:val="1"/>
+      <w:numFmt w:val="bullet"/>
+      <w:lvlText w:val=""/>
+      <w:lvlJc w:val="left"/>
+      <w:pPr>
+        <w:tabs>
+          <w:tab w:val="num" w:pos="720"/>
+        </w:tabs>
+        <w:ind w:left="720" w:hanging="360"/>
+      </w:pPr>
+      <w:rPr>
+        <w:rFonts w:ascii="Symbol" w:hAnsi="Symbol" w:hint="default"/>
+        <w:sz w:val="20"/>
+      </w:rPr>
+    </w:lvl>
+    <w:lvl w:ilvl="1" w:tentative="1">
+      <w:start w:val="1"/>
+      <w:numFmt w:val="bullet"/>
+      <w:lvlText w:val="o"/>
+      <w:lvlJc w:val="left"/>
+      <w:pPr>
+        <w:tabs>
+          <w:tab w:val="num" w:pos="1440"/>
+        </w:tabs>
+        <w:ind w:left="1440" w:hanging="360"/>
+      </w:pPr>
+      <w:rPr>
+        <w:rFonts w:ascii="Courier New" w:hAnsi="Courier New" w:hint="default"/>
+        <w:sz w:val="20"/>
+      </w:rPr>
+    </w:lvl>
+    <w:lvl w:ilvl="2" w:tentative="1">
+      <w:start w:val="1"/>
+      <w:numFmt w:val="bullet"/>
+      <w:lvlText w:val=""/>
+      <w:lvlJc w:val="left"/>
+      <w:pPr>
+        <w:tabs>
+          <w:tab w:val="num" w:pos="2160"/>
+        </w:tabs>
+        <w:ind w:left="2160" w:hanging="360"/>
+      </w:pPr>
+      <w:rPr>
+        <w:rFonts w:ascii="Wingdings" w:hAnsi="Wingdings" w:hint="default"/>
+        <w:sz w:val="20"/>
+      </w:rPr>
+    </w:lvl>
+    <w:lvl w:ilvl="3" w:tentative="1">
+      <w:start w:val="1"/>
+      <w:numFmt w:val="bullet"/>
+      <w:lvlText w:val=""/>
+      <w:lvlJc w:val="left"/>
+      <w:pPr>
+        <w:tabs>
+          <w:tab w:val="num" w:pos="2880"/>
+        </w:tabs>
+        <w:ind w:left="2880" w:hanging="360"/>
+      </w:pPr>
+      <w:rPr>
+        <w:rFonts w:ascii="Wingdings" w:hAnsi="Wingdings" w:hint="default"/>
+        <w:sz w:val="20"/>
+      </w:rPr>
+    </w:lvl>
+    <w:lvl w:ilvl="4" w:tentative="1">
+      <w:start w:val="1"/>
+      <w:numFmt w:val="bullet"/>
+      <w:lvlText w:val=""/>
+      <w:lvlJc w:val="left"/>
+      <w:pPr>
+        <w:tabs>
+          <w:tab w:val="num" w:pos="3600"/>
+        </w:tabs>
+        <w:ind w:left="3600" w:hanging="360"/>
+      </w:pPr>
+      <w:rPr>
+        <w:rFonts w:ascii="Wingdings" w:hAnsi="Wingdings" w:hint="default"/>
+        <w:sz w:val="20"/>
+      </w:rPr>
+    </w:lvl>
+    <w:lvl w:ilvl="5" w:tentative="1">
+      <w:start w:val="1"/>
+      <w:numFmt w:val="bullet"/>
+      <w:lvlText w:val=""/>
+      <w:lvlJc w:val="left"/>
+      <w:pPr>
+        <w:tabs>
+          <w:tab w:val="num" w:pos="4320"/>
+        </w:tabs>
+        <w:ind w:left="4320" w:hanging="360"/>
+      </w:pPr>
+      <w:rPr>
+        <w:rFonts w:ascii="Wingdings" w:hAnsi="Wingdings" w:hint="default"/>
+        <w:sz w:val="20"/>
+      </w:rPr>
+    </w:lvl>
+    <w:lvl w:ilvl="6" w:tentative="1">
+      <w:start w:val="1"/>
+      <w:numFmt w:val="bullet"/>
+      <w:lvlText w:val=""/>
+      <w:lvlJc w:val="left"/>
+      <w:pPr>
+        <w:tabs>
+          <w:tab w:val="num" w:pos="5040"/>
+        </w:tabs>
+        <w:ind w:left="5040" w:hanging="360"/>
+      </w:pPr>
+      <w:rPr>
+        <w:rFonts w:ascii="Wingdings" w:hAnsi="Wingdings" w:hint="default"/>
+        <w:sz w:val="20"/>
+      </w:rPr>
+    </w:lvl>
+    <w:lvl w:ilvl="7" w:tentative="1">
+      <w:start w:val="1"/>
+      <w:numFmt w:val="bullet"/>
+      <w:lvlText w:val=""/>
+      <w:lvlJc w:val="left"/>
+      <w:pPr>
+        <w:tabs>
+          <w:tab w:val="num" w:pos="5760"/>
+        </w:tabs>
+        <w:ind w:left="5760" w:hanging="360"/>
+      </w:pPr>
+      <w:rPr>
+        <w:rFonts w:ascii="Wingdings" w:hAnsi="Wingdings" w:hint="default"/>
+        <w:sz w:val="20"/>
+      </w:rPr>
+    </w:lvl>
+    <w:lvl w:ilvl="8" w:tentative="1">
+      <w:start w:val="1"/>
+      <w:numFmt w:val="bullet"/>
+      <w:lvlText w:val=""/>
+      <w:lvlJc w:val="left"/>
+      <w:pPr>
+        <w:tabs>
+          <w:tab w:val="num" w:pos="6480"/>
+        </w:tabs>
+        <w:ind w:left="6480" w:hanging="360"/>
+      </w:pPr>
+      <w:rPr>
+        <w:rFonts w:ascii="Wingdings" w:hAnsi="Wingdings" w:hint="default"/>
+        <w:sz w:val="20"/>
+      </w:rPr>
+    </w:lvl>
+  </w:abstractNum>
+  <w:abstractNum w:abstractNumId="8" w15:restartNumberingAfterBreak="0">
+    <w:nsid w:val="27730FBA"/>
+    <w:multiLevelType w:val="multilevel"/>
+    <w:tmpl w:val="0FB04006"/>
+    <w:lvl w:ilvl="0">
+      <w:start w:val="1"/>
+      <w:numFmt w:val="bullet"/>
+      <w:lvlText w:val=""/>
+      <w:lvlJc w:val="left"/>
+      <w:pPr>
+        <w:tabs>
+          <w:tab w:val="num" w:pos="720"/>
+        </w:tabs>
+        <w:ind w:left="720" w:hanging="360"/>
+      </w:pPr>
+      <w:rPr>
+        <w:rFonts w:ascii="Symbol" w:hAnsi="Symbol" w:hint="default"/>
+        <w:sz w:val="20"/>
+      </w:rPr>
+    </w:lvl>
+    <w:lvl w:ilvl="1" w:tentative="1">
+      <w:start w:val="1"/>
+      <w:numFmt w:val="bullet"/>
+      <w:lvlText w:val="o"/>
+      <w:lvlJc w:val="left"/>
+      <w:pPr>
+        <w:tabs>
+          <w:tab w:val="num" w:pos="1440"/>
+        </w:tabs>
+        <w:ind w:left="1440" w:hanging="360"/>
+      </w:pPr>
+      <w:rPr>
+        <w:rFonts w:ascii="Courier New" w:hAnsi="Courier New" w:hint="default"/>
+        <w:sz w:val="20"/>
+      </w:rPr>
+    </w:lvl>
+    <w:lvl w:ilvl="2" w:tentative="1">
+      <w:start w:val="1"/>
+      <w:numFmt w:val="bullet"/>
+      <w:lvlText w:val=""/>
+      <w:lvlJc w:val="left"/>
+      <w:pPr>
+        <w:tabs>
+          <w:tab w:val="num" w:pos="2160"/>
+        </w:tabs>
+        <w:ind w:left="2160" w:hanging="360"/>
+      </w:pPr>
+      <w:rPr>
+        <w:rFonts w:ascii="Wingdings" w:hAnsi="Wingdings" w:hint="default"/>
+        <w:sz w:val="20"/>
+      </w:rPr>
+    </w:lvl>
+    <w:lvl w:ilvl="3" w:tentative="1">
+      <w:start w:val="1"/>
+      <w:numFmt w:val="bullet"/>
+      <w:lvlText w:val=""/>
+      <w:lvlJc w:val="left"/>
+      <w:pPr>
+        <w:tabs>
+          <w:tab w:val="num" w:pos="2880"/>
+        </w:tabs>
+        <w:ind w:left="2880" w:hanging="360"/>
+      </w:pPr>
+      <w:rPr>
+        <w:rFonts w:ascii="Wingdings" w:hAnsi="Wingdings" w:hint="default"/>
+        <w:sz w:val="20"/>
+      </w:rPr>
+    </w:lvl>
+    <w:lvl w:ilvl="4" w:tentative="1">
+      <w:start w:val="1"/>
+      <w:numFmt w:val="bullet"/>
+      <w:lvlText w:val=""/>
+      <w:lvlJc w:val="left"/>
+      <w:pPr>
+        <w:tabs>
+          <w:tab w:val="num" w:pos="3600"/>
+        </w:tabs>
+        <w:ind w:left="3600" w:hanging="360"/>
+      </w:pPr>
+      <w:rPr>
+        <w:rFonts w:ascii="Wingdings" w:hAnsi="Wingdings" w:hint="default"/>
+        <w:sz w:val="20"/>
+      </w:rPr>
+    </w:lvl>
+    <w:lvl w:ilvl="5" w:tentative="1">
+      <w:start w:val="1"/>
+      <w:numFmt w:val="bullet"/>
+      <w:lvlText w:val=""/>
+      <w:lvlJc w:val="left"/>
+      <w:pPr>
+        <w:tabs>
+          <w:tab w:val="num" w:pos="4320"/>
+        </w:tabs>
+        <w:ind w:left="4320" w:hanging="360"/>
+      </w:pPr>
+      <w:rPr>
+        <w:rFonts w:ascii="Wingdings" w:hAnsi="Wingdings" w:hint="default"/>
+        <w:sz w:val="20"/>
+      </w:rPr>
+    </w:lvl>
+    <w:lvl w:ilvl="6" w:tentative="1">
+      <w:start w:val="1"/>
+      <w:numFmt w:val="bullet"/>
+      <w:lvlText w:val=""/>
+      <w:lvlJc w:val="left"/>
+      <w:pPr>
+        <w:tabs>
+          <w:tab w:val="num" w:pos="5040"/>
+        </w:tabs>
+        <w:ind w:left="5040" w:hanging="360"/>
+      </w:pPr>
+      <w:rPr>
+        <w:rFonts w:ascii="Wingdings" w:hAnsi="Wingdings" w:hint="default"/>
+        <w:sz w:val="20"/>
+      </w:rPr>
+    </w:lvl>
+    <w:lvl w:ilvl="7" w:tentative="1">
+      <w:start w:val="1"/>
+      <w:numFmt w:val="bullet"/>
+      <w:lvlText w:val=""/>
+      <w:lvlJc w:val="left"/>
+      <w:pPr>
+        <w:tabs>
+          <w:tab w:val="num" w:pos="5760"/>
+        </w:tabs>
+        <w:ind w:left="5760" w:hanging="360"/>
+      </w:pPr>
+      <w:rPr>
+        <w:rFonts w:ascii="Wingdings" w:hAnsi="Wingdings" w:hint="default"/>
+        <w:sz w:val="20"/>
+      </w:rPr>
+    </w:lvl>
+    <w:lvl w:ilvl="8" w:tentative="1">
+      <w:start w:val="1"/>
+      <w:numFmt w:val="bullet"/>
+      <w:lvlText w:val=""/>
+      <w:lvlJc w:val="left"/>
+      <w:pPr>
+        <w:tabs>
+          <w:tab w:val="num" w:pos="6480"/>
+        </w:tabs>
+        <w:ind w:left="6480" w:hanging="360"/>
+      </w:pPr>
+      <w:rPr>
+        <w:rFonts w:ascii="Wingdings" w:hAnsi="Wingdings" w:hint="default"/>
+        <w:sz w:val="20"/>
+      </w:rPr>
+    </w:lvl>
+  </w:abstractNum>
+  <w:abstractNum w:abstractNumId="9" w15:restartNumberingAfterBreak="0">
+    <w:nsid w:val="3059707D"/>
+    <w:multiLevelType w:val="multilevel"/>
+    <w:tmpl w:val="62E8CE46"/>
+    <w:lvl w:ilvl="0">
+      <w:start w:val="1"/>
+      <w:numFmt w:val="bullet"/>
+      <w:lvlText w:val=""/>
+      <w:lvlJc w:val="left"/>
+      <w:pPr>
+        <w:tabs>
+          <w:tab w:val="num" w:pos="720"/>
+        </w:tabs>
+        <w:ind w:left="720" w:hanging="360"/>
+      </w:pPr>
+      <w:rPr>
+        <w:rFonts w:ascii="Symbol" w:hAnsi="Symbol" w:hint="default"/>
+        <w:sz w:val="20"/>
+      </w:rPr>
+    </w:lvl>
+    <w:lvl w:ilvl="1" w:tentative="1">
+      <w:start w:val="1"/>
+      <w:numFmt w:val="bullet"/>
+      <w:lvlText w:val="o"/>
+      <w:lvlJc w:val="left"/>
+      <w:pPr>
+        <w:tabs>
+          <w:tab w:val="num" w:pos="1440"/>
+        </w:tabs>
+        <w:ind w:left="1440" w:hanging="360"/>
+      </w:pPr>
+      <w:rPr>
+        <w:rFonts w:ascii="Courier New" w:hAnsi="Courier New" w:hint="default"/>
+        <w:sz w:val="20"/>
+      </w:rPr>
+    </w:lvl>
+    <w:lvl w:ilvl="2" w:tentative="1">
+      <w:start w:val="1"/>
+      <w:numFmt w:val="bullet"/>
+      <w:lvlText w:val=""/>
+      <w:lvlJc w:val="left"/>
+      <w:pPr>
+        <w:tabs>
+          <w:tab w:val="num" w:pos="2160"/>
+        </w:tabs>
+        <w:ind w:left="2160" w:hanging="360"/>
+      </w:pPr>
+      <w:rPr>
+        <w:rFonts w:ascii="Wingdings" w:hAnsi="Wingdings" w:hint="default"/>
+        <w:sz w:val="20"/>
+      </w:rPr>
+    </w:lvl>
+    <w:lvl w:ilvl="3" w:tentative="1">
+      <w:start w:val="1"/>
+      <w:numFmt w:val="bullet"/>
+      <w:lvlText w:val=""/>
+      <w:lvlJc w:val="left"/>
+      <w:pPr>
+        <w:tabs>
+          <w:tab w:val="num" w:pos="2880"/>
+        </w:tabs>
+        <w:ind w:left="2880" w:hanging="360"/>
+      </w:pPr>
+      <w:rPr>
+        <w:rFonts w:ascii="Wingdings" w:hAnsi="Wingdings" w:hint="default"/>
+        <w:sz w:val="20"/>
+      </w:rPr>
+    </w:lvl>
+    <w:lvl w:ilvl="4" w:tentative="1">
+      <w:start w:val="1"/>
+      <w:numFmt w:val="bullet"/>
+      <w:lvlText w:val=""/>
+      <w:lvlJc w:val="left"/>
+      <w:pPr>
+        <w:tabs>
+          <w:tab w:val="num" w:pos="3600"/>
+        </w:tabs>
+        <w:ind w:left="3600" w:hanging="360"/>
+      </w:pPr>
+      <w:rPr>
+        <w:rFonts w:ascii="Wingdings" w:hAnsi="Wingdings" w:hint="default"/>
+        <w:sz w:val="20"/>
+      </w:rPr>
+    </w:lvl>
+    <w:lvl w:ilvl="5" w:tentative="1">
+      <w:start w:val="1"/>
+      <w:numFmt w:val="bullet"/>
+      <w:lvlText w:val=""/>
+      <w:lvlJc w:val="left"/>
+      <w:pPr>
+        <w:tabs>
+          <w:tab w:val="num" w:pos="4320"/>
+        </w:tabs>
+        <w:ind w:left="4320" w:hanging="360"/>
+      </w:pPr>
+      <w:rPr>
+        <w:rFonts w:ascii="Wingdings" w:hAnsi="Wingdings" w:hint="default"/>
+        <w:sz w:val="20"/>
+      </w:rPr>
+    </w:lvl>
+    <w:lvl w:ilvl="6" w:tentative="1">
+      <w:start w:val="1"/>
+      <w:numFmt w:val="bullet"/>
+      <w:lvlText w:val=""/>
+      <w:lvlJc w:val="left"/>
+      <w:pPr>
+        <w:tabs>
+          <w:tab w:val="num" w:pos="5040"/>
+        </w:tabs>
+        <w:ind w:left="5040" w:hanging="360"/>
+      </w:pPr>
+      <w:rPr>
+        <w:rFonts w:ascii="Wingdings" w:hAnsi="Wingdings" w:hint="default"/>
+        <w:sz w:val="20"/>
+      </w:rPr>
+    </w:lvl>
+    <w:lvl w:ilvl="7" w:tentative="1">
+      <w:start w:val="1"/>
+      <w:numFmt w:val="bullet"/>
+      <w:lvlText w:val=""/>
+      <w:lvlJc w:val="left"/>
+      <w:pPr>
+        <w:tabs>
+          <w:tab w:val="num" w:pos="5760"/>
+        </w:tabs>
+        <w:ind w:left="5760" w:hanging="360"/>
+      </w:pPr>
+      <w:rPr>
+        <w:rFonts w:ascii="Wingdings" w:hAnsi="Wingdings" w:hint="default"/>
+        <w:sz w:val="20"/>
+      </w:rPr>
+    </w:lvl>
+    <w:lvl w:ilvl="8" w:tentative="1">
+      <w:start w:val="1"/>
+      <w:numFmt w:val="bullet"/>
+      <w:lvlText w:val=""/>
+      <w:lvlJc w:val="left"/>
+      <w:pPr>
+        <w:tabs>
+          <w:tab w:val="num" w:pos="6480"/>
+        </w:tabs>
+        <w:ind w:left="6480" w:hanging="360"/>
+      </w:pPr>
+      <w:rPr>
+        <w:rFonts w:ascii="Wingdings" w:hAnsi="Wingdings" w:hint="default"/>
+        <w:sz w:val="20"/>
+      </w:rPr>
+    </w:lvl>
+  </w:abstractNum>
+  <w:abstractNum w:abstractNumId="10" w15:restartNumberingAfterBreak="0">
+    <w:nsid w:val="337C55B3"/>
+    <w:multiLevelType w:val="multilevel"/>
+    <w:tmpl w:val="06EE130E"/>
+    <w:lvl w:ilvl="0">
+      <w:start w:val="1"/>
+      <w:numFmt w:val="bullet"/>
+      <w:lvlText w:val=""/>
+      <w:lvlJc w:val="left"/>
+      <w:pPr>
+        <w:tabs>
+          <w:tab w:val="num" w:pos="720"/>
+        </w:tabs>
+        <w:ind w:left="720" w:hanging="360"/>
+      </w:pPr>
+      <w:rPr>
+        <w:rFonts w:ascii="Symbol" w:hAnsi="Symbol" w:hint="default"/>
+        <w:sz w:val="20"/>
+      </w:rPr>
+    </w:lvl>
+    <w:lvl w:ilvl="1" w:tentative="1">
+      <w:start w:val="1"/>
+      <w:numFmt w:val="bullet"/>
+      <w:lvlText w:val="o"/>
+      <w:lvlJc w:val="left"/>
+      <w:pPr>
+        <w:tabs>
+          <w:tab w:val="num" w:pos="1440"/>
+        </w:tabs>
+        <w:ind w:left="1440" w:hanging="360"/>
+      </w:pPr>
+      <w:rPr>
+        <w:rFonts w:ascii="Courier New" w:hAnsi="Courier New" w:hint="default"/>
+        <w:sz w:val="20"/>
+      </w:rPr>
+    </w:lvl>
+    <w:lvl w:ilvl="2" w:tentative="1">
+      <w:start w:val="1"/>
+      <w:numFmt w:val="bullet"/>
+      <w:lvlText w:val=""/>
+      <w:lvlJc w:val="left"/>
+      <w:pPr>
+        <w:tabs>
+          <w:tab w:val="num" w:pos="2160"/>
+        </w:tabs>
+        <w:ind w:left="2160" w:hanging="360"/>
+      </w:pPr>
+      <w:rPr>
+        <w:rFonts w:ascii="Wingdings" w:hAnsi="Wingdings" w:hint="default"/>
+        <w:sz w:val="20"/>
+      </w:rPr>
+    </w:lvl>
+    <w:lvl w:ilvl="3" w:tentative="1">
+      <w:start w:val="1"/>
+      <w:numFmt w:val="bullet"/>
+      <w:lvlText w:val=""/>
+      <w:lvlJc w:val="left"/>
+      <w:pPr>
+        <w:tabs>
+          <w:tab w:val="num" w:pos="2880"/>
+        </w:tabs>
+        <w:ind w:left="2880" w:hanging="360"/>
+      </w:pPr>
+      <w:rPr>
+        <w:rFonts w:ascii="Wingdings" w:hAnsi="Wingdings" w:hint="default"/>
+        <w:sz w:val="20"/>
+      </w:rPr>
+    </w:lvl>
+    <w:lvl w:ilvl="4" w:tentative="1">
+      <w:start w:val="1"/>
+      <w:numFmt w:val="bullet"/>
+      <w:lvlText w:val=""/>
+      <w:lvlJc w:val="left"/>
+      <w:pPr>
+        <w:tabs>
+          <w:tab w:val="num" w:pos="3600"/>
+        </w:tabs>
+        <w:ind w:left="3600" w:hanging="360"/>
+      </w:pPr>
+      <w:rPr>
+        <w:rFonts w:ascii="Wingdings" w:hAnsi="Wingdings" w:hint="default"/>
+        <w:sz w:val="20"/>
+      </w:rPr>
+    </w:lvl>
+    <w:lvl w:ilvl="5" w:tentative="1">
+      <w:start w:val="1"/>
+      <w:numFmt w:val="bullet"/>
+      <w:lvlText w:val=""/>
+      <w:lvlJc w:val="left"/>
+      <w:pPr>
+        <w:tabs>
+          <w:tab w:val="num" w:pos="4320"/>
+        </w:tabs>
+        <w:ind w:left="4320" w:hanging="360"/>
+      </w:pPr>
+      <w:rPr>
+        <w:rFonts w:ascii="Wingdings" w:hAnsi="Wingdings" w:hint="default"/>
+        <w:sz w:val="20"/>
+      </w:rPr>
+    </w:lvl>
+    <w:lvl w:ilvl="6" w:tentative="1">
+      <w:start w:val="1"/>
+      <w:numFmt w:val="bullet"/>
+      <w:lvlText w:val=""/>
+      <w:lvlJc w:val="left"/>
+      <w:pPr>
+        <w:tabs>
+          <w:tab w:val="num" w:pos="5040"/>
+        </w:tabs>
+        <w:ind w:left="5040" w:hanging="360"/>
+      </w:pPr>
+      <w:rPr>
+        <w:rFonts w:ascii="Wingdings" w:hAnsi="Wingdings" w:hint="default"/>
+        <w:sz w:val="20"/>
+      </w:rPr>
+    </w:lvl>
+    <w:lvl w:ilvl="7" w:tentative="1">
+      <w:start w:val="1"/>
+      <w:numFmt w:val="bullet"/>
+      <w:lvlText w:val=""/>
+      <w:lvlJc w:val="left"/>
+      <w:pPr>
+        <w:tabs>
+          <w:tab w:val="num" w:pos="5760"/>
+        </w:tabs>
+        <w:ind w:left="5760" w:hanging="360"/>
+      </w:pPr>
+      <w:rPr>
+        <w:rFonts w:ascii="Wingdings" w:hAnsi="Wingdings" w:hint="default"/>
+        <w:sz w:val="20"/>
+      </w:rPr>
+    </w:lvl>
+    <w:lvl w:ilvl="8" w:tentative="1">
+      <w:start w:val="1"/>
+      <w:numFmt w:val="bullet"/>
+      <w:lvlText w:val=""/>
+      <w:lvlJc w:val="left"/>
+      <w:pPr>
+        <w:tabs>
+          <w:tab w:val="num" w:pos="6480"/>
+        </w:tabs>
+        <w:ind w:left="6480" w:hanging="360"/>
+      </w:pPr>
+      <w:rPr>
+        <w:rFonts w:ascii="Wingdings" w:hAnsi="Wingdings" w:hint="default"/>
+        <w:sz w:val="20"/>
+      </w:rPr>
+    </w:lvl>
+  </w:abstractNum>
+  <w:abstractNum w:abstractNumId="11" w15:restartNumberingAfterBreak="0">
     <w:nsid w:val="34EF6FAA"/>
     <w:multiLevelType w:val="multilevel"/>
     <w:tmpl w:val="2A125514"/>
@@ -1802,10 +6185,1688 @@
       </w:pPr>
     </w:lvl>
   </w:abstractNum>
+  <w:abstractNum w:abstractNumId="12" w15:restartNumberingAfterBreak="0">
+    <w:nsid w:val="3A993FE9"/>
+    <w:multiLevelType w:val="multilevel"/>
+    <w:tmpl w:val="00061D78"/>
+    <w:lvl w:ilvl="0">
+      <w:start w:val="1"/>
+      <w:numFmt w:val="bullet"/>
+      <w:lvlText w:val=""/>
+      <w:lvlJc w:val="left"/>
+      <w:pPr>
+        <w:tabs>
+          <w:tab w:val="num" w:pos="720"/>
+        </w:tabs>
+        <w:ind w:left="720" w:hanging="360"/>
+      </w:pPr>
+      <w:rPr>
+        <w:rFonts w:ascii="Symbol" w:hAnsi="Symbol" w:hint="default"/>
+        <w:sz w:val="20"/>
+      </w:rPr>
+    </w:lvl>
+    <w:lvl w:ilvl="1" w:tentative="1">
+      <w:start w:val="1"/>
+      <w:numFmt w:val="bullet"/>
+      <w:lvlText w:val="o"/>
+      <w:lvlJc w:val="left"/>
+      <w:pPr>
+        <w:tabs>
+          <w:tab w:val="num" w:pos="1440"/>
+        </w:tabs>
+        <w:ind w:left="1440" w:hanging="360"/>
+      </w:pPr>
+      <w:rPr>
+        <w:rFonts w:ascii="Courier New" w:hAnsi="Courier New" w:hint="default"/>
+        <w:sz w:val="20"/>
+      </w:rPr>
+    </w:lvl>
+    <w:lvl w:ilvl="2" w:tentative="1">
+      <w:start w:val="1"/>
+      <w:numFmt w:val="bullet"/>
+      <w:lvlText w:val=""/>
+      <w:lvlJc w:val="left"/>
+      <w:pPr>
+        <w:tabs>
+          <w:tab w:val="num" w:pos="2160"/>
+        </w:tabs>
+        <w:ind w:left="2160" w:hanging="360"/>
+      </w:pPr>
+      <w:rPr>
+        <w:rFonts w:ascii="Wingdings" w:hAnsi="Wingdings" w:hint="default"/>
+        <w:sz w:val="20"/>
+      </w:rPr>
+    </w:lvl>
+    <w:lvl w:ilvl="3" w:tentative="1">
+      <w:start w:val="1"/>
+      <w:numFmt w:val="bullet"/>
+      <w:lvlText w:val=""/>
+      <w:lvlJc w:val="left"/>
+      <w:pPr>
+        <w:tabs>
+          <w:tab w:val="num" w:pos="2880"/>
+        </w:tabs>
+        <w:ind w:left="2880" w:hanging="360"/>
+      </w:pPr>
+      <w:rPr>
+        <w:rFonts w:ascii="Wingdings" w:hAnsi="Wingdings" w:hint="default"/>
+        <w:sz w:val="20"/>
+      </w:rPr>
+    </w:lvl>
+    <w:lvl w:ilvl="4" w:tentative="1">
+      <w:start w:val="1"/>
+      <w:numFmt w:val="bullet"/>
+      <w:lvlText w:val=""/>
+      <w:lvlJc w:val="left"/>
+      <w:pPr>
+        <w:tabs>
+          <w:tab w:val="num" w:pos="3600"/>
+        </w:tabs>
+        <w:ind w:left="3600" w:hanging="360"/>
+      </w:pPr>
+      <w:rPr>
+        <w:rFonts w:ascii="Wingdings" w:hAnsi="Wingdings" w:hint="default"/>
+        <w:sz w:val="20"/>
+      </w:rPr>
+    </w:lvl>
+    <w:lvl w:ilvl="5" w:tentative="1">
+      <w:start w:val="1"/>
+      <w:numFmt w:val="bullet"/>
+      <w:lvlText w:val=""/>
+      <w:lvlJc w:val="left"/>
+      <w:pPr>
+        <w:tabs>
+          <w:tab w:val="num" w:pos="4320"/>
+        </w:tabs>
+        <w:ind w:left="4320" w:hanging="360"/>
+      </w:pPr>
+      <w:rPr>
+        <w:rFonts w:ascii="Wingdings" w:hAnsi="Wingdings" w:hint="default"/>
+        <w:sz w:val="20"/>
+      </w:rPr>
+    </w:lvl>
+    <w:lvl w:ilvl="6" w:tentative="1">
+      <w:start w:val="1"/>
+      <w:numFmt w:val="bullet"/>
+      <w:lvlText w:val=""/>
+      <w:lvlJc w:val="left"/>
+      <w:pPr>
+        <w:tabs>
+          <w:tab w:val="num" w:pos="5040"/>
+        </w:tabs>
+        <w:ind w:left="5040" w:hanging="360"/>
+      </w:pPr>
+      <w:rPr>
+        <w:rFonts w:ascii="Wingdings" w:hAnsi="Wingdings" w:hint="default"/>
+        <w:sz w:val="20"/>
+      </w:rPr>
+    </w:lvl>
+    <w:lvl w:ilvl="7" w:tentative="1">
+      <w:start w:val="1"/>
+      <w:numFmt w:val="bullet"/>
+      <w:lvlText w:val=""/>
+      <w:lvlJc w:val="left"/>
+      <w:pPr>
+        <w:tabs>
+          <w:tab w:val="num" w:pos="5760"/>
+        </w:tabs>
+        <w:ind w:left="5760" w:hanging="360"/>
+      </w:pPr>
+      <w:rPr>
+        <w:rFonts w:ascii="Wingdings" w:hAnsi="Wingdings" w:hint="default"/>
+        <w:sz w:val="20"/>
+      </w:rPr>
+    </w:lvl>
+    <w:lvl w:ilvl="8" w:tentative="1">
+      <w:start w:val="1"/>
+      <w:numFmt w:val="bullet"/>
+      <w:lvlText w:val=""/>
+      <w:lvlJc w:val="left"/>
+      <w:pPr>
+        <w:tabs>
+          <w:tab w:val="num" w:pos="6480"/>
+        </w:tabs>
+        <w:ind w:left="6480" w:hanging="360"/>
+      </w:pPr>
+      <w:rPr>
+        <w:rFonts w:ascii="Wingdings" w:hAnsi="Wingdings" w:hint="default"/>
+        <w:sz w:val="20"/>
+      </w:rPr>
+    </w:lvl>
+  </w:abstractNum>
+  <w:abstractNum w:abstractNumId="13" w15:restartNumberingAfterBreak="0">
+    <w:nsid w:val="443F75C2"/>
+    <w:multiLevelType w:val="multilevel"/>
+    <w:tmpl w:val="DE88B550"/>
+    <w:lvl w:ilvl="0">
+      <w:start w:val="1"/>
+      <w:numFmt w:val="bullet"/>
+      <w:lvlText w:val=""/>
+      <w:lvlJc w:val="left"/>
+      <w:pPr>
+        <w:tabs>
+          <w:tab w:val="num" w:pos="720"/>
+        </w:tabs>
+        <w:ind w:left="720" w:hanging="360"/>
+      </w:pPr>
+      <w:rPr>
+        <w:rFonts w:ascii="Symbol" w:hAnsi="Symbol" w:hint="default"/>
+        <w:sz w:val="20"/>
+      </w:rPr>
+    </w:lvl>
+    <w:lvl w:ilvl="1" w:tentative="1">
+      <w:start w:val="1"/>
+      <w:numFmt w:val="bullet"/>
+      <w:lvlText w:val="o"/>
+      <w:lvlJc w:val="left"/>
+      <w:pPr>
+        <w:tabs>
+          <w:tab w:val="num" w:pos="1440"/>
+        </w:tabs>
+        <w:ind w:left="1440" w:hanging="360"/>
+      </w:pPr>
+      <w:rPr>
+        <w:rFonts w:ascii="Courier New" w:hAnsi="Courier New" w:hint="default"/>
+        <w:sz w:val="20"/>
+      </w:rPr>
+    </w:lvl>
+    <w:lvl w:ilvl="2" w:tentative="1">
+      <w:start w:val="1"/>
+      <w:numFmt w:val="bullet"/>
+      <w:lvlText w:val=""/>
+      <w:lvlJc w:val="left"/>
+      <w:pPr>
+        <w:tabs>
+          <w:tab w:val="num" w:pos="2160"/>
+        </w:tabs>
+        <w:ind w:left="2160" w:hanging="360"/>
+      </w:pPr>
+      <w:rPr>
+        <w:rFonts w:ascii="Wingdings" w:hAnsi="Wingdings" w:hint="default"/>
+        <w:sz w:val="20"/>
+      </w:rPr>
+    </w:lvl>
+    <w:lvl w:ilvl="3" w:tentative="1">
+      <w:start w:val="1"/>
+      <w:numFmt w:val="bullet"/>
+      <w:lvlText w:val=""/>
+      <w:lvlJc w:val="left"/>
+      <w:pPr>
+        <w:tabs>
+          <w:tab w:val="num" w:pos="2880"/>
+        </w:tabs>
+        <w:ind w:left="2880" w:hanging="360"/>
+      </w:pPr>
+      <w:rPr>
+        <w:rFonts w:ascii="Wingdings" w:hAnsi="Wingdings" w:hint="default"/>
+        <w:sz w:val="20"/>
+      </w:rPr>
+    </w:lvl>
+    <w:lvl w:ilvl="4" w:tentative="1">
+      <w:start w:val="1"/>
+      <w:numFmt w:val="bullet"/>
+      <w:lvlText w:val=""/>
+      <w:lvlJc w:val="left"/>
+      <w:pPr>
+        <w:tabs>
+          <w:tab w:val="num" w:pos="3600"/>
+        </w:tabs>
+        <w:ind w:left="3600" w:hanging="360"/>
+      </w:pPr>
+      <w:rPr>
+        <w:rFonts w:ascii="Wingdings" w:hAnsi="Wingdings" w:hint="default"/>
+        <w:sz w:val="20"/>
+      </w:rPr>
+    </w:lvl>
+    <w:lvl w:ilvl="5" w:tentative="1">
+      <w:start w:val="1"/>
+      <w:numFmt w:val="bullet"/>
+      <w:lvlText w:val=""/>
+      <w:lvlJc w:val="left"/>
+      <w:pPr>
+        <w:tabs>
+          <w:tab w:val="num" w:pos="4320"/>
+        </w:tabs>
+        <w:ind w:left="4320" w:hanging="360"/>
+      </w:pPr>
+      <w:rPr>
+        <w:rFonts w:ascii="Wingdings" w:hAnsi="Wingdings" w:hint="default"/>
+        <w:sz w:val="20"/>
+      </w:rPr>
+    </w:lvl>
+    <w:lvl w:ilvl="6" w:tentative="1">
+      <w:start w:val="1"/>
+      <w:numFmt w:val="bullet"/>
+      <w:lvlText w:val=""/>
+      <w:lvlJc w:val="left"/>
+      <w:pPr>
+        <w:tabs>
+          <w:tab w:val="num" w:pos="5040"/>
+        </w:tabs>
+        <w:ind w:left="5040" w:hanging="360"/>
+      </w:pPr>
+      <w:rPr>
+        <w:rFonts w:ascii="Wingdings" w:hAnsi="Wingdings" w:hint="default"/>
+        <w:sz w:val="20"/>
+      </w:rPr>
+    </w:lvl>
+    <w:lvl w:ilvl="7" w:tentative="1">
+      <w:start w:val="1"/>
+      <w:numFmt w:val="bullet"/>
+      <w:lvlText w:val=""/>
+      <w:lvlJc w:val="left"/>
+      <w:pPr>
+        <w:tabs>
+          <w:tab w:val="num" w:pos="5760"/>
+        </w:tabs>
+        <w:ind w:left="5760" w:hanging="360"/>
+      </w:pPr>
+      <w:rPr>
+        <w:rFonts w:ascii="Wingdings" w:hAnsi="Wingdings" w:hint="default"/>
+        <w:sz w:val="20"/>
+      </w:rPr>
+    </w:lvl>
+    <w:lvl w:ilvl="8" w:tentative="1">
+      <w:start w:val="1"/>
+      <w:numFmt w:val="bullet"/>
+      <w:lvlText w:val=""/>
+      <w:lvlJc w:val="left"/>
+      <w:pPr>
+        <w:tabs>
+          <w:tab w:val="num" w:pos="6480"/>
+        </w:tabs>
+        <w:ind w:left="6480" w:hanging="360"/>
+      </w:pPr>
+      <w:rPr>
+        <w:rFonts w:ascii="Wingdings" w:hAnsi="Wingdings" w:hint="default"/>
+        <w:sz w:val="20"/>
+      </w:rPr>
+    </w:lvl>
+  </w:abstractNum>
+  <w:abstractNum w:abstractNumId="14" w15:restartNumberingAfterBreak="0">
+    <w:nsid w:val="4FED0281"/>
+    <w:multiLevelType w:val="multilevel"/>
+    <w:tmpl w:val="87BEF1A8"/>
+    <w:lvl w:ilvl="0">
+      <w:start w:val="1"/>
+      <w:numFmt w:val="bullet"/>
+      <w:lvlText w:val=""/>
+      <w:lvlJc w:val="left"/>
+      <w:pPr>
+        <w:tabs>
+          <w:tab w:val="num" w:pos="720"/>
+        </w:tabs>
+        <w:ind w:left="720" w:hanging="360"/>
+      </w:pPr>
+      <w:rPr>
+        <w:rFonts w:ascii="Symbol" w:hAnsi="Symbol" w:hint="default"/>
+        <w:sz w:val="20"/>
+      </w:rPr>
+    </w:lvl>
+    <w:lvl w:ilvl="1" w:tentative="1">
+      <w:start w:val="1"/>
+      <w:numFmt w:val="bullet"/>
+      <w:lvlText w:val="o"/>
+      <w:lvlJc w:val="left"/>
+      <w:pPr>
+        <w:tabs>
+          <w:tab w:val="num" w:pos="1440"/>
+        </w:tabs>
+        <w:ind w:left="1440" w:hanging="360"/>
+      </w:pPr>
+      <w:rPr>
+        <w:rFonts w:ascii="Courier New" w:hAnsi="Courier New" w:hint="default"/>
+        <w:sz w:val="20"/>
+      </w:rPr>
+    </w:lvl>
+    <w:lvl w:ilvl="2" w:tentative="1">
+      <w:start w:val="1"/>
+      <w:numFmt w:val="bullet"/>
+      <w:lvlText w:val=""/>
+      <w:lvlJc w:val="left"/>
+      <w:pPr>
+        <w:tabs>
+          <w:tab w:val="num" w:pos="2160"/>
+        </w:tabs>
+        <w:ind w:left="2160" w:hanging="360"/>
+      </w:pPr>
+      <w:rPr>
+        <w:rFonts w:ascii="Wingdings" w:hAnsi="Wingdings" w:hint="default"/>
+        <w:sz w:val="20"/>
+      </w:rPr>
+    </w:lvl>
+    <w:lvl w:ilvl="3" w:tentative="1">
+      <w:start w:val="1"/>
+      <w:numFmt w:val="bullet"/>
+      <w:lvlText w:val=""/>
+      <w:lvlJc w:val="left"/>
+      <w:pPr>
+        <w:tabs>
+          <w:tab w:val="num" w:pos="2880"/>
+        </w:tabs>
+        <w:ind w:left="2880" w:hanging="360"/>
+      </w:pPr>
+      <w:rPr>
+        <w:rFonts w:ascii="Wingdings" w:hAnsi="Wingdings" w:hint="default"/>
+        <w:sz w:val="20"/>
+      </w:rPr>
+    </w:lvl>
+    <w:lvl w:ilvl="4" w:tentative="1">
+      <w:start w:val="1"/>
+      <w:numFmt w:val="bullet"/>
+      <w:lvlText w:val=""/>
+      <w:lvlJc w:val="left"/>
+      <w:pPr>
+        <w:tabs>
+          <w:tab w:val="num" w:pos="3600"/>
+        </w:tabs>
+        <w:ind w:left="3600" w:hanging="360"/>
+      </w:pPr>
+      <w:rPr>
+        <w:rFonts w:ascii="Wingdings" w:hAnsi="Wingdings" w:hint="default"/>
+        <w:sz w:val="20"/>
+      </w:rPr>
+    </w:lvl>
+    <w:lvl w:ilvl="5" w:tentative="1">
+      <w:start w:val="1"/>
+      <w:numFmt w:val="bullet"/>
+      <w:lvlText w:val=""/>
+      <w:lvlJc w:val="left"/>
+      <w:pPr>
+        <w:tabs>
+          <w:tab w:val="num" w:pos="4320"/>
+        </w:tabs>
+        <w:ind w:left="4320" w:hanging="360"/>
+      </w:pPr>
+      <w:rPr>
+        <w:rFonts w:ascii="Wingdings" w:hAnsi="Wingdings" w:hint="default"/>
+        <w:sz w:val="20"/>
+      </w:rPr>
+    </w:lvl>
+    <w:lvl w:ilvl="6" w:tentative="1">
+      <w:start w:val="1"/>
+      <w:numFmt w:val="bullet"/>
+      <w:lvlText w:val=""/>
+      <w:lvlJc w:val="left"/>
+      <w:pPr>
+        <w:tabs>
+          <w:tab w:val="num" w:pos="5040"/>
+        </w:tabs>
+        <w:ind w:left="5040" w:hanging="360"/>
+      </w:pPr>
+      <w:rPr>
+        <w:rFonts w:ascii="Wingdings" w:hAnsi="Wingdings" w:hint="default"/>
+        <w:sz w:val="20"/>
+      </w:rPr>
+    </w:lvl>
+    <w:lvl w:ilvl="7" w:tentative="1">
+      <w:start w:val="1"/>
+      <w:numFmt w:val="bullet"/>
+      <w:lvlText w:val=""/>
+      <w:lvlJc w:val="left"/>
+      <w:pPr>
+        <w:tabs>
+          <w:tab w:val="num" w:pos="5760"/>
+        </w:tabs>
+        <w:ind w:left="5760" w:hanging="360"/>
+      </w:pPr>
+      <w:rPr>
+        <w:rFonts w:ascii="Wingdings" w:hAnsi="Wingdings" w:hint="default"/>
+        <w:sz w:val="20"/>
+      </w:rPr>
+    </w:lvl>
+    <w:lvl w:ilvl="8" w:tentative="1">
+      <w:start w:val="1"/>
+      <w:numFmt w:val="bullet"/>
+      <w:lvlText w:val=""/>
+      <w:lvlJc w:val="left"/>
+      <w:pPr>
+        <w:tabs>
+          <w:tab w:val="num" w:pos="6480"/>
+        </w:tabs>
+        <w:ind w:left="6480" w:hanging="360"/>
+      </w:pPr>
+      <w:rPr>
+        <w:rFonts w:ascii="Wingdings" w:hAnsi="Wingdings" w:hint="default"/>
+        <w:sz w:val="20"/>
+      </w:rPr>
+    </w:lvl>
+  </w:abstractNum>
+  <w:abstractNum w:abstractNumId="15" w15:restartNumberingAfterBreak="0">
+    <w:nsid w:val="50BF01DF"/>
+    <w:multiLevelType w:val="multilevel"/>
+    <w:tmpl w:val="DE54C686"/>
+    <w:lvl w:ilvl="0">
+      <w:start w:val="1"/>
+      <w:numFmt w:val="bullet"/>
+      <w:lvlText w:val=""/>
+      <w:lvlJc w:val="left"/>
+      <w:pPr>
+        <w:tabs>
+          <w:tab w:val="num" w:pos="720"/>
+        </w:tabs>
+        <w:ind w:left="720" w:hanging="360"/>
+      </w:pPr>
+      <w:rPr>
+        <w:rFonts w:ascii="Symbol" w:hAnsi="Symbol" w:hint="default"/>
+        <w:sz w:val="20"/>
+      </w:rPr>
+    </w:lvl>
+    <w:lvl w:ilvl="1" w:tentative="1">
+      <w:start w:val="1"/>
+      <w:numFmt w:val="bullet"/>
+      <w:lvlText w:val="o"/>
+      <w:lvlJc w:val="left"/>
+      <w:pPr>
+        <w:tabs>
+          <w:tab w:val="num" w:pos="1440"/>
+        </w:tabs>
+        <w:ind w:left="1440" w:hanging="360"/>
+      </w:pPr>
+      <w:rPr>
+        <w:rFonts w:ascii="Courier New" w:hAnsi="Courier New" w:hint="default"/>
+        <w:sz w:val="20"/>
+      </w:rPr>
+    </w:lvl>
+    <w:lvl w:ilvl="2" w:tentative="1">
+      <w:start w:val="1"/>
+      <w:numFmt w:val="bullet"/>
+      <w:lvlText w:val=""/>
+      <w:lvlJc w:val="left"/>
+      <w:pPr>
+        <w:tabs>
+          <w:tab w:val="num" w:pos="2160"/>
+        </w:tabs>
+        <w:ind w:left="2160" w:hanging="360"/>
+      </w:pPr>
+      <w:rPr>
+        <w:rFonts w:ascii="Wingdings" w:hAnsi="Wingdings" w:hint="default"/>
+        <w:sz w:val="20"/>
+      </w:rPr>
+    </w:lvl>
+    <w:lvl w:ilvl="3" w:tentative="1">
+      <w:start w:val="1"/>
+      <w:numFmt w:val="bullet"/>
+      <w:lvlText w:val=""/>
+      <w:lvlJc w:val="left"/>
+      <w:pPr>
+        <w:tabs>
+          <w:tab w:val="num" w:pos="2880"/>
+        </w:tabs>
+        <w:ind w:left="2880" w:hanging="360"/>
+      </w:pPr>
+      <w:rPr>
+        <w:rFonts w:ascii="Wingdings" w:hAnsi="Wingdings" w:hint="default"/>
+        <w:sz w:val="20"/>
+      </w:rPr>
+    </w:lvl>
+    <w:lvl w:ilvl="4" w:tentative="1">
+      <w:start w:val="1"/>
+      <w:numFmt w:val="bullet"/>
+      <w:lvlText w:val=""/>
+      <w:lvlJc w:val="left"/>
+      <w:pPr>
+        <w:tabs>
+          <w:tab w:val="num" w:pos="3600"/>
+        </w:tabs>
+        <w:ind w:left="3600" w:hanging="360"/>
+      </w:pPr>
+      <w:rPr>
+        <w:rFonts w:ascii="Wingdings" w:hAnsi="Wingdings" w:hint="default"/>
+        <w:sz w:val="20"/>
+      </w:rPr>
+    </w:lvl>
+    <w:lvl w:ilvl="5" w:tentative="1">
+      <w:start w:val="1"/>
+      <w:numFmt w:val="bullet"/>
+      <w:lvlText w:val=""/>
+      <w:lvlJc w:val="left"/>
+      <w:pPr>
+        <w:tabs>
+          <w:tab w:val="num" w:pos="4320"/>
+        </w:tabs>
+        <w:ind w:left="4320" w:hanging="360"/>
+      </w:pPr>
+      <w:rPr>
+        <w:rFonts w:ascii="Wingdings" w:hAnsi="Wingdings" w:hint="default"/>
+        <w:sz w:val="20"/>
+      </w:rPr>
+    </w:lvl>
+    <w:lvl w:ilvl="6" w:tentative="1">
+      <w:start w:val="1"/>
+      <w:numFmt w:val="bullet"/>
+      <w:lvlText w:val=""/>
+      <w:lvlJc w:val="left"/>
+      <w:pPr>
+        <w:tabs>
+          <w:tab w:val="num" w:pos="5040"/>
+        </w:tabs>
+        <w:ind w:left="5040" w:hanging="360"/>
+      </w:pPr>
+      <w:rPr>
+        <w:rFonts w:ascii="Wingdings" w:hAnsi="Wingdings" w:hint="default"/>
+        <w:sz w:val="20"/>
+      </w:rPr>
+    </w:lvl>
+    <w:lvl w:ilvl="7" w:tentative="1">
+      <w:start w:val="1"/>
+      <w:numFmt w:val="bullet"/>
+      <w:lvlText w:val=""/>
+      <w:lvlJc w:val="left"/>
+      <w:pPr>
+        <w:tabs>
+          <w:tab w:val="num" w:pos="5760"/>
+        </w:tabs>
+        <w:ind w:left="5760" w:hanging="360"/>
+      </w:pPr>
+      <w:rPr>
+        <w:rFonts w:ascii="Wingdings" w:hAnsi="Wingdings" w:hint="default"/>
+        <w:sz w:val="20"/>
+      </w:rPr>
+    </w:lvl>
+    <w:lvl w:ilvl="8" w:tentative="1">
+      <w:start w:val="1"/>
+      <w:numFmt w:val="bullet"/>
+      <w:lvlText w:val=""/>
+      <w:lvlJc w:val="left"/>
+      <w:pPr>
+        <w:tabs>
+          <w:tab w:val="num" w:pos="6480"/>
+        </w:tabs>
+        <w:ind w:left="6480" w:hanging="360"/>
+      </w:pPr>
+      <w:rPr>
+        <w:rFonts w:ascii="Wingdings" w:hAnsi="Wingdings" w:hint="default"/>
+        <w:sz w:val="20"/>
+      </w:rPr>
+    </w:lvl>
+  </w:abstractNum>
+  <w:abstractNum w:abstractNumId="16" w15:restartNumberingAfterBreak="0">
+    <w:nsid w:val="57105246"/>
+    <w:multiLevelType w:val="multilevel"/>
+    <w:tmpl w:val="2A125514"/>
+    <w:lvl w:ilvl="0">
+      <w:start w:val="1"/>
+      <w:numFmt w:val="decimal"/>
+      <w:lvlText w:val="%1."/>
+      <w:lvlJc w:val="left"/>
+      <w:pPr>
+        <w:tabs>
+          <w:tab w:val="num" w:pos="0"/>
+        </w:tabs>
+        <w:ind w:left="720" w:hanging="360"/>
+      </w:pPr>
+    </w:lvl>
+    <w:lvl w:ilvl="1">
+      <w:start w:val="1"/>
+      <w:numFmt w:val="lowerLetter"/>
+      <w:lvlText w:val="%2."/>
+      <w:lvlJc w:val="left"/>
+      <w:pPr>
+        <w:tabs>
+          <w:tab w:val="num" w:pos="0"/>
+        </w:tabs>
+        <w:ind w:left="1440" w:hanging="360"/>
+      </w:pPr>
+    </w:lvl>
+    <w:lvl w:ilvl="2">
+      <w:start w:val="1"/>
+      <w:numFmt w:val="lowerRoman"/>
+      <w:lvlText w:val="%3."/>
+      <w:lvlJc w:val="right"/>
+      <w:pPr>
+        <w:tabs>
+          <w:tab w:val="num" w:pos="0"/>
+        </w:tabs>
+        <w:ind w:left="2160" w:hanging="180"/>
+      </w:pPr>
+    </w:lvl>
+    <w:lvl w:ilvl="3">
+      <w:start w:val="1"/>
+      <w:numFmt w:val="decimal"/>
+      <w:lvlText w:val="%4."/>
+      <w:lvlJc w:val="left"/>
+      <w:pPr>
+        <w:tabs>
+          <w:tab w:val="num" w:pos="0"/>
+        </w:tabs>
+        <w:ind w:left="2880" w:hanging="360"/>
+      </w:pPr>
+    </w:lvl>
+    <w:lvl w:ilvl="4">
+      <w:start w:val="1"/>
+      <w:numFmt w:val="lowerLetter"/>
+      <w:lvlText w:val="%5."/>
+      <w:lvlJc w:val="left"/>
+      <w:pPr>
+        <w:tabs>
+          <w:tab w:val="num" w:pos="0"/>
+        </w:tabs>
+        <w:ind w:left="3600" w:hanging="360"/>
+      </w:pPr>
+    </w:lvl>
+    <w:lvl w:ilvl="5">
+      <w:start w:val="1"/>
+      <w:numFmt w:val="lowerRoman"/>
+      <w:lvlText w:val="%6."/>
+      <w:lvlJc w:val="right"/>
+      <w:pPr>
+        <w:tabs>
+          <w:tab w:val="num" w:pos="0"/>
+        </w:tabs>
+        <w:ind w:left="4320" w:hanging="180"/>
+      </w:pPr>
+    </w:lvl>
+    <w:lvl w:ilvl="6">
+      <w:start w:val="1"/>
+      <w:numFmt w:val="decimal"/>
+      <w:lvlText w:val="%7."/>
+      <w:lvlJc w:val="left"/>
+      <w:pPr>
+        <w:tabs>
+          <w:tab w:val="num" w:pos="0"/>
+        </w:tabs>
+        <w:ind w:left="5040" w:hanging="360"/>
+      </w:pPr>
+    </w:lvl>
+    <w:lvl w:ilvl="7">
+      <w:start w:val="1"/>
+      <w:numFmt w:val="lowerLetter"/>
+      <w:lvlText w:val="%8."/>
+      <w:lvlJc w:val="left"/>
+      <w:pPr>
+        <w:tabs>
+          <w:tab w:val="num" w:pos="0"/>
+        </w:tabs>
+        <w:ind w:left="5760" w:hanging="360"/>
+      </w:pPr>
+    </w:lvl>
+    <w:lvl w:ilvl="8">
+      <w:start w:val="1"/>
+      <w:numFmt w:val="lowerRoman"/>
+      <w:lvlText w:val="%9."/>
+      <w:lvlJc w:val="right"/>
+      <w:pPr>
+        <w:tabs>
+          <w:tab w:val="num" w:pos="0"/>
+        </w:tabs>
+        <w:ind w:left="6480" w:hanging="180"/>
+      </w:pPr>
+    </w:lvl>
+  </w:abstractNum>
+  <w:abstractNum w:abstractNumId="17" w15:restartNumberingAfterBreak="0">
+    <w:nsid w:val="67991E19"/>
+    <w:multiLevelType w:val="multilevel"/>
+    <w:tmpl w:val="D258042E"/>
+    <w:lvl w:ilvl="0">
+      <w:start w:val="1"/>
+      <w:numFmt w:val="bullet"/>
+      <w:lvlText w:val=""/>
+      <w:lvlJc w:val="left"/>
+      <w:pPr>
+        <w:tabs>
+          <w:tab w:val="num" w:pos="720"/>
+        </w:tabs>
+        <w:ind w:left="720" w:hanging="360"/>
+      </w:pPr>
+      <w:rPr>
+        <w:rFonts w:ascii="Symbol" w:hAnsi="Symbol" w:hint="default"/>
+        <w:sz w:val="20"/>
+      </w:rPr>
+    </w:lvl>
+    <w:lvl w:ilvl="1" w:tentative="1">
+      <w:start w:val="1"/>
+      <w:numFmt w:val="bullet"/>
+      <w:lvlText w:val="o"/>
+      <w:lvlJc w:val="left"/>
+      <w:pPr>
+        <w:tabs>
+          <w:tab w:val="num" w:pos="1440"/>
+        </w:tabs>
+        <w:ind w:left="1440" w:hanging="360"/>
+      </w:pPr>
+      <w:rPr>
+        <w:rFonts w:ascii="Courier New" w:hAnsi="Courier New" w:hint="default"/>
+        <w:sz w:val="20"/>
+      </w:rPr>
+    </w:lvl>
+    <w:lvl w:ilvl="2" w:tentative="1">
+      <w:start w:val="1"/>
+      <w:numFmt w:val="bullet"/>
+      <w:lvlText w:val=""/>
+      <w:lvlJc w:val="left"/>
+      <w:pPr>
+        <w:tabs>
+          <w:tab w:val="num" w:pos="2160"/>
+        </w:tabs>
+        <w:ind w:left="2160" w:hanging="360"/>
+      </w:pPr>
+      <w:rPr>
+        <w:rFonts w:ascii="Wingdings" w:hAnsi="Wingdings" w:hint="default"/>
+        <w:sz w:val="20"/>
+      </w:rPr>
+    </w:lvl>
+    <w:lvl w:ilvl="3" w:tentative="1">
+      <w:start w:val="1"/>
+      <w:numFmt w:val="bullet"/>
+      <w:lvlText w:val=""/>
+      <w:lvlJc w:val="left"/>
+      <w:pPr>
+        <w:tabs>
+          <w:tab w:val="num" w:pos="2880"/>
+        </w:tabs>
+        <w:ind w:left="2880" w:hanging="360"/>
+      </w:pPr>
+      <w:rPr>
+        <w:rFonts w:ascii="Wingdings" w:hAnsi="Wingdings" w:hint="default"/>
+        <w:sz w:val="20"/>
+      </w:rPr>
+    </w:lvl>
+    <w:lvl w:ilvl="4" w:tentative="1">
+      <w:start w:val="1"/>
+      <w:numFmt w:val="bullet"/>
+      <w:lvlText w:val=""/>
+      <w:lvlJc w:val="left"/>
+      <w:pPr>
+        <w:tabs>
+          <w:tab w:val="num" w:pos="3600"/>
+        </w:tabs>
+        <w:ind w:left="3600" w:hanging="360"/>
+      </w:pPr>
+      <w:rPr>
+        <w:rFonts w:ascii="Wingdings" w:hAnsi="Wingdings" w:hint="default"/>
+        <w:sz w:val="20"/>
+      </w:rPr>
+    </w:lvl>
+    <w:lvl w:ilvl="5" w:tentative="1">
+      <w:start w:val="1"/>
+      <w:numFmt w:val="bullet"/>
+      <w:lvlText w:val=""/>
+      <w:lvlJc w:val="left"/>
+      <w:pPr>
+        <w:tabs>
+          <w:tab w:val="num" w:pos="4320"/>
+        </w:tabs>
+        <w:ind w:left="4320" w:hanging="360"/>
+      </w:pPr>
+      <w:rPr>
+        <w:rFonts w:ascii="Wingdings" w:hAnsi="Wingdings" w:hint="default"/>
+        <w:sz w:val="20"/>
+      </w:rPr>
+    </w:lvl>
+    <w:lvl w:ilvl="6" w:tentative="1">
+      <w:start w:val="1"/>
+      <w:numFmt w:val="bullet"/>
+      <w:lvlText w:val=""/>
+      <w:lvlJc w:val="left"/>
+      <w:pPr>
+        <w:tabs>
+          <w:tab w:val="num" w:pos="5040"/>
+        </w:tabs>
+        <w:ind w:left="5040" w:hanging="360"/>
+      </w:pPr>
+      <w:rPr>
+        <w:rFonts w:ascii="Wingdings" w:hAnsi="Wingdings" w:hint="default"/>
+        <w:sz w:val="20"/>
+      </w:rPr>
+    </w:lvl>
+    <w:lvl w:ilvl="7" w:tentative="1">
+      <w:start w:val="1"/>
+      <w:numFmt w:val="bullet"/>
+      <w:lvlText w:val=""/>
+      <w:lvlJc w:val="left"/>
+      <w:pPr>
+        <w:tabs>
+          <w:tab w:val="num" w:pos="5760"/>
+        </w:tabs>
+        <w:ind w:left="5760" w:hanging="360"/>
+      </w:pPr>
+      <w:rPr>
+        <w:rFonts w:ascii="Wingdings" w:hAnsi="Wingdings" w:hint="default"/>
+        <w:sz w:val="20"/>
+      </w:rPr>
+    </w:lvl>
+    <w:lvl w:ilvl="8" w:tentative="1">
+      <w:start w:val="1"/>
+      <w:numFmt w:val="bullet"/>
+      <w:lvlText w:val=""/>
+      <w:lvlJc w:val="left"/>
+      <w:pPr>
+        <w:tabs>
+          <w:tab w:val="num" w:pos="6480"/>
+        </w:tabs>
+        <w:ind w:left="6480" w:hanging="360"/>
+      </w:pPr>
+      <w:rPr>
+        <w:rFonts w:ascii="Wingdings" w:hAnsi="Wingdings" w:hint="default"/>
+        <w:sz w:val="20"/>
+      </w:rPr>
+    </w:lvl>
+  </w:abstractNum>
+  <w:abstractNum w:abstractNumId="18" w15:restartNumberingAfterBreak="0">
+    <w:nsid w:val="71F91B03"/>
+    <w:multiLevelType w:val="multilevel"/>
+    <w:tmpl w:val="CD04C352"/>
+    <w:lvl w:ilvl="0">
+      <w:start w:val="1"/>
+      <w:numFmt w:val="bullet"/>
+      <w:lvlText w:val=""/>
+      <w:lvlJc w:val="left"/>
+      <w:pPr>
+        <w:tabs>
+          <w:tab w:val="num" w:pos="720"/>
+        </w:tabs>
+        <w:ind w:left="720" w:hanging="360"/>
+      </w:pPr>
+      <w:rPr>
+        <w:rFonts w:ascii="Symbol" w:hAnsi="Symbol" w:hint="default"/>
+        <w:sz w:val="20"/>
+      </w:rPr>
+    </w:lvl>
+    <w:lvl w:ilvl="1" w:tentative="1">
+      <w:start w:val="1"/>
+      <w:numFmt w:val="bullet"/>
+      <w:lvlText w:val="o"/>
+      <w:lvlJc w:val="left"/>
+      <w:pPr>
+        <w:tabs>
+          <w:tab w:val="num" w:pos="1440"/>
+        </w:tabs>
+        <w:ind w:left="1440" w:hanging="360"/>
+      </w:pPr>
+      <w:rPr>
+        <w:rFonts w:ascii="Courier New" w:hAnsi="Courier New" w:hint="default"/>
+        <w:sz w:val="20"/>
+      </w:rPr>
+    </w:lvl>
+    <w:lvl w:ilvl="2" w:tentative="1">
+      <w:start w:val="1"/>
+      <w:numFmt w:val="bullet"/>
+      <w:lvlText w:val=""/>
+      <w:lvlJc w:val="left"/>
+      <w:pPr>
+        <w:tabs>
+          <w:tab w:val="num" w:pos="2160"/>
+        </w:tabs>
+        <w:ind w:left="2160" w:hanging="360"/>
+      </w:pPr>
+      <w:rPr>
+        <w:rFonts w:ascii="Wingdings" w:hAnsi="Wingdings" w:hint="default"/>
+        <w:sz w:val="20"/>
+      </w:rPr>
+    </w:lvl>
+    <w:lvl w:ilvl="3" w:tentative="1">
+      <w:start w:val="1"/>
+      <w:numFmt w:val="bullet"/>
+      <w:lvlText w:val=""/>
+      <w:lvlJc w:val="left"/>
+      <w:pPr>
+        <w:tabs>
+          <w:tab w:val="num" w:pos="2880"/>
+        </w:tabs>
+        <w:ind w:left="2880" w:hanging="360"/>
+      </w:pPr>
+      <w:rPr>
+        <w:rFonts w:ascii="Wingdings" w:hAnsi="Wingdings" w:hint="default"/>
+        <w:sz w:val="20"/>
+      </w:rPr>
+    </w:lvl>
+    <w:lvl w:ilvl="4" w:tentative="1">
+      <w:start w:val="1"/>
+      <w:numFmt w:val="bullet"/>
+      <w:lvlText w:val=""/>
+      <w:lvlJc w:val="left"/>
+      <w:pPr>
+        <w:tabs>
+          <w:tab w:val="num" w:pos="3600"/>
+        </w:tabs>
+        <w:ind w:left="3600" w:hanging="360"/>
+      </w:pPr>
+      <w:rPr>
+        <w:rFonts w:ascii="Wingdings" w:hAnsi="Wingdings" w:hint="default"/>
+        <w:sz w:val="20"/>
+      </w:rPr>
+    </w:lvl>
+    <w:lvl w:ilvl="5" w:tentative="1">
+      <w:start w:val="1"/>
+      <w:numFmt w:val="bullet"/>
+      <w:lvlText w:val=""/>
+      <w:lvlJc w:val="left"/>
+      <w:pPr>
+        <w:tabs>
+          <w:tab w:val="num" w:pos="4320"/>
+        </w:tabs>
+        <w:ind w:left="4320" w:hanging="360"/>
+      </w:pPr>
+      <w:rPr>
+        <w:rFonts w:ascii="Wingdings" w:hAnsi="Wingdings" w:hint="default"/>
+        <w:sz w:val="20"/>
+      </w:rPr>
+    </w:lvl>
+    <w:lvl w:ilvl="6" w:tentative="1">
+      <w:start w:val="1"/>
+      <w:numFmt w:val="bullet"/>
+      <w:lvlText w:val=""/>
+      <w:lvlJc w:val="left"/>
+      <w:pPr>
+        <w:tabs>
+          <w:tab w:val="num" w:pos="5040"/>
+        </w:tabs>
+        <w:ind w:left="5040" w:hanging="360"/>
+      </w:pPr>
+      <w:rPr>
+        <w:rFonts w:ascii="Wingdings" w:hAnsi="Wingdings" w:hint="default"/>
+        <w:sz w:val="20"/>
+      </w:rPr>
+    </w:lvl>
+    <w:lvl w:ilvl="7" w:tentative="1">
+      <w:start w:val="1"/>
+      <w:numFmt w:val="bullet"/>
+      <w:lvlText w:val=""/>
+      <w:lvlJc w:val="left"/>
+      <w:pPr>
+        <w:tabs>
+          <w:tab w:val="num" w:pos="5760"/>
+        </w:tabs>
+        <w:ind w:left="5760" w:hanging="360"/>
+      </w:pPr>
+      <w:rPr>
+        <w:rFonts w:ascii="Wingdings" w:hAnsi="Wingdings" w:hint="default"/>
+        <w:sz w:val="20"/>
+      </w:rPr>
+    </w:lvl>
+    <w:lvl w:ilvl="8" w:tentative="1">
+      <w:start w:val="1"/>
+      <w:numFmt w:val="bullet"/>
+      <w:lvlText w:val=""/>
+      <w:lvlJc w:val="left"/>
+      <w:pPr>
+        <w:tabs>
+          <w:tab w:val="num" w:pos="6480"/>
+        </w:tabs>
+        <w:ind w:left="6480" w:hanging="360"/>
+      </w:pPr>
+      <w:rPr>
+        <w:rFonts w:ascii="Wingdings" w:hAnsi="Wingdings" w:hint="default"/>
+        <w:sz w:val="20"/>
+      </w:rPr>
+    </w:lvl>
+  </w:abstractNum>
+  <w:abstractNum w:abstractNumId="19" w15:restartNumberingAfterBreak="0">
+    <w:nsid w:val="7D016996"/>
+    <w:multiLevelType w:val="multilevel"/>
+    <w:tmpl w:val="C7F0E7C2"/>
+    <w:lvl w:ilvl="0">
+      <w:start w:val="1"/>
+      <w:numFmt w:val="bullet"/>
+      <w:lvlText w:val=""/>
+      <w:lvlJc w:val="left"/>
+      <w:pPr>
+        <w:tabs>
+          <w:tab w:val="num" w:pos="720"/>
+        </w:tabs>
+        <w:ind w:left="720" w:hanging="360"/>
+      </w:pPr>
+      <w:rPr>
+        <w:rFonts w:ascii="Symbol" w:hAnsi="Symbol" w:hint="default"/>
+        <w:sz w:val="20"/>
+      </w:rPr>
+    </w:lvl>
+    <w:lvl w:ilvl="1" w:tentative="1">
+      <w:start w:val="1"/>
+      <w:numFmt w:val="bullet"/>
+      <w:lvlText w:val="o"/>
+      <w:lvlJc w:val="left"/>
+      <w:pPr>
+        <w:tabs>
+          <w:tab w:val="num" w:pos="1440"/>
+        </w:tabs>
+        <w:ind w:left="1440" w:hanging="360"/>
+      </w:pPr>
+      <w:rPr>
+        <w:rFonts w:ascii="Courier New" w:hAnsi="Courier New" w:hint="default"/>
+        <w:sz w:val="20"/>
+      </w:rPr>
+    </w:lvl>
+    <w:lvl w:ilvl="2" w:tentative="1">
+      <w:start w:val="1"/>
+      <w:numFmt w:val="bullet"/>
+      <w:lvlText w:val=""/>
+      <w:lvlJc w:val="left"/>
+      <w:pPr>
+        <w:tabs>
+          <w:tab w:val="num" w:pos="2160"/>
+        </w:tabs>
+        <w:ind w:left="2160" w:hanging="360"/>
+      </w:pPr>
+      <w:rPr>
+        <w:rFonts w:ascii="Wingdings" w:hAnsi="Wingdings" w:hint="default"/>
+        <w:sz w:val="20"/>
+      </w:rPr>
+    </w:lvl>
+    <w:lvl w:ilvl="3" w:tentative="1">
+      <w:start w:val="1"/>
+      <w:numFmt w:val="bullet"/>
+      <w:lvlText w:val=""/>
+      <w:lvlJc w:val="left"/>
+      <w:pPr>
+        <w:tabs>
+          <w:tab w:val="num" w:pos="2880"/>
+        </w:tabs>
+        <w:ind w:left="2880" w:hanging="360"/>
+      </w:pPr>
+      <w:rPr>
+        <w:rFonts w:ascii="Wingdings" w:hAnsi="Wingdings" w:hint="default"/>
+        <w:sz w:val="20"/>
+      </w:rPr>
+    </w:lvl>
+    <w:lvl w:ilvl="4" w:tentative="1">
+      <w:start w:val="1"/>
+      <w:numFmt w:val="bullet"/>
+      <w:lvlText w:val=""/>
+      <w:lvlJc w:val="left"/>
+      <w:pPr>
+        <w:tabs>
+          <w:tab w:val="num" w:pos="3600"/>
+        </w:tabs>
+        <w:ind w:left="3600" w:hanging="360"/>
+      </w:pPr>
+      <w:rPr>
+        <w:rFonts w:ascii="Wingdings" w:hAnsi="Wingdings" w:hint="default"/>
+        <w:sz w:val="20"/>
+      </w:rPr>
+    </w:lvl>
+    <w:lvl w:ilvl="5" w:tentative="1">
+      <w:start w:val="1"/>
+      <w:numFmt w:val="bullet"/>
+      <w:lvlText w:val=""/>
+      <w:lvlJc w:val="left"/>
+      <w:pPr>
+        <w:tabs>
+          <w:tab w:val="num" w:pos="4320"/>
+        </w:tabs>
+        <w:ind w:left="4320" w:hanging="360"/>
+      </w:pPr>
+      <w:rPr>
+        <w:rFonts w:ascii="Wingdings" w:hAnsi="Wingdings" w:hint="default"/>
+        <w:sz w:val="20"/>
+      </w:rPr>
+    </w:lvl>
+    <w:lvl w:ilvl="6" w:tentative="1">
+      <w:start w:val="1"/>
+      <w:numFmt w:val="bullet"/>
+      <w:lvlText w:val=""/>
+      <w:lvlJc w:val="left"/>
+      <w:pPr>
+        <w:tabs>
+          <w:tab w:val="num" w:pos="5040"/>
+        </w:tabs>
+        <w:ind w:left="5040" w:hanging="360"/>
+      </w:pPr>
+      <w:rPr>
+        <w:rFonts w:ascii="Wingdings" w:hAnsi="Wingdings" w:hint="default"/>
+        <w:sz w:val="20"/>
+      </w:rPr>
+    </w:lvl>
+    <w:lvl w:ilvl="7" w:tentative="1">
+      <w:start w:val="1"/>
+      <w:numFmt w:val="bullet"/>
+      <w:lvlText w:val=""/>
+      <w:lvlJc w:val="left"/>
+      <w:pPr>
+        <w:tabs>
+          <w:tab w:val="num" w:pos="5760"/>
+        </w:tabs>
+        <w:ind w:left="5760" w:hanging="360"/>
+      </w:pPr>
+      <w:rPr>
+        <w:rFonts w:ascii="Wingdings" w:hAnsi="Wingdings" w:hint="default"/>
+        <w:sz w:val="20"/>
+      </w:rPr>
+    </w:lvl>
+    <w:lvl w:ilvl="8" w:tentative="1">
+      <w:start w:val="1"/>
+      <w:numFmt w:val="bullet"/>
+      <w:lvlText w:val=""/>
+      <w:lvlJc w:val="left"/>
+      <w:pPr>
+        <w:tabs>
+          <w:tab w:val="num" w:pos="6480"/>
+        </w:tabs>
+        <w:ind w:left="6480" w:hanging="360"/>
+      </w:pPr>
+      <w:rPr>
+        <w:rFonts w:ascii="Wingdings" w:hAnsi="Wingdings" w:hint="default"/>
+        <w:sz w:val="20"/>
+      </w:rPr>
+    </w:lvl>
+  </w:abstractNum>
   <w:num w:numId="1" w16cid:durableId="745997317">
+    <w:abstractNumId w:val="11"/>
+  </w:num>
+  <w:num w:numId="2" w16cid:durableId="952443176">
+    <w:abstractNumId w:val="2"/>
+  </w:num>
+  <w:num w:numId="3" w16cid:durableId="1598366763">
+    <w:abstractNumId w:val="11"/>
+    <w:lvlOverride w:ilvl="0">
+      <w:lvl w:ilvl="0">
+        <w:start w:val="1"/>
+        <w:numFmt w:val="decimal"/>
+        <w:lvlText w:val="%1."/>
+        <w:lvlJc w:val="left"/>
+        <w:pPr>
+          <w:tabs>
+            <w:tab w:val="num" w:pos="0"/>
+          </w:tabs>
+          <w:ind w:left="360" w:firstLine="0"/>
+        </w:pPr>
+        <w:rPr>
+          <w:rFonts w:hint="default"/>
+        </w:rPr>
+      </w:lvl>
+    </w:lvlOverride>
+    <w:lvlOverride w:ilvl="1">
+      <w:lvl w:ilvl="1">
+        <w:start w:val="1"/>
+        <w:numFmt w:val="lowerLetter"/>
+        <w:lvlText w:val="%2."/>
+        <w:lvlJc w:val="left"/>
+        <w:pPr>
+          <w:tabs>
+            <w:tab w:val="num" w:pos="0"/>
+          </w:tabs>
+          <w:ind w:left="1440" w:hanging="360"/>
+        </w:pPr>
+        <w:rPr>
+          <w:rFonts w:hint="default"/>
+        </w:rPr>
+      </w:lvl>
+    </w:lvlOverride>
+    <w:lvlOverride w:ilvl="2">
+      <w:lvl w:ilvl="2">
+        <w:start w:val="1"/>
+        <w:numFmt w:val="lowerRoman"/>
+        <w:lvlText w:val="%3."/>
+        <w:lvlJc w:val="right"/>
+        <w:pPr>
+          <w:tabs>
+            <w:tab w:val="num" w:pos="0"/>
+          </w:tabs>
+          <w:ind w:left="2160" w:hanging="180"/>
+        </w:pPr>
+        <w:rPr>
+          <w:rFonts w:hint="default"/>
+        </w:rPr>
+      </w:lvl>
+    </w:lvlOverride>
+    <w:lvlOverride w:ilvl="3">
+      <w:lvl w:ilvl="3">
+        <w:start w:val="1"/>
+        <w:numFmt w:val="decimal"/>
+        <w:lvlText w:val="%4."/>
+        <w:lvlJc w:val="left"/>
+        <w:pPr>
+          <w:tabs>
+            <w:tab w:val="num" w:pos="0"/>
+          </w:tabs>
+          <w:ind w:left="2880" w:hanging="360"/>
+        </w:pPr>
+        <w:rPr>
+          <w:rFonts w:hint="default"/>
+        </w:rPr>
+      </w:lvl>
+    </w:lvlOverride>
+    <w:lvlOverride w:ilvl="4">
+      <w:lvl w:ilvl="4">
+        <w:start w:val="1"/>
+        <w:numFmt w:val="lowerLetter"/>
+        <w:lvlText w:val="%5."/>
+        <w:lvlJc w:val="left"/>
+        <w:pPr>
+          <w:tabs>
+            <w:tab w:val="num" w:pos="0"/>
+          </w:tabs>
+          <w:ind w:left="3600" w:hanging="360"/>
+        </w:pPr>
+        <w:rPr>
+          <w:rFonts w:hint="default"/>
+        </w:rPr>
+      </w:lvl>
+    </w:lvlOverride>
+    <w:lvlOverride w:ilvl="5">
+      <w:lvl w:ilvl="5">
+        <w:start w:val="1"/>
+        <w:numFmt w:val="lowerRoman"/>
+        <w:lvlText w:val="%6."/>
+        <w:lvlJc w:val="right"/>
+        <w:pPr>
+          <w:tabs>
+            <w:tab w:val="num" w:pos="0"/>
+          </w:tabs>
+          <w:ind w:left="4320" w:hanging="180"/>
+        </w:pPr>
+        <w:rPr>
+          <w:rFonts w:hint="default"/>
+        </w:rPr>
+      </w:lvl>
+    </w:lvlOverride>
+    <w:lvlOverride w:ilvl="6">
+      <w:lvl w:ilvl="6">
+        <w:start w:val="1"/>
+        <w:numFmt w:val="decimal"/>
+        <w:lvlText w:val="%7."/>
+        <w:lvlJc w:val="left"/>
+        <w:pPr>
+          <w:tabs>
+            <w:tab w:val="num" w:pos="0"/>
+          </w:tabs>
+          <w:ind w:left="5040" w:hanging="360"/>
+        </w:pPr>
+        <w:rPr>
+          <w:rFonts w:hint="default"/>
+        </w:rPr>
+      </w:lvl>
+    </w:lvlOverride>
+    <w:lvlOverride w:ilvl="7">
+      <w:lvl w:ilvl="7">
+        <w:start w:val="1"/>
+        <w:numFmt w:val="lowerLetter"/>
+        <w:lvlText w:val="%8."/>
+        <w:lvlJc w:val="left"/>
+        <w:pPr>
+          <w:tabs>
+            <w:tab w:val="num" w:pos="0"/>
+          </w:tabs>
+          <w:ind w:left="5760" w:hanging="360"/>
+        </w:pPr>
+        <w:rPr>
+          <w:rFonts w:hint="default"/>
+        </w:rPr>
+      </w:lvl>
+    </w:lvlOverride>
+    <w:lvlOverride w:ilvl="8">
+      <w:lvl w:ilvl="8">
+        <w:start w:val="1"/>
+        <w:numFmt w:val="lowerRoman"/>
+        <w:lvlText w:val="%9."/>
+        <w:lvlJc w:val="right"/>
+        <w:pPr>
+          <w:tabs>
+            <w:tab w:val="num" w:pos="0"/>
+          </w:tabs>
+          <w:ind w:left="6480" w:hanging="180"/>
+        </w:pPr>
+        <w:rPr>
+          <w:rFonts w:hint="default"/>
+        </w:rPr>
+      </w:lvl>
+    </w:lvlOverride>
+  </w:num>
+  <w:num w:numId="4" w16cid:durableId="619653225">
+    <w:abstractNumId w:val="11"/>
+    <w:lvlOverride w:ilvl="0">
+      <w:lvl w:ilvl="0">
+        <w:start w:val="1"/>
+        <w:numFmt w:val="decimal"/>
+        <w:lvlText w:val="%1."/>
+        <w:lvlJc w:val="left"/>
+        <w:pPr>
+          <w:tabs>
+            <w:tab w:val="num" w:pos="288"/>
+          </w:tabs>
+          <w:ind w:left="360" w:hanging="360"/>
+        </w:pPr>
+        <w:rPr>
+          <w:rFonts w:hint="default"/>
+        </w:rPr>
+      </w:lvl>
+    </w:lvlOverride>
+    <w:lvlOverride w:ilvl="1">
+      <w:lvl w:ilvl="1">
+        <w:start w:val="1"/>
+        <w:numFmt w:val="lowerLetter"/>
+        <w:lvlText w:val="%2."/>
+        <w:lvlJc w:val="left"/>
+        <w:pPr>
+          <w:tabs>
+            <w:tab w:val="num" w:pos="0"/>
+          </w:tabs>
+          <w:ind w:left="1440" w:hanging="360"/>
+        </w:pPr>
+        <w:rPr>
+          <w:rFonts w:hint="default"/>
+        </w:rPr>
+      </w:lvl>
+    </w:lvlOverride>
+    <w:lvlOverride w:ilvl="2">
+      <w:lvl w:ilvl="2">
+        <w:start w:val="1"/>
+        <w:numFmt w:val="lowerRoman"/>
+        <w:lvlText w:val="%3."/>
+        <w:lvlJc w:val="right"/>
+        <w:pPr>
+          <w:tabs>
+            <w:tab w:val="num" w:pos="0"/>
+          </w:tabs>
+          <w:ind w:left="2160" w:hanging="180"/>
+        </w:pPr>
+        <w:rPr>
+          <w:rFonts w:hint="default"/>
+        </w:rPr>
+      </w:lvl>
+    </w:lvlOverride>
+    <w:lvlOverride w:ilvl="3">
+      <w:lvl w:ilvl="3">
+        <w:start w:val="1"/>
+        <w:numFmt w:val="decimal"/>
+        <w:lvlText w:val="%4."/>
+        <w:lvlJc w:val="left"/>
+        <w:pPr>
+          <w:tabs>
+            <w:tab w:val="num" w:pos="0"/>
+          </w:tabs>
+          <w:ind w:left="2880" w:hanging="360"/>
+        </w:pPr>
+        <w:rPr>
+          <w:rFonts w:hint="default"/>
+        </w:rPr>
+      </w:lvl>
+    </w:lvlOverride>
+    <w:lvlOverride w:ilvl="4">
+      <w:lvl w:ilvl="4">
+        <w:start w:val="1"/>
+        <w:numFmt w:val="lowerLetter"/>
+        <w:lvlText w:val="%5."/>
+        <w:lvlJc w:val="left"/>
+        <w:pPr>
+          <w:tabs>
+            <w:tab w:val="num" w:pos="0"/>
+          </w:tabs>
+          <w:ind w:left="3600" w:hanging="360"/>
+        </w:pPr>
+        <w:rPr>
+          <w:rFonts w:hint="default"/>
+        </w:rPr>
+      </w:lvl>
+    </w:lvlOverride>
+    <w:lvlOverride w:ilvl="5">
+      <w:lvl w:ilvl="5">
+        <w:start w:val="1"/>
+        <w:numFmt w:val="lowerRoman"/>
+        <w:lvlText w:val="%6."/>
+        <w:lvlJc w:val="right"/>
+        <w:pPr>
+          <w:tabs>
+            <w:tab w:val="num" w:pos="0"/>
+          </w:tabs>
+          <w:ind w:left="4320" w:hanging="180"/>
+        </w:pPr>
+        <w:rPr>
+          <w:rFonts w:hint="default"/>
+        </w:rPr>
+      </w:lvl>
+    </w:lvlOverride>
+    <w:lvlOverride w:ilvl="6">
+      <w:lvl w:ilvl="6">
+        <w:start w:val="1"/>
+        <w:numFmt w:val="decimal"/>
+        <w:lvlText w:val="%7."/>
+        <w:lvlJc w:val="left"/>
+        <w:pPr>
+          <w:tabs>
+            <w:tab w:val="num" w:pos="0"/>
+          </w:tabs>
+          <w:ind w:left="5040" w:hanging="360"/>
+        </w:pPr>
+        <w:rPr>
+          <w:rFonts w:hint="default"/>
+        </w:rPr>
+      </w:lvl>
+    </w:lvlOverride>
+    <w:lvlOverride w:ilvl="7">
+      <w:lvl w:ilvl="7">
+        <w:start w:val="1"/>
+        <w:numFmt w:val="lowerLetter"/>
+        <w:lvlText w:val="%8."/>
+        <w:lvlJc w:val="left"/>
+        <w:pPr>
+          <w:tabs>
+            <w:tab w:val="num" w:pos="0"/>
+          </w:tabs>
+          <w:ind w:left="5760" w:hanging="360"/>
+        </w:pPr>
+        <w:rPr>
+          <w:rFonts w:hint="default"/>
+        </w:rPr>
+      </w:lvl>
+    </w:lvlOverride>
+    <w:lvlOverride w:ilvl="8">
+      <w:lvl w:ilvl="8">
+        <w:start w:val="1"/>
+        <w:numFmt w:val="lowerRoman"/>
+        <w:lvlText w:val="%9."/>
+        <w:lvlJc w:val="right"/>
+        <w:pPr>
+          <w:tabs>
+            <w:tab w:val="num" w:pos="0"/>
+          </w:tabs>
+          <w:ind w:left="6480" w:hanging="180"/>
+        </w:pPr>
+        <w:rPr>
+          <w:rFonts w:hint="default"/>
+        </w:rPr>
+      </w:lvl>
+    </w:lvlOverride>
+  </w:num>
+  <w:num w:numId="5" w16cid:durableId="299959829">
+    <w:abstractNumId w:val="11"/>
+    <w:lvlOverride w:ilvl="0">
+      <w:lvl w:ilvl="0">
+        <w:start w:val="1"/>
+        <w:numFmt w:val="decimal"/>
+        <w:lvlText w:val="%1."/>
+        <w:lvlJc w:val="left"/>
+        <w:pPr>
+          <w:tabs>
+            <w:tab w:val="num" w:pos="288"/>
+          </w:tabs>
+          <w:ind w:left="0" w:firstLine="0"/>
+        </w:pPr>
+        <w:rPr>
+          <w:rFonts w:hint="default"/>
+        </w:rPr>
+      </w:lvl>
+    </w:lvlOverride>
+    <w:lvlOverride w:ilvl="1">
+      <w:lvl w:ilvl="1">
+        <w:start w:val="1"/>
+        <w:numFmt w:val="lowerLetter"/>
+        <w:lvlText w:val="%2."/>
+        <w:lvlJc w:val="left"/>
+        <w:pPr>
+          <w:tabs>
+            <w:tab w:val="num" w:pos="0"/>
+          </w:tabs>
+          <w:ind w:left="1440" w:hanging="360"/>
+        </w:pPr>
+        <w:rPr>
+          <w:rFonts w:hint="default"/>
+        </w:rPr>
+      </w:lvl>
+    </w:lvlOverride>
+    <w:lvlOverride w:ilvl="2">
+      <w:lvl w:ilvl="2">
+        <w:start w:val="1"/>
+        <w:numFmt w:val="lowerRoman"/>
+        <w:lvlText w:val="%3."/>
+        <w:lvlJc w:val="right"/>
+        <w:pPr>
+          <w:tabs>
+            <w:tab w:val="num" w:pos="0"/>
+          </w:tabs>
+          <w:ind w:left="2160" w:hanging="180"/>
+        </w:pPr>
+        <w:rPr>
+          <w:rFonts w:hint="default"/>
+        </w:rPr>
+      </w:lvl>
+    </w:lvlOverride>
+    <w:lvlOverride w:ilvl="3">
+      <w:lvl w:ilvl="3">
+        <w:start w:val="1"/>
+        <w:numFmt w:val="decimal"/>
+        <w:lvlText w:val="%4."/>
+        <w:lvlJc w:val="left"/>
+        <w:pPr>
+          <w:tabs>
+            <w:tab w:val="num" w:pos="0"/>
+          </w:tabs>
+          <w:ind w:left="2880" w:hanging="360"/>
+        </w:pPr>
+        <w:rPr>
+          <w:rFonts w:hint="default"/>
+        </w:rPr>
+      </w:lvl>
+    </w:lvlOverride>
+    <w:lvlOverride w:ilvl="4">
+      <w:lvl w:ilvl="4">
+        <w:start w:val="1"/>
+        <w:numFmt w:val="lowerLetter"/>
+        <w:lvlText w:val="%5."/>
+        <w:lvlJc w:val="left"/>
+        <w:pPr>
+          <w:tabs>
+            <w:tab w:val="num" w:pos="0"/>
+          </w:tabs>
+          <w:ind w:left="3600" w:hanging="360"/>
+        </w:pPr>
+        <w:rPr>
+          <w:rFonts w:hint="default"/>
+        </w:rPr>
+      </w:lvl>
+    </w:lvlOverride>
+    <w:lvlOverride w:ilvl="5">
+      <w:lvl w:ilvl="5">
+        <w:start w:val="1"/>
+        <w:numFmt w:val="lowerRoman"/>
+        <w:lvlText w:val="%6."/>
+        <w:lvlJc w:val="right"/>
+        <w:pPr>
+          <w:tabs>
+            <w:tab w:val="num" w:pos="0"/>
+          </w:tabs>
+          <w:ind w:left="4320" w:hanging="180"/>
+        </w:pPr>
+        <w:rPr>
+          <w:rFonts w:hint="default"/>
+        </w:rPr>
+      </w:lvl>
+    </w:lvlOverride>
+    <w:lvlOverride w:ilvl="6">
+      <w:lvl w:ilvl="6">
+        <w:start w:val="1"/>
+        <w:numFmt w:val="decimal"/>
+        <w:lvlText w:val="%7."/>
+        <w:lvlJc w:val="left"/>
+        <w:pPr>
+          <w:tabs>
+            <w:tab w:val="num" w:pos="0"/>
+          </w:tabs>
+          <w:ind w:left="5040" w:hanging="360"/>
+        </w:pPr>
+        <w:rPr>
+          <w:rFonts w:hint="default"/>
+        </w:rPr>
+      </w:lvl>
+    </w:lvlOverride>
+    <w:lvlOverride w:ilvl="7">
+      <w:lvl w:ilvl="7">
+        <w:start w:val="1"/>
+        <w:numFmt w:val="lowerLetter"/>
+        <w:lvlText w:val="%8."/>
+        <w:lvlJc w:val="left"/>
+        <w:pPr>
+          <w:tabs>
+            <w:tab w:val="num" w:pos="0"/>
+          </w:tabs>
+          <w:ind w:left="5760" w:hanging="360"/>
+        </w:pPr>
+        <w:rPr>
+          <w:rFonts w:hint="default"/>
+        </w:rPr>
+      </w:lvl>
+    </w:lvlOverride>
+    <w:lvlOverride w:ilvl="8">
+      <w:lvl w:ilvl="8">
+        <w:start w:val="1"/>
+        <w:numFmt w:val="lowerRoman"/>
+        <w:lvlText w:val="%9."/>
+        <w:lvlJc w:val="right"/>
+        <w:pPr>
+          <w:tabs>
+            <w:tab w:val="num" w:pos="0"/>
+          </w:tabs>
+          <w:ind w:left="6480" w:hanging="180"/>
+        </w:pPr>
+        <w:rPr>
+          <w:rFonts w:hint="default"/>
+        </w:rPr>
+      </w:lvl>
+    </w:lvlOverride>
+  </w:num>
+  <w:num w:numId="6" w16cid:durableId="1133590">
     <w:abstractNumId w:val="1"/>
   </w:num>
-  <w:num w:numId="2" w16cid:durableId="952443176">
+  <w:num w:numId="7" w16cid:durableId="1403406027">
+    <w:abstractNumId w:val="6"/>
+  </w:num>
+  <w:num w:numId="8" w16cid:durableId="1027874944">
+    <w:abstractNumId w:val="19"/>
+  </w:num>
+  <w:num w:numId="9" w16cid:durableId="197284732">
+    <w:abstractNumId w:val="4"/>
+  </w:num>
+  <w:num w:numId="10" w16cid:durableId="272828948">
+    <w:abstractNumId w:val="16"/>
+  </w:num>
+  <w:num w:numId="11" w16cid:durableId="1317301641">
+    <w:abstractNumId w:val="18"/>
+  </w:num>
+  <w:num w:numId="12" w16cid:durableId="1138960778">
+    <w:abstractNumId w:val="10"/>
+  </w:num>
+  <w:num w:numId="13" w16cid:durableId="1881934521">
+    <w:abstractNumId w:val="9"/>
+  </w:num>
+  <w:num w:numId="14" w16cid:durableId="1303533884">
+    <w:abstractNumId w:val="17"/>
+  </w:num>
+  <w:num w:numId="15" w16cid:durableId="1479035713">
+    <w:abstractNumId w:val="3"/>
+  </w:num>
+  <w:num w:numId="16" w16cid:durableId="381903503">
+    <w:abstractNumId w:val="13"/>
+  </w:num>
+  <w:num w:numId="17" w16cid:durableId="947466379">
+    <w:abstractNumId w:val="8"/>
+  </w:num>
+  <w:num w:numId="18" w16cid:durableId="1750035323">
+    <w:abstractNumId w:val="5"/>
+  </w:num>
+  <w:num w:numId="19" w16cid:durableId="912467946">
+    <w:abstractNumId w:val="14"/>
+  </w:num>
+  <w:num w:numId="20" w16cid:durableId="1339775984">
+    <w:abstractNumId w:val="15"/>
+  </w:num>
+  <w:num w:numId="21" w16cid:durableId="1430925081">
+    <w:abstractNumId w:val="7"/>
+  </w:num>
+  <w:num w:numId="22" w16cid:durableId="2125995887">
+    <w:abstractNumId w:val="12"/>
+  </w:num>
+  <w:num w:numId="23" w16cid:durableId="1669137930">
     <w:abstractNumId w:val="0"/>
   </w:num>
 </w:numbering>
@@ -2211,7 +8272,7 @@
   <w:style w:type="paragraph" w:default="1" w:styleId="Normal">
     <w:name w:val="Normal"/>
     <w:qFormat/>
-    <w:rsid w:val="00225773"/>
+    <w:rsid w:val="00E17899"/>
     <w:rPr>
       <w:rFonts w:ascii="Aptos" w:eastAsia="Aptos" w:hAnsi="Aptos" w:cs="Aptos"/>
       <w:kern w:val="0"/>
@@ -2420,7 +8481,6 @@
   <w:style w:type="character" w:default="1" w:styleId="DefaultParagraphFont">
     <w:name w:val="Default Paragraph Font"/>
     <w:uiPriority w:val="1"/>
-    <w:semiHidden/>
     <w:unhideWhenUsed/>
   </w:style>
   <w:style w:type="table" w:default="1" w:styleId="TableNormal">
@@ -2808,6 +8868,111 @@
       <w:color w:val="0F4761" w:themeColor="accent1" w:themeShade="BF"/>
     </w:rPr>
   </w:style>
+  <w:style w:type="paragraph" w:styleId="NormalWeb">
+    <w:name w:val="Normal (Web)"/>
+    <w:basedOn w:val="Normal"/>
+    <w:uiPriority w:val="99"/>
+    <w:semiHidden/>
+    <w:unhideWhenUsed/>
+    <w:rsid w:val="00416054"/>
+    <w:pPr>
+      <w:suppressAutoHyphens w:val="0"/>
+      <w:spacing w:before="100" w:beforeAutospacing="1" w:after="100" w:afterAutospacing="1"/>
+    </w:pPr>
+    <w:rPr>
+      <w:rFonts w:ascii="Times New Roman" w:eastAsia="Times New Roman" w:hAnsi="Times New Roman" w:cs="Times New Roman"/>
+    </w:rPr>
+  </w:style>
+  <w:style w:type="character" w:styleId="BookTitle">
+    <w:name w:val="Book Title"/>
+    <w:basedOn w:val="DefaultParagraphFont"/>
+    <w:uiPriority w:val="33"/>
+    <w:qFormat/>
+    <w:rsid w:val="00DF21CB"/>
+    <w:rPr>
+      <w:b/>
+      <w:bCs/>
+      <w:i/>
+      <w:iCs/>
+      <w:spacing w:val="5"/>
+    </w:rPr>
+  </w:style>
+  <w:style w:type="character" w:styleId="Emphasis">
+    <w:name w:val="Emphasis"/>
+    <w:basedOn w:val="DefaultParagraphFont"/>
+    <w:uiPriority w:val="20"/>
+    <w:qFormat/>
+    <w:rsid w:val="00DF21CB"/>
+    <w:rPr>
+      <w:i/>
+      <w:iCs/>
+    </w:rPr>
+  </w:style>
+  <w:style w:type="paragraph" w:styleId="NoSpacing">
+    <w:name w:val="No Spacing"/>
+    <w:uiPriority w:val="1"/>
+    <w:qFormat/>
+    <w:rsid w:val="00DF21CB"/>
+    <w:rPr>
+      <w:rFonts w:ascii="Aptos" w:eastAsia="Aptos" w:hAnsi="Aptos" w:cs="Aptos"/>
+      <w:kern w:val="0"/>
+      <w:sz w:val="24"/>
+      <w:szCs w:val="24"/>
+      <w14:ligatures w14:val="none"/>
+    </w:rPr>
+  </w:style>
+  <w:style w:type="character" w:styleId="Strong">
+    <w:name w:val="Strong"/>
+    <w:basedOn w:val="DefaultParagraphFont"/>
+    <w:uiPriority w:val="22"/>
+    <w:qFormat/>
+    <w:rsid w:val="00DF21CB"/>
+    <w:rPr>
+      <w:b/>
+      <w:bCs/>
+    </w:rPr>
+  </w:style>
+  <w:style w:type="character" w:styleId="SubtleEmphasis">
+    <w:name w:val="Subtle Emphasis"/>
+    <w:basedOn w:val="DefaultParagraphFont"/>
+    <w:uiPriority w:val="19"/>
+    <w:qFormat/>
+    <w:rsid w:val="00DF21CB"/>
+    <w:rPr>
+      <w:i/>
+      <w:iCs/>
+      <w:color w:val="404040" w:themeColor="text1" w:themeTint="BF"/>
+    </w:rPr>
+  </w:style>
+  <w:style w:type="character" w:styleId="SubtleReference">
+    <w:name w:val="Subtle Reference"/>
+    <w:basedOn w:val="DefaultParagraphFont"/>
+    <w:uiPriority w:val="31"/>
+    <w:qFormat/>
+    <w:rsid w:val="00DF21CB"/>
+    <w:rPr>
+      <w:smallCaps/>
+      <w:color w:val="5A5A5A" w:themeColor="text1" w:themeTint="A5"/>
+    </w:rPr>
+  </w:style>
+  <w:style w:type="paragraph" w:styleId="TOCHeading">
+    <w:name w:val="TOC Heading"/>
+    <w:basedOn w:val="Heading1"/>
+    <w:next w:val="Normal"/>
+    <w:uiPriority w:val="39"/>
+    <w:semiHidden/>
+    <w:unhideWhenUsed/>
+    <w:qFormat/>
+    <w:rsid w:val="00DF21CB"/>
+    <w:pPr>
+      <w:spacing w:before="240" w:after="0"/>
+      <w:outlineLvl w:val="9"/>
+    </w:pPr>
+    <w:rPr>
+      <w:sz w:val="32"/>
+      <w:szCs w:val="32"/>
+    </w:rPr>
+  </w:style>
 </w:styles>
 </file>
 

--- a/T41_V012_Files/T41_V012_Assembly_Manuals/Source_Files/T41_RF_Board_Assembly_Manual__V12.8_061726.docx
+++ b/T41_V012_Files/T41_V012_Assembly_Manuals/Source_Files/T41_RF_Board_Assembly_Manual__V12.8_061726.docx
@@ -183,7 +183,33 @@
           <w:szCs w:val="28"/>
           <w14:ligatures w14:val="standardContextual"/>
         </w:rPr>
-        <w:t>WJ Schmidt  - K9HZ</w:t>
+        <w:t xml:space="preserve">WJ </w:t>
+      </w:r>
+      <w:proofErr w:type="gramStart"/>
+      <w:r>
+        <w:rPr>
+          <w:rFonts w:ascii="Calibri" w:hAnsi="Calibri" w:cs="Calibri"/>
+          <w:b/>
+          <w:bCs/>
+          <w:kern w:val="2"/>
+          <w:sz w:val="28"/>
+          <w:szCs w:val="28"/>
+          <w14:ligatures w14:val="standardContextual"/>
+        </w:rPr>
+        <w:t>Schmidt  -</w:t>
+      </w:r>
+      <w:proofErr w:type="gramEnd"/>
+      <w:r>
+        <w:rPr>
+          <w:rFonts w:ascii="Calibri" w:hAnsi="Calibri" w:cs="Calibri"/>
+          <w:b/>
+          <w:bCs/>
+          <w:kern w:val="2"/>
+          <w:sz w:val="28"/>
+          <w:szCs w:val="28"/>
+          <w14:ligatures w14:val="standardContextual"/>
+        </w:rPr>
+        <w:t xml:space="preserve"> K9HZ</w:t>
       </w:r>
     </w:p>
     <w:p>
@@ -239,23 +265,7 @@
           <w:kern w:val="2"/>
           <w14:ligatures w14:val="standardContextual"/>
         </w:rPr>
-        <w:t>The new T41 V12</w:t>
-      </w:r>
-      <w:r>
-        <w:rPr>
-          <w:rFonts w:ascii="Calibri" w:hAnsi="Calibri" w:cs="Calibri"/>
-          <w:kern w:val="2"/>
-          <w14:ligatures w14:val="standardContextual"/>
-        </w:rPr>
-        <w:t>.8</w:t>
-      </w:r>
-      <w:r>
-        <w:rPr>
-          <w:rFonts w:ascii="Calibri" w:hAnsi="Calibri" w:cs="Calibri"/>
-          <w:kern w:val="2"/>
-          <w14:ligatures w14:val="standardContextual"/>
-        </w:rPr>
-        <w:t xml:space="preserve"> RF board </w:t>
+        <w:t xml:space="preserve">The new T41 V12.8 RF board </w:t>
       </w:r>
       <w:r>
         <w:rPr>
@@ -311,15 +321,7 @@
           <w:kern w:val="2"/>
           <w14:ligatures w14:val="standardContextual"/>
         </w:rPr>
-        <w:t xml:space="preserve"> and</w:t>
-      </w:r>
-      <w:r>
-        <w:rPr>
-          <w:rFonts w:ascii="Calibri" w:hAnsi="Calibri" w:cs="Calibri"/>
-          <w:kern w:val="2"/>
-          <w14:ligatures w14:val="standardContextual"/>
-        </w:rPr>
-        <w:t xml:space="preserve"> </w:t>
+        <w:t xml:space="preserve"> and </w:t>
       </w:r>
       <w:r>
         <w:rPr>
@@ -333,23 +335,7 @@
           <w:kern w:val="2"/>
           <w14:ligatures w14:val="standardContextual"/>
         </w:rPr>
-        <w:t xml:space="preserve"> </w:t>
-      </w:r>
-      <w:r>
-        <w:rPr>
-          <w:rFonts w:ascii="Calibri" w:hAnsi="Calibri" w:cs="Calibri"/>
-          <w:kern w:val="2"/>
-          <w14:ligatures w14:val="standardContextual"/>
-        </w:rPr>
-        <w:t xml:space="preserve">RF traces </w:t>
-      </w:r>
-      <w:r>
-        <w:rPr>
-          <w:rFonts w:ascii="Calibri" w:hAnsi="Calibri" w:cs="Calibri"/>
-          <w:kern w:val="2"/>
-          <w14:ligatures w14:val="standardContextual"/>
-        </w:rPr>
-        <w:t xml:space="preserve">as short as possible for </w:t>
+        <w:t xml:space="preserve"> RF traces as short as possible for </w:t>
       </w:r>
       <w:r>
         <w:rPr>
@@ -363,32 +349,9 @@
           <w:kern w:val="2"/>
           <w14:ligatures w14:val="standardContextual"/>
         </w:rPr>
-        <w:t xml:space="preserve"> RF </w:t>
-      </w:r>
-      <w:r>
-        <w:rPr>
-          <w:rFonts w:ascii="Calibri" w:hAnsi="Calibri" w:cs="Calibri"/>
-          <w:kern w:val="2"/>
-          <w14:ligatures w14:val="standardContextual"/>
-        </w:rPr>
-        <w:t>performance.</w:t>
-      </w:r>
-      <w:r>
-        <w:rPr>
-          <w:rFonts w:ascii="Calibri" w:hAnsi="Calibri" w:cs="Calibri"/>
-          <w:kern w:val="2"/>
-          <w14:ligatures w14:val="standardContextual"/>
-        </w:rPr>
-        <w:t xml:space="preserve"> </w:t>
-      </w:r>
-      <w:r>
-        <w:rPr>
-          <w:rFonts w:ascii="Calibri" w:hAnsi="Calibri" w:cs="Calibri"/>
-          <w:kern w:val="2"/>
-          <w14:ligatures w14:val="standardContextual"/>
-        </w:rPr>
-        <w:t xml:space="preserve">The QFN </w:t>
-      </w:r>
+        <w:t xml:space="preserve"> RF performance. The QFN </w:t>
+      </w:r>
+      <w:proofErr w:type="gramStart"/>
       <w:r>
         <w:rPr>
           <w:rFonts w:ascii="Calibri" w:hAnsi="Calibri" w:cs="Calibri"/>
@@ -403,21 +366,23 @@
         </w:rPr>
         <w:t>—</w:t>
       </w:r>
-      <w:r>
-        <w:rPr>
-          <w:rFonts w:ascii="Calibri" w:hAnsi="Calibri" w:cs="Calibri"/>
-          <w:kern w:val="2"/>
-          <w14:ligatures w14:val="standardContextual"/>
-        </w:rPr>
-        <w:t xml:space="preserve">the Si5351 oscillator and </w:t>
-      </w:r>
-      <w:r>
-        <w:rPr>
-          <w:rFonts w:ascii="Calibri" w:hAnsi="Calibri" w:cs="Calibri"/>
-          <w:kern w:val="2"/>
-          <w14:ligatures w14:val="standardContextual"/>
-        </w:rPr>
-        <w:t>two PE4312 attenuators</w:t>
+      <w:proofErr w:type="gramEnd"/>
+      <w:r>
+        <w:rPr>
+          <w:rFonts w:ascii="Calibri" w:hAnsi="Calibri" w:cs="Calibri"/>
+          <w:kern w:val="2"/>
+          <w14:ligatures w14:val="standardContextual"/>
+        </w:rPr>
+        <w:t xml:space="preserve">the Si5351 oscillator and two PE4312 </w:t>
+      </w:r>
+      <w:proofErr w:type="gramStart"/>
+      <w:r>
+        <w:rPr>
+          <w:rFonts w:ascii="Calibri" w:hAnsi="Calibri" w:cs="Calibri"/>
+          <w:kern w:val="2"/>
+          <w14:ligatures w14:val="standardContextual"/>
+        </w:rPr>
+        <w:t>attenuators</w:t>
       </w:r>
       <w:r>
         <w:rPr>
@@ -425,6 +390,7 @@
         </w:rPr>
         <w:t>—</w:t>
       </w:r>
+      <w:proofErr w:type="gramEnd"/>
       <w:r>
         <w:rPr>
           <w:rFonts w:ascii="Calibri" w:hAnsi="Calibri" w:cs="Calibri"/>
@@ -459,23 +425,7 @@
           <w:kern w:val="2"/>
           <w14:ligatures w14:val="standardContextual"/>
         </w:rPr>
-        <w:t>like ICs</w:t>
-      </w:r>
-      <w:r>
-        <w:rPr>
-          <w:rFonts w:ascii="Calibri" w:hAnsi="Calibri" w:cs="Calibri"/>
-          <w:kern w:val="2"/>
-          <w14:ligatures w14:val="standardContextual"/>
-        </w:rPr>
-        <w:t xml:space="preserve">. </w:t>
-      </w:r>
-      <w:r>
-        <w:rPr>
-          <w:rFonts w:ascii="Calibri" w:hAnsi="Calibri" w:cs="Calibri"/>
-          <w:kern w:val="2"/>
-          <w14:ligatures w14:val="standardContextual"/>
-        </w:rPr>
-        <w:t xml:space="preserve">This </w:t>
+        <w:t xml:space="preserve">like ICs. This </w:t>
       </w:r>
       <w:r>
         <w:rPr>
@@ -489,31 +439,7 @@
           <w:kern w:val="2"/>
           <w14:ligatures w14:val="standardContextual"/>
         </w:rPr>
-        <w:t xml:space="preserve"> solderi</w:t>
-      </w:r>
-      <w:r>
-        <w:rPr>
-          <w:rFonts w:ascii="Calibri" w:hAnsi="Calibri" w:cs="Calibri"/>
-          <w:kern w:val="2"/>
-          <w14:ligatures w14:val="standardContextual"/>
-        </w:rPr>
-        <w:t>ng</w:t>
-      </w:r>
-      <w:r>
-        <w:rPr>
-          <w:rFonts w:ascii="Calibri" w:hAnsi="Calibri" w:cs="Calibri"/>
-          <w:kern w:val="2"/>
-          <w14:ligatures w14:val="standardContextual"/>
-        </w:rPr>
-        <w:t xml:space="preserve"> and </w:t>
-      </w:r>
-      <w:r>
-        <w:rPr>
-          <w:rFonts w:ascii="Calibri" w:hAnsi="Calibri" w:cs="Calibri"/>
-          <w:kern w:val="2"/>
-          <w14:ligatures w14:val="standardContextual"/>
-        </w:rPr>
-        <w:t xml:space="preserve">assembly </w:t>
+        <w:t xml:space="preserve"> soldering and assembly </w:t>
       </w:r>
       <w:r>
         <w:rPr>
@@ -541,23 +467,7 @@
           <w:kern w:val="2"/>
           <w14:ligatures w14:val="standardContextual"/>
         </w:rPr>
-        <w:t xml:space="preserve"> experimentation without rebuilding the entire </w:t>
-      </w:r>
-      <w:r>
-        <w:rPr>
-          <w:rFonts w:ascii="Calibri" w:hAnsi="Calibri" w:cs="Calibri"/>
-          <w:kern w:val="2"/>
-          <w14:ligatures w14:val="standardContextual"/>
-        </w:rPr>
-        <w:t>board.</w:t>
-      </w:r>
-      <w:r>
-        <w:rPr>
-          <w:rFonts w:ascii="Calibri" w:hAnsi="Calibri" w:cs="Calibri"/>
-          <w:kern w:val="2"/>
-          <w14:ligatures w14:val="standardContextual"/>
-        </w:rPr>
-        <w:t xml:space="preserve"> The new Oscillator </w:t>
+        <w:t xml:space="preserve"> experimentation without rebuilding the entire board. The new Oscillator </w:t>
       </w:r>
       <w:r>
         <w:rPr>
@@ -661,15 +571,7 @@
           <w:kern w:val="2"/>
           <w14:ligatures w14:val="standardContextual"/>
         </w:rPr>
-        <w:t xml:space="preserve"> a connector </w:t>
-      </w:r>
-      <w:r>
-        <w:rPr>
-          <w:rFonts w:ascii="Calibri" w:hAnsi="Calibri" w:cs="Calibri"/>
-          <w:kern w:val="2"/>
-          <w14:ligatures w14:val="standardContextual"/>
-        </w:rPr>
-        <w:t xml:space="preserve">on </w:t>
+        <w:t xml:space="preserve"> a connector on </w:t>
       </w:r>
       <w:r>
         <w:rPr>
@@ -683,15 +585,7 @@
           <w:kern w:val="2"/>
           <w14:ligatures w14:val="standardContextual"/>
         </w:rPr>
-        <w:t>right</w:t>
-      </w:r>
-      <w:r>
-        <w:rPr>
-          <w:rFonts w:ascii="Calibri" w:hAnsi="Calibri" w:cs="Calibri"/>
-          <w:kern w:val="2"/>
-          <w14:ligatures w14:val="standardContextual"/>
-        </w:rPr>
-        <w:t xml:space="preserve"> side of the board. </w:t>
+        <w:t xml:space="preserve">right side of the board. </w:t>
       </w:r>
       <w:r>
         <w:rPr>
@@ -747,15 +641,7 @@
           <w:kern w:val="2"/>
           <w14:ligatures w14:val="standardContextual"/>
         </w:rPr>
-        <w:t xml:space="preserve"> of the </w:t>
-      </w:r>
-      <w:r>
-        <w:rPr>
-          <w:rFonts w:ascii="Calibri" w:hAnsi="Calibri" w:cs="Calibri"/>
-          <w:kern w:val="2"/>
-          <w14:ligatures w14:val="standardContextual"/>
-        </w:rPr>
-        <w:t>board</w:t>
+        <w:t xml:space="preserve"> of the board</w:t>
       </w:r>
       <w:r>
         <w:rPr>
@@ -874,15 +760,7 @@
           <w:kern w:val="2"/>
           <w14:ligatures w14:val="standardContextual"/>
         </w:rPr>
-        <w:t xml:space="preserve">The </w:t>
-      </w:r>
-      <w:r>
-        <w:rPr>
-          <w:rFonts w:ascii="Calibri" w:hAnsi="Calibri" w:cs="Calibri"/>
-          <w:kern w:val="2"/>
-          <w14:ligatures w14:val="standardContextual"/>
-        </w:rPr>
-        <w:t>V12 Main board</w:t>
+        <w:t>The V12 Main board</w:t>
       </w:r>
       <w:r>
         <w:rPr>
@@ -952,15 +830,7 @@
           <w:kern w:val="2"/>
           <w14:ligatures w14:val="standardContextual"/>
         </w:rPr>
-        <w:t xml:space="preserve">SCL and SDA </w:t>
-      </w:r>
-      <w:r>
-        <w:rPr>
-          <w:rFonts w:ascii="Calibri" w:hAnsi="Calibri" w:cs="Calibri"/>
-          <w:kern w:val="2"/>
-          <w14:ligatures w14:val="standardContextual"/>
-        </w:rPr>
-        <w:t xml:space="preserve">lines </w:t>
+        <w:t xml:space="preserve">SCL and SDA lines </w:t>
       </w:r>
       <w:r>
         <w:rPr>
@@ -1016,15 +886,7 @@
           <w:kern w:val="2"/>
           <w14:ligatures w14:val="standardContextual"/>
         </w:rPr>
-        <w:t xml:space="preserve"> address</w:t>
-      </w:r>
-      <w:r>
-        <w:rPr>
-          <w:rFonts w:ascii="Calibri" w:hAnsi="Calibri" w:cs="Calibri"/>
-          <w:kern w:val="2"/>
-          <w14:ligatures w14:val="standardContextual"/>
-        </w:rPr>
-        <w:t>es:</w:t>
+        <w:t xml:space="preserve"> addresses:</w:t>
       </w:r>
     </w:p>
     <w:p>
@@ -1057,15 +919,7 @@
           <w:kern w:val="2"/>
           <w14:ligatures w14:val="standardContextual"/>
         </w:rPr>
-        <w:t xml:space="preserve">Primary RF board </w:t>
-      </w:r>
-      <w:r>
-        <w:rPr>
-          <w:rFonts w:ascii="Calibri" w:hAnsi="Calibri" w:cs="Calibri"/>
-          <w:kern w:val="2"/>
-          <w14:ligatures w14:val="standardContextual"/>
-        </w:rPr>
-        <w:t>= 0x27</w:t>
+        <w:t>Primary RF board = 0x27</w:t>
       </w:r>
     </w:p>
     <w:p>
@@ -1167,15 +1021,7 @@
           <w:kern w:val="2"/>
           <w14:ligatures w14:val="standardContextual"/>
         </w:rPr>
-        <w:t>eight chip addresses from</w:t>
-      </w:r>
-      <w:r>
-        <w:rPr>
-          <w:rFonts w:ascii="Calibri" w:hAnsi="Calibri" w:cs="Calibri"/>
-          <w:kern w:val="2"/>
-          <w14:ligatures w14:val="standardContextual"/>
-        </w:rPr>
-        <w:t xml:space="preserve"> 0x20 </w:t>
+        <w:t xml:space="preserve">eight chip addresses from 0x20 </w:t>
       </w:r>
       <w:r>
         <w:rPr>
@@ -1189,15 +1035,7 @@
           <w:kern w:val="2"/>
           <w14:ligatures w14:val="standardContextual"/>
         </w:rPr>
-        <w:t xml:space="preserve"> 0x27 </w:t>
-      </w:r>
-      <w:r>
-        <w:rPr>
-          <w:rFonts w:ascii="Calibri" w:hAnsi="Calibri" w:cs="Calibri"/>
-          <w:kern w:val="2"/>
-          <w14:ligatures w14:val="standardContextual"/>
-        </w:rPr>
-        <w:t xml:space="preserve">by </w:t>
+        <w:t xml:space="preserve"> 0x27 by </w:t>
       </w:r>
       <w:r>
         <w:rPr>
@@ -1225,15 +1063,7 @@
           <w:kern w:val="2"/>
           <w14:ligatures w14:val="standardContextual"/>
         </w:rPr>
-        <w:t xml:space="preserve"> the primary board, select </w:t>
-      </w:r>
-      <w:r>
-        <w:rPr>
-          <w:rFonts w:ascii="Calibri" w:hAnsi="Calibri" w:cs="Calibri"/>
-          <w:kern w:val="2"/>
-          <w14:ligatures w14:val="standardContextual"/>
-        </w:rPr>
-        <w:t>0x27</w:t>
+        <w:t xml:space="preserve"> the primary board, select 0x27</w:t>
       </w:r>
       <w:r>
         <w:rPr>
@@ -1272,47 +1102,7 @@
           <w:kern w:val="2"/>
           <w14:ligatures w14:val="standardContextual"/>
         </w:rPr>
-        <w:t xml:space="preserve">The Si5351 </w:t>
-      </w:r>
-      <w:r>
-        <w:rPr>
-          <w:rFonts w:ascii="Calibri" w:hAnsi="Calibri" w:cs="Calibri"/>
-          <w:kern w:val="2"/>
-          <w14:ligatures w14:val="standardContextual"/>
-        </w:rPr>
-        <w:t>oscillator</w:t>
-      </w:r>
-      <w:r>
-        <w:rPr>
-          <w:rFonts w:ascii="Calibri" w:hAnsi="Calibri" w:cs="Calibri"/>
-          <w:kern w:val="2"/>
-          <w14:ligatures w14:val="standardContextual"/>
-        </w:rPr>
-        <w:t xml:space="preserve"> </w:t>
-      </w:r>
-      <w:r>
-        <w:rPr>
-          <w:rFonts w:ascii="Calibri" w:hAnsi="Calibri" w:cs="Calibri"/>
-          <w:kern w:val="2"/>
-          <w14:ligatures w14:val="standardContextual"/>
-        </w:rPr>
-        <w:t>is</w:t>
-      </w:r>
-      <w:r>
-        <w:rPr>
-          <w:rFonts w:ascii="Calibri" w:hAnsi="Calibri" w:cs="Calibri"/>
-          <w:kern w:val="2"/>
-          <w14:ligatures w14:val="standardContextual"/>
-        </w:rPr>
-        <w:t xml:space="preserve"> also </w:t>
-      </w:r>
-      <w:r>
-        <w:rPr>
-          <w:rFonts w:ascii="Calibri" w:hAnsi="Calibri" w:cs="Calibri"/>
-          <w:kern w:val="2"/>
-          <w14:ligatures w14:val="standardContextual"/>
-        </w:rPr>
-        <w:t>controlled</w:t>
+        <w:t>The Si5351 oscillator is also controlled</w:t>
       </w:r>
       <w:r>
         <w:rPr>
@@ -1453,23 +1243,7 @@
           <w:kern w:val="2"/>
           <w14:ligatures w14:val="standardContextual"/>
         </w:rPr>
-        <w:t xml:space="preserve"> 0x61 </w:t>
-      </w:r>
-      <w:r>
-        <w:rPr>
-          <w:rFonts w:ascii="Calibri" w:hAnsi="Calibri" w:cs="Calibri"/>
-          <w:kern w:val="2"/>
-          <w14:ligatures w14:val="standardContextual"/>
-        </w:rPr>
-        <w:t xml:space="preserve">so </w:t>
-      </w:r>
-      <w:r>
-        <w:rPr>
-          <w:rFonts w:ascii="Calibri" w:hAnsi="Calibri" w:cs="Calibri"/>
-          <w:kern w:val="2"/>
-          <w14:ligatures w14:val="standardContextual"/>
-        </w:rPr>
-        <w:t xml:space="preserve">the radio </w:t>
+        <w:t xml:space="preserve"> 0x61 so the radio </w:t>
       </w:r>
       <w:r>
         <w:rPr>
@@ -1483,47 +1257,7 @@
           <w:kern w:val="2"/>
           <w14:ligatures w14:val="standardContextual"/>
         </w:rPr>
-        <w:t xml:space="preserve"> the new Oscillator </w:t>
-      </w:r>
-      <w:r>
-        <w:rPr>
-          <w:rFonts w:ascii="Calibri" w:hAnsi="Calibri" w:cs="Calibri"/>
-          <w:kern w:val="2"/>
-          <w14:ligatures w14:val="standardContextual"/>
-        </w:rPr>
-        <w:t>M</w:t>
-      </w:r>
-      <w:r>
-        <w:rPr>
-          <w:rFonts w:ascii="Calibri" w:hAnsi="Calibri" w:cs="Calibri"/>
-          <w:kern w:val="2"/>
-          <w14:ligatures w14:val="standardContextual"/>
-        </w:rPr>
-        <w:t xml:space="preserve">odule </w:t>
-      </w:r>
-      <w:r>
-        <w:rPr>
-          <w:rFonts w:ascii="Calibri" w:hAnsi="Calibri" w:cs="Calibri"/>
-          <w:kern w:val="2"/>
-          <w14:ligatures w14:val="standardContextual"/>
-        </w:rPr>
-        <w:t>and</w:t>
-      </w:r>
-      <w:r>
-        <w:rPr>
-          <w:rFonts w:ascii="Calibri" w:hAnsi="Calibri" w:cs="Calibri"/>
-          <w:kern w:val="2"/>
-          <w14:ligatures w14:val="standardContextual"/>
-        </w:rPr>
-        <w:t xml:space="preserve"> </w:t>
-      </w:r>
-      <w:r>
-        <w:rPr>
-          <w:rFonts w:ascii="Calibri" w:hAnsi="Calibri" w:cs="Calibri"/>
-          <w:kern w:val="2"/>
-          <w14:ligatures w14:val="standardContextual"/>
-        </w:rPr>
-        <w:t xml:space="preserve">perform </w:t>
+        <w:t xml:space="preserve"> the new Oscillator Module and perform </w:t>
       </w:r>
       <w:r>
         <w:rPr>
@@ -1537,39 +1271,7 @@
           <w:kern w:val="2"/>
           <w14:ligatures w14:val="standardContextual"/>
         </w:rPr>
-        <w:t xml:space="preserve"> cali</w:t>
-      </w:r>
-      <w:r>
-        <w:rPr>
-          <w:rFonts w:ascii="Calibri" w:hAnsi="Calibri" w:cs="Calibri"/>
-          <w:kern w:val="2"/>
-          <w14:ligatures w14:val="standardContextual"/>
-        </w:rPr>
-        <w:t>bration.</w:t>
-      </w:r>
-      <w:r>
-        <w:rPr>
-          <w:rFonts w:ascii="Calibri" w:hAnsi="Calibri" w:cs="Calibri"/>
-          <w:kern w:val="2"/>
-          <w14:ligatures w14:val="standardContextual"/>
-        </w:rPr>
-        <w:t xml:space="preserve"> </w:t>
-      </w:r>
-      <w:r>
-        <w:rPr>
-          <w:rFonts w:ascii="Calibri" w:hAnsi="Calibri" w:cs="Calibri"/>
-          <w:kern w:val="2"/>
-          <w14:ligatures w14:val="standardContextual"/>
-        </w:rPr>
-        <w:t xml:space="preserve">If </w:t>
-      </w:r>
-      <w:r>
-        <w:rPr>
-          <w:rFonts w:ascii="Calibri" w:hAnsi="Calibri" w:cs="Calibri"/>
-          <w:kern w:val="2"/>
-          <w14:ligatures w14:val="standardContextual"/>
-        </w:rPr>
-        <w:t xml:space="preserve">a second </w:t>
+        <w:t xml:space="preserve"> calibration. If a second </w:t>
       </w:r>
       <w:r>
         <w:rPr>
@@ -1589,39 +1291,7 @@
           <w:kern w:val="2"/>
           <w14:ligatures w14:val="standardContextual"/>
         </w:rPr>
-        <w:t>V12</w:t>
-      </w:r>
-      <w:r>
-        <w:rPr>
-          <w:rFonts w:ascii="Calibri" w:hAnsi="Calibri" w:cs="Calibri"/>
-          <w:kern w:val="2"/>
-          <w14:ligatures w14:val="standardContextual"/>
-        </w:rPr>
-        <w:t>.</w:t>
-      </w:r>
-      <w:r>
-        <w:rPr>
-          <w:rFonts w:ascii="Calibri" w:hAnsi="Calibri" w:cs="Calibri"/>
-          <w:kern w:val="2"/>
-          <w14:ligatures w14:val="standardContextual"/>
-        </w:rPr>
-        <w:t>8</w:t>
-      </w:r>
-      <w:r>
-        <w:rPr>
-          <w:rFonts w:ascii="Calibri" w:hAnsi="Calibri" w:cs="Calibri"/>
-          <w:kern w:val="2"/>
-          <w14:ligatures w14:val="standardContextual"/>
-        </w:rPr>
-        <w:t xml:space="preserve"> board</w:t>
-      </w:r>
-      <w:r>
-        <w:rPr>
-          <w:rFonts w:ascii="Calibri" w:hAnsi="Calibri" w:cs="Calibri"/>
-          <w:kern w:val="2"/>
-          <w14:ligatures w14:val="standardContextual"/>
-        </w:rPr>
-        <w:t xml:space="preserve">, its </w:t>
+        <w:t xml:space="preserve">V12.8 board, its </w:t>
       </w:r>
       <w:r>
         <w:rPr>
@@ -1635,15 +1305,7 @@
           <w:kern w:val="2"/>
           <w14:ligatures w14:val="standardContextual"/>
         </w:rPr>
-        <w:t>a</w:t>
-      </w:r>
-      <w:r>
-        <w:rPr>
-          <w:rFonts w:ascii="Calibri" w:hAnsi="Calibri" w:cs="Calibri"/>
-          <w:kern w:val="2"/>
-          <w14:ligatures w14:val="standardContextual"/>
-        </w:rPr>
-        <w:t xml:space="preserve">ddress </w:t>
+        <w:t xml:space="preserve">address </w:t>
       </w:r>
       <w:r>
         <w:rPr>
@@ -1747,13 +1409,7 @@
         <w:rPr>
           <w:rFonts w:ascii="Calibri" w:hAnsi="Calibri" w:cs="Calibri"/>
         </w:rPr>
-        <w:t xml:space="preserve">The </w:t>
-      </w:r>
-      <w:r>
-        <w:rPr>
-          <w:rFonts w:ascii="Calibri" w:hAnsi="Calibri" w:cs="Calibri"/>
-        </w:rPr>
-        <w:t xml:space="preserve">V12.8 RF board </w:t>
+        <w:t xml:space="preserve">The V12.8 RF board </w:t>
       </w:r>
       <w:r>
         <w:rPr>
@@ -1765,67 +1421,7 @@
         <w:rPr>
           <w:rFonts w:ascii="Calibri" w:hAnsi="Calibri" w:cs="Calibri"/>
         </w:rPr>
-        <w:t xml:space="preserve"> three </w:t>
-      </w:r>
-      <w:r>
-        <w:rPr>
-          <w:rFonts w:ascii="Calibri" w:hAnsi="Calibri" w:cs="Calibri"/>
-        </w:rPr>
-        <w:t>plug-in</w:t>
-      </w:r>
-      <w:r>
-        <w:rPr>
-          <w:rFonts w:ascii="Calibri" w:hAnsi="Calibri" w:cs="Calibri"/>
-        </w:rPr>
-        <w:t xml:space="preserve"> modules that </w:t>
-      </w:r>
-      <w:r>
-        <w:rPr>
-          <w:rFonts w:ascii="Calibri" w:hAnsi="Calibri" w:cs="Calibri"/>
-        </w:rPr>
-        <w:t>install</w:t>
-      </w:r>
-      <w:r>
-        <w:rPr>
-          <w:rFonts w:ascii="Calibri" w:hAnsi="Calibri" w:cs="Calibri"/>
-        </w:rPr>
-        <w:t xml:space="preserve"> like older </w:t>
-      </w:r>
-      <w:r>
-        <w:rPr>
-          <w:rFonts w:ascii="Calibri" w:hAnsi="Calibri" w:cs="Calibri"/>
-        </w:rPr>
-        <w:t>P</w:t>
-      </w:r>
-      <w:r>
-        <w:rPr>
-          <w:rFonts w:ascii="Calibri" w:hAnsi="Calibri" w:cs="Calibri"/>
-        </w:rPr>
-        <w:t>DIP</w:t>
-      </w:r>
-      <w:r>
-        <w:rPr>
-          <w:rFonts w:ascii="Calibri" w:hAnsi="Calibri" w:cs="Calibri"/>
-        </w:rPr>
-        <w:t xml:space="preserve"> 7400</w:t>
-      </w:r>
-      <w:r>
-        <w:rPr>
-          <w:rFonts w:ascii="Calibri" w:hAnsi="Calibri" w:cs="Calibri"/>
-        </w:rPr>
-        <w:t>-</w:t>
-      </w:r>
-      <w:r>
-        <w:rPr>
-          <w:rFonts w:ascii="Calibri" w:hAnsi="Calibri" w:cs="Calibri"/>
-        </w:rPr>
-        <w:t>se</w:t>
-      </w:r>
-      <w:r>
-        <w:rPr>
-          <w:rFonts w:ascii="Calibri" w:hAnsi="Calibri" w:cs="Calibri"/>
-        </w:rPr>
-        <w:t xml:space="preserve">ries logic </w:t>
+        <w:t xml:space="preserve"> three plug-in modules that install like older PDIP 7400-series logic </w:t>
       </w:r>
       <w:r>
         <w:rPr>
@@ -1837,145 +1433,97 @@
         <w:rPr>
           <w:rFonts w:ascii="Calibri" w:hAnsi="Calibri" w:cs="Calibri"/>
         </w:rPr>
-        <w:t>: one</w:t>
-      </w:r>
-      <w:r>
-        <w:rPr>
-          <w:rFonts w:ascii="Calibri" w:hAnsi="Calibri" w:cs="Calibri"/>
-        </w:rPr>
-        <w:t xml:space="preserve"> Oscillator </w:t>
-      </w:r>
-      <w:r>
-        <w:rPr>
-          <w:rFonts w:ascii="Calibri" w:hAnsi="Calibri" w:cs="Calibri"/>
-        </w:rPr>
-        <w:t>Mo</w:t>
-      </w:r>
-      <w:r>
-        <w:rPr>
-          <w:rFonts w:ascii="Calibri" w:hAnsi="Calibri" w:cs="Calibri"/>
-        </w:rPr>
-        <w:t>d</w:t>
-      </w:r>
-      <w:r>
-        <w:rPr>
-          <w:rFonts w:ascii="Calibri" w:hAnsi="Calibri" w:cs="Calibri"/>
-        </w:rPr>
-        <w:t xml:space="preserve">ule </w:t>
-      </w:r>
-      <w:r>
-        <w:rPr>
-          <w:rFonts w:ascii="Calibri" w:hAnsi="Calibri" w:cs="Calibri"/>
-        </w:rPr>
-        <w:t xml:space="preserve">for each </w:t>
-      </w:r>
-      <w:r>
-        <w:rPr>
-          <w:rFonts w:ascii="Calibri" w:hAnsi="Calibri" w:cs="Calibri"/>
-        </w:rPr>
-        <w:t>V12.8 RF board</w:t>
-      </w:r>
-      <w:r>
-        <w:rPr>
-          <w:rFonts w:ascii="Calibri" w:hAnsi="Calibri" w:cs="Calibri"/>
-        </w:rPr>
-        <w:t>, plus</w:t>
-      </w:r>
-      <w:r>
-        <w:rPr>
-          <w:rFonts w:ascii="Calibri" w:hAnsi="Calibri" w:cs="Calibri"/>
-        </w:rPr>
-        <w:t xml:space="preserve"> </w:t>
-      </w:r>
-      <w:r>
-        <w:rPr>
-          <w:rFonts w:ascii="Calibri" w:hAnsi="Calibri" w:cs="Calibri"/>
-        </w:rPr>
-        <w:t>A</w:t>
-      </w:r>
-      <w:r>
-        <w:rPr>
-          <w:rFonts w:ascii="Calibri" w:hAnsi="Calibri" w:cs="Calibri"/>
-        </w:rPr>
-        <w:t xml:space="preserve">ttenuator </w:t>
-      </w:r>
-      <w:r>
-        <w:rPr>
-          <w:rFonts w:ascii="Calibri" w:hAnsi="Calibri" w:cs="Calibri"/>
-        </w:rPr>
-        <w:t xml:space="preserve">Modules </w:t>
-      </w:r>
-      <w:r>
-        <w:rPr>
-          <w:rFonts w:ascii="Calibri" w:hAnsi="Calibri" w:cs="Calibri"/>
-        </w:rPr>
-        <w:t xml:space="preserve">as </w:t>
-      </w:r>
-      <w:r>
-        <w:rPr>
-          <w:rFonts w:ascii="Calibri" w:hAnsi="Calibri" w:cs="Calibri"/>
-        </w:rPr>
-        <w:t>required. Use two Attenuator Modules</w:t>
-      </w:r>
-      <w:r>
-        <w:rPr>
-          <w:rFonts w:ascii="Calibri" w:hAnsi="Calibri" w:cs="Calibri"/>
-        </w:rPr>
-        <w:t xml:space="preserve"> for an RF board used for both receive</w:t>
-      </w:r>
-      <w:r>
-        <w:rPr>
-          <w:rFonts w:ascii="Calibri" w:hAnsi="Calibri" w:cs="Calibri"/>
-        </w:rPr>
-        <w:t xml:space="preserve"> a</w:t>
-      </w:r>
-      <w:r>
-        <w:rPr>
-          <w:rFonts w:ascii="Calibri" w:hAnsi="Calibri" w:cs="Calibri"/>
-        </w:rPr>
-        <w:t>n</w:t>
-      </w:r>
-      <w:r>
-        <w:rPr>
-          <w:rFonts w:ascii="Calibri" w:hAnsi="Calibri" w:cs="Calibri"/>
-        </w:rPr>
-        <w:t xml:space="preserve">d </w:t>
-      </w:r>
-      <w:r>
-        <w:rPr>
-          <w:rFonts w:ascii="Calibri" w:hAnsi="Calibri" w:cs="Calibri"/>
-        </w:rPr>
-        <w:t xml:space="preserve">transmit, or one for a </w:t>
-      </w:r>
-      <w:r>
-        <w:rPr>
-          <w:rFonts w:ascii="Calibri" w:hAnsi="Calibri" w:cs="Calibri"/>
-        </w:rPr>
-        <w:t xml:space="preserve">second receiver </w:t>
-      </w:r>
-      <w:r>
-        <w:rPr>
-          <w:rFonts w:ascii="Calibri" w:hAnsi="Calibri" w:cs="Calibri"/>
-        </w:rPr>
-        <w:t xml:space="preserve">with </w:t>
-      </w:r>
-      <w:r>
-        <w:rPr>
-          <w:rFonts w:ascii="Calibri" w:hAnsi="Calibri" w:cs="Calibri"/>
-        </w:rPr>
-        <w:t>no tran</w:t>
-      </w:r>
-      <w:r>
-        <w:rPr>
-          <w:rFonts w:ascii="Calibri" w:hAnsi="Calibri" w:cs="Calibri"/>
-        </w:rPr>
-        <w:t>smit</w:t>
-      </w:r>
-      <w:r>
-        <w:rPr>
-          <w:rFonts w:ascii="Calibri" w:hAnsi="Calibri" w:cs="Calibri"/>
-        </w:rPr>
-        <w:t xml:space="preserve"> function. Because the </w:t>
+        <w:t xml:space="preserve">: one Oscillator Module </w:t>
+      </w:r>
+      <w:r>
+        <w:rPr>
+          <w:rFonts w:ascii="Calibri" w:hAnsi="Calibri" w:cs="Calibri"/>
+        </w:rPr>
+        <w:t>per</w:t>
+      </w:r>
+      <w:r>
+        <w:rPr>
+          <w:rFonts w:ascii="Calibri" w:hAnsi="Calibri" w:cs="Calibri"/>
+        </w:rPr>
+        <w:t xml:space="preserve"> RF board</w:t>
+      </w:r>
+      <w:r>
+        <w:rPr>
+          <w:rFonts w:ascii="Calibri" w:hAnsi="Calibri" w:cs="Calibri"/>
+        </w:rPr>
+        <w:t xml:space="preserve"> and </w:t>
+      </w:r>
+      <w:r>
+        <w:rPr>
+          <w:rFonts w:ascii="Calibri" w:hAnsi="Calibri" w:cs="Calibri"/>
+        </w:rPr>
+        <w:t xml:space="preserve">Attenuator Modules as </w:t>
+      </w:r>
+      <w:r>
+        <w:rPr>
+          <w:rFonts w:ascii="Calibri" w:hAnsi="Calibri" w:cs="Calibri"/>
+        </w:rPr>
+        <w:t>needed.</w:t>
+      </w:r>
+      <w:r>
+        <w:rPr>
+          <w:rFonts w:ascii="Calibri" w:hAnsi="Calibri" w:cs="Calibri"/>
+        </w:rPr>
+        <w:t xml:space="preserve"> Use two Attenuator Modules</w:t>
+      </w:r>
+      <w:r>
+        <w:rPr>
+          <w:rFonts w:ascii="Calibri" w:hAnsi="Calibri" w:cs="Calibri"/>
+        </w:rPr>
+        <w:t xml:space="preserve"> for an RF board </w:t>
+      </w:r>
+      <w:r>
+        <w:rPr>
+          <w:rFonts w:ascii="Calibri" w:hAnsi="Calibri" w:cs="Calibri"/>
+        </w:rPr>
+        <w:t>that</w:t>
+      </w:r>
+      <w:r>
+        <w:rPr>
+          <w:rFonts w:ascii="Calibri" w:hAnsi="Calibri" w:cs="Calibri"/>
+        </w:rPr>
+        <w:t xml:space="preserve"> both </w:t>
+      </w:r>
+      <w:r>
+        <w:rPr>
+          <w:rFonts w:ascii="Calibri" w:hAnsi="Calibri" w:cs="Calibri"/>
+        </w:rPr>
+        <w:t>receives</w:t>
+      </w:r>
+      <w:r>
+        <w:rPr>
+          <w:rFonts w:ascii="Calibri" w:hAnsi="Calibri" w:cs="Calibri"/>
+        </w:rPr>
+        <w:t xml:space="preserve"> and </w:t>
+      </w:r>
+      <w:r>
+        <w:rPr>
+          <w:rFonts w:ascii="Calibri" w:hAnsi="Calibri" w:cs="Calibri"/>
+        </w:rPr>
+        <w:t>transmits</w:t>
+      </w:r>
+      <w:r>
+        <w:rPr>
+          <w:rFonts w:ascii="Calibri" w:hAnsi="Calibri" w:cs="Calibri"/>
+        </w:rPr>
+        <w:t xml:space="preserve">, or one for a </w:t>
+      </w:r>
+      <w:r>
+        <w:rPr>
+          <w:rFonts w:ascii="Calibri" w:hAnsi="Calibri" w:cs="Calibri"/>
+        </w:rPr>
+        <w:t>receive-only secondary board.</w:t>
+      </w:r>
+      <w:r>
+        <w:rPr>
+          <w:rFonts w:ascii="Calibri" w:hAnsi="Calibri" w:cs="Calibri"/>
+        </w:rPr>
+        <w:t xml:space="preserve"> Because the </w:t>
       </w:r>
       <w:r>
         <w:rPr>
@@ -1993,37 +1541,19 @@
         <w:rPr>
           <w:rFonts w:ascii="Calibri" w:hAnsi="Calibri" w:cs="Calibri"/>
         </w:rPr>
-        <w:t xml:space="preserve"> Q</w:t>
-      </w:r>
-      <w:r>
-        <w:rPr>
-          <w:rFonts w:ascii="Calibri" w:hAnsi="Calibri" w:cs="Calibri"/>
-        </w:rPr>
-        <w:t xml:space="preserve">FN parts </w:t>
-      </w:r>
-      <w:r>
-        <w:rPr>
-          <w:rFonts w:ascii="Calibri" w:hAnsi="Calibri" w:cs="Calibri"/>
-        </w:rPr>
-        <w:t xml:space="preserve">that are </w:t>
-      </w:r>
-      <w:r>
-        <w:rPr>
-          <w:rFonts w:ascii="Calibri" w:hAnsi="Calibri" w:cs="Calibri"/>
-        </w:rPr>
-        <w:t>difficult</w:t>
-      </w:r>
-      <w:r>
-        <w:rPr>
-          <w:rFonts w:ascii="Calibri" w:hAnsi="Calibri" w:cs="Calibri"/>
-        </w:rPr>
-        <w:t xml:space="preserve"> </w:t>
-      </w:r>
-      <w:r>
-        <w:rPr>
-          <w:rFonts w:ascii="Calibri" w:hAnsi="Calibri" w:cs="Calibri"/>
-        </w:rPr>
-        <w:t xml:space="preserve">to </w:t>
+        <w:t xml:space="preserve"> QFN </w:t>
+      </w:r>
+      <w:r>
+        <w:rPr>
+          <w:rFonts w:ascii="Calibri" w:hAnsi="Calibri" w:cs="Calibri"/>
+        </w:rPr>
+        <w:t xml:space="preserve">components </w:t>
+      </w:r>
+      <w:r>
+        <w:rPr>
+          <w:rFonts w:ascii="Calibri" w:hAnsi="Calibri" w:cs="Calibri"/>
+        </w:rPr>
+        <w:t xml:space="preserve">that are difficult to </w:t>
       </w:r>
       <w:r>
         <w:rPr>
@@ -2035,49 +1565,13 @@
         <w:rPr>
           <w:rFonts w:ascii="Calibri" w:hAnsi="Calibri" w:cs="Calibri"/>
         </w:rPr>
-        <w:t xml:space="preserve">solder </w:t>
-      </w:r>
-      <w:r>
-        <w:rPr>
-          <w:rFonts w:ascii="Calibri" w:hAnsi="Calibri" w:cs="Calibri"/>
-        </w:rPr>
-        <w:t>with</w:t>
-      </w:r>
-      <w:r>
-        <w:rPr>
-          <w:rFonts w:ascii="Calibri" w:hAnsi="Calibri" w:cs="Calibri"/>
-        </w:rPr>
-        <w:t xml:space="preserve">out </w:t>
-      </w:r>
-      <w:r>
-        <w:rPr>
-          <w:rFonts w:ascii="Calibri" w:hAnsi="Calibri" w:cs="Calibri"/>
-        </w:rPr>
-        <w:t>hot</w:t>
-      </w:r>
-      <w:r>
-        <w:rPr>
-          <w:rFonts w:ascii="Calibri" w:hAnsi="Calibri" w:cs="Calibri"/>
-        </w:rPr>
-        <w:t>-</w:t>
-      </w:r>
-      <w:r>
-        <w:rPr>
-          <w:rFonts w:ascii="Calibri" w:hAnsi="Calibri" w:cs="Calibri"/>
-        </w:rPr>
-        <w:t>air tools</w:t>
-      </w:r>
-      <w:r>
-        <w:rPr>
-          <w:rFonts w:ascii="Calibri" w:hAnsi="Calibri" w:cs="Calibri"/>
-        </w:rPr>
-        <w:t xml:space="preserve">, </w:t>
-      </w:r>
-      <w:r>
-        <w:rPr>
-          <w:rFonts w:ascii="Calibri" w:hAnsi="Calibri" w:cs="Calibri"/>
-        </w:rPr>
-        <w:t>they are supplied with the QFN components already installed.</w:t>
+        <w:t xml:space="preserve">solder without hot-air tools, they are supplied with </w:t>
+      </w:r>
+      <w:r>
+        <w:rPr>
+          <w:rFonts w:ascii="Calibri" w:hAnsi="Calibri" w:cs="Calibri"/>
+        </w:rPr>
+        <w:t>those components preinstalled.</w:t>
       </w:r>
       <w:r>
         <w:rPr>
@@ -2093,25 +1587,19 @@
         <w:rPr>
           <w:rFonts w:ascii="Calibri" w:hAnsi="Calibri" w:cs="Calibri"/>
         </w:rPr>
-        <w:t>To complete</w:t>
-      </w:r>
-      <w:r>
-        <w:rPr>
-          <w:rFonts w:ascii="Calibri" w:hAnsi="Calibri" w:cs="Calibri"/>
-        </w:rPr>
-        <w:t xml:space="preserve"> each module,</w:t>
-      </w:r>
-      <w:r>
-        <w:rPr>
-          <w:rFonts w:ascii="Calibri" w:hAnsi="Calibri" w:cs="Calibri"/>
-        </w:rPr>
-        <w:t xml:space="preserve"> solder on the </w:t>
-      </w:r>
-      <w:r>
-        <w:rPr>
-          <w:rFonts w:ascii="Calibri" w:hAnsi="Calibri" w:cs="Calibri"/>
-        </w:rPr>
-        <w:t xml:space="preserve">attachment pins and </w:t>
+        <w:t xml:space="preserve">To </w:t>
+      </w:r>
+      <w:r>
+        <w:rPr>
+          <w:rFonts w:ascii="Calibri" w:hAnsi="Calibri" w:cs="Calibri"/>
+        </w:rPr>
+        <w:t>finish</w:t>
+      </w:r>
+      <w:r>
+        <w:rPr>
+          <w:rFonts w:ascii="Calibri" w:hAnsi="Calibri" w:cs="Calibri"/>
+        </w:rPr>
+        <w:t xml:space="preserve"> each module, solder on the attachment pins and </w:t>
       </w:r>
       <w:r>
         <w:rPr>
@@ -2129,19 +1617,25 @@
         <w:rPr>
           <w:rFonts w:ascii="Calibri" w:hAnsi="Calibri" w:cs="Calibri"/>
         </w:rPr>
-        <w:t>the module</w:t>
-      </w:r>
-      <w:r>
-        <w:rPr>
-          <w:rFonts w:ascii="Calibri" w:hAnsi="Calibri" w:cs="Calibri"/>
-        </w:rPr>
-        <w:t xml:space="preserve"> into its </w:t>
-      </w:r>
-      <w:r>
-        <w:rPr>
-          <w:rFonts w:ascii="Calibri" w:hAnsi="Calibri" w:cs="Calibri"/>
-        </w:rPr>
-        <w:t xml:space="preserve">matching </w:t>
+        <w:t>it</w:t>
+      </w:r>
+      <w:r>
+        <w:rPr>
+          <w:rFonts w:ascii="Calibri" w:hAnsi="Calibri" w:cs="Calibri"/>
+        </w:rPr>
+        <w:t xml:space="preserve"> into </w:t>
+      </w:r>
+      <w:r>
+        <w:rPr>
+          <w:rFonts w:ascii="Calibri" w:hAnsi="Calibri" w:cs="Calibri"/>
+        </w:rPr>
+        <w:t>the</w:t>
+      </w:r>
+      <w:r>
+        <w:rPr>
+          <w:rFonts w:ascii="Calibri" w:hAnsi="Calibri" w:cs="Calibri"/>
+        </w:rPr>
+        <w:t xml:space="preserve"> matching </w:t>
       </w:r>
       <w:r>
         <w:rPr>
@@ -2153,31 +1647,13 @@
         <w:rPr>
           <w:rFonts w:ascii="Calibri" w:hAnsi="Calibri" w:cs="Calibri"/>
         </w:rPr>
-        <w:t>location</w:t>
-      </w:r>
-      <w:r>
-        <w:rPr>
-          <w:rFonts w:ascii="Calibri" w:hAnsi="Calibri" w:cs="Calibri"/>
-        </w:rPr>
-        <w:t xml:space="preserve"> in the </w:t>
-      </w:r>
-      <w:r>
-        <w:rPr>
-          <w:rFonts w:ascii="Calibri" w:hAnsi="Calibri" w:cs="Calibri"/>
-        </w:rPr>
-        <w:t>correct</w:t>
-      </w:r>
-      <w:r>
-        <w:rPr>
-          <w:rFonts w:ascii="Calibri" w:hAnsi="Calibri" w:cs="Calibri"/>
-        </w:rPr>
-        <w:t xml:space="preserve"> orientation. </w:t>
-      </w:r>
-      <w:r>
-        <w:rPr>
-          <w:rFonts w:ascii="Calibri" w:hAnsi="Calibri" w:cs="Calibri"/>
-        </w:rPr>
-        <w:t>This</w:t>
+        <w:t xml:space="preserve">location in the correct orientation. This </w:t>
+      </w:r>
+      <w:r>
+        <w:rPr>
+          <w:rFonts w:ascii="Calibri" w:hAnsi="Calibri" w:cs="Calibri"/>
+        </w:rPr>
+        <w:t>design</w:t>
       </w:r>
       <w:r>
         <w:rPr>
@@ -2189,37 +1665,13 @@
         <w:rPr>
           <w:rFonts w:ascii="Calibri" w:hAnsi="Calibri" w:cs="Calibri"/>
         </w:rPr>
-        <w:t>design</w:t>
-      </w:r>
-      <w:r>
-        <w:rPr>
-          <w:rFonts w:ascii="Calibri" w:hAnsi="Calibri" w:cs="Calibri"/>
-        </w:rPr>
-        <w:t xml:space="preserve"> </w:t>
-      </w:r>
-      <w:r>
-        <w:rPr>
-          <w:rFonts w:ascii="Calibri" w:hAnsi="Calibri" w:cs="Calibri"/>
-        </w:rPr>
-        <w:t>should make</w:t>
-      </w:r>
-      <w:r>
-        <w:rPr>
-          <w:rFonts w:ascii="Calibri" w:hAnsi="Calibri" w:cs="Calibri"/>
-        </w:rPr>
-        <w:t xml:space="preserve"> the V12.8 RF board </w:t>
-      </w:r>
-      <w:r>
-        <w:rPr>
-          <w:rFonts w:ascii="Calibri" w:hAnsi="Calibri" w:cs="Calibri"/>
-        </w:rPr>
-        <w:t xml:space="preserve">easier </w:t>
-      </w:r>
-      <w:r>
-        <w:rPr>
-          <w:rFonts w:ascii="Calibri" w:hAnsi="Calibri" w:cs="Calibri"/>
-        </w:rPr>
-        <w:t>to assemble</w:t>
+        <w:t>simplifies assembly of</w:t>
+      </w:r>
+      <w:r>
+        <w:rPr>
+          <w:rFonts w:ascii="Calibri" w:hAnsi="Calibri" w:cs="Calibri"/>
+        </w:rPr>
+        <w:t xml:space="preserve"> the V12.8 RF board</w:t>
       </w:r>
       <w:r>
         <w:rPr>
@@ -2255,151 +1707,85 @@
         <w:rPr>
           <w:rFonts w:ascii="Calibri" w:hAnsi="Calibri" w:cs="Calibri"/>
         </w:rPr>
+        <w:t xml:space="preserve"> the required rows of male and </w:t>
+      </w:r>
+      <w:r>
+        <w:rPr>
+          <w:rFonts w:ascii="Calibri" w:hAnsi="Calibri" w:cs="Calibri"/>
+        </w:rPr>
+        <w:t xml:space="preserve">female IDC pins for the modules. Machined pins and sockets are preferred because they </w:t>
+      </w:r>
+      <w:r>
+        <w:rPr>
+          <w:rFonts w:ascii="Calibri" w:hAnsi="Calibri" w:cs="Calibri"/>
+        </w:rPr>
+        <w:t>mate precisely</w:t>
+      </w:r>
+      <w:r>
+        <w:rPr>
+          <w:rFonts w:ascii="Calibri" w:hAnsi="Calibri" w:cs="Calibri"/>
+        </w:rPr>
+        <w:t xml:space="preserve"> and </w:t>
+      </w:r>
+      <w:r>
+        <w:rPr>
+          <w:rFonts w:ascii="Calibri" w:hAnsi="Calibri" w:cs="Calibri"/>
+        </w:rPr>
+        <w:t xml:space="preserve">reduce </w:t>
+      </w:r>
+      <w:r>
+        <w:rPr>
+          <w:rFonts w:ascii="Calibri" w:hAnsi="Calibri" w:cs="Calibri"/>
+        </w:rPr>
+        <w:t xml:space="preserve">fit </w:t>
+      </w:r>
+      <w:r>
+        <w:rPr>
+          <w:rFonts w:ascii="Calibri" w:hAnsi="Calibri" w:cs="Calibri"/>
+        </w:rPr>
+        <w:t>and</w:t>
+      </w:r>
+      <w:r>
+        <w:rPr>
+          <w:rFonts w:ascii="Calibri" w:hAnsi="Calibri" w:cs="Calibri"/>
+        </w:rPr>
         <w:t xml:space="preserve"> </w:t>
       </w:r>
       <w:r>
         <w:rPr>
           <w:rFonts w:ascii="Calibri" w:hAnsi="Calibri" w:cs="Calibri"/>
         </w:rPr>
-        <w:t xml:space="preserve">the required </w:t>
-      </w:r>
-      <w:r>
-        <w:rPr>
-          <w:rFonts w:ascii="Calibri" w:hAnsi="Calibri" w:cs="Calibri"/>
-        </w:rPr>
-        <w:t>row</w:t>
-      </w:r>
-      <w:r>
-        <w:rPr>
-          <w:rFonts w:ascii="Calibri" w:hAnsi="Calibri" w:cs="Calibri"/>
-        </w:rPr>
-        <w:t xml:space="preserve">s of male </w:t>
-      </w:r>
-      <w:r>
-        <w:rPr>
-          <w:rFonts w:ascii="Calibri" w:hAnsi="Calibri" w:cs="Calibri"/>
-        </w:rPr>
-        <w:t xml:space="preserve">and </w:t>
-      </w:r>
-      <w:r>
-        <w:rPr>
-          <w:rFonts w:ascii="Calibri" w:hAnsi="Calibri" w:cs="Calibri"/>
-        </w:rPr>
-        <w:t xml:space="preserve">female </w:t>
-      </w:r>
-      <w:r>
-        <w:rPr>
-          <w:rFonts w:ascii="Calibri" w:hAnsi="Calibri" w:cs="Calibri"/>
-        </w:rPr>
-        <w:t>ID</w:t>
-      </w:r>
-      <w:r>
-        <w:rPr>
-          <w:rFonts w:ascii="Calibri" w:hAnsi="Calibri" w:cs="Calibri"/>
-        </w:rPr>
-        <w:t>C p</w:t>
-      </w:r>
-      <w:r>
-        <w:rPr>
-          <w:rFonts w:ascii="Calibri" w:hAnsi="Calibri" w:cs="Calibri"/>
-        </w:rPr>
-        <w:t>ins</w:t>
-      </w:r>
-      <w:r>
-        <w:rPr>
-          <w:rFonts w:ascii="Calibri" w:hAnsi="Calibri" w:cs="Calibri"/>
-        </w:rPr>
-        <w:t xml:space="preserve"> for the modules. </w:t>
-      </w:r>
-      <w:r>
-        <w:rPr>
-          <w:rFonts w:ascii="Calibri" w:hAnsi="Calibri" w:cs="Calibri"/>
-        </w:rPr>
-        <w:t>Machined</w:t>
-      </w:r>
-      <w:r>
-        <w:rPr>
-          <w:rFonts w:ascii="Calibri" w:hAnsi="Calibri" w:cs="Calibri"/>
-        </w:rPr>
-        <w:t xml:space="preserve"> pins and </w:t>
-      </w:r>
-      <w:r>
-        <w:rPr>
-          <w:rFonts w:ascii="Calibri" w:hAnsi="Calibri" w:cs="Calibri"/>
-        </w:rPr>
-        <w:t>sockets are preferred</w:t>
-      </w:r>
-      <w:r>
-        <w:rPr>
-          <w:rFonts w:ascii="Calibri" w:hAnsi="Calibri" w:cs="Calibri"/>
-        </w:rPr>
-        <w:t xml:space="preserve"> because they </w:t>
-      </w:r>
-      <w:r>
-        <w:rPr>
-          <w:rFonts w:ascii="Calibri" w:hAnsi="Calibri" w:cs="Calibri"/>
-        </w:rPr>
-        <w:t>mate precisely</w:t>
-      </w:r>
-      <w:r>
-        <w:rPr>
-          <w:rFonts w:ascii="Calibri" w:hAnsi="Calibri" w:cs="Calibri"/>
-        </w:rPr>
-        <w:t xml:space="preserve"> and </w:t>
-      </w:r>
-      <w:r>
-        <w:rPr>
-          <w:rFonts w:ascii="Calibri" w:hAnsi="Calibri" w:cs="Calibri"/>
-        </w:rPr>
-        <w:t xml:space="preserve">reduce the risk of fit or </w:t>
-      </w:r>
-      <w:r>
-        <w:rPr>
-          <w:rFonts w:ascii="Calibri" w:hAnsi="Calibri" w:cs="Calibri"/>
-        </w:rPr>
         <w:t xml:space="preserve">contact </w:t>
       </w:r>
       <w:r>
         <w:rPr>
           <w:rFonts w:ascii="Calibri" w:hAnsi="Calibri" w:cs="Calibri"/>
         </w:rPr>
-        <w:t>issues.</w:t>
-      </w:r>
-      <w:r>
-        <w:rPr>
-          <w:rFonts w:ascii="Calibri" w:hAnsi="Calibri" w:cs="Calibri"/>
-        </w:rPr>
-        <w:t xml:space="preserve"> Stamped pins </w:t>
-      </w:r>
-      <w:r>
-        <w:rPr>
-          <w:rFonts w:ascii="Calibri" w:hAnsi="Calibri" w:cs="Calibri"/>
-        </w:rPr>
-        <w:t>can</w:t>
-      </w:r>
-      <w:r>
-        <w:rPr>
-          <w:rFonts w:ascii="Calibri" w:hAnsi="Calibri" w:cs="Calibri"/>
-        </w:rPr>
-        <w:t xml:space="preserve"> also</w:t>
-      </w:r>
-      <w:r>
-        <w:rPr>
-          <w:rFonts w:ascii="Calibri" w:hAnsi="Calibri" w:cs="Calibri"/>
-        </w:rPr>
-        <w:t xml:space="preserve"> be used, but </w:t>
-      </w:r>
-      <w:r>
-        <w:rPr>
-          <w:rFonts w:ascii="Calibri" w:hAnsi="Calibri" w:cs="Calibri"/>
-        </w:rPr>
-        <w:t>make</w:t>
-      </w:r>
-      <w:r>
-        <w:rPr>
-          <w:rFonts w:ascii="Calibri" w:hAnsi="Calibri" w:cs="Calibri"/>
-        </w:rPr>
-        <w:t xml:space="preserve"> sure</w:t>
+        <w:t>problems.</w:t>
+      </w:r>
+      <w:r>
+        <w:rPr>
+          <w:rFonts w:ascii="Calibri" w:hAnsi="Calibri" w:cs="Calibri"/>
+        </w:rPr>
+        <w:t xml:space="preserve"> Stamped </w:t>
+      </w:r>
+      <w:r>
+        <w:rPr>
+          <w:rFonts w:ascii="Calibri" w:hAnsi="Calibri" w:cs="Calibri"/>
+        </w:rPr>
+        <w:t>versions may</w:t>
+      </w:r>
+      <w:r>
+        <w:rPr>
+          <w:rFonts w:ascii="Calibri" w:hAnsi="Calibri" w:cs="Calibri"/>
+        </w:rPr>
+        <w:t xml:space="preserve"> also be used, but </w:t>
+      </w:r>
+      <w:r>
+        <w:rPr>
+          <w:rFonts w:ascii="Calibri" w:hAnsi="Calibri" w:cs="Calibri"/>
+        </w:rPr>
+        <w:t>ensure</w:t>
       </w:r>
       <w:r>
         <w:rPr>
@@ -2417,85 +1803,37 @@
         <w:rPr>
           <w:rFonts w:ascii="Calibri" w:hAnsi="Calibri" w:cs="Calibri"/>
         </w:rPr>
+        <w:t xml:space="preserve"> pins and sockets</w:t>
+      </w:r>
+      <w:r>
+        <w:rPr>
+          <w:rFonts w:ascii="Calibri" w:hAnsi="Calibri" w:cs="Calibri"/>
+        </w:rPr>
         <w:t xml:space="preserve"> </w:t>
       </w:r>
       <w:r>
         <w:rPr>
           <w:rFonts w:ascii="Calibri" w:hAnsi="Calibri" w:cs="Calibri"/>
         </w:rPr>
-        <w:t>pins and sockets</w:t>
-      </w:r>
-      <w:r>
-        <w:rPr>
-          <w:rFonts w:ascii="Calibri" w:hAnsi="Calibri" w:cs="Calibri"/>
-        </w:rPr>
-        <w:t xml:space="preserve"> match</w:t>
-      </w:r>
-      <w:r>
-        <w:rPr>
-          <w:rFonts w:ascii="Calibri" w:hAnsi="Calibri" w:cs="Calibri"/>
-        </w:rPr>
-        <w:t>, since they</w:t>
-      </w:r>
-      <w:r>
-        <w:rPr>
-          <w:rFonts w:ascii="Calibri" w:hAnsi="Calibri" w:cs="Calibri"/>
-        </w:rPr>
-        <w:t xml:space="preserve"> </w:t>
-      </w:r>
-      <w:r>
-        <w:rPr>
-          <w:rFonts w:ascii="Calibri" w:hAnsi="Calibri" w:cs="Calibri"/>
-        </w:rPr>
-        <w:t>are available</w:t>
-      </w:r>
-      <w:r>
-        <w:rPr>
-          <w:rFonts w:ascii="Calibri" w:hAnsi="Calibri" w:cs="Calibri"/>
-        </w:rPr>
-        <w:t xml:space="preserve"> in </w:t>
-      </w:r>
-      <w:r>
-        <w:rPr>
-          <w:rFonts w:ascii="Calibri" w:hAnsi="Calibri" w:cs="Calibri"/>
-        </w:rPr>
-        <w:t>different sizes and shapes</w:t>
-      </w:r>
-      <w:r>
-        <w:rPr>
-          <w:rFonts w:ascii="Calibri" w:hAnsi="Calibri" w:cs="Calibri"/>
-        </w:rPr>
-        <w:t>, including</w:t>
-      </w:r>
-      <w:r>
-        <w:rPr>
-          <w:rFonts w:ascii="Calibri" w:hAnsi="Calibri" w:cs="Calibri"/>
-        </w:rPr>
-        <w:t xml:space="preserve"> square</w:t>
-      </w:r>
-      <w:r>
-        <w:rPr>
-          <w:rFonts w:ascii="Calibri" w:hAnsi="Calibri" w:cs="Calibri"/>
-        </w:rPr>
-        <w:t xml:space="preserve"> and</w:t>
-      </w:r>
-      <w:r>
-        <w:rPr>
-          <w:rFonts w:ascii="Calibri" w:hAnsi="Calibri" w:cs="Calibri"/>
-        </w:rPr>
-        <w:t xml:space="preserve"> rectangular</w:t>
-      </w:r>
-      <w:r>
-        <w:rPr>
-          <w:rFonts w:ascii="Calibri" w:hAnsi="Calibri" w:cs="Calibri"/>
-        </w:rPr>
-        <w:t xml:space="preserve"> styles</w:t>
-      </w:r>
-      <w:r>
-        <w:rPr>
-          <w:rFonts w:ascii="Calibri" w:hAnsi="Calibri" w:cs="Calibri"/>
-        </w:rPr>
-        <w:t>.</w:t>
+        <w:t>are compatible because</w:t>
+      </w:r>
+      <w:r>
+        <w:rPr>
+          <w:rFonts w:ascii="Calibri" w:hAnsi="Calibri" w:cs="Calibri"/>
+        </w:rPr>
+        <w:t xml:space="preserve"> they </w:t>
+      </w:r>
+      <w:r>
+        <w:rPr>
+          <w:rFonts w:ascii="Calibri" w:hAnsi="Calibri" w:cs="Calibri"/>
+        </w:rPr>
+        <w:t>come</w:t>
+      </w:r>
+      <w:r>
+        <w:rPr>
+          <w:rFonts w:ascii="Calibri" w:hAnsi="Calibri" w:cs="Calibri"/>
+        </w:rPr>
+        <w:t xml:space="preserve"> in different sizes and shapes, including square and rectangular styles.</w:t>
       </w:r>
     </w:p>
     <w:p>
@@ -2519,13 +1857,25 @@
         <w:rPr>
           <w:rFonts w:ascii="Calibri" w:hAnsi="Calibri" w:cs="Calibri"/>
         </w:rPr>
-        <w:t>For the Attenuator Modules, prepare four</w:t>
-      </w:r>
-      <w:r>
-        <w:rPr>
-          <w:rFonts w:ascii="Calibri" w:hAnsi="Calibri" w:cs="Calibri"/>
-        </w:rPr>
-        <w:t xml:space="preserve"> </w:t>
+        <w:t xml:space="preserve">For </w:t>
+      </w:r>
+      <w:r>
+        <w:rPr>
+          <w:rFonts w:ascii="Calibri" w:hAnsi="Calibri" w:cs="Calibri"/>
+        </w:rPr>
+        <w:t>Attenuator Modules</w:t>
+      </w:r>
+      <w:r>
+        <w:rPr>
+          <w:rFonts w:ascii="Calibri" w:hAnsi="Calibri" w:cs="Calibri"/>
+        </w:rPr>
+        <w:t xml:space="preserve"> U3 and U11</w:t>
+      </w:r>
+      <w:r>
+        <w:rPr>
+          <w:rFonts w:ascii="Calibri" w:hAnsi="Calibri" w:cs="Calibri"/>
+        </w:rPr>
+        <w:t xml:space="preserve">, prepare four </w:t>
       </w:r>
       <w:r>
         <w:rPr>
@@ -2537,67 +1887,19 @@
         <w:rPr>
           <w:rFonts w:ascii="Calibri" w:hAnsi="Calibri" w:cs="Calibri"/>
         </w:rPr>
-        <w:t xml:space="preserve">rows of </w:t>
-      </w:r>
-      <w:r>
-        <w:rPr>
-          <w:rFonts w:ascii="Calibri" w:hAnsi="Calibri" w:cs="Calibri"/>
-        </w:rPr>
-        <w:t>pins</w:t>
-      </w:r>
-      <w:r>
-        <w:rPr>
-          <w:rFonts w:ascii="Calibri" w:hAnsi="Calibri" w:cs="Calibri"/>
-        </w:rPr>
-        <w:t xml:space="preserve"> and</w:t>
-      </w:r>
-      <w:r>
-        <w:rPr>
-          <w:rFonts w:ascii="Calibri" w:hAnsi="Calibri" w:cs="Calibri"/>
-        </w:rPr>
-        <w:t xml:space="preserve"> sockets</w:t>
-      </w:r>
-      <w:r>
-        <w:rPr>
-          <w:rFonts w:ascii="Calibri" w:hAnsi="Calibri" w:cs="Calibri"/>
-        </w:rPr>
-        <w:t>—</w:t>
-      </w:r>
-      <w:r>
-        <w:rPr>
-          <w:rFonts w:ascii="Calibri" w:hAnsi="Calibri" w:cs="Calibri"/>
-        </w:rPr>
-        <w:t xml:space="preserve">two </w:t>
-      </w:r>
-      <w:r>
-        <w:rPr>
-          <w:rFonts w:ascii="Calibri" w:hAnsi="Calibri" w:cs="Calibri"/>
-        </w:rPr>
-        <w:t xml:space="preserve">rows </w:t>
-      </w:r>
-      <w:r>
-        <w:rPr>
-          <w:rFonts w:ascii="Calibri" w:hAnsi="Calibri" w:cs="Calibri"/>
-        </w:rPr>
-        <w:t>per</w:t>
-      </w:r>
-      <w:r>
-        <w:rPr>
-          <w:rFonts w:ascii="Calibri" w:hAnsi="Calibri" w:cs="Calibri"/>
-        </w:rPr>
-        <w:t xml:space="preserve"> </w:t>
-      </w:r>
-      <w:r>
-        <w:rPr>
-          <w:rFonts w:ascii="Calibri" w:hAnsi="Calibri" w:cs="Calibri"/>
-        </w:rPr>
-        <w:t>module</w:t>
-      </w:r>
-      <w:r>
-        <w:rPr>
-          <w:rFonts w:ascii="Calibri" w:hAnsi="Calibri" w:cs="Calibri"/>
-        </w:rPr>
-        <w:t xml:space="preserve"> U3 and U11</w:t>
+        <w:t xml:space="preserve">rows of pins and sockets—two rows </w:t>
+      </w:r>
+      <w:r>
+        <w:rPr>
+          <w:rFonts w:ascii="Calibri" w:hAnsi="Calibri" w:cs="Calibri"/>
+        </w:rPr>
+        <w:t>for each</w:t>
+      </w:r>
+      <w:r>
+        <w:rPr>
+          <w:rFonts w:ascii="Calibri" w:hAnsi="Calibri" w:cs="Calibri"/>
+        </w:rPr>
+        <w:t xml:space="preserve"> module</w:t>
       </w:r>
       <w:r>
         <w:rPr>
@@ -2609,13 +1911,7 @@
         <w:rPr>
           <w:rFonts w:ascii="Calibri" w:hAnsi="Calibri" w:cs="Calibri"/>
         </w:rPr>
-        <w:t xml:space="preserve"> </w:t>
-      </w:r>
-      <w:r>
-        <w:rPr>
-          <w:rFonts w:ascii="Calibri" w:hAnsi="Calibri" w:cs="Calibri"/>
-        </w:rPr>
-        <w:t>See below:</w:t>
+        <w:t xml:space="preserve"> See below:</w:t>
       </w:r>
     </w:p>
     <w:p>
@@ -2696,27 +1992,9 @@
       </w:pPr>
       <w:r>
         <w:rPr>
-          <w:rFonts w:ascii="Calibri" w:eastAsia="Times New Roman" w:hAnsi="Calibri" w:cs="Calibri"/>
-        </w:rPr>
-        <w:t xml:space="preserve">You will also need </w:t>
-      </w:r>
-      <w:r>
-        <w:rPr>
-          <w:rFonts w:ascii="Calibri" w:eastAsia="Times New Roman" w:hAnsi="Calibri" w:cs="Calibri"/>
-        </w:rPr>
-        <w:t>2 rows of six pins and sockets, and 1 row of four pins and sockets for the Oscillator Module</w:t>
-      </w:r>
-      <w:r>
-        <w:rPr>
-          <w:rFonts w:ascii="Calibri" w:eastAsia="Times New Roman" w:hAnsi="Calibri" w:cs="Calibri"/>
-        </w:rPr>
-        <w:t xml:space="preserve"> U12</w:t>
-      </w:r>
-      <w:r>
-        <w:rPr>
-          <w:rFonts w:ascii="Calibri" w:eastAsia="Times New Roman" w:hAnsi="Calibri" w:cs="Calibri"/>
-        </w:rPr>
-        <w:t xml:space="preserve">: </w:t>
+          <w:rFonts w:ascii="Calibri" w:hAnsi="Calibri" w:cs="Calibri"/>
+        </w:rPr>
+        <w:t>For Oscillator Module U12, also prepare two six-pin rows and one four-pin row of pins and sockets:</w:t>
       </w:r>
     </w:p>
     <w:p>
@@ -2736,6 +2014,7 @@
       <w:r>
         <w:rPr>
           <w:rFonts w:ascii="Calibri" w:eastAsia="Times New Roman" w:hAnsi="Calibri" w:cs="Calibri"/>
+          <w:noProof/>
         </w:rPr>
         <w:lastRenderedPageBreak/>
         <w:drawing>
@@ -2831,13 +2110,7 @@
         <w:rPr>
           <w:rFonts w:ascii="Calibri" w:hAnsi="Calibri" w:cs="Calibri"/>
         </w:rPr>
-        <w:t xml:space="preserve"> JP1 </w:t>
-      </w:r>
-      <w:r>
-        <w:rPr>
-          <w:rFonts w:ascii="Calibri" w:hAnsi="Calibri" w:cs="Calibri"/>
-        </w:rPr>
-        <w:t>with a small solder bridge</w:t>
+        <w:t xml:space="preserve"> JP1 with a small solder bridge</w:t>
       </w:r>
       <w:r>
         <w:rPr>
@@ -2933,13 +2206,7 @@
         <w:rPr>
           <w:rFonts w:ascii="Calibri" w:hAnsi="Calibri" w:cs="Calibri"/>
         </w:rPr>
-        <w:t xml:space="preserve"> will shor</w:t>
-      </w:r>
-      <w:r>
-        <w:rPr>
-          <w:rFonts w:ascii="Calibri" w:hAnsi="Calibri" w:cs="Calibri"/>
-        </w:rPr>
-        <w:t>t the 3.</w:t>
+        <w:t xml:space="preserve"> will short the 3.</w:t>
       </w:r>
       <w:r>
         <w:rPr>
@@ -3009,19 +2276,7 @@
         <w:rPr>
           <w:rFonts w:ascii="Calibri" w:hAnsi="Calibri" w:cs="Calibri"/>
         </w:rPr>
-        <w:t xml:space="preserve"> of RF board</w:t>
-      </w:r>
-      <w:r>
-        <w:rPr>
-          <w:rFonts w:ascii="Calibri" w:hAnsi="Calibri" w:cs="Calibri"/>
-        </w:rPr>
-        <w:t xml:space="preserve"> </w:t>
-      </w:r>
-      <w:r>
-        <w:rPr>
-          <w:rFonts w:ascii="Calibri" w:hAnsi="Calibri" w:cs="Calibri"/>
-        </w:rPr>
-        <w:t>assembly</w:t>
+        <w:t xml:space="preserve"> of RF board assembly</w:t>
       </w:r>
       <w:r>
         <w:rPr>
@@ -3051,43 +2306,7 @@
         <w:rPr>
           <w:rFonts w:ascii="Calibri" w:hAnsi="Calibri" w:cs="Calibri"/>
         </w:rPr>
-        <w:t xml:space="preserve"> the</w:t>
-      </w:r>
-      <w:r>
-        <w:rPr>
-          <w:rFonts w:ascii="Calibri" w:hAnsi="Calibri" w:cs="Calibri"/>
-        </w:rPr>
-        <w:t xml:space="preserve"> sockets</w:t>
-      </w:r>
-      <w:r>
-        <w:rPr>
-          <w:rFonts w:ascii="Calibri" w:hAnsi="Calibri" w:cs="Calibri"/>
-        </w:rPr>
-        <w:t>, then</w:t>
-      </w:r>
-      <w:r>
-        <w:rPr>
-          <w:rFonts w:ascii="Calibri" w:hAnsi="Calibri" w:cs="Calibri"/>
-        </w:rPr>
-        <w:t xml:space="preserve"> </w:t>
-      </w:r>
-      <w:r>
-        <w:rPr>
-          <w:rFonts w:ascii="Calibri" w:hAnsi="Calibri" w:cs="Calibri"/>
-        </w:rPr>
-        <w:t xml:space="preserve">solder </w:t>
-      </w:r>
-      <w:r>
-        <w:rPr>
-          <w:rFonts w:ascii="Calibri" w:hAnsi="Calibri" w:cs="Calibri"/>
-        </w:rPr>
-        <w:t xml:space="preserve">the pins and sockets to their </w:t>
-      </w:r>
-      <w:r>
-        <w:rPr>
-          <w:rFonts w:ascii="Calibri" w:hAnsi="Calibri" w:cs="Calibri"/>
-        </w:rPr>
-        <w:t>boards</w:t>
+        <w:t xml:space="preserve"> the sockets, then solder the pins and sockets to their boards</w:t>
       </w:r>
       <w:r>
         <w:rPr>
@@ -3162,37 +2381,19 @@
         <w:rPr>
           <w:rFonts w:ascii="Calibri" w:hAnsi="Calibri" w:cs="Calibri"/>
         </w:rPr>
-        <w:t>Before continuing, verify</w:t>
-      </w:r>
-      <w:r>
-        <w:rPr>
-          <w:rFonts w:ascii="Calibri" w:hAnsi="Calibri" w:cs="Calibri"/>
-        </w:rPr>
-        <w:t xml:space="preserve"> all parts against the V12.8 RF board BOM </w:t>
-      </w:r>
-      <w:r>
-        <w:rPr>
-          <w:rFonts w:ascii="Calibri" w:hAnsi="Calibri" w:cs="Calibri"/>
-        </w:rPr>
-        <w:t>on GitHub</w:t>
-      </w:r>
-      <w:r>
-        <w:rPr>
-          <w:rFonts w:ascii="Calibri" w:hAnsi="Calibri" w:cs="Calibri"/>
-        </w:rPr>
-        <w:t xml:space="preserve">. </w:t>
-      </w:r>
-      <w:r>
-        <w:rPr>
-          <w:rFonts w:ascii="Calibri" w:hAnsi="Calibri" w:cs="Calibri"/>
-        </w:rPr>
-        <w:t xml:space="preserve">Follow the </w:t>
-      </w:r>
-      <w:r>
-        <w:rPr>
-          <w:rFonts w:ascii="Calibri" w:hAnsi="Calibri" w:cs="Calibri"/>
-        </w:rPr>
-        <w:t xml:space="preserve">recommended </w:t>
+        <w:t xml:space="preserve">Before </w:t>
+      </w:r>
+      <w:r>
+        <w:rPr>
+          <w:rFonts w:ascii="Calibri" w:hAnsi="Calibri" w:cs="Calibri"/>
+        </w:rPr>
+        <w:t>proceeding</w:t>
+      </w:r>
+      <w:r>
+        <w:rPr>
+          <w:rFonts w:ascii="Calibri" w:hAnsi="Calibri" w:cs="Calibri"/>
+        </w:rPr>
+        <w:t xml:space="preserve">, verify all parts against the V12.8 RF board BOM on GitHub. Follow the recommended </w:t>
       </w:r>
       <w:r>
         <w:rPr>
@@ -3204,19 +2405,7 @@
         <w:rPr>
           <w:rFonts w:ascii="Calibri" w:hAnsi="Calibri" w:cs="Calibri"/>
         </w:rPr>
-        <w:t xml:space="preserve"> </w:t>
-      </w:r>
-      <w:r>
-        <w:rPr>
-          <w:rFonts w:ascii="Calibri" w:hAnsi="Calibri" w:cs="Calibri"/>
-        </w:rPr>
-        <w:t>sequence</w:t>
-      </w:r>
-      <w:r>
-        <w:rPr>
-          <w:rFonts w:ascii="Calibri" w:hAnsi="Calibri" w:cs="Calibri"/>
-        </w:rPr>
-        <w:t xml:space="preserve">, </w:t>
+        <w:t xml:space="preserve"> sequence, </w:t>
       </w:r>
       <w:r>
         <w:rPr>
@@ -3228,79 +2417,49 @@
         <w:rPr>
           <w:rFonts w:ascii="Calibri" w:hAnsi="Calibri" w:cs="Calibri"/>
         </w:rPr>
-        <w:t xml:space="preserve"> installing par</w:t>
-      </w:r>
-      <w:r>
-        <w:rPr>
-          <w:rFonts w:ascii="Calibri" w:hAnsi="Calibri" w:cs="Calibri"/>
-        </w:rPr>
-        <w:t xml:space="preserve">ts out of </w:t>
-      </w:r>
-      <w:r>
-        <w:rPr>
-          <w:rFonts w:ascii="Calibri" w:hAnsi="Calibri" w:cs="Calibri"/>
-        </w:rPr>
-        <w:t>order</w:t>
-      </w:r>
-      <w:r>
-        <w:rPr>
-          <w:rFonts w:ascii="Calibri" w:hAnsi="Calibri" w:cs="Calibri"/>
-        </w:rPr>
-        <w:t xml:space="preserve"> can make soldering difficult </w:t>
-      </w:r>
-      <w:r>
-        <w:rPr>
-          <w:rFonts w:ascii="Calibri" w:hAnsi="Calibri" w:cs="Calibri"/>
-        </w:rPr>
-        <w:t>in the limited</w:t>
-      </w:r>
-      <w:r>
-        <w:rPr>
-          <w:rFonts w:ascii="Calibri" w:hAnsi="Calibri" w:cs="Calibri"/>
-        </w:rPr>
-        <w:t xml:space="preserve"> </w:t>
-      </w:r>
-      <w:r>
-        <w:rPr>
-          <w:rFonts w:ascii="Calibri" w:hAnsi="Calibri" w:cs="Calibri"/>
-        </w:rPr>
-        <w:t>workspace</w:t>
-      </w:r>
-      <w:r>
-        <w:rPr>
-          <w:rFonts w:ascii="Calibri" w:hAnsi="Calibri" w:cs="Calibri"/>
-        </w:rPr>
-        <w:t>. Before</w:t>
-      </w:r>
-      <w:r>
-        <w:rPr>
-          <w:rFonts w:ascii="Calibri" w:hAnsi="Calibri" w:cs="Calibri"/>
-        </w:rPr>
-        <w:t xml:space="preserve"> soldering</w:t>
-      </w:r>
-      <w:r>
-        <w:rPr>
-          <w:rFonts w:ascii="Calibri" w:hAnsi="Calibri" w:cs="Calibri"/>
-        </w:rPr>
-        <w:t>, wipe</w:t>
-      </w:r>
-      <w:r>
-        <w:rPr>
-          <w:rFonts w:ascii="Calibri" w:hAnsi="Calibri" w:cs="Calibri"/>
-        </w:rPr>
-        <w:t xml:space="preserve"> the board with isopropyl alcohol to </w:t>
-      </w:r>
-      <w:r>
-        <w:rPr>
-          <w:rFonts w:ascii="Calibri" w:hAnsi="Calibri" w:cs="Calibri"/>
-        </w:rPr>
-        <w:t>remove</w:t>
-      </w:r>
-      <w:r>
-        <w:rPr>
-          <w:rFonts w:ascii="Calibri" w:hAnsi="Calibri" w:cs="Calibri"/>
-        </w:rPr>
-        <w:t xml:space="preserve"> oil and grease</w:t>
+        <w:t xml:space="preserve"> installing </w:t>
+      </w:r>
+      <w:r>
+        <w:rPr>
+          <w:rFonts w:ascii="Calibri" w:hAnsi="Calibri" w:cs="Calibri"/>
+        </w:rPr>
+        <w:t>components</w:t>
+      </w:r>
+      <w:r>
+        <w:rPr>
+          <w:rFonts w:ascii="Calibri" w:hAnsi="Calibri" w:cs="Calibri"/>
+        </w:rPr>
+        <w:t xml:space="preserve"> out of order can </w:t>
+      </w:r>
+      <w:r>
+        <w:rPr>
+          <w:rFonts w:ascii="Calibri" w:hAnsi="Calibri" w:cs="Calibri"/>
+        </w:rPr>
+        <w:t>restrict</w:t>
+      </w:r>
+      <w:r>
+        <w:rPr>
+          <w:rFonts w:ascii="Calibri" w:hAnsi="Calibri" w:cs="Calibri"/>
+        </w:rPr>
+        <w:t xml:space="preserve"> soldering </w:t>
+      </w:r>
+      <w:r>
+        <w:rPr>
+          <w:rFonts w:ascii="Calibri" w:hAnsi="Calibri" w:cs="Calibri"/>
+        </w:rPr>
+        <w:t>access. Clean</w:t>
+      </w:r>
+      <w:r>
+        <w:rPr>
+          <w:rFonts w:ascii="Calibri" w:hAnsi="Calibri" w:cs="Calibri"/>
+        </w:rPr>
+        <w:t xml:space="preserve"> the board with isopropyl alcohol to remove oil and grease</w:t>
+      </w:r>
+      <w:r>
+        <w:rPr>
+          <w:rFonts w:ascii="Calibri" w:hAnsi="Calibri" w:cs="Calibri"/>
+        </w:rPr>
+        <w:t xml:space="preserve"> before soldering</w:t>
       </w:r>
       <w:r>
         <w:rPr>
@@ -3334,183 +2493,137 @@
         <w:rPr>
           <w:rFonts w:ascii="Calibri" w:hAnsi="Calibri" w:cs="Calibri"/>
         </w:rPr>
+        <w:t xml:space="preserve">Install the ICs and other semiconductors </w:t>
+      </w:r>
+      <w:proofErr w:type="gramStart"/>
+      <w:r>
+        <w:rPr>
+          <w:rFonts w:ascii="Calibri" w:hAnsi="Calibri" w:cs="Calibri"/>
+        </w:rPr>
+        <w:t>first, but</w:t>
+      </w:r>
+      <w:proofErr w:type="gramEnd"/>
+      <w:r>
+        <w:rPr>
+          <w:rFonts w:ascii="Calibri" w:hAnsi="Calibri" w:cs="Calibri"/>
+        </w:rPr>
+        <w:t xml:space="preserve"> </w:t>
+      </w:r>
+      <w:r>
+        <w:rPr>
+          <w:rFonts w:ascii="Calibri" w:hAnsi="Calibri" w:cs="Calibri"/>
+        </w:rPr>
+        <w:t>leave</w:t>
+      </w:r>
+      <w:r>
+        <w:rPr>
+          <w:rFonts w:ascii="Calibri" w:hAnsi="Calibri" w:cs="Calibri"/>
+        </w:rPr>
+        <w:t xml:space="preserve"> power regulator</w:t>
+      </w:r>
+      <w:r>
+        <w:rPr>
+          <w:rFonts w:ascii="Calibri" w:hAnsi="Calibri" w:cs="Calibri"/>
+        </w:rPr>
+        <w:t xml:space="preserve">s U14 and U15 </w:t>
+      </w:r>
+      <w:r>
+        <w:rPr>
+          <w:rFonts w:ascii="Calibri" w:hAnsi="Calibri" w:cs="Calibri"/>
+        </w:rPr>
+        <w:t>until</w:t>
+      </w:r>
+      <w:r>
+        <w:rPr>
+          <w:rFonts w:ascii="Calibri" w:hAnsi="Calibri" w:cs="Calibri"/>
+        </w:rPr>
+        <w:t xml:space="preserve"> the final </w:t>
+      </w:r>
+      <w:r>
+        <w:rPr>
+          <w:rFonts w:ascii="Calibri" w:hAnsi="Calibri" w:cs="Calibri"/>
+        </w:rPr>
+        <w:t>assembly</w:t>
+      </w:r>
+      <w:r>
+        <w:rPr>
+          <w:rFonts w:ascii="Calibri" w:hAnsi="Calibri" w:cs="Calibri"/>
+        </w:rPr>
+        <w:t xml:space="preserve"> </w:t>
+      </w:r>
+      <w:r>
+        <w:rPr>
+          <w:rFonts w:ascii="Calibri" w:hAnsi="Calibri" w:cs="Calibri"/>
+        </w:rPr>
+        <w:t>stage</w:t>
+      </w:r>
+      <w:r>
+        <w:rPr>
+          <w:rFonts w:ascii="Calibri" w:hAnsi="Calibri" w:cs="Calibri"/>
+        </w:rPr>
+        <w:t xml:space="preserve">. </w:t>
+      </w:r>
+      <w:proofErr w:type="spellStart"/>
+      <w:r>
+        <w:rPr>
+          <w:rFonts w:ascii="Calibri" w:hAnsi="Calibri" w:cs="Calibri"/>
+          <w:lang w:val="es-ES"/>
+        </w:rPr>
         <w:t>Install</w:t>
       </w:r>
-      <w:r>
-        <w:rPr>
-          <w:rFonts w:ascii="Calibri" w:hAnsi="Calibri" w:cs="Calibri"/>
-        </w:rPr>
-        <w:t xml:space="preserve"> the IC</w:t>
-      </w:r>
-      <w:r>
-        <w:rPr>
-          <w:rFonts w:ascii="Calibri" w:hAnsi="Calibri" w:cs="Calibri"/>
-        </w:rPr>
-        <w:t>s and other semiconductors</w:t>
-      </w:r>
-      <w:r>
-        <w:rPr>
-          <w:rFonts w:ascii="Calibri" w:hAnsi="Calibri" w:cs="Calibri"/>
-        </w:rPr>
-        <w:t xml:space="preserve"> first, but </w:t>
-      </w:r>
-      <w:r>
-        <w:rPr>
-          <w:rFonts w:ascii="Calibri" w:hAnsi="Calibri" w:cs="Calibri"/>
-        </w:rPr>
-        <w:t>save</w:t>
-      </w:r>
-      <w:r>
-        <w:rPr>
-          <w:rFonts w:ascii="Calibri" w:hAnsi="Calibri" w:cs="Calibri"/>
-        </w:rPr>
-        <w:t xml:space="preserve"> power regulator</w:t>
-      </w:r>
-      <w:r>
-        <w:rPr>
-          <w:rFonts w:ascii="Calibri" w:hAnsi="Calibri" w:cs="Calibri"/>
-        </w:rPr>
-        <w:t>s U14 and U15</w:t>
-      </w:r>
-      <w:r>
-        <w:rPr>
-          <w:rFonts w:ascii="Calibri" w:hAnsi="Calibri" w:cs="Calibri"/>
+      <w:proofErr w:type="spellEnd"/>
+      <w:r>
+        <w:rPr>
+          <w:rFonts w:ascii="Calibri" w:hAnsi="Calibri" w:cs="Calibri"/>
+          <w:lang w:val="es-ES"/>
         </w:rPr>
         <w:t xml:space="preserve"> </w:t>
       </w:r>
       <w:r>
         <w:rPr>
           <w:rFonts w:ascii="Calibri" w:hAnsi="Calibri" w:cs="Calibri"/>
-        </w:rPr>
-        <w:t>for</w:t>
-      </w:r>
-      <w:r>
-        <w:rPr>
-          <w:rFonts w:ascii="Calibri" w:hAnsi="Calibri" w:cs="Calibri"/>
-        </w:rPr>
-        <w:t xml:space="preserve"> the </w:t>
-      </w:r>
-      <w:r>
-        <w:rPr>
-          <w:rFonts w:ascii="Calibri" w:hAnsi="Calibri" w:cs="Calibri"/>
-        </w:rPr>
-        <w:t xml:space="preserve">final </w:t>
-      </w:r>
-      <w:r>
-        <w:rPr>
-          <w:rFonts w:ascii="Calibri" w:hAnsi="Calibri" w:cs="Calibri"/>
-        </w:rPr>
-        <w:t xml:space="preserve">build </w:t>
-      </w:r>
-      <w:r>
-        <w:rPr>
-          <w:rFonts w:ascii="Calibri" w:hAnsi="Calibri" w:cs="Calibri"/>
+          <w:lang w:val="es-ES"/>
+        </w:rPr>
+        <w:t>U1, U2, U4, U5, U6, U7, U8, U9, U10, U13, U16, U17, U21, U106, and U107</w:t>
+      </w:r>
+      <w:r>
+        <w:rPr>
+          <w:rFonts w:ascii="Calibri" w:hAnsi="Calibri" w:cs="Calibri"/>
+          <w:lang w:val="es-ES"/>
+        </w:rPr>
+        <w:t xml:space="preserve"> at </w:t>
+      </w:r>
+      <w:proofErr w:type="spellStart"/>
+      <w:r>
+        <w:rPr>
+          <w:rFonts w:ascii="Calibri" w:hAnsi="Calibri" w:cs="Calibri"/>
+          <w:lang w:val="es-ES"/>
+        </w:rPr>
+        <w:t>this</w:t>
+      </w:r>
+      <w:proofErr w:type="spellEnd"/>
+      <w:r>
+        <w:rPr>
+          <w:rFonts w:ascii="Calibri" w:hAnsi="Calibri" w:cs="Calibri"/>
+          <w:lang w:val="es-ES"/>
+        </w:rPr>
+        <w:t xml:space="preserve"> </w:t>
+      </w:r>
+      <w:proofErr w:type="spellStart"/>
+      <w:r>
+        <w:rPr>
+          <w:rFonts w:ascii="Calibri" w:hAnsi="Calibri" w:cs="Calibri"/>
+          <w:lang w:val="es-ES"/>
         </w:rPr>
         <w:t>stage</w:t>
       </w:r>
-      <w:r>
-        <w:rPr>
-          <w:rFonts w:ascii="Calibri" w:hAnsi="Calibri" w:cs="Calibri"/>
-        </w:rPr>
-        <w:t xml:space="preserve">. </w:t>
-      </w:r>
+      <w:proofErr w:type="spellEnd"/>
       <w:r>
         <w:rPr>
           <w:rFonts w:ascii="Calibri" w:hAnsi="Calibri" w:cs="Calibri"/>
           <w:lang w:val="es-ES"/>
         </w:rPr>
-        <w:t>Install</w:t>
-      </w:r>
-      <w:r>
-        <w:rPr>
-          <w:rFonts w:ascii="Calibri" w:hAnsi="Calibri" w:cs="Calibri"/>
-          <w:lang w:val="es-ES"/>
-        </w:rPr>
-        <w:t xml:space="preserve"> </w:t>
-      </w:r>
-      <w:r>
-        <w:rPr>
-          <w:rFonts w:ascii="Calibri" w:hAnsi="Calibri" w:cs="Calibri"/>
-          <w:lang w:val="es-ES"/>
-        </w:rPr>
-        <w:t xml:space="preserve">the </w:t>
-      </w:r>
-      <w:r>
-        <w:rPr>
-          <w:rFonts w:ascii="Calibri" w:hAnsi="Calibri" w:cs="Calibri"/>
-          <w:lang w:val="es-ES"/>
-        </w:rPr>
-        <w:t xml:space="preserve">semiconductor parts </w:t>
-      </w:r>
-      <w:r>
-        <w:rPr>
-          <w:rFonts w:ascii="Calibri" w:hAnsi="Calibri" w:cs="Calibri"/>
-          <w:lang w:val="es-ES"/>
-        </w:rPr>
-        <w:t>U1, U2, U4, U5</w:t>
-      </w:r>
-      <w:r>
-        <w:rPr>
-          <w:rFonts w:ascii="Calibri" w:hAnsi="Calibri" w:cs="Calibri"/>
-          <w:lang w:val="es-ES"/>
-        </w:rPr>
-        <w:t>, U6, U7, U8, U9, U10,</w:t>
-      </w:r>
-      <w:r>
-        <w:rPr>
-          <w:rFonts w:ascii="Calibri" w:hAnsi="Calibri" w:cs="Calibri"/>
-          <w:lang w:val="es-ES"/>
-        </w:rPr>
-        <w:t xml:space="preserve"> U13, </w:t>
-      </w:r>
-      <w:r>
-        <w:rPr>
-          <w:rFonts w:ascii="Calibri" w:hAnsi="Calibri" w:cs="Calibri"/>
-          <w:lang w:val="es-ES"/>
-        </w:rPr>
-        <w:t xml:space="preserve">U16, </w:t>
-      </w:r>
-      <w:r>
-        <w:rPr>
-          <w:rFonts w:ascii="Calibri" w:hAnsi="Calibri" w:cs="Calibri"/>
-          <w:lang w:val="es-ES"/>
-        </w:rPr>
-        <w:t xml:space="preserve">U17, </w:t>
-      </w:r>
-      <w:r>
-        <w:rPr>
-          <w:rFonts w:ascii="Calibri" w:hAnsi="Calibri" w:cs="Calibri"/>
-          <w:lang w:val="es-ES"/>
-        </w:rPr>
-        <w:t>U21</w:t>
-      </w:r>
-      <w:r>
-        <w:rPr>
-          <w:rFonts w:ascii="Calibri" w:hAnsi="Calibri" w:cs="Calibri"/>
-          <w:lang w:val="es-ES"/>
-        </w:rPr>
-        <w:t xml:space="preserve">, </w:t>
-      </w:r>
-      <w:r>
-        <w:rPr>
-          <w:rFonts w:ascii="Calibri" w:hAnsi="Calibri" w:cs="Calibri"/>
-          <w:lang w:val="es-ES"/>
-        </w:rPr>
-        <w:t xml:space="preserve">U106, </w:t>
-      </w:r>
-      <w:r>
-        <w:rPr>
-          <w:rFonts w:ascii="Calibri" w:hAnsi="Calibri" w:cs="Calibri"/>
-          <w:lang w:val="es-ES"/>
-        </w:rPr>
-        <w:t xml:space="preserve">and </w:t>
-      </w:r>
-      <w:r>
-        <w:rPr>
-          <w:rFonts w:ascii="Calibri" w:hAnsi="Calibri" w:cs="Calibri"/>
-          <w:lang w:val="es-ES"/>
-        </w:rPr>
-        <w:t>U107.</w:t>
+        <w:t>.</w:t>
       </w:r>
     </w:p>
     <w:p>
@@ -3540,7 +2653,97 @@
         <w:rPr>
           <w:rFonts w:ascii="Calibri" w:hAnsi="Calibri" w:cs="Calibri"/>
         </w:rPr>
-        <w:t>Select the RF control I2C address next to U21 by setting jumpers JP15, JP16, and JP17. Use address 0x27 for the primary RX board with no jumpers closed. Use address 0x23 for the secondary RX board by closing JP17.</w:t>
+        <w:t>Set</w:t>
+      </w:r>
+      <w:r>
+        <w:rPr>
+          <w:rFonts w:ascii="Calibri" w:hAnsi="Calibri" w:cs="Calibri"/>
+        </w:rPr>
+        <w:t xml:space="preserve"> the RF control I2C address </w:t>
+      </w:r>
+      <w:r>
+        <w:rPr>
+          <w:rFonts w:ascii="Calibri" w:hAnsi="Calibri" w:cs="Calibri"/>
+        </w:rPr>
+        <w:t xml:space="preserve">near </w:t>
+      </w:r>
+      <w:r>
+        <w:rPr>
+          <w:rFonts w:ascii="Calibri" w:hAnsi="Calibri" w:cs="Calibri"/>
+        </w:rPr>
+        <w:t xml:space="preserve">U21 </w:t>
+      </w:r>
+      <w:r>
+        <w:rPr>
+          <w:rFonts w:ascii="Calibri" w:hAnsi="Calibri" w:cs="Calibri"/>
+        </w:rPr>
+        <w:t>using</w:t>
+      </w:r>
+      <w:r>
+        <w:rPr>
+          <w:rFonts w:ascii="Calibri" w:hAnsi="Calibri" w:cs="Calibri"/>
+        </w:rPr>
+        <w:t xml:space="preserve"> jumpers JP15, JP16, and JP17. </w:t>
+      </w:r>
+      <w:r>
+        <w:rPr>
+          <w:rFonts w:ascii="Calibri" w:hAnsi="Calibri" w:cs="Calibri"/>
+        </w:rPr>
+        <w:t>For</w:t>
+      </w:r>
+      <w:r>
+        <w:rPr>
+          <w:rFonts w:ascii="Calibri" w:hAnsi="Calibri" w:cs="Calibri"/>
+        </w:rPr>
+        <w:t xml:space="preserve"> the primary RX board</w:t>
+      </w:r>
+      <w:r>
+        <w:rPr>
+          <w:rFonts w:ascii="Calibri" w:hAnsi="Calibri" w:cs="Calibri"/>
+        </w:rPr>
+        <w:t>, leave all</w:t>
+      </w:r>
+      <w:r>
+        <w:rPr>
+          <w:rFonts w:ascii="Calibri" w:hAnsi="Calibri" w:cs="Calibri"/>
+        </w:rPr>
+        <w:t xml:space="preserve"> jumpers </w:t>
+      </w:r>
+      <w:r>
+        <w:rPr>
+          <w:rFonts w:ascii="Calibri" w:hAnsi="Calibri" w:cs="Calibri"/>
+        </w:rPr>
+        <w:t>open to select 0x27. For</w:t>
+      </w:r>
+      <w:r>
+        <w:rPr>
+          <w:rFonts w:ascii="Calibri" w:hAnsi="Calibri" w:cs="Calibri"/>
+        </w:rPr>
+        <w:t xml:space="preserve"> the secondary RX board</w:t>
+      </w:r>
+      <w:r>
+        <w:rPr>
+          <w:rFonts w:ascii="Calibri" w:hAnsi="Calibri" w:cs="Calibri"/>
+        </w:rPr>
+        <w:t>, close</w:t>
+      </w:r>
+      <w:r>
+        <w:rPr>
+          <w:rFonts w:ascii="Calibri" w:hAnsi="Calibri" w:cs="Calibri"/>
+        </w:rPr>
+        <w:t xml:space="preserve"> JP17</w:t>
+      </w:r>
+      <w:r>
+        <w:rPr>
+          <w:rFonts w:ascii="Calibri" w:hAnsi="Calibri" w:cs="Calibri"/>
+        </w:rPr>
+        <w:t xml:space="preserve"> to select 0x23</w:t>
+      </w:r>
+      <w:r>
+        <w:rPr>
+          <w:rFonts w:ascii="Calibri" w:hAnsi="Calibri" w:cs="Calibri"/>
+        </w:rPr>
+        <w:t>.</w:t>
       </w:r>
     </w:p>
     <w:p>
@@ -3589,63 +2792,43 @@
           <w:kern w:val="2"/>
           <w14:ligatures w14:val="standardContextual"/>
         </w:rPr>
-        <w:t xml:space="preserve"> the capacitors</w:t>
-      </w:r>
-      <w:r>
-        <w:rPr>
-          <w:rFonts w:ascii="Calibri" w:hAnsi="Calibri" w:cs="Calibri"/>
-          <w:kern w:val="2"/>
-          <w14:ligatures w14:val="standardContextual"/>
-        </w:rPr>
-        <w:t xml:space="preserve">, </w:t>
-      </w:r>
-      <w:r>
-        <w:rPr>
-          <w:rFonts w:ascii="Calibri" w:hAnsi="Calibri" w:cs="Calibri"/>
-          <w:kern w:val="2"/>
-          <w14:ligatures w14:val="standardContextual"/>
-        </w:rPr>
-        <w:t>resistors</w:t>
-      </w:r>
-      <w:r>
-        <w:rPr>
-          <w:rFonts w:ascii="Calibri" w:hAnsi="Calibri" w:cs="Calibri"/>
-          <w:kern w:val="2"/>
-          <w14:ligatures w14:val="standardContextual"/>
-        </w:rPr>
-        <w:t>, and bead inductors</w:t>
-      </w:r>
-      <w:r>
-        <w:rPr>
-          <w:rFonts w:ascii="Calibri" w:hAnsi="Calibri" w:cs="Calibri"/>
-          <w:kern w:val="2"/>
-          <w14:ligatures w14:val="standardContextual"/>
-        </w:rPr>
-        <w:t xml:space="preserve">. </w:t>
-      </w:r>
-      <w:r>
-        <w:rPr>
-          <w:rFonts w:ascii="Calibri" w:hAnsi="Calibri" w:cs="Calibri"/>
-        </w:rPr>
-        <w:t xml:space="preserve">If your V12.8 RF board has the </w:t>
-      </w:r>
-      <w:r>
-        <w:rPr>
-          <w:rFonts w:ascii="Calibri" w:hAnsi="Calibri" w:cs="Calibri"/>
-        </w:rPr>
-        <w:t xml:space="preserve">Input RF Amp </w:t>
-      </w:r>
-      <w:r>
-        <w:rPr>
-          <w:rFonts w:ascii="Calibri" w:hAnsi="Calibri" w:cs="Calibri"/>
-        </w:rPr>
-        <w:t>layout shown below, check</w:t>
-      </w:r>
-      <w:r>
-        <w:rPr>
-          <w:rFonts w:ascii="Calibri" w:hAnsi="Calibri" w:cs="Calibri"/>
-        </w:rPr>
-        <w:t xml:space="preserve"> the component placement carefully</w:t>
+        <w:t xml:space="preserve"> the capacitors, resistors, and bead inductors. </w:t>
+      </w:r>
+      <w:r>
+        <w:rPr>
+          <w:rFonts w:ascii="Calibri" w:hAnsi="Calibri" w:cs="Calibri"/>
+        </w:rPr>
+        <w:t xml:space="preserve">If </w:t>
+      </w:r>
+      <w:r>
+        <w:rPr>
+          <w:rFonts w:ascii="Calibri" w:hAnsi="Calibri" w:cs="Calibri"/>
+        </w:rPr>
+        <w:t>the</w:t>
+      </w:r>
+      <w:r>
+        <w:rPr>
+          <w:rFonts w:ascii="Calibri" w:hAnsi="Calibri" w:cs="Calibri"/>
+        </w:rPr>
+        <w:t xml:space="preserve"> V12.8 RF board has the Input RF Amp </w:t>
+      </w:r>
+      <w:r>
+        <w:rPr>
+          <w:rFonts w:ascii="Calibri" w:hAnsi="Calibri" w:cs="Calibri"/>
+        </w:rPr>
+        <w:t xml:space="preserve">layout shown below, </w:t>
+      </w:r>
+      <w:r>
+        <w:rPr>
+          <w:rFonts w:ascii="Calibri" w:hAnsi="Calibri" w:cs="Calibri"/>
+        </w:rPr>
+        <w:t>carefully verify</w:t>
+      </w:r>
+      <w:r>
+        <w:rPr>
+          <w:rFonts w:ascii="Calibri" w:hAnsi="Calibri" w:cs="Calibri"/>
+        </w:rPr>
+        <w:t xml:space="preserve"> component placement</w:t>
       </w:r>
       <w:r>
         <w:rPr>
@@ -3751,13 +2934,7 @@
         <w:rPr>
           <w:rFonts w:ascii="Calibri" w:hAnsi="Calibri" w:cs="Calibri"/>
         </w:rPr>
-        <w:t xml:space="preserve"> not to </w:t>
-      </w:r>
-      <w:r>
-        <w:rPr>
-          <w:rFonts w:ascii="Calibri" w:hAnsi="Calibri" w:cs="Calibri"/>
-        </w:rPr>
-        <w:t xml:space="preserve">swap C12 and R14. The </w:t>
+        <w:t xml:space="preserve"> not to swap C12 and R14. The </w:t>
       </w:r>
       <w:r>
         <w:rPr>
@@ -3769,13 +2946,7 @@
         <w:rPr>
           <w:rFonts w:ascii="Calibri" w:hAnsi="Calibri" w:cs="Calibri"/>
         </w:rPr>
-        <w:t xml:space="preserve">board labeling </w:t>
-      </w:r>
-      <w:r>
-        <w:rPr>
-          <w:rFonts w:ascii="Calibri" w:hAnsi="Calibri" w:cs="Calibri"/>
-        </w:rPr>
-        <w:t xml:space="preserve">should appear </w:t>
+        <w:t xml:space="preserve">board labeling should appear </w:t>
       </w:r>
       <w:r>
         <w:rPr>
@@ -3886,25 +3057,7 @@
         <w:rPr>
           <w:rFonts w:ascii="Calibri" w:hAnsi="Calibri" w:cs="Calibri"/>
         </w:rPr>
-        <w:t>When installing</w:t>
-      </w:r>
-      <w:r>
-        <w:rPr>
-          <w:rFonts w:ascii="Calibri" w:hAnsi="Calibri" w:cs="Calibri"/>
-        </w:rPr>
-        <w:t xml:space="preserve"> </w:t>
-      </w:r>
-      <w:r>
-        <w:rPr>
-          <w:rFonts w:ascii="Calibri" w:hAnsi="Calibri" w:cs="Calibri"/>
-        </w:rPr>
-        <w:t>resistors, capacitors, and bead induct</w:t>
-      </w:r>
-      <w:r>
-        <w:rPr>
-          <w:rFonts w:ascii="Calibri" w:hAnsi="Calibri" w:cs="Calibri"/>
-        </w:rPr>
-        <w:t xml:space="preserve">ors, </w:t>
+        <w:t xml:space="preserve">When installing resistors, capacitors, and bead inductors, </w:t>
       </w:r>
       <w:r>
         <w:rPr>
@@ -3916,19 +3069,7 @@
         <w:rPr>
           <w:rFonts w:ascii="Calibri" w:hAnsi="Calibri" w:cs="Calibri"/>
         </w:rPr>
-        <w:t xml:space="preserve"> near</w:t>
-      </w:r>
-      <w:r>
-        <w:rPr>
-          <w:rFonts w:ascii="Calibri" w:hAnsi="Calibri" w:cs="Calibri"/>
-        </w:rPr>
-        <w:t xml:space="preserve"> </w:t>
-      </w:r>
-      <w:r>
-        <w:rPr>
-          <w:rFonts w:ascii="Calibri" w:hAnsi="Calibri" w:cs="Calibri"/>
-        </w:rPr>
-        <w:t xml:space="preserve">a </w:t>
+        <w:t xml:space="preserve"> near a </w:t>
       </w:r>
       <w:r>
         <w:rPr>
@@ -3940,25 +3081,7 @@
         <w:rPr>
           <w:rFonts w:ascii="Calibri" w:hAnsi="Calibri" w:cs="Calibri"/>
         </w:rPr>
-        <w:t>semiconductor</w:t>
-      </w:r>
-      <w:r>
-        <w:rPr>
-          <w:rFonts w:ascii="Calibri" w:hAnsi="Calibri" w:cs="Calibri"/>
-        </w:rPr>
-        <w:t xml:space="preserve"> </w:t>
-      </w:r>
-      <w:r>
-        <w:rPr>
-          <w:rFonts w:ascii="Calibri" w:hAnsi="Calibri" w:cs="Calibri"/>
-        </w:rPr>
-        <w:t xml:space="preserve">and work outward in a </w:t>
-      </w:r>
-      <w:r>
-        <w:rPr>
-          <w:rFonts w:ascii="Calibri" w:hAnsi="Calibri" w:cs="Calibri"/>
-        </w:rPr>
-        <w:t>circular pattern</w:t>
+        <w:t>semiconductor and work outward in a circular pattern</w:t>
       </w:r>
       <w:r>
         <w:rPr>
@@ -3970,19 +3093,7 @@
         <w:rPr>
           <w:rFonts w:ascii="Calibri" w:hAnsi="Calibri" w:cs="Calibri"/>
         </w:rPr>
-        <w:t xml:space="preserve"> soldering </w:t>
-      </w:r>
-      <w:r>
-        <w:rPr>
-          <w:rFonts w:ascii="Calibri" w:hAnsi="Calibri" w:cs="Calibri"/>
-        </w:rPr>
-        <w:t xml:space="preserve">access as </w:t>
-      </w:r>
-      <w:r>
-        <w:rPr>
-          <w:rFonts w:ascii="Calibri" w:hAnsi="Calibri" w:cs="Calibri"/>
-        </w:rPr>
-        <w:t>the PCB</w:t>
+        <w:t xml:space="preserve"> soldering access as the PCB</w:t>
       </w:r>
       <w:r>
         <w:rPr>
@@ -4043,23 +3154,7 @@
           <w:kern w:val="2"/>
           <w14:ligatures w14:val="standardContextual"/>
         </w:rPr>
-        <w:t xml:space="preserve"> the </w:t>
-      </w:r>
-      <w:r>
-        <w:rPr>
-          <w:rFonts w:ascii="Calibri" w:hAnsi="Calibri" w:cs="Calibri"/>
-          <w:kern w:val="2"/>
-          <w14:ligatures w14:val="standardContextual"/>
-        </w:rPr>
-        <w:t xml:space="preserve">test </w:t>
-      </w:r>
-      <w:r>
-        <w:rPr>
-          <w:rFonts w:ascii="Calibri" w:hAnsi="Calibri" w:cs="Calibri"/>
-          <w:kern w:val="2"/>
-          <w14:ligatures w14:val="standardContextual"/>
-        </w:rPr>
-        <w:t>point pins</w:t>
+        <w:t xml:space="preserve"> the test point pins</w:t>
       </w:r>
       <w:r>
         <w:rPr>
@@ -4073,15 +3168,7 @@
           <w:kern w:val="2"/>
           <w14:ligatures w14:val="standardContextual"/>
         </w:rPr>
-        <w:t xml:space="preserve">TP1, TP2, </w:t>
-      </w:r>
-      <w:r>
-        <w:rPr>
-          <w:rFonts w:ascii="Calibri" w:hAnsi="Calibri" w:cs="Calibri"/>
-          <w:kern w:val="2"/>
-          <w14:ligatures w14:val="standardContextual"/>
-        </w:rPr>
-        <w:t xml:space="preserve">and </w:t>
+        <w:t xml:space="preserve">TP1, TP2, and </w:t>
       </w:r>
       <w:r>
         <w:rPr>
@@ -4321,191 +3408,940 @@
           <w:kern w:val="2"/>
           <w14:ligatures w14:val="standardContextual"/>
         </w:rPr>
+        <w:t xml:space="preserve"> the RF Control cable to the main board and </w:t>
+      </w:r>
+      <w:r>
+        <w:rPr>
+          <w:rFonts w:ascii="Calibri" w:hAnsi="Calibri" w:cs="Calibri"/>
+        </w:rPr>
+        <w:t>apply 12 V</w:t>
+      </w:r>
+      <w:r>
+        <w:rPr>
+          <w:rFonts w:ascii="Calibri" w:hAnsi="Calibri" w:cs="Calibri"/>
+          <w:kern w:val="2"/>
+          <w14:ligatures w14:val="standardContextual"/>
+        </w:rPr>
+        <w:t xml:space="preserve"> to J4</w:t>
+      </w:r>
+      <w:r>
+        <w:rPr>
+          <w:rFonts w:ascii="Calibri" w:hAnsi="Calibri" w:cs="Calibri"/>
+        </w:rPr>
+        <w:t>, observing the correct</w:t>
+      </w:r>
+      <w:r>
+        <w:rPr>
+          <w:rFonts w:ascii="Calibri" w:hAnsi="Calibri" w:cs="Calibri"/>
+          <w:kern w:val="2"/>
+          <w14:ligatures w14:val="standardContextual"/>
+        </w:rPr>
+        <w:t xml:space="preserve"> polarity</w:t>
+      </w:r>
+      <w:r>
+        <w:rPr>
+          <w:rFonts w:ascii="Calibri" w:hAnsi="Calibri" w:cs="Calibri"/>
+        </w:rPr>
+        <w:t>. Then</w:t>
+      </w:r>
+      <w:r>
+        <w:rPr>
+          <w:rFonts w:ascii="Calibri" w:hAnsi="Calibri" w:cs="Calibri"/>
+          <w:kern w:val="2"/>
+          <w14:ligatures w14:val="standardContextual"/>
+        </w:rPr>
+        <w:t xml:space="preserve"> run either the I2C test routine or the Phoenix software on the </w:t>
+      </w:r>
+      <w:r>
+        <w:rPr>
+          <w:rFonts w:ascii="Calibri" w:hAnsi="Calibri" w:cs="Calibri"/>
+        </w:rPr>
+        <w:t>main</w:t>
+      </w:r>
+      <w:r>
+        <w:rPr>
+          <w:rFonts w:ascii="Calibri" w:hAnsi="Calibri" w:cs="Calibri"/>
+          <w:kern w:val="2"/>
+          <w14:ligatures w14:val="standardContextual"/>
+        </w:rPr>
+        <w:t xml:space="preserve"> board to </w:t>
+      </w:r>
+      <w:r>
+        <w:rPr>
+          <w:rFonts w:ascii="Calibri" w:hAnsi="Calibri" w:cs="Calibri"/>
+        </w:rPr>
+        <w:t>confirm that</w:t>
+      </w:r>
+      <w:r>
+        <w:rPr>
+          <w:rFonts w:ascii="Calibri" w:hAnsi="Calibri" w:cs="Calibri"/>
+          <w:kern w:val="2"/>
+          <w14:ligatures w14:val="standardContextual"/>
+        </w:rPr>
+        <w:t xml:space="preserve"> it </w:t>
+      </w:r>
+      <w:r>
+        <w:rPr>
+          <w:rFonts w:ascii="Calibri" w:hAnsi="Calibri" w:cs="Calibri"/>
+        </w:rPr>
+        <w:t>detects</w:t>
+      </w:r>
+      <w:r>
+        <w:rPr>
+          <w:rFonts w:ascii="Calibri" w:hAnsi="Calibri" w:cs="Calibri"/>
+          <w:kern w:val="2"/>
+          <w14:ligatures w14:val="standardContextual"/>
+        </w:rPr>
+        <w:t xml:space="preserve"> the RF board at the </w:t>
+      </w:r>
+      <w:r>
+        <w:rPr>
+          <w:rFonts w:ascii="Calibri" w:hAnsi="Calibri" w:cs="Calibri"/>
+        </w:rPr>
+        <w:t>correct</w:t>
+      </w:r>
+      <w:r>
+        <w:rPr>
+          <w:rFonts w:ascii="Calibri" w:hAnsi="Calibri" w:cs="Calibri"/>
+          <w:kern w:val="2"/>
+          <w14:ligatures w14:val="standardContextual"/>
+        </w:rPr>
+        <w:t xml:space="preserve"> I2C addresses. </w:t>
+      </w:r>
+      <w:r>
+        <w:rPr>
+          <w:rFonts w:ascii="Calibri" w:hAnsi="Calibri" w:cs="Calibri"/>
+        </w:rPr>
+        <w:t>No additional</w:t>
+      </w:r>
+      <w:r>
+        <w:rPr>
+          <w:rFonts w:ascii="Calibri" w:hAnsi="Calibri" w:cs="Calibri"/>
+          <w:kern w:val="2"/>
+          <w14:ligatures w14:val="standardContextual"/>
+        </w:rPr>
+        <w:t xml:space="preserve"> testing </w:t>
+      </w:r>
+      <w:r>
+        <w:rPr>
+          <w:rFonts w:ascii="Calibri" w:hAnsi="Calibri" w:cs="Calibri"/>
+        </w:rPr>
+        <w:t>is performed</w:t>
+      </w:r>
+      <w:r>
+        <w:rPr>
+          <w:rFonts w:ascii="Calibri" w:hAnsi="Calibri" w:cs="Calibri"/>
+          <w:kern w:val="2"/>
+          <w14:ligatures w14:val="standardContextual"/>
+        </w:rPr>
         <w:t xml:space="preserve"> </w:t>
       </w:r>
-      <w:r>
-        <w:rPr>
-          <w:rFonts w:ascii="Calibri" w:hAnsi="Calibri" w:cs="Calibri"/>
-          <w:kern w:val="2"/>
-          <w14:ligatures w14:val="standardContextual"/>
+      <w:proofErr w:type="gramStart"/>
+      <w:r>
+        <w:rPr>
+          <w:rFonts w:ascii="Calibri" w:hAnsi="Calibri" w:cs="Calibri"/>
+          <w:kern w:val="2"/>
+          <w14:ligatures w14:val="standardContextual"/>
+        </w:rPr>
+        <w:t>at this time</w:t>
+      </w:r>
+      <w:proofErr w:type="gramEnd"/>
+      <w:r>
+        <w:rPr>
+          <w:rFonts w:ascii="Calibri" w:hAnsi="Calibri" w:cs="Calibri"/>
+          <w:kern w:val="2"/>
+          <w14:ligatures w14:val="standardContextual"/>
+        </w:rPr>
+        <w:t>.</w:t>
+      </w:r>
+    </w:p>
+    <w:p>
+      <w:pPr>
+        <w:rPr>
+          <w:rFonts w:ascii="Calibri" w:hAnsi="Calibri" w:cs="Calibri"/>
+          <w:kern w:val="2"/>
+          <w14:ligatures w14:val="standardContextual"/>
+        </w:rPr>
+      </w:pPr>
+    </w:p>
+    <w:p>
+      <w:pPr>
+        <w:rPr>
+          <w:rFonts w:ascii="Calibri" w:hAnsi="Calibri" w:cs="Calibri"/>
+          <w:kern w:val="2"/>
+          <w14:ligatures w14:val="standardContextual"/>
+        </w:rPr>
+      </w:pPr>
+    </w:p>
+    <w:p>
+      <w:pPr>
+        <w:rPr>
+          <w:rFonts w:ascii="Calibri" w:hAnsi="Calibri" w:cs="Calibri"/>
+          <w:b/>
+          <w:bCs/>
+          <w:kern w:val="2"/>
+          <w14:ligatures w14:val="standardContextual"/>
+        </w:rPr>
+      </w:pPr>
+      <w:r>
+        <w:rPr>
+          <w:rFonts w:ascii="Calibri" w:hAnsi="Calibri" w:cs="Calibri"/>
+          <w:b/>
+          <w:bCs/>
+          <w:kern w:val="2"/>
+          <w14:ligatures w14:val="standardContextual"/>
+        </w:rPr>
+        <w:lastRenderedPageBreak/>
+        <w:t>IMPROVING FREQUENCY STABIL</w:t>
+      </w:r>
+      <w:r>
+        <w:rPr>
+          <w:rFonts w:ascii="Calibri" w:hAnsi="Calibri" w:cs="Calibri"/>
+          <w:b/>
+          <w:bCs/>
+          <w:kern w:val="2"/>
+          <w14:ligatures w14:val="standardContextual"/>
+        </w:rPr>
+        <w:t>I</w:t>
+      </w:r>
+      <w:r>
+        <w:rPr>
+          <w:rFonts w:ascii="Calibri" w:hAnsi="Calibri" w:cs="Calibri"/>
+          <w:b/>
+          <w:bCs/>
+          <w:kern w:val="2"/>
+          <w14:ligatures w14:val="standardContextual"/>
+        </w:rPr>
+        <w:t>TY</w:t>
+      </w:r>
+    </w:p>
+    <w:p>
+      <w:pPr>
+        <w:rPr>
+          <w:rFonts w:ascii="Calibri" w:hAnsi="Calibri" w:cs="Calibri"/>
+          <w:b/>
+          <w:bCs/>
+          <w:kern w:val="2"/>
+          <w14:ligatures w14:val="standardContextual"/>
+        </w:rPr>
+      </w:pPr>
+    </w:p>
+    <w:p>
+      <w:pPr>
+        <w:rPr>
+          <w:rFonts w:ascii="Calibri" w:hAnsi="Calibri" w:cs="Calibri"/>
+          <w:kern w:val="2"/>
+          <w14:ligatures w14:val="standardContextual"/>
+        </w:rPr>
+      </w:pPr>
+      <w:r>
+        <w:rPr>
+          <w:rFonts w:ascii="Calibri" w:hAnsi="Calibri" w:cs="Calibri"/>
+          <w:kern w:val="2"/>
+          <w14:ligatures w14:val="standardContextual"/>
+        </w:rPr>
+        <w:t xml:space="preserve">The Oscillator Module was designed to use different TXCOs to improve the frequency stability of the radio.  </w:t>
+      </w:r>
+    </w:p>
+    <w:p>
+      <w:pPr>
+        <w:rPr>
+          <w:rFonts w:ascii="Calibri" w:hAnsi="Calibri" w:cs="Calibri"/>
+          <w:kern w:val="2"/>
+          <w14:ligatures w14:val="standardContextual"/>
+        </w:rPr>
+      </w:pPr>
+    </w:p>
+    <w:p>
+      <w:pPr>
+        <w:jc w:val="center"/>
+        <w:rPr>
+          <w:rFonts w:ascii="Calibri" w:hAnsi="Calibri" w:cs="Calibri"/>
+          <w:kern w:val="2"/>
+          <w14:ligatures w14:val="standardContextual"/>
+        </w:rPr>
+      </w:pPr>
+      <w:r>
+        <w:rPr>
+          <w:rFonts w:ascii="Calibri" w:hAnsi="Calibri" w:cs="Calibri"/>
+          <w:noProof/>
+          <w:kern w:val="2"/>
+          <w14:ligatures w14:val="standardContextual"/>
+        </w:rPr>
+        <w:drawing>
+          <wp:inline distT="0" distB="0" distL="0" distR="0" wp14:anchorId="2DF5E0EE" wp14:editId="48740581">
+            <wp:extent cx="2700655" cy="1975485"/>
+            <wp:effectExtent l="0" t="0" r="4445" b="5715"/>
+            <wp:docPr id="1526489539" name="Picture 1"/>
+            <wp:cNvGraphicFramePr>
+              <a:graphicFrameLocks xmlns:a="http://schemas.openxmlformats.org/drawingml/2006/main" noChangeAspect="1"/>
+            </wp:cNvGraphicFramePr>
+            <a:graphic xmlns:a="http://schemas.openxmlformats.org/drawingml/2006/main">
+              <a:graphicData uri="http://schemas.openxmlformats.org/drawingml/2006/picture">
+                <pic:pic xmlns:pic="http://schemas.openxmlformats.org/drawingml/2006/picture">
+                  <pic:nvPicPr>
+                    <pic:cNvPr id="0" name="Picture 2"/>
+                    <pic:cNvPicPr>
+                      <a:picLocks noChangeAspect="1" noChangeArrowheads="1"/>
+                    </pic:cNvPicPr>
+                  </pic:nvPicPr>
+                  <pic:blipFill>
+                    <a:blip r:embed="rId10">
+                      <a:extLst>
+                        <a:ext uri="{28A0092B-C50C-407E-A947-70E740481C1C}">
+                          <a14:useLocalDpi xmlns:a14="http://schemas.microsoft.com/office/drawing/2010/main" val="0"/>
+                        </a:ext>
+                      </a:extLst>
+                    </a:blip>
+                    <a:srcRect/>
+                    <a:stretch>
+                      <a:fillRect/>
+                    </a:stretch>
+                  </pic:blipFill>
+                  <pic:spPr bwMode="auto">
+                    <a:xfrm>
+                      <a:off x="0" y="0"/>
+                      <a:ext cx="2700655" cy="1975485"/>
+                    </a:xfrm>
+                    <a:prstGeom prst="rect">
+                      <a:avLst/>
+                    </a:prstGeom>
+                    <a:noFill/>
+                  </pic:spPr>
+                </pic:pic>
+              </a:graphicData>
+            </a:graphic>
+          </wp:inline>
+        </w:drawing>
+      </w:r>
+    </w:p>
+    <w:p>
+      <w:pPr>
+        <w:jc w:val="center"/>
+        <w:rPr>
+          <w:rFonts w:ascii="Calibri" w:hAnsi="Calibri" w:cs="Calibri"/>
+          <w:kern w:val="2"/>
+          <w14:ligatures w14:val="standardContextual"/>
+        </w:rPr>
+      </w:pPr>
+    </w:p>
+    <w:p>
+      <w:pPr>
+        <w:rPr>
+          <w:rFonts w:ascii="Calibri" w:hAnsi="Calibri" w:cs="Calibri"/>
+        </w:rPr>
+      </w:pPr>
+      <w:r>
+        <w:rPr>
+          <w:rFonts w:ascii="Calibri" w:hAnsi="Calibri" w:cs="Calibri"/>
+        </w:rPr>
+        <w:t xml:space="preserve">The module includes a cost-effective, high-quality </w:t>
+      </w:r>
+      <w:r>
+        <w:rPr>
+          <w:rFonts w:ascii="Microsoft YaHei" w:eastAsia="Microsoft YaHei" w:hAnsi="Microsoft YaHei" w:hint="eastAsia"/>
+          <w:color w:val="222222"/>
+          <w:sz w:val="21"/>
+          <w:szCs w:val="21"/>
+          <w:shd w:val="clear" w:color="auto" w:fill="FFFFFF"/>
+        </w:rPr>
+        <w:t>TC80E-25.000-DTAKA</w:t>
+      </w:r>
+      <w:r>
+        <w:rPr>
+          <w:rFonts w:ascii="Calibri" w:hAnsi="Calibri" w:cs="Calibri"/>
+        </w:rPr>
+        <w:t xml:space="preserve"> TCXO rated for −40 °C to +85 °C operation at 25 MHz, 2 mA, 3.3 V, and ±2 ppm; it uses an SMD3225-4P package and is RoHS compliant.  It has a footprint type SMD3225-4P and is deployed at the U4 position.  You can use other higher precision (lower ppm) 25 MHz TCXOs in positions U2, U3, or U4.  To do so, remove the existing TCXO at position U4 and solder your selected TCXO in its proper footprint location.  A partial list of possible TCXOs can be found on the GITHUB.  Please make sure the voltage and the output connections match those of the footprints </w:t>
+      </w:r>
+      <w:r>
+        <w:rPr>
+          <w:rFonts w:ascii="Calibri" w:hAnsi="Calibri" w:cs="Calibri"/>
+        </w:rPr>
+        <w:t xml:space="preserve">provided </w:t>
+      </w:r>
+      <w:r>
+        <w:rPr>
+          <w:rFonts w:ascii="Calibri" w:hAnsi="Calibri" w:cs="Calibri"/>
+        </w:rPr>
+        <w:t>(see schematic below).  One additional deployment note… two jumpers are provided for those TCXOs that require an enable pin tied to either 3.3V or GND.  These jumpers are marked JP3 and JP4.  It is left to the reader to deploy these jumpers as needed (ONLY ONE!!) to provide the enable signal as required.</w:t>
+      </w:r>
+    </w:p>
+    <w:p>
+      <w:pPr>
+        <w:jc w:val="center"/>
+      </w:pPr>
+      <w:r>
+        <w:rPr>
+          <w:noProof/>
+        </w:rPr>
+        <w:drawing>
+          <wp:inline distT="0" distB="0" distL="0" distR="0" wp14:anchorId="4AAECD71" wp14:editId="5B7B95F7">
+            <wp:extent cx="2690763" cy="4908222"/>
+            <wp:effectExtent l="0" t="3810" r="0" b="0"/>
+            <wp:docPr id="2111752251" name="Picture 2"/>
+            <wp:cNvGraphicFramePr>
+              <a:graphicFrameLocks xmlns:a="http://schemas.openxmlformats.org/drawingml/2006/main" noChangeAspect="1"/>
+            </wp:cNvGraphicFramePr>
+            <a:graphic xmlns:a="http://schemas.openxmlformats.org/drawingml/2006/main">
+              <a:graphicData uri="http://schemas.openxmlformats.org/drawingml/2006/picture">
+                <pic:pic xmlns:pic="http://schemas.openxmlformats.org/drawingml/2006/picture">
+                  <pic:nvPicPr>
+                    <pic:cNvPr id="0" name="Picture 3"/>
+                    <pic:cNvPicPr>
+                      <a:picLocks noChangeAspect="1" noChangeArrowheads="1"/>
+                    </pic:cNvPicPr>
+                  </pic:nvPicPr>
+                  <pic:blipFill>
+                    <a:blip r:embed="rId11">
+                      <a:extLst>
+                        <a:ext uri="{28A0092B-C50C-407E-A947-70E740481C1C}">
+                          <a14:useLocalDpi xmlns:a14="http://schemas.microsoft.com/office/drawing/2010/main" val="0"/>
+                        </a:ext>
+                      </a:extLst>
+                    </a:blip>
+                    <a:srcRect/>
+                    <a:stretch>
+                      <a:fillRect/>
+                    </a:stretch>
+                  </pic:blipFill>
+                  <pic:spPr bwMode="auto">
+                    <a:xfrm rot="5400000">
+                      <a:off x="0" y="0"/>
+                      <a:ext cx="2705716" cy="4935499"/>
+                    </a:xfrm>
+                    <a:prstGeom prst="rect">
+                      <a:avLst/>
+                    </a:prstGeom>
+                    <a:noFill/>
+                  </pic:spPr>
+                </pic:pic>
+              </a:graphicData>
+            </a:graphic>
+          </wp:inline>
+        </w:drawing>
+      </w:r>
+    </w:p>
+    <w:p>
+      <w:pPr>
+        <w:jc w:val="center"/>
+      </w:pPr>
+      <w:r>
+        <w:t xml:space="preserve">                                                               25 MHz Reference </w:t>
+      </w:r>
+    </w:p>
+    <w:p>
+      <w:pPr>
+        <w:rPr>
+          <w:b/>
+          <w:bCs/>
+        </w:rPr>
+      </w:pPr>
+      <w:r>
+        <w:rPr>
+          <w:b/>
+          <w:bCs/>
+        </w:rPr>
+        <w:lastRenderedPageBreak/>
+        <w:t>DIVERSITY CONNECTIONS</w:t>
+      </w:r>
+    </w:p>
+    <w:p>
+      <w:pPr>
+        <w:rPr>
+          <w:b/>
+          <w:bCs/>
+        </w:rPr>
+      </w:pPr>
+    </w:p>
+    <w:p>
+      <w:r>
+        <w:rPr>
+          <w:rFonts w:ascii="Calibri" w:hAnsi="Calibri" w:cs="Calibri"/>
+        </w:rPr>
+        <w:t>T</w:t>
+      </w:r>
+      <w:r>
+        <w:rPr>
+          <w:rFonts w:ascii="Calibri" w:hAnsi="Calibri" w:cs="Calibri"/>
+        </w:rPr>
+        <w:t>h</w:t>
+      </w:r>
+      <w:r>
+        <w:rPr>
+          <w:rFonts w:ascii="Calibri" w:hAnsi="Calibri" w:cs="Calibri"/>
+        </w:rPr>
+        <w:t xml:space="preserve">e </w:t>
+      </w:r>
+      <w:r>
+        <w:rPr>
+          <w:rFonts w:ascii="Calibri" w:hAnsi="Calibri" w:cs="Calibri"/>
+        </w:rPr>
+        <w:t xml:space="preserve">latest Oscillator </w:t>
+      </w:r>
+      <w:r>
+        <w:t>Modules can route</w:t>
+      </w:r>
+      <w:r>
+        <w:rPr>
+          <w:rFonts w:ascii="Calibri" w:hAnsi="Calibri" w:cs="Calibri"/>
+        </w:rPr>
+        <w:t xml:space="preserve"> </w:t>
+      </w:r>
+      <w:r>
+        <w:rPr>
+          <w:rFonts w:ascii="Calibri" w:hAnsi="Calibri" w:cs="Calibri"/>
+        </w:rPr>
+        <w:t>the</w:t>
+      </w:r>
+      <w:r>
+        <w:rPr>
+          <w:rFonts w:ascii="Calibri" w:hAnsi="Calibri" w:cs="Calibri"/>
+        </w:rPr>
+        <w:t xml:space="preserve"> Primary </w:t>
+      </w:r>
+      <w:r>
+        <w:rPr>
+          <w:rFonts w:ascii="Calibri" w:hAnsi="Calibri" w:cs="Calibri"/>
+        </w:rPr>
+        <w:t xml:space="preserve">RF </w:t>
+      </w:r>
+      <w:r>
+        <w:t xml:space="preserve">board’s TCXO signal </w:t>
+      </w:r>
+      <w:r>
+        <w:rPr>
+          <w:rFonts w:ascii="Calibri" w:hAnsi="Calibri" w:cs="Calibri"/>
+        </w:rPr>
+        <w:t xml:space="preserve">to </w:t>
+      </w:r>
+      <w:r>
+        <w:rPr>
+          <w:rFonts w:ascii="Calibri" w:hAnsi="Calibri" w:cs="Calibri"/>
         </w:rPr>
         <w:t xml:space="preserve">the </w:t>
       </w:r>
       <w:r>
         <w:rPr>
           <w:rFonts w:ascii="Calibri" w:hAnsi="Calibri" w:cs="Calibri"/>
-          <w:kern w:val="2"/>
-          <w14:ligatures w14:val="standardContextual"/>
-        </w:rPr>
-        <w:t>RF Control cable to the main board</w:t>
-      </w:r>
-      <w:r>
-        <w:rPr>
-          <w:rFonts w:ascii="Calibri" w:hAnsi="Calibri" w:cs="Calibri"/>
-          <w:kern w:val="2"/>
-          <w14:ligatures w14:val="standardContextual"/>
-        </w:rPr>
-        <w:t xml:space="preserve"> and </w:t>
-      </w:r>
-      <w:r>
-        <w:rPr>
-          <w:rFonts w:ascii="Calibri" w:hAnsi="Calibri" w:cs="Calibri"/>
-        </w:rPr>
-        <w:t>apply 12 V</w:t>
-      </w:r>
-      <w:r>
-        <w:rPr>
-          <w:rFonts w:ascii="Calibri" w:hAnsi="Calibri" w:cs="Calibri"/>
-          <w:kern w:val="2"/>
-          <w14:ligatures w14:val="standardContextual"/>
-        </w:rPr>
-        <w:t xml:space="preserve"> to J4</w:t>
-      </w:r>
-      <w:r>
-        <w:rPr>
-          <w:rFonts w:ascii="Calibri" w:hAnsi="Calibri" w:cs="Calibri"/>
-        </w:rPr>
-        <w:t>, observing the correct</w:t>
-      </w:r>
-      <w:r>
-        <w:rPr>
-          <w:rFonts w:ascii="Calibri" w:hAnsi="Calibri" w:cs="Calibri"/>
-          <w:kern w:val="2"/>
-          <w14:ligatures w14:val="standardContextual"/>
-        </w:rPr>
-        <w:t xml:space="preserve"> polarity</w:t>
-      </w:r>
-      <w:r>
-        <w:rPr>
-          <w:rFonts w:ascii="Calibri" w:hAnsi="Calibri" w:cs="Calibri"/>
-        </w:rPr>
-        <w:t>. Then</w:t>
-      </w:r>
-      <w:r>
-        <w:rPr>
-          <w:rFonts w:ascii="Calibri" w:hAnsi="Calibri" w:cs="Calibri"/>
-          <w:kern w:val="2"/>
-          <w14:ligatures w14:val="standardContextual"/>
-        </w:rPr>
-        <w:t xml:space="preserve"> run either the I2C test routine or the Pho</w:t>
-      </w:r>
-      <w:r>
-        <w:rPr>
-          <w:rFonts w:ascii="Calibri" w:hAnsi="Calibri" w:cs="Calibri"/>
-          <w:kern w:val="2"/>
-          <w14:ligatures w14:val="standardContextual"/>
-        </w:rPr>
-        <w:t xml:space="preserve">enix software on the </w:t>
-      </w:r>
-      <w:r>
-        <w:rPr>
-          <w:rFonts w:ascii="Calibri" w:hAnsi="Calibri" w:cs="Calibri"/>
-        </w:rPr>
-        <w:t>main</w:t>
-      </w:r>
-      <w:r>
-        <w:rPr>
-          <w:rFonts w:ascii="Calibri" w:hAnsi="Calibri" w:cs="Calibri"/>
-          <w:kern w:val="2"/>
-          <w14:ligatures w14:val="standardContextual"/>
-        </w:rPr>
-        <w:t xml:space="preserve"> board to </w:t>
-      </w:r>
-      <w:r>
-        <w:rPr>
-          <w:rFonts w:ascii="Calibri" w:hAnsi="Calibri" w:cs="Calibri"/>
-        </w:rPr>
-        <w:t>confirm that</w:t>
-      </w:r>
-      <w:r>
-        <w:rPr>
-          <w:rFonts w:ascii="Calibri" w:hAnsi="Calibri" w:cs="Calibri"/>
-          <w:kern w:val="2"/>
-          <w14:ligatures w14:val="standardContextual"/>
-        </w:rPr>
-        <w:t xml:space="preserve"> it </w:t>
-      </w:r>
-      <w:r>
-        <w:rPr>
-          <w:rFonts w:ascii="Calibri" w:hAnsi="Calibri" w:cs="Calibri"/>
-        </w:rPr>
-        <w:t>detects</w:t>
-      </w:r>
-      <w:r>
-        <w:rPr>
-          <w:rFonts w:ascii="Calibri" w:hAnsi="Calibri" w:cs="Calibri"/>
-          <w:kern w:val="2"/>
-          <w14:ligatures w14:val="standardContextual"/>
-        </w:rPr>
+        </w:rPr>
+        <w:t>Secondary RF board</w:t>
+      </w:r>
+      <w:r>
+        <w:rPr>
+          <w:rFonts w:ascii="Calibri" w:hAnsi="Calibri" w:cs="Calibri"/>
+        </w:rPr>
+        <w:t xml:space="preserve"> for Diversity reception</w:t>
+      </w:r>
+      <w:r>
+        <w:rPr>
+          <w:rFonts w:ascii="Calibri" w:hAnsi="Calibri" w:cs="Calibri"/>
+        </w:rPr>
+        <w:t xml:space="preserve">. </w:t>
+      </w:r>
+      <w:r>
+        <w:t xml:space="preserve">This </w:t>
+      </w:r>
+      <w:r>
+        <w:t>requires the oscillators to be synchronized</w:t>
+      </w:r>
+      <w:r>
+        <w:t xml:space="preserve"> using the same TXCO signal in the same phase</w:t>
+      </w:r>
+      <w:r>
+        <w:t>. The board image</w:t>
+      </w:r>
+      <w:r>
+        <w:rPr>
+          <w:rFonts w:ascii="Calibri" w:hAnsi="Calibri" w:cs="Calibri"/>
+        </w:rPr>
+        <w:t xml:space="preserve"> below </w:t>
+      </w:r>
+      <w:r>
+        <w:t>shows</w:t>
+      </w:r>
+      <w:r>
+        <w:rPr>
+          <w:rFonts w:ascii="Calibri" w:hAnsi="Calibri" w:cs="Calibri"/>
+        </w:rPr>
+        <w:t xml:space="preserve"> the TCX</w:t>
+      </w:r>
+      <w:r>
+        <w:rPr>
+          <w:rFonts w:ascii="Calibri" w:hAnsi="Calibri" w:cs="Calibri"/>
+        </w:rPr>
+        <w:t>O signal output</w:t>
+      </w:r>
+      <w:r>
+        <w:t xml:space="preserve"> connection</w:t>
+      </w:r>
+      <w:r>
+        <w:rPr>
+          <w:rFonts w:ascii="Calibri" w:hAnsi="Calibri" w:cs="Calibri"/>
+        </w:rPr>
+        <w:t>.</w:t>
+      </w:r>
+    </w:p>
+    <w:p/>
+    <w:p>
+      <w:pPr>
+        <w:jc w:val="center"/>
+      </w:pPr>
+      <w:r>
+        <w:rPr>
+          <w:noProof/>
+        </w:rPr>
+        <w:drawing>
+          <wp:inline distT="0" distB="0" distL="0" distR="0" wp14:anchorId="34806B4D" wp14:editId="0735AF87">
+            <wp:extent cx="2956560" cy="2137057"/>
+            <wp:effectExtent l="0" t="0" r="0" b="0"/>
+            <wp:docPr id="967115489" name="Picture 3"/>
+            <wp:cNvGraphicFramePr>
+              <a:graphicFrameLocks xmlns:a="http://schemas.openxmlformats.org/drawingml/2006/main" noChangeAspect="1"/>
+            </wp:cNvGraphicFramePr>
+            <a:graphic xmlns:a="http://schemas.openxmlformats.org/drawingml/2006/main">
+              <a:graphicData uri="http://schemas.openxmlformats.org/drawingml/2006/picture">
+                <pic:pic xmlns:pic="http://schemas.openxmlformats.org/drawingml/2006/picture">
+                  <pic:nvPicPr>
+                    <pic:cNvPr id="0" name="Picture 4"/>
+                    <pic:cNvPicPr>
+                      <a:picLocks noChangeAspect="1" noChangeArrowheads="1"/>
+                    </pic:cNvPicPr>
+                  </pic:nvPicPr>
+                  <pic:blipFill>
+                    <a:blip r:embed="rId12" cstate="print">
+                      <a:extLst>
+                        <a:ext uri="{28A0092B-C50C-407E-A947-70E740481C1C}">
+                          <a14:useLocalDpi xmlns:a14="http://schemas.microsoft.com/office/drawing/2010/main" val="0"/>
+                        </a:ext>
+                      </a:extLst>
+                    </a:blip>
+                    <a:srcRect/>
+                    <a:stretch>
+                      <a:fillRect/>
+                    </a:stretch>
+                  </pic:blipFill>
+                  <pic:spPr bwMode="auto">
+                    <a:xfrm>
+                      <a:off x="0" y="0"/>
+                      <a:ext cx="2971780" cy="2148058"/>
+                    </a:xfrm>
+                    <a:prstGeom prst="rect">
+                      <a:avLst/>
+                    </a:prstGeom>
+                    <a:noFill/>
+                  </pic:spPr>
+                </pic:pic>
+              </a:graphicData>
+            </a:graphic>
+          </wp:inline>
+        </w:drawing>
+      </w:r>
+    </w:p>
+    <w:p>
+      <w:pPr>
+        <w:jc w:val="center"/>
+      </w:pPr>
+    </w:p>
+    <w:p>
+      <w:r>
+        <w:t xml:space="preserve">Use </w:t>
+      </w:r>
+      <w:r>
+        <w:t>J6</w:t>
+      </w:r>
+      <w:r>
         <w:t xml:space="preserve"> </w:t>
       </w:r>
       <w:r>
-        <w:rPr>
-          <w:rFonts w:ascii="Calibri" w:hAnsi="Calibri" w:cs="Calibri"/>
-          <w:kern w:val="2"/>
-          <w14:ligatures w14:val="standardContextual"/>
-        </w:rPr>
-        <w:t xml:space="preserve">the RF board at the </w:t>
-      </w:r>
-      <w:r>
-        <w:rPr>
-          <w:rFonts w:ascii="Calibri" w:hAnsi="Calibri" w:cs="Calibri"/>
-        </w:rPr>
-        <w:t>correct</w:t>
-      </w:r>
-      <w:r>
-        <w:rPr>
-          <w:rFonts w:ascii="Calibri" w:hAnsi="Calibri" w:cs="Calibri"/>
-          <w:kern w:val="2"/>
-          <w14:ligatures w14:val="standardContextual"/>
-        </w:rPr>
-        <w:t xml:space="preserve"> I2C addresses. </w:t>
-      </w:r>
-      <w:r>
-        <w:rPr>
-          <w:rFonts w:ascii="Calibri" w:hAnsi="Calibri" w:cs="Calibri"/>
-        </w:rPr>
-        <w:t>No additional</w:t>
-      </w:r>
-      <w:r>
-        <w:rPr>
-          <w:rFonts w:ascii="Calibri" w:hAnsi="Calibri" w:cs="Calibri"/>
-          <w:kern w:val="2"/>
-          <w14:ligatures w14:val="standardContextual"/>
-        </w:rPr>
-        <w:t xml:space="preserve"> test</w:t>
-      </w:r>
-      <w:r>
-        <w:rPr>
-          <w:rFonts w:ascii="Calibri" w:hAnsi="Calibri" w:cs="Calibri"/>
-          <w:kern w:val="2"/>
-          <w14:ligatures w14:val="standardContextual"/>
-        </w:rPr>
-        <w:t xml:space="preserve">ing </w:t>
-      </w:r>
-      <w:r>
-        <w:rPr>
-          <w:rFonts w:ascii="Calibri" w:hAnsi="Calibri" w:cs="Calibri"/>
-        </w:rPr>
-        <w:t>is performed</w:t>
-      </w:r>
-      <w:r>
-        <w:rPr>
-          <w:rFonts w:ascii="Calibri" w:hAnsi="Calibri" w:cs="Calibri"/>
-          <w:kern w:val="2"/>
-          <w14:ligatures w14:val="standardContextual"/>
-        </w:rPr>
+        <w:t>as</w:t>
+      </w:r>
+      <w:r>
+        <w:t xml:space="preserve"> the TCXO signal</w:t>
+      </w:r>
+      <w:r>
+        <w:t xml:space="preserve"> connection point.</w:t>
+      </w:r>
+      <w:r>
+        <w:t xml:space="preserve"> Remove the TCXO </w:t>
+      </w:r>
+      <w:r>
+        <w:t>from</w:t>
+      </w:r>
+      <w:r>
+        <w:t xml:space="preserve"> the Secondar</w:t>
+      </w:r>
+      <w:r>
+        <w:t xml:space="preserve">y RF </w:t>
+      </w:r>
+      <w:r>
+        <w:t>board’s Oscillator Module, then connect</w:t>
+      </w:r>
+      <w:r>
+        <w:t xml:space="preserve"> J6 on the </w:t>
+      </w:r>
+      <w:r>
+        <w:t xml:space="preserve">Primary RF </w:t>
+      </w:r>
+      <w:r>
+        <w:t>board</w:t>
+      </w:r>
+      <w:r>
+        <w:t>’</w:t>
+      </w:r>
+      <w:r>
+        <w:t xml:space="preserve">s Oscillator Module to the Secondary RF </w:t>
+      </w:r>
+      <w:r>
+        <w:t>board’s</w:t>
+      </w:r>
+      <w:r>
+        <w:t xml:space="preserve"> Oscillator Module</w:t>
+      </w:r>
+      <w:r>
+        <w:t xml:space="preserve"> with a jumper. The jumper may be made from </w:t>
+      </w:r>
+      <w:r>
+        <w:t>IDC pins, I</w:t>
+      </w:r>
+      <w:r>
+        <w:t xml:space="preserve">DC connectors, and a </w:t>
+      </w:r>
+      <w:r>
+        <w:t xml:space="preserve">short </w:t>
+      </w:r>
+      <w:proofErr w:type="gramStart"/>
+      <w:r>
+        <w:t>length of</w:t>
+      </w:r>
+      <w:proofErr w:type="gramEnd"/>
+      <w:r>
         <w:t xml:space="preserve"> </w:t>
       </w:r>
       <w:r>
-        <w:rPr>
-          <w:rFonts w:ascii="Calibri" w:hAnsi="Calibri" w:cs="Calibri"/>
-          <w:kern w:val="2"/>
-          <w14:ligatures w14:val="standardContextual"/>
-        </w:rPr>
-        <w:t>at this time.</w:t>
+        <w:t xml:space="preserve">small </w:t>
+      </w:r>
+      <w:r>
+        <w:t>50</w:t>
+      </w:r>
+      <w:r>
+        <w:t>-</w:t>
+      </w:r>
+      <w:r>
+        <w:t xml:space="preserve">ohm </w:t>
+      </w:r>
+      <w:r>
+        <w:t>coaxial cable. Any</w:t>
+      </w:r>
+      <w:r>
+        <w:t xml:space="preserve"> </w:t>
+      </w:r>
+      <w:r>
+        <w:t xml:space="preserve">phase difference </w:t>
+      </w:r>
+      <w:r>
+        <w:t>caused</w:t>
+      </w:r>
+      <w:r>
+        <w:t xml:space="preserve"> by the </w:t>
+      </w:r>
+      <w:r>
+        <w:t>coax length is corrected</w:t>
+      </w:r>
+      <w:r>
+        <w:t xml:space="preserve"> in sof</w:t>
+      </w:r>
+      <w:r>
+        <w:t xml:space="preserve">tware </w:t>
+      </w:r>
+      <w:r>
+        <w:t>during</w:t>
+      </w:r>
+      <w:r>
+        <w:t xml:space="preserve"> diversity</w:t>
+      </w:r>
+      <w:r>
+        <w:t xml:space="preserve"> calibration</w:t>
+      </w:r>
+      <w:r>
+        <w:t>. After calibration,</w:t>
+      </w:r>
+      <w:r>
+        <w:t xml:space="preserve"> diversity mode </w:t>
+      </w:r>
+      <w:r>
+        <w:t xml:space="preserve">can </w:t>
+      </w:r>
+      <w:r>
+        <w:t xml:space="preserve">use </w:t>
+      </w:r>
+      <w:r>
+        <w:t>t</w:t>
+      </w:r>
+      <w:r>
+        <w:t xml:space="preserve">wo antennas to determine </w:t>
+      </w:r>
+      <w:r>
+        <w:t xml:space="preserve">the directions of </w:t>
+      </w:r>
+      <w:r>
+        <w:t xml:space="preserve">transmitted </w:t>
+      </w:r>
+      <w:r>
+        <w:t xml:space="preserve">signals and </w:t>
+      </w:r>
+      <w:r>
+        <w:t xml:space="preserve">noise </w:t>
+      </w:r>
+      <w:r>
+        <w:t xml:space="preserve">and </w:t>
+      </w:r>
+      <w:r>
+        <w:t>to null interference.</w:t>
+      </w:r>
+      <w:r>
+        <w:t xml:space="preserve"> </w:t>
+      </w:r>
+      <w:r>
+        <w:t xml:space="preserve"> </w:t>
       </w:r>
     </w:p>
+    <w:p/>
+    <w:p>
+      <w:pPr>
+        <w:rPr>
+          <w:b/>
+          <w:bCs/>
+        </w:rPr>
+      </w:pPr>
+      <w:r>
+        <w:rPr>
+          <w:b/>
+          <w:bCs/>
+        </w:rPr>
+        <w:t>DUAL PE4312 ATTENUATOR MODULES</w:t>
+      </w:r>
+    </w:p>
+    <w:p/>
+    <w:p>
+      <w:r>
+        <w:t>Dual Attenuator Modules provide greater attenuation for RF input and output. A single-PE4312 module offers 0–31.5 dB of attenuation in 0.5 dB steps, while a dual-PE4312 module provides 0–63 dB in 1 dB steps. The single module is sufficient for most applications, but experimenters seeking greater attenuation may prefer the dual version. To use it, update the configuration file so the software supports the dual Attenuator Module.</w:t>
+      </w:r>
+    </w:p>
+    <w:p>
+      <w:pPr>
+        <w:jc w:val="center"/>
+      </w:pPr>
+      <w:r>
+        <w:rPr>
+          <w:noProof/>
+        </w:rPr>
+        <w:drawing>
+          <wp:inline distT="0" distB="0" distL="0" distR="0" wp14:anchorId="517F7041" wp14:editId="732FC1DC">
+            <wp:extent cx="1173480" cy="1368789"/>
+            <wp:effectExtent l="0" t="0" r="7620" b="3175"/>
+            <wp:docPr id="4" name="Picture 3" descr="The diagram illustrates a circuit board with a microcontroller (0.5 U1) connected to various components including a 7-pin header (F1), a quad-inline package (QFN20), a non-hermetic package (NH), a 4V3 voltage regulator (GL1C2 C1), and resistors (RF2 00, R2 R1), all interconnected for electronic functionality.&#10;&#10;AI-generated content may be incorrect."/>
+            <wp:cNvGraphicFramePr>
+              <a:graphicFrameLocks xmlns:a="http://schemas.openxmlformats.org/drawingml/2006/main" noChangeAspect="1"/>
+            </wp:cNvGraphicFramePr>
+            <a:graphic xmlns:a="http://schemas.openxmlformats.org/drawingml/2006/main">
+              <a:graphicData uri="http://schemas.openxmlformats.org/drawingml/2006/picture">
+                <pic:pic xmlns:pic="http://schemas.openxmlformats.org/drawingml/2006/picture">
+                  <pic:nvPicPr>
+                    <pic:cNvPr id="4" name="Picture 3" descr="The diagram illustrates a circuit board with a microcontroller (0.5 U1) connected to various components including a 7-pin header (F1), a quad-inline package (QFN20), a non-hermetic package (NH), a 4V3 voltage regulator (GL1C2 C1), and resistors (RF2 00, R2 R1), all interconnected for electronic functionality.&#10;&#10;AI-generated content may be incorrect."/>
+                    <pic:cNvPicPr>
+                      <a:picLocks noChangeAspect="1" noChangeArrowheads="1"/>
+                    </pic:cNvPicPr>
+                  </pic:nvPicPr>
+                  <pic:blipFill>
+                    <a:blip r:embed="rId13" cstate="print">
+                      <a:extLst>
+                        <a:ext uri="{28A0092B-C50C-407E-A947-70E740481C1C}">
+                          <a14:useLocalDpi xmlns:a14="http://schemas.microsoft.com/office/drawing/2010/main" val="0"/>
+                        </a:ext>
+                      </a:extLst>
+                    </a:blip>
+                    <a:srcRect/>
+                    <a:stretch>
+                      <a:fillRect/>
+                    </a:stretch>
+                  </pic:blipFill>
+                  <pic:spPr bwMode="auto">
+                    <a:xfrm>
+                      <a:off x="0" y="0"/>
+                      <a:ext cx="1186459" cy="1383928"/>
+                    </a:xfrm>
+                    <a:prstGeom prst="rect">
+                      <a:avLst/>
+                    </a:prstGeom>
+                    <a:noFill/>
+                    <a:ln>
+                      <a:noFill/>
+                    </a:ln>
+                  </pic:spPr>
+                </pic:pic>
+              </a:graphicData>
+            </a:graphic>
+          </wp:inline>
+        </w:drawing>
+      </w:r>
+      <w:r>
+        <w:t xml:space="preserve">                                 </w:t>
+      </w:r>
+      <w:r>
+        <w:rPr>
+          <w:noProof/>
+        </w:rPr>
+        <w:drawing>
+          <wp:inline distT="0" distB="0" distL="0" distR="0" wp14:anchorId="7EC990C6" wp14:editId="00C3D0D9">
+            <wp:extent cx="1180473" cy="1356360"/>
+            <wp:effectExtent l="0" t="0" r="635" b="0"/>
+            <wp:docPr id="1706026112" name="Picture 1" descr="The diagram depicts a circuit board with various electronic components, including resistors (R1, R2, R3), capacitors (C1, C2, C3), and a quad-packaged dual-function (QFN20) IC, along with power supply connections (3V3) and signal paths (RF1, RF2).&#10;&#10;AI-generated content may be incorrect."/>
+            <wp:cNvGraphicFramePr>
+              <a:graphicFrameLocks xmlns:a="http://schemas.openxmlformats.org/drawingml/2006/main" noChangeAspect="1"/>
+            </wp:cNvGraphicFramePr>
+            <a:graphic xmlns:a="http://schemas.openxmlformats.org/drawingml/2006/main">
+              <a:graphicData uri="http://schemas.openxmlformats.org/drawingml/2006/picture">
+                <pic:pic xmlns:pic="http://schemas.openxmlformats.org/drawingml/2006/picture">
+                  <pic:nvPicPr>
+                    <pic:cNvPr id="1706026112" name="Picture 1" descr="The diagram depicts a circuit board with various electronic components, including resistors (R1, R2, R3), capacitors (C1, C2, C3), and a quad-packaged dual-function (QFN20) IC, along with power supply connections (3V3) and signal paths (RF1, RF2).&#10;&#10;AI-generated content may be incorrect."/>
+                    <pic:cNvPicPr>
+                      <a:picLocks noChangeAspect="1" noChangeArrowheads="1"/>
+                    </pic:cNvPicPr>
+                  </pic:nvPicPr>
+                  <pic:blipFill>
+                    <a:blip r:embed="rId14" cstate="print">
+                      <a:extLst>
+                        <a:ext uri="{28A0092B-C50C-407E-A947-70E740481C1C}">
+                          <a14:useLocalDpi xmlns:a14="http://schemas.microsoft.com/office/drawing/2010/main" val="0"/>
+                        </a:ext>
+                      </a:extLst>
+                    </a:blip>
+                    <a:srcRect/>
+                    <a:stretch>
+                      <a:fillRect/>
+                    </a:stretch>
+                  </pic:blipFill>
+                  <pic:spPr bwMode="auto">
+                    <a:xfrm>
+                      <a:off x="0" y="0"/>
+                      <a:ext cx="1202847" cy="1382068"/>
+                    </a:xfrm>
+                    <a:prstGeom prst="rect">
+                      <a:avLst/>
+                    </a:prstGeom>
+                    <a:noFill/>
+                    <a:ln>
+                      <a:noFill/>
+                    </a:ln>
+                  </pic:spPr>
+                </pic:pic>
+              </a:graphicData>
+            </a:graphic>
+          </wp:inline>
+        </w:drawing>
+      </w:r>
+    </w:p>
+    <w:p/>
     <w:sectPr>
       <w:pgSz w:w="12240" w:h="15840"/>
       <w:pgMar w:top="1440" w:right="1440" w:bottom="1440" w:left="1440" w:header="0" w:footer="0" w:gutter="0"/>
@@ -6484,6 +6320,155 @@
     </w:lvl>
   </w:abstractNum>
   <w:abstractNum w:abstractNumId="14" w15:restartNumberingAfterBreak="0">
+    <w:nsid w:val="46667425"/>
+    <w:multiLevelType w:val="multilevel"/>
+    <w:tmpl w:val="FF78493E"/>
+    <w:lvl w:ilvl="0">
+      <w:start w:val="1"/>
+      <w:numFmt w:val="bullet"/>
+      <w:lvlText w:val=""/>
+      <w:lvlJc w:val="left"/>
+      <w:pPr>
+        <w:tabs>
+          <w:tab w:val="num" w:pos="720"/>
+        </w:tabs>
+        <w:ind w:left="720" w:hanging="360"/>
+      </w:pPr>
+      <w:rPr>
+        <w:rFonts w:ascii="Symbol" w:hAnsi="Symbol" w:hint="default"/>
+        <w:sz w:val="20"/>
+      </w:rPr>
+    </w:lvl>
+    <w:lvl w:ilvl="1" w:tentative="1">
+      <w:start w:val="1"/>
+      <w:numFmt w:val="bullet"/>
+      <w:lvlText w:val="o"/>
+      <w:lvlJc w:val="left"/>
+      <w:pPr>
+        <w:tabs>
+          <w:tab w:val="num" w:pos="1440"/>
+        </w:tabs>
+        <w:ind w:left="1440" w:hanging="360"/>
+      </w:pPr>
+      <w:rPr>
+        <w:rFonts w:ascii="Courier New" w:hAnsi="Courier New" w:hint="default"/>
+        <w:sz w:val="20"/>
+      </w:rPr>
+    </w:lvl>
+    <w:lvl w:ilvl="2" w:tentative="1">
+      <w:start w:val="1"/>
+      <w:numFmt w:val="bullet"/>
+      <w:lvlText w:val=""/>
+      <w:lvlJc w:val="left"/>
+      <w:pPr>
+        <w:tabs>
+          <w:tab w:val="num" w:pos="2160"/>
+        </w:tabs>
+        <w:ind w:left="2160" w:hanging="360"/>
+      </w:pPr>
+      <w:rPr>
+        <w:rFonts w:ascii="Wingdings" w:hAnsi="Wingdings" w:hint="default"/>
+        <w:sz w:val="20"/>
+      </w:rPr>
+    </w:lvl>
+    <w:lvl w:ilvl="3" w:tentative="1">
+      <w:start w:val="1"/>
+      <w:numFmt w:val="bullet"/>
+      <w:lvlText w:val=""/>
+      <w:lvlJc w:val="left"/>
+      <w:pPr>
+        <w:tabs>
+          <w:tab w:val="num" w:pos="2880"/>
+        </w:tabs>
+        <w:ind w:left="2880" w:hanging="360"/>
+      </w:pPr>
+      <w:rPr>
+        <w:rFonts w:ascii="Wingdings" w:hAnsi="Wingdings" w:hint="default"/>
+        <w:sz w:val="20"/>
+      </w:rPr>
+    </w:lvl>
+    <w:lvl w:ilvl="4" w:tentative="1">
+      <w:start w:val="1"/>
+      <w:numFmt w:val="bullet"/>
+      <w:lvlText w:val=""/>
+      <w:lvlJc w:val="left"/>
+      <w:pPr>
+        <w:tabs>
+          <w:tab w:val="num" w:pos="3600"/>
+        </w:tabs>
+        <w:ind w:left="3600" w:hanging="360"/>
+      </w:pPr>
+      <w:rPr>
+        <w:rFonts w:ascii="Wingdings" w:hAnsi="Wingdings" w:hint="default"/>
+        <w:sz w:val="20"/>
+      </w:rPr>
+    </w:lvl>
+    <w:lvl w:ilvl="5" w:tentative="1">
+      <w:start w:val="1"/>
+      <w:numFmt w:val="bullet"/>
+      <w:lvlText w:val=""/>
+      <w:lvlJc w:val="left"/>
+      <w:pPr>
+        <w:tabs>
+          <w:tab w:val="num" w:pos="4320"/>
+        </w:tabs>
+        <w:ind w:left="4320" w:hanging="360"/>
+      </w:pPr>
+      <w:rPr>
+        <w:rFonts w:ascii="Wingdings" w:hAnsi="Wingdings" w:hint="default"/>
+        <w:sz w:val="20"/>
+      </w:rPr>
+    </w:lvl>
+    <w:lvl w:ilvl="6" w:tentative="1">
+      <w:start w:val="1"/>
+      <w:numFmt w:val="bullet"/>
+      <w:lvlText w:val=""/>
+      <w:lvlJc w:val="left"/>
+      <w:pPr>
+        <w:tabs>
+          <w:tab w:val="num" w:pos="5040"/>
+        </w:tabs>
+        <w:ind w:left="5040" w:hanging="360"/>
+      </w:pPr>
+      <w:rPr>
+        <w:rFonts w:ascii="Wingdings" w:hAnsi="Wingdings" w:hint="default"/>
+        <w:sz w:val="20"/>
+      </w:rPr>
+    </w:lvl>
+    <w:lvl w:ilvl="7" w:tentative="1">
+      <w:start w:val="1"/>
+      <w:numFmt w:val="bullet"/>
+      <w:lvlText w:val=""/>
+      <w:lvlJc w:val="left"/>
+      <w:pPr>
+        <w:tabs>
+          <w:tab w:val="num" w:pos="5760"/>
+        </w:tabs>
+        <w:ind w:left="5760" w:hanging="360"/>
+      </w:pPr>
+      <w:rPr>
+        <w:rFonts w:ascii="Wingdings" w:hAnsi="Wingdings" w:hint="default"/>
+        <w:sz w:val="20"/>
+      </w:rPr>
+    </w:lvl>
+    <w:lvl w:ilvl="8" w:tentative="1">
+      <w:start w:val="1"/>
+      <w:numFmt w:val="bullet"/>
+      <w:lvlText w:val=""/>
+      <w:lvlJc w:val="left"/>
+      <w:pPr>
+        <w:tabs>
+          <w:tab w:val="num" w:pos="6480"/>
+        </w:tabs>
+        <w:ind w:left="6480" w:hanging="360"/>
+      </w:pPr>
+      <w:rPr>
+        <w:rFonts w:ascii="Wingdings" w:hAnsi="Wingdings" w:hint="default"/>
+        <w:sz w:val="20"/>
+      </w:rPr>
+    </w:lvl>
+  </w:abstractNum>
+  <w:abstractNum w:abstractNumId="15" w15:restartNumberingAfterBreak="0">
     <w:nsid w:val="4FED0281"/>
     <w:multiLevelType w:val="multilevel"/>
     <w:tmpl w:val="87BEF1A8"/>
@@ -6632,7 +6617,7 @@
       </w:rPr>
     </w:lvl>
   </w:abstractNum>
-  <w:abstractNum w:abstractNumId="15" w15:restartNumberingAfterBreak="0">
+  <w:abstractNum w:abstractNumId="16" w15:restartNumberingAfterBreak="0">
     <w:nsid w:val="50BF01DF"/>
     <w:multiLevelType w:val="multilevel"/>
     <w:tmpl w:val="DE54C686"/>
@@ -6781,7 +6766,7 @@
       </w:rPr>
     </w:lvl>
   </w:abstractNum>
-  <w:abstractNum w:abstractNumId="16" w15:restartNumberingAfterBreak="0">
+  <w:abstractNum w:abstractNumId="17" w15:restartNumberingAfterBreak="0">
     <w:nsid w:val="57105246"/>
     <w:multiLevelType w:val="multilevel"/>
     <w:tmpl w:val="2A125514"/>
@@ -6894,7 +6879,156 @@
       </w:pPr>
     </w:lvl>
   </w:abstractNum>
-  <w:abstractNum w:abstractNumId="17" w15:restartNumberingAfterBreak="0">
+  <w:abstractNum w:abstractNumId="18" w15:restartNumberingAfterBreak="0">
+    <w:nsid w:val="58533A53"/>
+    <w:multiLevelType w:val="multilevel"/>
+    <w:tmpl w:val="9DE28EC0"/>
+    <w:lvl w:ilvl="0">
+      <w:start w:val="1"/>
+      <w:numFmt w:val="bullet"/>
+      <w:lvlText w:val=""/>
+      <w:lvlJc w:val="left"/>
+      <w:pPr>
+        <w:tabs>
+          <w:tab w:val="num" w:pos="720"/>
+        </w:tabs>
+        <w:ind w:left="720" w:hanging="360"/>
+      </w:pPr>
+      <w:rPr>
+        <w:rFonts w:ascii="Symbol" w:hAnsi="Symbol" w:hint="default"/>
+        <w:sz w:val="20"/>
+      </w:rPr>
+    </w:lvl>
+    <w:lvl w:ilvl="1" w:tentative="1">
+      <w:start w:val="1"/>
+      <w:numFmt w:val="bullet"/>
+      <w:lvlText w:val="o"/>
+      <w:lvlJc w:val="left"/>
+      <w:pPr>
+        <w:tabs>
+          <w:tab w:val="num" w:pos="1440"/>
+        </w:tabs>
+        <w:ind w:left="1440" w:hanging="360"/>
+      </w:pPr>
+      <w:rPr>
+        <w:rFonts w:ascii="Courier New" w:hAnsi="Courier New" w:hint="default"/>
+        <w:sz w:val="20"/>
+      </w:rPr>
+    </w:lvl>
+    <w:lvl w:ilvl="2" w:tentative="1">
+      <w:start w:val="1"/>
+      <w:numFmt w:val="bullet"/>
+      <w:lvlText w:val=""/>
+      <w:lvlJc w:val="left"/>
+      <w:pPr>
+        <w:tabs>
+          <w:tab w:val="num" w:pos="2160"/>
+        </w:tabs>
+        <w:ind w:left="2160" w:hanging="360"/>
+      </w:pPr>
+      <w:rPr>
+        <w:rFonts w:ascii="Wingdings" w:hAnsi="Wingdings" w:hint="default"/>
+        <w:sz w:val="20"/>
+      </w:rPr>
+    </w:lvl>
+    <w:lvl w:ilvl="3" w:tentative="1">
+      <w:start w:val="1"/>
+      <w:numFmt w:val="bullet"/>
+      <w:lvlText w:val=""/>
+      <w:lvlJc w:val="left"/>
+      <w:pPr>
+        <w:tabs>
+          <w:tab w:val="num" w:pos="2880"/>
+        </w:tabs>
+        <w:ind w:left="2880" w:hanging="360"/>
+      </w:pPr>
+      <w:rPr>
+        <w:rFonts w:ascii="Wingdings" w:hAnsi="Wingdings" w:hint="default"/>
+        <w:sz w:val="20"/>
+      </w:rPr>
+    </w:lvl>
+    <w:lvl w:ilvl="4" w:tentative="1">
+      <w:start w:val="1"/>
+      <w:numFmt w:val="bullet"/>
+      <w:lvlText w:val=""/>
+      <w:lvlJc w:val="left"/>
+      <w:pPr>
+        <w:tabs>
+          <w:tab w:val="num" w:pos="3600"/>
+        </w:tabs>
+        <w:ind w:left="3600" w:hanging="360"/>
+      </w:pPr>
+      <w:rPr>
+        <w:rFonts w:ascii="Wingdings" w:hAnsi="Wingdings" w:hint="default"/>
+        <w:sz w:val="20"/>
+      </w:rPr>
+    </w:lvl>
+    <w:lvl w:ilvl="5" w:tentative="1">
+      <w:start w:val="1"/>
+      <w:numFmt w:val="bullet"/>
+      <w:lvlText w:val=""/>
+      <w:lvlJc w:val="left"/>
+      <w:pPr>
+        <w:tabs>
+          <w:tab w:val="num" w:pos="4320"/>
+        </w:tabs>
+        <w:ind w:left="4320" w:hanging="360"/>
+      </w:pPr>
+      <w:rPr>
+        <w:rFonts w:ascii="Wingdings" w:hAnsi="Wingdings" w:hint="default"/>
+        <w:sz w:val="20"/>
+      </w:rPr>
+    </w:lvl>
+    <w:lvl w:ilvl="6" w:tentative="1">
+      <w:start w:val="1"/>
+      <w:numFmt w:val="bullet"/>
+      <w:lvlText w:val=""/>
+      <w:lvlJc w:val="left"/>
+      <w:pPr>
+        <w:tabs>
+          <w:tab w:val="num" w:pos="5040"/>
+        </w:tabs>
+        <w:ind w:left="5040" w:hanging="360"/>
+      </w:pPr>
+      <w:rPr>
+        <w:rFonts w:ascii="Wingdings" w:hAnsi="Wingdings" w:hint="default"/>
+        <w:sz w:val="20"/>
+      </w:rPr>
+    </w:lvl>
+    <w:lvl w:ilvl="7" w:tentative="1">
+      <w:start w:val="1"/>
+      <w:numFmt w:val="bullet"/>
+      <w:lvlText w:val=""/>
+      <w:lvlJc w:val="left"/>
+      <w:pPr>
+        <w:tabs>
+          <w:tab w:val="num" w:pos="5760"/>
+        </w:tabs>
+        <w:ind w:left="5760" w:hanging="360"/>
+      </w:pPr>
+      <w:rPr>
+        <w:rFonts w:ascii="Wingdings" w:hAnsi="Wingdings" w:hint="default"/>
+        <w:sz w:val="20"/>
+      </w:rPr>
+    </w:lvl>
+    <w:lvl w:ilvl="8" w:tentative="1">
+      <w:start w:val="1"/>
+      <w:numFmt w:val="bullet"/>
+      <w:lvlText w:val=""/>
+      <w:lvlJc w:val="left"/>
+      <w:pPr>
+        <w:tabs>
+          <w:tab w:val="num" w:pos="6480"/>
+        </w:tabs>
+        <w:ind w:left="6480" w:hanging="360"/>
+      </w:pPr>
+      <w:rPr>
+        <w:rFonts w:ascii="Wingdings" w:hAnsi="Wingdings" w:hint="default"/>
+        <w:sz w:val="20"/>
+      </w:rPr>
+    </w:lvl>
+  </w:abstractNum>
+  <w:abstractNum w:abstractNumId="19" w15:restartNumberingAfterBreak="0">
     <w:nsid w:val="67991E19"/>
     <w:multiLevelType w:val="multilevel"/>
     <w:tmpl w:val="D258042E"/>
@@ -7043,7 +7177,156 @@
       </w:rPr>
     </w:lvl>
   </w:abstractNum>
-  <w:abstractNum w:abstractNumId="18" w15:restartNumberingAfterBreak="0">
+  <w:abstractNum w:abstractNumId="20" w15:restartNumberingAfterBreak="0">
+    <w:nsid w:val="6CF953B3"/>
+    <w:multiLevelType w:val="multilevel"/>
+    <w:tmpl w:val="A88232FA"/>
+    <w:lvl w:ilvl="0">
+      <w:start w:val="1"/>
+      <w:numFmt w:val="bullet"/>
+      <w:lvlText w:val=""/>
+      <w:lvlJc w:val="left"/>
+      <w:pPr>
+        <w:tabs>
+          <w:tab w:val="num" w:pos="720"/>
+        </w:tabs>
+        <w:ind w:left="720" w:hanging="360"/>
+      </w:pPr>
+      <w:rPr>
+        <w:rFonts w:ascii="Symbol" w:hAnsi="Symbol" w:hint="default"/>
+        <w:sz w:val="20"/>
+      </w:rPr>
+    </w:lvl>
+    <w:lvl w:ilvl="1" w:tentative="1">
+      <w:start w:val="1"/>
+      <w:numFmt w:val="bullet"/>
+      <w:lvlText w:val="o"/>
+      <w:lvlJc w:val="left"/>
+      <w:pPr>
+        <w:tabs>
+          <w:tab w:val="num" w:pos="1440"/>
+        </w:tabs>
+        <w:ind w:left="1440" w:hanging="360"/>
+      </w:pPr>
+      <w:rPr>
+        <w:rFonts w:ascii="Courier New" w:hAnsi="Courier New" w:hint="default"/>
+        <w:sz w:val="20"/>
+      </w:rPr>
+    </w:lvl>
+    <w:lvl w:ilvl="2" w:tentative="1">
+      <w:start w:val="1"/>
+      <w:numFmt w:val="bullet"/>
+      <w:lvlText w:val=""/>
+      <w:lvlJc w:val="left"/>
+      <w:pPr>
+        <w:tabs>
+          <w:tab w:val="num" w:pos="2160"/>
+        </w:tabs>
+        <w:ind w:left="2160" w:hanging="360"/>
+      </w:pPr>
+      <w:rPr>
+        <w:rFonts w:ascii="Wingdings" w:hAnsi="Wingdings" w:hint="default"/>
+        <w:sz w:val="20"/>
+      </w:rPr>
+    </w:lvl>
+    <w:lvl w:ilvl="3" w:tentative="1">
+      <w:start w:val="1"/>
+      <w:numFmt w:val="bullet"/>
+      <w:lvlText w:val=""/>
+      <w:lvlJc w:val="left"/>
+      <w:pPr>
+        <w:tabs>
+          <w:tab w:val="num" w:pos="2880"/>
+        </w:tabs>
+        <w:ind w:left="2880" w:hanging="360"/>
+      </w:pPr>
+      <w:rPr>
+        <w:rFonts w:ascii="Wingdings" w:hAnsi="Wingdings" w:hint="default"/>
+        <w:sz w:val="20"/>
+      </w:rPr>
+    </w:lvl>
+    <w:lvl w:ilvl="4" w:tentative="1">
+      <w:start w:val="1"/>
+      <w:numFmt w:val="bullet"/>
+      <w:lvlText w:val=""/>
+      <w:lvlJc w:val="left"/>
+      <w:pPr>
+        <w:tabs>
+          <w:tab w:val="num" w:pos="3600"/>
+        </w:tabs>
+        <w:ind w:left="3600" w:hanging="360"/>
+      </w:pPr>
+      <w:rPr>
+        <w:rFonts w:ascii="Wingdings" w:hAnsi="Wingdings" w:hint="default"/>
+        <w:sz w:val="20"/>
+      </w:rPr>
+    </w:lvl>
+    <w:lvl w:ilvl="5" w:tentative="1">
+      <w:start w:val="1"/>
+      <w:numFmt w:val="bullet"/>
+      <w:lvlText w:val=""/>
+      <w:lvlJc w:val="left"/>
+      <w:pPr>
+        <w:tabs>
+          <w:tab w:val="num" w:pos="4320"/>
+        </w:tabs>
+        <w:ind w:left="4320" w:hanging="360"/>
+      </w:pPr>
+      <w:rPr>
+        <w:rFonts w:ascii="Wingdings" w:hAnsi="Wingdings" w:hint="default"/>
+        <w:sz w:val="20"/>
+      </w:rPr>
+    </w:lvl>
+    <w:lvl w:ilvl="6" w:tentative="1">
+      <w:start w:val="1"/>
+      <w:numFmt w:val="bullet"/>
+      <w:lvlText w:val=""/>
+      <w:lvlJc w:val="left"/>
+      <w:pPr>
+        <w:tabs>
+          <w:tab w:val="num" w:pos="5040"/>
+        </w:tabs>
+        <w:ind w:left="5040" w:hanging="360"/>
+      </w:pPr>
+      <w:rPr>
+        <w:rFonts w:ascii="Wingdings" w:hAnsi="Wingdings" w:hint="default"/>
+        <w:sz w:val="20"/>
+      </w:rPr>
+    </w:lvl>
+    <w:lvl w:ilvl="7" w:tentative="1">
+      <w:start w:val="1"/>
+      <w:numFmt w:val="bullet"/>
+      <w:lvlText w:val=""/>
+      <w:lvlJc w:val="left"/>
+      <w:pPr>
+        <w:tabs>
+          <w:tab w:val="num" w:pos="5760"/>
+        </w:tabs>
+        <w:ind w:left="5760" w:hanging="360"/>
+      </w:pPr>
+      <w:rPr>
+        <w:rFonts w:ascii="Wingdings" w:hAnsi="Wingdings" w:hint="default"/>
+        <w:sz w:val="20"/>
+      </w:rPr>
+    </w:lvl>
+    <w:lvl w:ilvl="8" w:tentative="1">
+      <w:start w:val="1"/>
+      <w:numFmt w:val="bullet"/>
+      <w:lvlText w:val=""/>
+      <w:lvlJc w:val="left"/>
+      <w:pPr>
+        <w:tabs>
+          <w:tab w:val="num" w:pos="6480"/>
+        </w:tabs>
+        <w:ind w:left="6480" w:hanging="360"/>
+      </w:pPr>
+      <w:rPr>
+        <w:rFonts w:ascii="Wingdings" w:hAnsi="Wingdings" w:hint="default"/>
+        <w:sz w:val="20"/>
+      </w:rPr>
+    </w:lvl>
+  </w:abstractNum>
+  <w:abstractNum w:abstractNumId="21" w15:restartNumberingAfterBreak="0">
     <w:nsid w:val="71F91B03"/>
     <w:multiLevelType w:val="multilevel"/>
     <w:tmpl w:val="CD04C352"/>
@@ -7192,7 +7475,7 @@
       </w:rPr>
     </w:lvl>
   </w:abstractNum>
-  <w:abstractNum w:abstractNumId="19" w15:restartNumberingAfterBreak="0">
+  <w:abstractNum w:abstractNumId="22" w15:restartNumberingAfterBreak="0">
     <w:nsid w:val="7D016996"/>
     <w:multiLevelType w:val="multilevel"/>
     <w:tmpl w:val="C7F0E7C2"/>
@@ -7822,16 +8105,16 @@
     <w:abstractNumId w:val="6"/>
   </w:num>
   <w:num w:numId="8" w16cid:durableId="1027874944">
-    <w:abstractNumId w:val="19"/>
+    <w:abstractNumId w:val="22"/>
   </w:num>
   <w:num w:numId="9" w16cid:durableId="197284732">
     <w:abstractNumId w:val="4"/>
   </w:num>
   <w:num w:numId="10" w16cid:durableId="272828948">
-    <w:abstractNumId w:val="16"/>
+    <w:abstractNumId w:val="17"/>
   </w:num>
   <w:num w:numId="11" w16cid:durableId="1317301641">
-    <w:abstractNumId w:val="18"/>
+    <w:abstractNumId w:val="21"/>
   </w:num>
   <w:num w:numId="12" w16cid:durableId="1138960778">
     <w:abstractNumId w:val="10"/>
@@ -7840,7 +8123,7 @@
     <w:abstractNumId w:val="9"/>
   </w:num>
   <w:num w:numId="14" w16cid:durableId="1303533884">
-    <w:abstractNumId w:val="17"/>
+    <w:abstractNumId w:val="19"/>
   </w:num>
   <w:num w:numId="15" w16cid:durableId="1479035713">
     <w:abstractNumId w:val="3"/>
@@ -7855,10 +8138,10 @@
     <w:abstractNumId w:val="5"/>
   </w:num>
   <w:num w:numId="19" w16cid:durableId="912467946">
-    <w:abstractNumId w:val="14"/>
+    <w:abstractNumId w:val="15"/>
   </w:num>
   <w:num w:numId="20" w16cid:durableId="1339775984">
-    <w:abstractNumId w:val="15"/>
+    <w:abstractNumId w:val="16"/>
   </w:num>
   <w:num w:numId="21" w16cid:durableId="1430925081">
     <w:abstractNumId w:val="7"/>
@@ -7868,6 +8151,15 @@
   </w:num>
   <w:num w:numId="23" w16cid:durableId="1669137930">
     <w:abstractNumId w:val="0"/>
+  </w:num>
+  <w:num w:numId="24" w16cid:durableId="205027771">
+    <w:abstractNumId w:val="20"/>
+  </w:num>
+  <w:num w:numId="25" w16cid:durableId="1680500295">
+    <w:abstractNumId w:val="18"/>
+  </w:num>
+  <w:num w:numId="26" w16cid:durableId="320815964">
+    <w:abstractNumId w:val="14"/>
   </w:num>
 </w:numbering>
 </file>
@@ -8481,6 +8773,7 @@
   <w:style w:type="character" w:default="1" w:styleId="DefaultParagraphFont">
     <w:name w:val="Default Paragraph Font"/>
     <w:uiPriority w:val="1"/>
+    <w:semiHidden/>
     <w:unhideWhenUsed/>
   </w:style>
   <w:style w:type="table" w:default="1" w:styleId="TableNormal">
